--- a/TeKnowledge February_2026 Report - AB Zambia.docx
+++ b/TeKnowledge February_2026 Report - AB Zambia.docx
@@ -1,6 +1,6 @@
 
 <file path=word/document.xml><?xml version="1.0" encoding="utf-8"?>
-<w:document xmlns:wpc="http://schemas.microsoft.com/office/word/2010/wordprocessingCanvas" xmlns:cx="http://schemas.microsoft.com/office/drawing/2014/chartex" xmlns:cx1="http://schemas.microsoft.com/office/drawing/2015/9/8/chartex" xmlns:cx2="http://schemas.microsoft.com/office/drawing/2015/10/21/chartex" xmlns:cx3="http://schemas.microsoft.com/office/drawing/2016/5/9/chartex" xmlns:cx4="http://schemas.microsoft.com/office/drawing/2016/5/10/chartex" xmlns:cx5="http://schemas.microsoft.com/office/drawing/2016/5/11/chartex" xmlns:cx6="http://schemas.microsoft.com/office/drawing/2016/5/12/chartex" xmlns:cx7="http://schemas.microsoft.com/office/drawing/2016/5/13/chartex" xmlns:cx8="http://schemas.microsoft.com/office/drawing/2016/5/14/chartex" xmlns:mc="http://schemas.openxmlformats.org/markup-compatibility/2006" xmlns:aink="http://schemas.microsoft.com/office/drawing/2016/ink" xmlns:am3d="http://schemas.microsoft.com/office/drawing/2017/model3d" xmlns:o="urn:schemas-microsoft-com:office:office" xmlns:r="http://schemas.openxmlformats.org/officeDocument/2006/relationships" xmlns:m="http://schemas.openxmlformats.org/officeDocument/2006/math" xmlns:v="urn:schemas-microsoft-com:vml" xmlns:wp14="http://schemas.microsoft.com/office/word/2010/wordprocessingDrawing" xmlns:wp="http://schemas.openxmlformats.org/drawingml/2006/wordprocessingDrawing" xmlns:w10="urn:schemas-microsoft-com:office:word" xmlns:w="http://schemas.openxmlformats.org/wordprocessingml/2006/main" xmlns:w14="http://schemas.microsoft.com/office/word/2010/wordml" xmlns:w15="http://schemas.microsoft.com/office/word/2012/wordml" xmlns:w16cex="http://schemas.microsoft.com/office/word/2018/wordml/cex" xmlns:w16cid="http://schemas.microsoft.com/office/word/2016/wordml/cid" xmlns:w16="http://schemas.microsoft.com/office/word/2018/wordml" xmlns:w16sdtdh="http://schemas.microsoft.com/office/word/2020/wordml/sdtdatahash" xmlns:w16se="http://schemas.microsoft.com/office/word/2015/wordml/symex" xmlns:wpg="http://schemas.microsoft.com/office/word/2010/wordprocessingGroup" xmlns:wpi="http://schemas.microsoft.com/office/word/2010/wordprocessingInk" xmlns:wne="http://schemas.microsoft.com/office/word/2006/wordml" xmlns:wps="http://schemas.microsoft.com/office/word/2010/wordprocessingShape" mc:Ignorable="w14 w15 w16se w16cid w16 w16cex w16sdtdh wp14">
+<w:document xmlns:wpc="http://schemas.microsoft.com/office/word/2010/wordprocessingCanvas" xmlns:cx="http://schemas.microsoft.com/office/drawing/2014/chartex" xmlns:cx1="http://schemas.microsoft.com/office/drawing/2015/9/8/chartex" xmlns:cx2="http://schemas.microsoft.com/office/drawing/2015/10/21/chartex" xmlns:cx3="http://schemas.microsoft.com/office/drawing/2016/5/9/chartex" xmlns:cx4="http://schemas.microsoft.com/office/drawing/2016/5/10/chartex" xmlns:cx5="http://schemas.microsoft.com/office/drawing/2016/5/11/chartex" xmlns:cx6="http://schemas.microsoft.com/office/drawing/2016/5/12/chartex" xmlns:cx7="http://schemas.microsoft.com/office/drawing/2016/5/13/chartex" xmlns:cx8="http://schemas.microsoft.com/office/drawing/2016/5/14/chartex" xmlns:mc="http://schemas.openxmlformats.org/markup-compatibility/2006" xmlns:aink="http://schemas.microsoft.com/office/drawing/2016/ink" xmlns:am3d="http://schemas.microsoft.com/office/drawing/2017/model3d" xmlns:o="urn:schemas-microsoft-com:office:office" xmlns:oel="http://schemas.microsoft.com/office/2019/extlst" xmlns:r="http://schemas.openxmlformats.org/officeDocument/2006/relationships" xmlns:m="http://schemas.openxmlformats.org/officeDocument/2006/math" xmlns:v="urn:schemas-microsoft-com:vml" xmlns:wp14="http://schemas.microsoft.com/office/word/2010/wordprocessingDrawing" xmlns:wp="http://schemas.openxmlformats.org/drawingml/2006/wordprocessingDrawing" xmlns:w10="urn:schemas-microsoft-com:office:word" xmlns:w="http://schemas.openxmlformats.org/wordprocessingml/2006/main" xmlns:w14="http://schemas.microsoft.com/office/word/2010/wordml" xmlns:w15="http://schemas.microsoft.com/office/word/2012/wordml" xmlns:w16cex="http://schemas.microsoft.com/office/word/2018/wordml/cex" xmlns:w16cid="http://schemas.microsoft.com/office/word/2016/wordml/cid" xmlns:w16="http://schemas.microsoft.com/office/word/2018/wordml" xmlns:w16du="http://schemas.microsoft.com/office/word/2023/wordml/word16du" xmlns:w16sdtdh="http://schemas.microsoft.com/office/word/2020/wordml/sdtdatahash" xmlns:w16sdtfl="http://schemas.microsoft.com/office/word/2024/wordml/sdtformatlock" xmlns:w16se="http://schemas.microsoft.com/office/word/2015/wordml/symex" xmlns:wpg="http://schemas.microsoft.com/office/word/2010/wordprocessingGroup" xmlns:wpi="http://schemas.microsoft.com/office/word/2010/wordprocessingInk" xmlns:wne="http://schemas.microsoft.com/office/word/2006/wordml" xmlns:wps="http://schemas.microsoft.com/office/word/2010/wordprocessingShape" mc:Ignorable="w14 w15 w16se w16cid w16 w16cex w16sdtdh w16sdtfl w16du wp14">
   <w:body>
     <w:p>
       <w:pPr>
@@ -295,7 +295,7 @@
                     <v:stroke joinstyle="miter"/>
                     <v:path gradientshapeok="t" o:connecttype="rect"/>
                   </v:shapetype>
-                  <v:shape id="Text Box 2" o:spid="_x0000_s1026" type="#_x0000_t202" style="position:absolute;margin-left:-32.9pt;margin-top:546.45pt;width:242.55pt;height:53.1pt;z-index:251658241;visibility:visible;mso-wrap-style:square;mso-width-percent:0;mso-height-percent:0;mso-wrap-distance-left:9pt;mso-wrap-distance-top:3.6pt;mso-wrap-distance-right:9pt;mso-wrap-distance-bottom:3.6pt;mso-position-horizontal:absolute;mso-position-horizontal-relative:margin;mso-position-vertical:absolute;mso-position-vertical-relative:text;mso-width-percent:0;mso-height-percent:0;mso-width-relative:margin;mso-height-relative:margin;v-text-anchor:top" o:gfxdata="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" filled="f" stroked="f">
+                  <v:shape id="Text Box 2" o:spid="_x0000_s1026" type="#_x0000_t202" style="position:absolute;margin-left:-32.9pt;margin-top:546.45pt;width:242.55pt;height:53.1pt;z-index:251658241;visibility:visible;mso-wrap-style:square;mso-width-percent:0;mso-height-percent:0;mso-wrap-distance-left:9pt;mso-wrap-distance-top:3.6pt;mso-wrap-distance-right:9pt;mso-wrap-distance-bottom:3.6pt;mso-position-horizontal:absolute;mso-position-horizontal-relative:margin;mso-position-vertical:absolute;mso-position-vertical-relative:text;mso-width-percent:0;mso-height-percent:0;mso-width-relative:margin;mso-height-relative:margin;v-text-anchor:top" o:gfxdata="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" filled="f" stroked="f">
                     <v:textbox>
                       <w:txbxContent>
                         <w:p>
@@ -508,7 +508,7 @@
               </mc:Choice>
               <mc:Fallback>
                 <w:pict>
-                  <v:shape w14:anchorId="2CCF537E" id="_x0000_s1027" type="#_x0000_t202" style="position:absolute;margin-left:-33.3pt;margin-top:419.2pt;width:364.5pt;height:123pt;z-index:251658240;visibility:visible;mso-wrap-style:square;mso-width-percent:0;mso-height-percent:0;mso-wrap-distance-left:9pt;mso-wrap-distance-top:3.6pt;mso-wrap-distance-right:9pt;mso-wrap-distance-bottom:3.6pt;mso-position-horizontal:absolute;mso-position-horizontal-relative:margin;mso-position-vertical:absolute;mso-position-vertical-relative:text;mso-width-percent:0;mso-height-percent:0;mso-width-relative:margin;mso-height-relative:margin;v-text-anchor:top" o:gfxdata="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" filled="f" stroked="f">
+                  <v:shape w14:anchorId="2CCF537E" id="_x0000_s1027" type="#_x0000_t202" style="position:absolute;margin-left:-33.3pt;margin-top:419.2pt;width:364.5pt;height:123pt;z-index:251658240;visibility:visible;mso-wrap-style:square;mso-width-percent:0;mso-height-percent:0;mso-wrap-distance-left:9pt;mso-wrap-distance-top:3.6pt;mso-wrap-distance-right:9pt;mso-wrap-distance-bottom:3.6pt;mso-position-horizontal:absolute;mso-position-horizontal-relative:margin;mso-position-vertical:absolute;mso-position-vertical-relative:text;mso-width-percent:0;mso-height-percent:0;mso-width-relative:margin;mso-height-relative:margin;v-text-anchor:top" o:gfxdata="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" filled="f" stroked="f">
                     <v:textbox>
                       <w:txbxContent>
                         <w:p>
@@ -673,7 +673,7 @@
           <w:pPr>
             <w:pStyle w:val="TOC1"/>
             <w:tabs>
-              <w:tab w:val="left" w:pos="400"/>
+              <w:tab w:val="left" w:pos="600"/>
             </w:tabs>
             <w:rPr>
               <w:rFonts w:asciiTheme="minorHAnsi" w:eastAsiaTheme="minorEastAsia" w:hAnsiTheme="minorHAnsi" w:cstheme="minorBidi"/>
@@ -682,8 +682,10 @@
               <w:caps w:val="0"/>
               <w:noProof/>
               <w:color w:val="auto"/>
-              <w:sz w:val="22"/>
-              <w:szCs w:val="22"/>
+              <w:kern w:val="2"/>
+              <w:sz w:val="24"/>
+              <w:szCs w:val="24"/>
+              <w14:ligatures w14:val="standardContextual"/>
             </w:rPr>
           </w:pPr>
           <w:r>
@@ -710,7 +712,7 @@
             </w:rPr>
             <w:fldChar w:fldCharType="separate"/>
           </w:r>
-          <w:hyperlink w:anchor="_Toc223285235" w:history="1">
+          <w:hyperlink w:anchor="_Toc223344412" w:history="1">
             <w:r>
               <w:rPr>
                 <w:rStyle w:val="Hyperlink"/>
@@ -727,8 +729,10 @@
                 <w:caps w:val="0"/>
                 <w:noProof/>
                 <w:color w:val="auto"/>
-                <w:sz w:val="22"/>
-                <w:szCs w:val="22"/>
+                <w:kern w:val="2"/>
+                <w:sz w:val="24"/>
+                <w:szCs w:val="24"/>
+                <w14:ligatures w14:val="standardContextual"/>
               </w:rPr>
               <w:tab/>
             </w:r>
@@ -759,7 +763,7 @@
                 <w:noProof/>
                 <w:webHidden/>
               </w:rPr>
-              <w:instrText xml:space="preserve"> PAGEREF _Toc223285235 \h </w:instrText>
+              <w:instrText xml:space="preserve"> PAGEREF _Toc223344412 \h </w:instrText>
             </w:r>
             <w:r>
               <w:rPr>
@@ -802,11 +806,13 @@
               <w:smallCaps w:val="0"/>
               <w:noProof/>
               <w:color w:val="auto"/>
-              <w:sz w:val="22"/>
-              <w:szCs w:val="22"/>
+              <w:kern w:val="2"/>
+              <w:sz w:val="24"/>
+              <w:szCs w:val="24"/>
+              <w14:ligatures w14:val="standardContextual"/>
             </w:rPr>
           </w:pPr>
-          <w:hyperlink w:anchor="_Toc223285236" w:history="1">
+          <w:hyperlink w:anchor="_Toc223344413" w:history="1">
             <w:r>
               <w:rPr>
                 <w:rStyle w:val="Hyperlink"/>
@@ -821,8 +827,10 @@
                 <w:smallCaps w:val="0"/>
                 <w:noProof/>
                 <w:color w:val="auto"/>
-                <w:sz w:val="22"/>
-                <w:szCs w:val="22"/>
+                <w:kern w:val="2"/>
+                <w:sz w:val="24"/>
+                <w:szCs w:val="24"/>
+                <w14:ligatures w14:val="standardContextual"/>
               </w:rPr>
               <w:tab/>
             </w:r>
@@ -853,7 +861,7 @@
                 <w:noProof/>
                 <w:webHidden/>
               </w:rPr>
-              <w:instrText xml:space="preserve"> PAGEREF _Toc223285236 \h </w:instrText>
+              <w:instrText xml:space="preserve"> PAGEREF _Toc223344413 \h </w:instrText>
             </w:r>
             <w:r>
               <w:rPr>
@@ -897,11 +905,13 @@
               <w:iCs w:val="0"/>
               <w:noProof/>
               <w:color w:val="auto"/>
-              <w:sz w:val="22"/>
-              <w:szCs w:val="22"/>
+              <w:kern w:val="2"/>
+              <w:sz w:val="24"/>
+              <w:szCs w:val="24"/>
+              <w14:ligatures w14:val="standardContextual"/>
             </w:rPr>
           </w:pPr>
-          <w:hyperlink w:anchor="_Toc223285237" w:history="1">
+          <w:hyperlink w:anchor="_Toc223344414" w:history="1">
             <w:r>
               <w:rPr>
                 <w:rStyle w:val="Hyperlink"/>
@@ -917,8 +927,10 @@
                 <w:iCs w:val="0"/>
                 <w:noProof/>
                 <w:color w:val="auto"/>
-                <w:sz w:val="22"/>
-                <w:szCs w:val="22"/>
+                <w:kern w:val="2"/>
+                <w:sz w:val="24"/>
+                <w:szCs w:val="24"/>
+                <w14:ligatures w14:val="standardContextual"/>
               </w:rPr>
               <w:tab/>
             </w:r>
@@ -949,7 +961,7 @@
                 <w:noProof/>
                 <w:webHidden/>
               </w:rPr>
-              <w:instrText xml:space="preserve"> PAGEREF _Toc223285237 \h </w:instrText>
+              <w:instrText xml:space="preserve"> PAGEREF _Toc223344414 \h </w:instrText>
             </w:r>
             <w:r>
               <w:rPr>
@@ -993,11 +1005,13 @@
               <w:iCs w:val="0"/>
               <w:noProof/>
               <w:color w:val="auto"/>
-              <w:sz w:val="22"/>
-              <w:szCs w:val="22"/>
+              <w:kern w:val="2"/>
+              <w:sz w:val="24"/>
+              <w:szCs w:val="24"/>
+              <w14:ligatures w14:val="standardContextual"/>
             </w:rPr>
           </w:pPr>
-          <w:hyperlink w:anchor="_Toc223285238" w:history="1">
+          <w:hyperlink w:anchor="_Toc223344415" w:history="1">
             <w:r>
               <w:rPr>
                 <w:rStyle w:val="Hyperlink"/>
@@ -1013,8 +1027,10 @@
                 <w:iCs w:val="0"/>
                 <w:noProof/>
                 <w:color w:val="auto"/>
-                <w:sz w:val="22"/>
-                <w:szCs w:val="22"/>
+                <w:kern w:val="2"/>
+                <w:sz w:val="24"/>
+                <w:szCs w:val="24"/>
+                <w14:ligatures w14:val="standardContextual"/>
               </w:rPr>
               <w:tab/>
             </w:r>
@@ -1045,7 +1061,7 @@
                 <w:noProof/>
                 <w:webHidden/>
               </w:rPr>
-              <w:instrText xml:space="preserve"> PAGEREF _Toc223285238 \h </w:instrText>
+              <w:instrText xml:space="preserve"> PAGEREF _Toc223344415 \h </w:instrText>
             </w:r>
             <w:r>
               <w:rPr>
@@ -1088,11 +1104,13 @@
               <w:smallCaps w:val="0"/>
               <w:noProof/>
               <w:color w:val="auto"/>
-              <w:sz w:val="22"/>
-              <w:szCs w:val="22"/>
+              <w:kern w:val="2"/>
+              <w:sz w:val="24"/>
+              <w:szCs w:val="24"/>
+              <w14:ligatures w14:val="standardContextual"/>
             </w:rPr>
           </w:pPr>
-          <w:hyperlink w:anchor="_Toc223285239" w:history="1">
+          <w:hyperlink w:anchor="_Toc223344416" w:history="1">
             <w:r>
               <w:rPr>
                 <w:rStyle w:val="Hyperlink"/>
@@ -1107,8 +1125,10 @@
                 <w:smallCaps w:val="0"/>
                 <w:noProof/>
                 <w:color w:val="auto"/>
-                <w:sz w:val="22"/>
-                <w:szCs w:val="22"/>
+                <w:kern w:val="2"/>
+                <w:sz w:val="24"/>
+                <w:szCs w:val="24"/>
+                <w14:ligatures w14:val="standardContextual"/>
               </w:rPr>
               <w:tab/>
             </w:r>
@@ -1139,7 +1159,7 @@
                 <w:noProof/>
                 <w:webHidden/>
               </w:rPr>
-              <w:instrText xml:space="preserve"> PAGEREF _Toc223285239 \h </w:instrText>
+              <w:instrText xml:space="preserve"> PAGEREF _Toc223344416 \h </w:instrText>
             </w:r>
             <w:r>
               <w:rPr>
@@ -1182,11 +1202,13 @@
               <w:smallCaps w:val="0"/>
               <w:noProof/>
               <w:color w:val="auto"/>
-              <w:sz w:val="22"/>
-              <w:szCs w:val="22"/>
+              <w:kern w:val="2"/>
+              <w:sz w:val="24"/>
+              <w:szCs w:val="24"/>
+              <w14:ligatures w14:val="standardContextual"/>
             </w:rPr>
           </w:pPr>
-          <w:hyperlink w:anchor="_Toc223285240" w:history="1">
+          <w:hyperlink w:anchor="_Toc223344417" w:history="1">
             <w:r>
               <w:rPr>
                 <w:rStyle w:val="Hyperlink"/>
@@ -1201,8 +1223,10 @@
                 <w:smallCaps w:val="0"/>
                 <w:noProof/>
                 <w:color w:val="auto"/>
-                <w:sz w:val="22"/>
-                <w:szCs w:val="22"/>
+                <w:kern w:val="2"/>
+                <w:sz w:val="24"/>
+                <w:szCs w:val="24"/>
+                <w14:ligatures w14:val="standardContextual"/>
               </w:rPr>
               <w:tab/>
             </w:r>
@@ -1233,7 +1257,7 @@
                 <w:noProof/>
                 <w:webHidden/>
               </w:rPr>
-              <w:instrText xml:space="preserve"> PAGEREF _Toc223285240 \h </w:instrText>
+              <w:instrText xml:space="preserve"> PAGEREF _Toc223344417 \h </w:instrText>
             </w:r>
             <w:r>
               <w:rPr>
@@ -1268,7 +1292,7 @@
           <w:pPr>
             <w:pStyle w:val="TOC1"/>
             <w:tabs>
-              <w:tab w:val="left" w:pos="400"/>
+              <w:tab w:val="left" w:pos="600"/>
             </w:tabs>
             <w:rPr>
               <w:rFonts w:asciiTheme="minorHAnsi" w:eastAsiaTheme="minorEastAsia" w:hAnsiTheme="minorHAnsi" w:cstheme="minorBidi"/>
@@ -1277,11 +1301,13 @@
               <w:caps w:val="0"/>
               <w:noProof/>
               <w:color w:val="auto"/>
-              <w:sz w:val="22"/>
-              <w:szCs w:val="22"/>
+              <w:kern w:val="2"/>
+              <w:sz w:val="24"/>
+              <w:szCs w:val="24"/>
+              <w14:ligatures w14:val="standardContextual"/>
             </w:rPr>
           </w:pPr>
-          <w:hyperlink w:anchor="_Toc223285241" w:history="1">
+          <w:hyperlink w:anchor="_Toc223344418" w:history="1">
             <w:r>
               <w:rPr>
                 <w:rStyle w:val="Hyperlink"/>
@@ -1298,8 +1324,10 @@
                 <w:caps w:val="0"/>
                 <w:noProof/>
                 <w:color w:val="auto"/>
-                <w:sz w:val="22"/>
-                <w:szCs w:val="22"/>
+                <w:kern w:val="2"/>
+                <w:sz w:val="24"/>
+                <w:szCs w:val="24"/>
+                <w14:ligatures w14:val="standardContextual"/>
               </w:rPr>
               <w:tab/>
             </w:r>
@@ -1330,7 +1358,7 @@
                 <w:noProof/>
                 <w:webHidden/>
               </w:rPr>
-              <w:instrText xml:space="preserve"> PAGEREF _Toc223285241 \h </w:instrText>
+              <w:instrText xml:space="preserve"> PAGEREF _Toc223344418 \h </w:instrText>
             </w:r>
             <w:r>
               <w:rPr>
@@ -1373,11 +1401,13 @@
               <w:smallCaps w:val="0"/>
               <w:noProof/>
               <w:color w:val="auto"/>
-              <w:sz w:val="22"/>
-              <w:szCs w:val="22"/>
+              <w:kern w:val="2"/>
+              <w:sz w:val="24"/>
+              <w:szCs w:val="24"/>
+              <w14:ligatures w14:val="standardContextual"/>
             </w:rPr>
           </w:pPr>
-          <w:hyperlink w:anchor="_Toc223285242" w:history="1">
+          <w:hyperlink w:anchor="_Toc223344419" w:history="1">
             <w:r>
               <w:rPr>
                 <w:rStyle w:val="Hyperlink"/>
@@ -1392,8 +1422,10 @@
                 <w:smallCaps w:val="0"/>
                 <w:noProof/>
                 <w:color w:val="auto"/>
-                <w:sz w:val="22"/>
-                <w:szCs w:val="22"/>
+                <w:kern w:val="2"/>
+                <w:sz w:val="24"/>
+                <w:szCs w:val="24"/>
+                <w14:ligatures w14:val="standardContextual"/>
               </w:rPr>
               <w:tab/>
             </w:r>
@@ -1424,7 +1456,7 @@
                 <w:noProof/>
                 <w:webHidden/>
               </w:rPr>
-              <w:instrText xml:space="preserve"> PAGEREF _Toc223285242 \h </w:instrText>
+              <w:instrText xml:space="preserve"> PAGEREF _Toc223344419 \h </w:instrText>
             </w:r>
             <w:r>
               <w:rPr>
@@ -1467,11 +1499,13 @@
               <w:smallCaps w:val="0"/>
               <w:noProof/>
               <w:color w:val="auto"/>
-              <w:sz w:val="22"/>
-              <w:szCs w:val="22"/>
+              <w:kern w:val="2"/>
+              <w:sz w:val="24"/>
+              <w:szCs w:val="24"/>
+              <w14:ligatures w14:val="standardContextual"/>
             </w:rPr>
           </w:pPr>
-          <w:hyperlink w:anchor="_Toc223285243" w:history="1">
+          <w:hyperlink w:anchor="_Toc223344420" w:history="1">
             <w:r>
               <w:rPr>
                 <w:rStyle w:val="Hyperlink"/>
@@ -1486,8 +1520,10 @@
                 <w:smallCaps w:val="0"/>
                 <w:noProof/>
                 <w:color w:val="auto"/>
-                <w:sz w:val="22"/>
-                <w:szCs w:val="22"/>
+                <w:kern w:val="2"/>
+                <w:sz w:val="24"/>
+                <w:szCs w:val="24"/>
+                <w14:ligatures w14:val="standardContextual"/>
               </w:rPr>
               <w:tab/>
             </w:r>
@@ -1518,7 +1554,7 @@
                 <w:noProof/>
                 <w:webHidden/>
               </w:rPr>
-              <w:instrText xml:space="preserve"> PAGEREF _Toc223285243 \h </w:instrText>
+              <w:instrText xml:space="preserve"> PAGEREF _Toc223344420 \h </w:instrText>
             </w:r>
             <w:r>
               <w:rPr>
@@ -1561,11 +1597,13 @@
               <w:smallCaps w:val="0"/>
               <w:noProof/>
               <w:color w:val="auto"/>
-              <w:sz w:val="22"/>
-              <w:szCs w:val="22"/>
+              <w:kern w:val="2"/>
+              <w:sz w:val="24"/>
+              <w:szCs w:val="24"/>
+              <w14:ligatures w14:val="standardContextual"/>
             </w:rPr>
           </w:pPr>
-          <w:hyperlink w:anchor="_Toc223285244" w:history="1">
+          <w:hyperlink w:anchor="_Toc223344421" w:history="1">
             <w:r>
               <w:rPr>
                 <w:rStyle w:val="Hyperlink"/>
@@ -1580,8 +1618,10 @@
                 <w:smallCaps w:val="0"/>
                 <w:noProof/>
                 <w:color w:val="auto"/>
-                <w:sz w:val="22"/>
-                <w:szCs w:val="22"/>
+                <w:kern w:val="2"/>
+                <w:sz w:val="24"/>
+                <w:szCs w:val="24"/>
+                <w14:ligatures w14:val="standardContextual"/>
               </w:rPr>
               <w:tab/>
             </w:r>
@@ -1612,7 +1652,7 @@
                 <w:noProof/>
                 <w:webHidden/>
               </w:rPr>
-              <w:instrText xml:space="preserve"> PAGEREF _Toc223285244 \h </w:instrText>
+              <w:instrText xml:space="preserve"> PAGEREF _Toc223344421 \h </w:instrText>
             </w:r>
             <w:r>
               <w:rPr>
@@ -1647,7 +1687,7 @@
           <w:pPr>
             <w:pStyle w:val="TOC1"/>
             <w:tabs>
-              <w:tab w:val="left" w:pos="400"/>
+              <w:tab w:val="left" w:pos="600"/>
             </w:tabs>
             <w:rPr>
               <w:rFonts w:asciiTheme="minorHAnsi" w:eastAsiaTheme="minorEastAsia" w:hAnsiTheme="minorHAnsi" w:cstheme="minorBidi"/>
@@ -1656,11 +1696,13 @@
               <w:caps w:val="0"/>
               <w:noProof/>
               <w:color w:val="auto"/>
-              <w:sz w:val="22"/>
-              <w:szCs w:val="22"/>
+              <w:kern w:val="2"/>
+              <w:sz w:val="24"/>
+              <w:szCs w:val="24"/>
+              <w14:ligatures w14:val="standardContextual"/>
             </w:rPr>
           </w:pPr>
-          <w:hyperlink w:anchor="_Toc223285245" w:history="1">
+          <w:hyperlink w:anchor="_Toc223344422" w:history="1">
             <w:r>
               <w:rPr>
                 <w:rStyle w:val="Hyperlink"/>
@@ -1677,8 +1719,10 @@
                 <w:caps w:val="0"/>
                 <w:noProof/>
                 <w:color w:val="auto"/>
-                <w:sz w:val="22"/>
-                <w:szCs w:val="22"/>
+                <w:kern w:val="2"/>
+                <w:sz w:val="24"/>
+                <w:szCs w:val="24"/>
+                <w14:ligatures w14:val="standardContextual"/>
               </w:rPr>
               <w:tab/>
             </w:r>
@@ -1709,7 +1753,7 @@
                 <w:noProof/>
                 <w:webHidden/>
               </w:rPr>
-              <w:instrText xml:space="preserve"> PAGEREF _Toc223285245 \h </w:instrText>
+              <w:instrText xml:space="preserve"> PAGEREF _Toc223344422 \h </w:instrText>
             </w:r>
             <w:r>
               <w:rPr>
@@ -1752,11 +1796,13 @@
               <w:smallCaps w:val="0"/>
               <w:noProof/>
               <w:color w:val="auto"/>
-              <w:sz w:val="22"/>
-              <w:szCs w:val="22"/>
+              <w:kern w:val="2"/>
+              <w:sz w:val="24"/>
+              <w:szCs w:val="24"/>
+              <w14:ligatures w14:val="standardContextual"/>
             </w:rPr>
           </w:pPr>
-          <w:hyperlink w:anchor="_Toc223285246" w:history="1">
+          <w:hyperlink w:anchor="_Toc223344423" w:history="1">
             <w:r>
               <w:rPr>
                 <w:rStyle w:val="Hyperlink"/>
@@ -1771,8 +1817,10 @@
                 <w:smallCaps w:val="0"/>
                 <w:noProof/>
                 <w:color w:val="auto"/>
-                <w:sz w:val="22"/>
-                <w:szCs w:val="22"/>
+                <w:kern w:val="2"/>
+                <w:sz w:val="24"/>
+                <w:szCs w:val="24"/>
+                <w14:ligatures w14:val="standardContextual"/>
               </w:rPr>
               <w:tab/>
             </w:r>
@@ -1803,7 +1851,7 @@
                 <w:noProof/>
                 <w:webHidden/>
               </w:rPr>
-              <w:instrText xml:space="preserve"> PAGEREF _Toc223285246 \h </w:instrText>
+              <w:instrText xml:space="preserve"> PAGEREF _Toc223344423 \h </w:instrText>
             </w:r>
             <w:r>
               <w:rPr>
@@ -1846,11 +1894,13 @@
               <w:smallCaps w:val="0"/>
               <w:noProof/>
               <w:color w:val="auto"/>
-              <w:sz w:val="22"/>
-              <w:szCs w:val="22"/>
+              <w:kern w:val="2"/>
+              <w:sz w:val="24"/>
+              <w:szCs w:val="24"/>
+              <w14:ligatures w14:val="standardContextual"/>
             </w:rPr>
           </w:pPr>
-          <w:hyperlink w:anchor="_Toc223285247" w:history="1">
+          <w:hyperlink w:anchor="_Toc223344424" w:history="1">
             <w:r>
               <w:rPr>
                 <w:rStyle w:val="Hyperlink"/>
@@ -1865,8 +1915,10 @@
                 <w:smallCaps w:val="0"/>
                 <w:noProof/>
                 <w:color w:val="auto"/>
-                <w:sz w:val="22"/>
-                <w:szCs w:val="22"/>
+                <w:kern w:val="2"/>
+                <w:sz w:val="24"/>
+                <w:szCs w:val="24"/>
+                <w14:ligatures w14:val="standardContextual"/>
               </w:rPr>
               <w:tab/>
             </w:r>
@@ -1897,7 +1949,7 @@
                 <w:noProof/>
                 <w:webHidden/>
               </w:rPr>
-              <w:instrText xml:space="preserve"> PAGEREF _Toc223285247 \h </w:instrText>
+              <w:instrText xml:space="preserve"> PAGEREF _Toc223344424 \h </w:instrText>
             </w:r>
             <w:r>
               <w:rPr>
@@ -1940,11 +1992,13 @@
               <w:smallCaps w:val="0"/>
               <w:noProof/>
               <w:color w:val="auto"/>
-              <w:sz w:val="22"/>
-              <w:szCs w:val="22"/>
+              <w:kern w:val="2"/>
+              <w:sz w:val="24"/>
+              <w:szCs w:val="24"/>
+              <w14:ligatures w14:val="standardContextual"/>
             </w:rPr>
           </w:pPr>
-          <w:hyperlink w:anchor="_Toc223285258" w:history="1">
+          <w:hyperlink w:anchor="_Toc223344435" w:history="1">
             <w:r>
               <w:rPr>
                 <w:rStyle w:val="Hyperlink"/>
@@ -1959,8 +2013,10 @@
                 <w:smallCaps w:val="0"/>
                 <w:noProof/>
                 <w:color w:val="auto"/>
-                <w:sz w:val="22"/>
-                <w:szCs w:val="22"/>
+                <w:kern w:val="2"/>
+                <w:sz w:val="24"/>
+                <w:szCs w:val="24"/>
+                <w14:ligatures w14:val="standardContextual"/>
               </w:rPr>
               <w:tab/>
             </w:r>
@@ -1991,197 +2047,7 @@
                 <w:noProof/>
                 <w:webHidden/>
               </w:rPr>
-              <w:instrText xml:space="preserve"> PAGEREF _Toc223285258 \h </w:instrText>
-            </w:r>
-            <w:r>
-              <w:rPr>
-                <w:noProof/>
-                <w:webHidden/>
-              </w:rPr>
-            </w:r>
-            <w:r>
-              <w:rPr>
-                <w:noProof/>
-                <w:webHidden/>
-              </w:rPr>
-              <w:fldChar w:fldCharType="separate"/>
-            </w:r>
-            <w:r>
-              <w:rPr>
-                <w:noProof/>
-                <w:webHidden/>
-              </w:rPr>
-              <w:t>9</w:t>
-            </w:r>
-            <w:r>
-              <w:rPr>
-                <w:noProof/>
-                <w:webHidden/>
-              </w:rPr>
-              <w:fldChar w:fldCharType="end"/>
-            </w:r>
-          </w:hyperlink>
-        </w:p>
-        <w:p>
-          <w:pPr>
-            <w:pStyle w:val="TOC3"/>
-            <w:tabs>
-              <w:tab w:val="right" w:leader="underscore" w:pos="9016"/>
-            </w:tabs>
-            <w:rPr>
-              <w:rFonts w:asciiTheme="minorHAnsi" w:eastAsiaTheme="minorEastAsia" w:hAnsiTheme="minorHAnsi" w:cstheme="minorBidi"/>
-              <w:i w:val="0"/>
-              <w:iCs w:val="0"/>
-              <w:noProof/>
-              <w:color w:val="auto"/>
-              <w:sz w:val="22"/>
-              <w:szCs w:val="22"/>
-            </w:rPr>
-          </w:pPr>
-          <w:hyperlink w:anchor="_Toc223285259" w:history="1">
-            <w:r>
-              <w:rPr>
-                <w:rStyle w:val="Hyperlink"/>
-                <w:rFonts w:ascii="Aptos" w:hAnsi="Aptos"/>
-                <w:noProof/>
-              </w:rPr>
-              <w:t>1.</w:t>
-            </w:r>
-            <w:r>
-              <w:rPr>
-                <w:rFonts w:asciiTheme="minorHAnsi" w:eastAsiaTheme="minorEastAsia" w:hAnsiTheme="minorHAnsi" w:cstheme="minorBidi"/>
-                <w:i w:val="0"/>
-                <w:iCs w:val="0"/>
-                <w:noProof/>
-                <w:color w:val="auto"/>
-                <w:sz w:val="22"/>
-                <w:szCs w:val="22"/>
-              </w:rPr>
-              <w:tab/>
-            </w:r>
-            <w:r>
-              <w:rPr>
-                <w:rStyle w:val="Hyperlink"/>
-                <w:rFonts w:ascii="Aptos" w:hAnsi="Aptos"/>
-                <w:noProof/>
-              </w:rPr>
-              <w:t>Non Domain Controller Active Directory Replication (15 Incidents)</w:t>
-            </w:r>
-            <w:r>
-              <w:rPr>
-                <w:noProof/>
-                <w:webHidden/>
-              </w:rPr>
-              <w:tab/>
-            </w:r>
-            <w:r>
-              <w:rPr>
-                <w:noProof/>
-                <w:webHidden/>
-              </w:rPr>
-              <w:fldChar w:fldCharType="begin"/>
-            </w:r>
-            <w:r>
-              <w:rPr>
-                <w:noProof/>
-                <w:webHidden/>
-              </w:rPr>
-              <w:instrText xml:space="preserve"> PAGEREF _Toc223285259 \h </w:instrText>
-            </w:r>
-            <w:r>
-              <w:rPr>
-                <w:noProof/>
-                <w:webHidden/>
-              </w:rPr>
-            </w:r>
-            <w:r>
-              <w:rPr>
-                <w:noProof/>
-                <w:webHidden/>
-              </w:rPr>
-              <w:fldChar w:fldCharType="separate"/>
-            </w:r>
-            <w:r>
-              <w:rPr>
-                <w:noProof/>
-                <w:webHidden/>
-              </w:rPr>
-              <w:t>9</w:t>
-            </w:r>
-            <w:r>
-              <w:rPr>
-                <w:noProof/>
-                <w:webHidden/>
-              </w:rPr>
-              <w:fldChar w:fldCharType="end"/>
-            </w:r>
-          </w:hyperlink>
-        </w:p>
-        <w:p>
-          <w:pPr>
-            <w:pStyle w:val="TOC3"/>
-            <w:tabs>
-              <w:tab w:val="right" w:leader="underscore" w:pos="9016"/>
-            </w:tabs>
-            <w:rPr>
-              <w:rFonts w:asciiTheme="minorHAnsi" w:eastAsiaTheme="minorEastAsia" w:hAnsiTheme="minorHAnsi" w:cstheme="minorBidi"/>
-              <w:i w:val="0"/>
-              <w:iCs w:val="0"/>
-              <w:noProof/>
-              <w:color w:val="auto"/>
-              <w:sz w:val="22"/>
-              <w:szCs w:val="22"/>
-            </w:rPr>
-          </w:pPr>
-          <w:hyperlink w:anchor="_Toc223285260" w:history="1">
-            <w:r>
-              <w:rPr>
-                <w:rStyle w:val="Hyperlink"/>
-                <w:rFonts w:ascii="Aptos" w:hAnsi="Aptos"/>
-                <w:noProof/>
-              </w:rPr>
-              <w:t>2.</w:t>
-            </w:r>
-            <w:r>
-              <w:rPr>
-                <w:rFonts w:asciiTheme="minorHAnsi" w:eastAsiaTheme="minorEastAsia" w:hAnsiTheme="minorHAnsi" w:cstheme="minorBidi"/>
-                <w:i w:val="0"/>
-                <w:iCs w:val="0"/>
-                <w:noProof/>
-                <w:color w:val="auto"/>
-                <w:sz w:val="22"/>
-                <w:szCs w:val="22"/>
-              </w:rPr>
-              <w:tab/>
-            </w:r>
-            <w:r>
-              <w:rPr>
-                <w:rStyle w:val="Hyperlink"/>
-                <w:rFonts w:ascii="Aptos" w:hAnsi="Aptos"/>
-                <w:noProof/>
-              </w:rPr>
-              <w:t>Preview: Possible multistage attack activities detected by Fusion (2 Incidents)</w:t>
-            </w:r>
-            <w:r>
-              <w:rPr>
-                <w:noProof/>
-                <w:webHidden/>
-              </w:rPr>
-              <w:tab/>
-            </w:r>
-            <w:r>
-              <w:rPr>
-                <w:noProof/>
-                <w:webHidden/>
-              </w:rPr>
-              <w:fldChar w:fldCharType="begin"/>
-            </w:r>
-            <w:r>
-              <w:rPr>
-                <w:noProof/>
-                <w:webHidden/>
-              </w:rPr>
-              <w:instrText xml:space="preserve"> PAGEREF _Toc223285260 \h </w:instrText>
+              <w:instrText xml:space="preserve"> PAGEREF _Toc223344435 \h </w:instrText>
             </w:r>
             <w:r>
               <w:rPr>
@@ -2216,7 +2082,7 @@
           <w:pPr>
             <w:pStyle w:val="TOC1"/>
             <w:tabs>
-              <w:tab w:val="left" w:pos="400"/>
+              <w:tab w:val="left" w:pos="600"/>
             </w:tabs>
             <w:rPr>
               <w:rFonts w:asciiTheme="minorHAnsi" w:eastAsiaTheme="minorEastAsia" w:hAnsiTheme="minorHAnsi" w:cstheme="minorBidi"/>
@@ -2225,11 +2091,13 @@
               <w:caps w:val="0"/>
               <w:noProof/>
               <w:color w:val="auto"/>
-              <w:sz w:val="22"/>
-              <w:szCs w:val="22"/>
+              <w:kern w:val="2"/>
+              <w:sz w:val="24"/>
+              <w:szCs w:val="24"/>
+              <w14:ligatures w14:val="standardContextual"/>
             </w:rPr>
           </w:pPr>
-          <w:hyperlink w:anchor="_Toc223285261" w:history="1">
+          <w:hyperlink w:anchor="_Toc223344437" w:history="1">
             <w:r>
               <w:rPr>
                 <w:rStyle w:val="Hyperlink"/>
@@ -2246,8 +2114,10 @@
                 <w:caps w:val="0"/>
                 <w:noProof/>
                 <w:color w:val="auto"/>
-                <w:sz w:val="22"/>
-                <w:szCs w:val="22"/>
+                <w:kern w:val="2"/>
+                <w:sz w:val="24"/>
+                <w:szCs w:val="24"/>
+                <w14:ligatures w14:val="standardContextual"/>
               </w:rPr>
               <w:tab/>
             </w:r>
@@ -2278,7 +2148,7 @@
                 <w:noProof/>
                 <w:webHidden/>
               </w:rPr>
-              <w:instrText xml:space="preserve"> PAGEREF _Toc223285261 \h </w:instrText>
+              <w:instrText xml:space="preserve"> PAGEREF _Toc223344437 \h </w:instrText>
             </w:r>
             <w:r>
               <w:rPr>
@@ -2298,7 +2168,7 @@
                 <w:noProof/>
                 <w:webHidden/>
               </w:rPr>
-              <w:t>10</w:t>
+              <w:t>9</w:t>
             </w:r>
             <w:r>
               <w:rPr>
@@ -2321,11 +2191,13 @@
               <w:smallCaps w:val="0"/>
               <w:noProof/>
               <w:color w:val="auto"/>
-              <w:sz w:val="22"/>
-              <w:szCs w:val="22"/>
+              <w:kern w:val="2"/>
+              <w:sz w:val="24"/>
+              <w:szCs w:val="24"/>
+              <w14:ligatures w14:val="standardContextual"/>
             </w:rPr>
           </w:pPr>
-          <w:hyperlink w:anchor="_Toc223285262" w:history="1">
+          <w:hyperlink w:anchor="_Toc223344438" w:history="1">
             <w:r>
               <w:rPr>
                 <w:rStyle w:val="Hyperlink"/>
@@ -2340,8 +2212,10 @@
                 <w:smallCaps w:val="0"/>
                 <w:noProof/>
                 <w:color w:val="auto"/>
-                <w:sz w:val="22"/>
-                <w:szCs w:val="22"/>
+                <w:kern w:val="2"/>
+                <w:sz w:val="24"/>
+                <w:szCs w:val="24"/>
+                <w14:ligatures w14:val="standardContextual"/>
               </w:rPr>
               <w:tab/>
             </w:r>
@@ -2372,7 +2246,7 @@
                 <w:noProof/>
                 <w:webHidden/>
               </w:rPr>
-              <w:instrText xml:space="preserve"> PAGEREF _Toc223285262 \h </w:instrText>
+              <w:instrText xml:space="preserve"> PAGEREF _Toc223344438 \h </w:instrText>
             </w:r>
             <w:r>
               <w:rPr>
@@ -2415,11 +2289,13 @@
               <w:smallCaps w:val="0"/>
               <w:noProof/>
               <w:color w:val="auto"/>
-              <w:sz w:val="22"/>
-              <w:szCs w:val="22"/>
+              <w:kern w:val="2"/>
+              <w:sz w:val="24"/>
+              <w:szCs w:val="24"/>
+              <w14:ligatures w14:val="standardContextual"/>
             </w:rPr>
           </w:pPr>
-          <w:hyperlink w:anchor="_Toc223285263" w:history="1">
+          <w:hyperlink w:anchor="_Toc223344439" w:history="1">
             <w:r>
               <w:rPr>
                 <w:rStyle w:val="Hyperlink"/>
@@ -2434,8 +2310,10 @@
                 <w:smallCaps w:val="0"/>
                 <w:noProof/>
                 <w:color w:val="auto"/>
-                <w:sz w:val="22"/>
-                <w:szCs w:val="22"/>
+                <w:kern w:val="2"/>
+                <w:sz w:val="24"/>
+                <w:szCs w:val="24"/>
+                <w14:ligatures w14:val="standardContextual"/>
               </w:rPr>
               <w:tab/>
             </w:r>
@@ -2466,7 +2344,7 @@
                 <w:noProof/>
                 <w:webHidden/>
               </w:rPr>
-              <w:instrText xml:space="preserve"> PAGEREF _Toc223285263 \h </w:instrText>
+              <w:instrText xml:space="preserve"> PAGEREF _Toc223344439 \h </w:instrText>
             </w:r>
             <w:r>
               <w:rPr>
@@ -2509,11 +2387,13 @@
               <w:smallCaps w:val="0"/>
               <w:noProof/>
               <w:color w:val="auto"/>
-              <w:sz w:val="22"/>
-              <w:szCs w:val="22"/>
+              <w:kern w:val="2"/>
+              <w:sz w:val="24"/>
+              <w:szCs w:val="24"/>
+              <w14:ligatures w14:val="standardContextual"/>
             </w:rPr>
           </w:pPr>
-          <w:hyperlink w:anchor="_Toc223285264" w:history="1">
+          <w:hyperlink w:anchor="_Toc223344440" w:history="1">
             <w:r>
               <w:rPr>
                 <w:rStyle w:val="Hyperlink"/>
@@ -2528,8 +2408,10 @@
                 <w:smallCaps w:val="0"/>
                 <w:noProof/>
                 <w:color w:val="auto"/>
-                <w:sz w:val="22"/>
-                <w:szCs w:val="22"/>
+                <w:kern w:val="2"/>
+                <w:sz w:val="24"/>
+                <w:szCs w:val="24"/>
+                <w14:ligatures w14:val="standardContextual"/>
               </w:rPr>
               <w:tab/>
             </w:r>
@@ -2560,7 +2442,7 @@
                 <w:noProof/>
                 <w:webHidden/>
               </w:rPr>
-              <w:instrText xml:space="preserve"> PAGEREF _Toc223285264 \h </w:instrText>
+              <w:instrText xml:space="preserve"> PAGEREF _Toc223344440 \h </w:instrText>
             </w:r>
             <w:r>
               <w:rPr>
@@ -2595,7 +2477,7 @@
           <w:pPr>
             <w:pStyle w:val="TOC1"/>
             <w:tabs>
-              <w:tab w:val="left" w:pos="400"/>
+              <w:tab w:val="left" w:pos="600"/>
             </w:tabs>
             <w:rPr>
               <w:rFonts w:asciiTheme="minorHAnsi" w:eastAsiaTheme="minorEastAsia" w:hAnsiTheme="minorHAnsi" w:cstheme="minorBidi"/>
@@ -2604,11 +2486,13 @@
               <w:caps w:val="0"/>
               <w:noProof/>
               <w:color w:val="auto"/>
-              <w:sz w:val="22"/>
-              <w:szCs w:val="22"/>
+              <w:kern w:val="2"/>
+              <w:sz w:val="24"/>
+              <w:szCs w:val="24"/>
+              <w14:ligatures w14:val="standardContextual"/>
             </w:rPr>
           </w:pPr>
-          <w:hyperlink w:anchor="_Toc223285265" w:history="1">
+          <w:hyperlink w:anchor="_Toc223344441" w:history="1">
             <w:r>
               <w:rPr>
                 <w:rStyle w:val="Hyperlink"/>
@@ -2625,8 +2509,10 @@
                 <w:caps w:val="0"/>
                 <w:noProof/>
                 <w:color w:val="auto"/>
-                <w:sz w:val="22"/>
-                <w:szCs w:val="22"/>
+                <w:kern w:val="2"/>
+                <w:sz w:val="24"/>
+                <w:szCs w:val="24"/>
+                <w14:ligatures w14:val="standardContextual"/>
               </w:rPr>
               <w:tab/>
             </w:r>
@@ -2657,7 +2543,7 @@
                 <w:noProof/>
                 <w:webHidden/>
               </w:rPr>
-              <w:instrText xml:space="preserve"> PAGEREF _Toc223285265 \h </w:instrText>
+              <w:instrText xml:space="preserve"> PAGEREF _Toc223344441 \h </w:instrText>
             </w:r>
             <w:r>
               <w:rPr>
@@ -2700,11 +2586,13 @@
               <w:smallCaps w:val="0"/>
               <w:noProof/>
               <w:color w:val="auto"/>
-              <w:sz w:val="22"/>
-              <w:szCs w:val="22"/>
+              <w:kern w:val="2"/>
+              <w:sz w:val="24"/>
+              <w:szCs w:val="24"/>
+              <w14:ligatures w14:val="standardContextual"/>
             </w:rPr>
           </w:pPr>
-          <w:hyperlink w:anchor="_Toc223285266" w:history="1">
+          <w:hyperlink w:anchor="_Toc223344442" w:history="1">
             <w:r>
               <w:rPr>
                 <w:rStyle w:val="Hyperlink"/>
@@ -2719,8 +2607,10 @@
                 <w:smallCaps w:val="0"/>
                 <w:noProof/>
                 <w:color w:val="auto"/>
-                <w:sz w:val="22"/>
-                <w:szCs w:val="22"/>
+                <w:kern w:val="2"/>
+                <w:sz w:val="24"/>
+                <w:szCs w:val="24"/>
+                <w14:ligatures w14:val="standardContextual"/>
               </w:rPr>
               <w:tab/>
             </w:r>
@@ -2751,7 +2641,7 @@
                 <w:noProof/>
                 <w:webHidden/>
               </w:rPr>
-              <w:instrText xml:space="preserve"> PAGEREF _Toc223285266 \h </w:instrText>
+              <w:instrText xml:space="preserve"> PAGEREF _Toc223344442 \h </w:instrText>
             </w:r>
             <w:r>
               <w:rPr>
@@ -2794,11 +2684,13 @@
               <w:smallCaps w:val="0"/>
               <w:noProof/>
               <w:color w:val="auto"/>
-              <w:sz w:val="22"/>
-              <w:szCs w:val="22"/>
+              <w:kern w:val="2"/>
+              <w:sz w:val="24"/>
+              <w:szCs w:val="24"/>
+              <w14:ligatures w14:val="standardContextual"/>
             </w:rPr>
           </w:pPr>
-          <w:hyperlink w:anchor="_Toc223285267" w:history="1">
+          <w:hyperlink w:anchor="_Toc223344443" w:history="1">
             <w:r>
               <w:rPr>
                 <w:rStyle w:val="Hyperlink"/>
@@ -2813,8 +2705,10 @@
                 <w:smallCaps w:val="0"/>
                 <w:noProof/>
                 <w:color w:val="auto"/>
-                <w:sz w:val="22"/>
-                <w:szCs w:val="22"/>
+                <w:kern w:val="2"/>
+                <w:sz w:val="24"/>
+                <w:szCs w:val="24"/>
+                <w14:ligatures w14:val="standardContextual"/>
               </w:rPr>
               <w:tab/>
             </w:r>
@@ -2845,7 +2739,7 @@
                 <w:noProof/>
                 <w:webHidden/>
               </w:rPr>
-              <w:instrText xml:space="preserve"> PAGEREF _Toc223285267 \h </w:instrText>
+              <w:instrText xml:space="preserve"> PAGEREF _Toc223344443 \h </w:instrText>
             </w:r>
             <w:r>
               <w:rPr>
@@ -2865,7 +2759,7 @@
                 <w:noProof/>
                 <w:webHidden/>
               </w:rPr>
-              <w:t>14</w:t>
+              <w:t>13</w:t>
             </w:r>
             <w:r>
               <w:rPr>
@@ -2886,11 +2780,13 @@
               <w:caps w:val="0"/>
               <w:noProof/>
               <w:color w:val="auto"/>
-              <w:sz w:val="22"/>
-              <w:szCs w:val="22"/>
+              <w:kern w:val="2"/>
+              <w:sz w:val="24"/>
+              <w:szCs w:val="24"/>
+              <w14:ligatures w14:val="standardContextual"/>
             </w:rPr>
           </w:pPr>
-          <w:hyperlink w:anchor="_Toc223285268" w:history="1">
+          <w:hyperlink w:anchor="_Toc223344444" w:history="1">
             <w:r>
               <w:rPr>
                 <w:rStyle w:val="Hyperlink"/>
@@ -2918,7 +2814,7 @@
                 <w:noProof/>
                 <w:webHidden/>
               </w:rPr>
-              <w:instrText xml:space="preserve"> PAGEREF _Toc223285268 \h </w:instrText>
+              <w:instrText xml:space="preserve"> PAGEREF _Toc223344444 \h </w:instrText>
             </w:r>
             <w:r>
               <w:rPr>
@@ -2960,11 +2856,13 @@
               <w:smallCaps w:val="0"/>
               <w:noProof/>
               <w:color w:val="auto"/>
-              <w:sz w:val="22"/>
-              <w:szCs w:val="22"/>
+              <w:kern w:val="2"/>
+              <w:sz w:val="24"/>
+              <w:szCs w:val="24"/>
+              <w14:ligatures w14:val="standardContextual"/>
             </w:rPr>
           </w:pPr>
-          <w:hyperlink w:anchor="_Toc223285269" w:history="1">
+          <w:hyperlink w:anchor="_Toc223344445" w:history="1">
             <w:r>
               <w:rPr>
                 <w:rStyle w:val="Hyperlink"/>
@@ -2992,7 +2890,7 @@
                 <w:noProof/>
                 <w:webHidden/>
               </w:rPr>
-              <w:instrText xml:space="preserve"> PAGEREF _Toc223285269 \h </w:instrText>
+              <w:instrText xml:space="preserve"> PAGEREF _Toc223344445 \h </w:instrText>
             </w:r>
             <w:r>
               <w:rPr>
@@ -3034,11 +2932,13 @@
               <w:smallCaps w:val="0"/>
               <w:noProof/>
               <w:color w:val="auto"/>
-              <w:sz w:val="22"/>
-              <w:szCs w:val="22"/>
+              <w:kern w:val="2"/>
+              <w:sz w:val="24"/>
+              <w:szCs w:val="24"/>
+              <w14:ligatures w14:val="standardContextual"/>
             </w:rPr>
           </w:pPr>
-          <w:hyperlink w:anchor="_Toc223285270" w:history="1">
+          <w:hyperlink w:anchor="_Toc223344446" w:history="1">
             <w:r>
               <w:rPr>
                 <w:rStyle w:val="Hyperlink"/>
@@ -3066,7 +2966,7 @@
                 <w:noProof/>
                 <w:webHidden/>
               </w:rPr>
-              <w:instrText xml:space="preserve"> PAGEREF _Toc223285270 \h </w:instrText>
+              <w:instrText xml:space="preserve"> PAGEREF _Toc223344446 \h </w:instrText>
             </w:r>
             <w:r>
               <w:rPr>
@@ -3108,11 +3008,13 @@
               <w:smallCaps w:val="0"/>
               <w:noProof/>
               <w:color w:val="auto"/>
-              <w:sz w:val="22"/>
-              <w:szCs w:val="22"/>
+              <w:kern w:val="2"/>
+              <w:sz w:val="24"/>
+              <w:szCs w:val="24"/>
+              <w14:ligatures w14:val="standardContextual"/>
             </w:rPr>
           </w:pPr>
-          <w:hyperlink w:anchor="_Toc223285271" w:history="1">
+          <w:hyperlink w:anchor="_Toc223344447" w:history="1">
             <w:r>
               <w:rPr>
                 <w:rStyle w:val="Hyperlink"/>
@@ -3140,7 +3042,7 @@
                 <w:noProof/>
                 <w:webHidden/>
               </w:rPr>
-              <w:instrText xml:space="preserve"> PAGEREF _Toc223285271 \h </w:instrText>
+              <w:instrText xml:space="preserve"> PAGEREF _Toc223344447 \h </w:instrText>
             </w:r>
             <w:r>
               <w:rPr>
@@ -3229,7 +3131,7 @@
           <w:rFonts w:ascii="Aptos" w:hAnsi="Aptos" w:cstheme="minorHAnsi"/>
         </w:rPr>
       </w:pPr>
-      <w:bookmarkStart w:id="2" w:name="_Toc223285235"/>
+      <w:bookmarkStart w:id="2" w:name="_Toc223344412"/>
       <w:r>
         <w:rPr>
           <w:rFonts w:ascii="Aptos" w:hAnsi="Aptos" w:cstheme="minorHAnsi"/>
@@ -3365,7 +3267,7 @@
         </w:rPr>
       </w:pPr>
       <w:bookmarkStart w:id="3" w:name="_Toc196989491"/>
-      <w:bookmarkStart w:id="4" w:name="_Toc223285236"/>
+      <w:bookmarkStart w:id="4" w:name="_Toc223344413"/>
       <w:r>
         <w:rPr>
           <w:rFonts w:ascii="Aptos" w:hAnsi="Aptos"/>
@@ -3387,7 +3289,7 @@
           <w:color w:val="4F49F5" w:themeColor="accent1"/>
         </w:rPr>
       </w:pPr>
-      <w:bookmarkStart w:id="5" w:name="_Toc223285237"/>
+      <w:bookmarkStart w:id="5" w:name="_Toc223344414"/>
       <w:r>
         <w:rPr>
           <w:rFonts w:ascii="Aptos" w:hAnsi="Aptos"/>
@@ -3849,7 +3751,7 @@
           <w:color w:val="4F49F5" w:themeColor="accent1"/>
         </w:rPr>
       </w:pPr>
-      <w:bookmarkStart w:id="6" w:name="_Toc223285238"/>
+      <w:bookmarkStart w:id="6" w:name="_Toc223344415"/>
       <w:r>
         <w:rPr>
           <w:rFonts w:ascii="Aptos" w:hAnsi="Aptos"/>
@@ -4190,15 +4092,7 @@
           <w:sz w:val="24"/>
           <w:szCs w:val="24"/>
         </w:rPr>
-        <w:t xml:space="preserve"> 1</w:t>
-      </w:r>
-      <w:r>
-        <w:rPr>
-          <w:rFonts w:ascii="Aptos" w:hAnsi="Aptos" w:cstheme="minorHAnsi"/>
-          <w:sz w:val="24"/>
-          <w:szCs w:val="24"/>
-        </w:rPr>
-        <w:t>2</w:t>
+        <w:t xml:space="preserve"> 12</w:t>
       </w:r>
       <w:r>
         <w:rPr>
@@ -4706,7 +4600,7 @@
           <w:rFonts w:ascii="Aptos" w:hAnsi="Aptos"/>
         </w:rPr>
       </w:pPr>
-      <w:bookmarkStart w:id="8" w:name="_Toc223285239"/>
+      <w:bookmarkStart w:id="8" w:name="_Toc223344416"/>
       <w:r>
         <w:rPr>
           <w:rFonts w:ascii="Aptos" w:hAnsi="Aptos"/>
@@ -4869,6 +4763,7 @@
           <w:sz w:val="24"/>
           <w:szCs w:val="24"/>
         </w:rPr>
+        <w:lastRenderedPageBreak/>
         <w:t>Administrative</w:t>
       </w:r>
       <w:r>
@@ -4989,7 +4884,6 @@
           <w:sz w:val="24"/>
           <w:szCs w:val="24"/>
         </w:rPr>
-        <w:lastRenderedPageBreak/>
         <w:t>The most frequent alerts were related to:</w:t>
       </w:r>
     </w:p>
@@ -5348,7 +5242,7 @@
           <w:rFonts w:ascii="Aptos" w:hAnsi="Aptos"/>
         </w:rPr>
       </w:pPr>
-      <w:bookmarkStart w:id="9" w:name="_Toc223285240"/>
+      <w:bookmarkStart w:id="9" w:name="_Toc223344417"/>
       <w:r>
         <w:rPr>
           <w:rFonts w:ascii="Aptos" w:hAnsi="Aptos"/>
@@ -5512,7 +5406,7 @@
           <w:rFonts w:ascii="Aptos" w:hAnsi="Aptos" w:cstheme="minorHAnsi"/>
         </w:rPr>
       </w:pPr>
-      <w:bookmarkStart w:id="19" w:name="_Toc223285241"/>
+      <w:bookmarkStart w:id="19" w:name="_Toc223344418"/>
       <w:r>
         <w:rPr>
           <w:rFonts w:ascii="Aptos" w:hAnsi="Aptos" w:cstheme="minorHAnsi"/>
@@ -5562,7 +5456,7 @@
       </w:pPr>
       <w:bookmarkStart w:id="27" w:name="_Toc189744872"/>
       <w:bookmarkStart w:id="28" w:name="_Toc196989493"/>
-      <w:bookmarkStart w:id="29" w:name="_Toc223285242"/>
+      <w:bookmarkStart w:id="29" w:name="_Toc223344419"/>
       <w:r>
         <w:rPr>
           <w:rFonts w:ascii="Aptos" w:hAnsi="Aptos"/>
@@ -5888,26 +5782,47 @@
       </w:pPr>
       <w:r>
         <w:rPr>
-          <w:rFonts w:ascii="Aptos" w:hAnsi="Aptos"/>
           <w:noProof/>
           <w14:ligatures w14:val="standardContextual"/>
         </w:rPr>
         <w:lastRenderedPageBreak/>
         <w:drawing>
-          <wp:inline distT="0" distB="0" distL="0" distR="0" wp14:anchorId="57306067" wp14:editId="75EF3F22">
-            <wp:extent cx="5253990" cy="3124200"/>
-            <wp:effectExtent l="0" t="0" r="3810" b="0"/>
-            <wp:docPr id="932350940" name="Chart 1">
-              <a:extLst xmlns:a="http://schemas.openxmlformats.org/drawingml/2006/main">
-                <a:ext uri="{FF2B5EF4-FFF2-40B4-BE49-F238E27FC236}">
-                  <a16:creationId xmlns:a16="http://schemas.microsoft.com/office/drawing/2014/main" id="{14CC1B68-DDEA-519A-9303-C2D5A562DC7B}"/>
-                </a:ext>
-              </a:extLst>
-            </wp:docPr>
-            <wp:cNvGraphicFramePr/>
+          <wp:inline distT="0" distB="0" distL="0" distR="0" wp14:anchorId="3E9CDD1D" wp14:editId="22DB7E00">
+            <wp:extent cx="5267325" cy="3133725"/>
+            <wp:effectExtent l="0" t="0" r="9525" b="9525"/>
+            <wp:docPr id="53101131" name="Graphic 1"/>
+            <wp:cNvGraphicFramePr>
+              <a:graphicFrameLocks xmlns:a="http://schemas.openxmlformats.org/drawingml/2006/main" noChangeAspect="1"/>
+            </wp:cNvGraphicFramePr>
             <a:graphic xmlns:a="http://schemas.openxmlformats.org/drawingml/2006/main">
-              <a:graphicData uri="http://schemas.openxmlformats.org/drawingml/2006/chart">
-                <c:chart xmlns:c="http://schemas.openxmlformats.org/drawingml/2006/chart" xmlns:r="http://schemas.openxmlformats.org/officeDocument/2006/relationships" r:id="rId17"/>
+              <a:graphicData uri="http://schemas.openxmlformats.org/drawingml/2006/picture">
+                <pic:pic xmlns:pic="http://schemas.openxmlformats.org/drawingml/2006/picture">
+                  <pic:nvPicPr>
+                    <pic:cNvPr id="53101131" name=""/>
+                    <pic:cNvPicPr/>
+                  </pic:nvPicPr>
+                  <pic:blipFill>
+                    <a:blip r:embed="rId17">
+                      <a:extLst>
+                        <a:ext uri="{96DAC541-7B7A-43D3-8B79-37D633B846F1}">
+                          <asvg:svgBlip xmlns:asvg="http://schemas.microsoft.com/office/drawing/2016/SVG/main" r:embed="rId18"/>
+                        </a:ext>
+                      </a:extLst>
+                    </a:blip>
+                    <a:stretch>
+                      <a:fillRect/>
+                    </a:stretch>
+                  </pic:blipFill>
+                  <pic:spPr>
+                    <a:xfrm>
+                      <a:off x="0" y="0"/>
+                      <a:ext cx="5267325" cy="3133725"/>
+                    </a:xfrm>
+                    <a:prstGeom prst="rect">
+                      <a:avLst/>
+                    </a:prstGeom>
+                  </pic:spPr>
+                </pic:pic>
               </a:graphicData>
             </a:graphic>
           </wp:inline>
@@ -5943,7 +5858,7 @@
       <w:bookmarkStart w:id="36" w:name="_Toc168590856"/>
       <w:bookmarkStart w:id="37" w:name="_Toc189744873"/>
       <w:bookmarkStart w:id="38" w:name="_Toc196989494"/>
-      <w:bookmarkStart w:id="39" w:name="_Toc223285243"/>
+      <w:bookmarkStart w:id="39" w:name="_Toc223344420"/>
       <w:r>
         <w:rPr>
           <w:rFonts w:ascii="Aptos" w:hAnsi="Aptos"/>
@@ -6157,7 +6072,7 @@
       <w:bookmarkStart w:id="46" w:name="_Toc168590857"/>
       <w:bookmarkStart w:id="47" w:name="_Toc189744874"/>
       <w:bookmarkStart w:id="48" w:name="_Toc196989495"/>
-      <w:bookmarkStart w:id="49" w:name="_Toc223285244"/>
+      <w:bookmarkStart w:id="49" w:name="_Toc223344421"/>
       <w:r>
         <w:rPr>
           <w:rFonts w:ascii="Aptos" w:hAnsi="Aptos"/>
@@ -6652,26 +6567,47 @@
       <w:bookmarkStart w:id="58" w:name="_Toc196989496"/>
       <w:r>
         <w:rPr>
-          <w:rFonts w:ascii="Aptos" w:hAnsi="Aptos"/>
           <w:noProof/>
           <w14:ligatures w14:val="standardContextual"/>
         </w:rPr>
         <w:lastRenderedPageBreak/>
         <w:drawing>
-          <wp:inline distT="0" distB="0" distL="0" distR="0" wp14:anchorId="5AA60793" wp14:editId="2E7D79BB">
-            <wp:extent cx="4724400" cy="2979420"/>
-            <wp:effectExtent l="0" t="0" r="0" b="11430"/>
-            <wp:docPr id="1086048383" name="Chart 1">
-              <a:extLst xmlns:a="http://schemas.openxmlformats.org/drawingml/2006/main">
-                <a:ext uri="{FF2B5EF4-FFF2-40B4-BE49-F238E27FC236}">
-                  <a16:creationId xmlns:a16="http://schemas.microsoft.com/office/drawing/2014/main" id="{39FEB7CF-CCF0-BB97-EEFC-60C7F42CB225}"/>
-                </a:ext>
-              </a:extLst>
-            </wp:docPr>
-            <wp:cNvGraphicFramePr/>
+          <wp:inline distT="0" distB="0" distL="0" distR="0" wp14:anchorId="351AF2E6" wp14:editId="65E52417">
+            <wp:extent cx="4733925" cy="2990850"/>
+            <wp:effectExtent l="0" t="0" r="9525" b="0"/>
+            <wp:docPr id="1823663693" name="Graphic 1"/>
+            <wp:cNvGraphicFramePr>
+              <a:graphicFrameLocks xmlns:a="http://schemas.openxmlformats.org/drawingml/2006/main" noChangeAspect="1"/>
+            </wp:cNvGraphicFramePr>
             <a:graphic xmlns:a="http://schemas.openxmlformats.org/drawingml/2006/main">
-              <a:graphicData uri="http://schemas.openxmlformats.org/drawingml/2006/chart">
-                <c:chart xmlns:c="http://schemas.openxmlformats.org/drawingml/2006/chart" xmlns:r="http://schemas.openxmlformats.org/officeDocument/2006/relationships" r:id="rId18"/>
+              <a:graphicData uri="http://schemas.openxmlformats.org/drawingml/2006/picture">
+                <pic:pic xmlns:pic="http://schemas.openxmlformats.org/drawingml/2006/picture">
+                  <pic:nvPicPr>
+                    <pic:cNvPr id="1823663693" name=""/>
+                    <pic:cNvPicPr/>
+                  </pic:nvPicPr>
+                  <pic:blipFill>
+                    <a:blip r:embed="rId19">
+                      <a:extLst>
+                        <a:ext uri="{96DAC541-7B7A-43D3-8B79-37D633B846F1}">
+                          <asvg:svgBlip xmlns:asvg="http://schemas.microsoft.com/office/drawing/2016/SVG/main" r:embed="rId20"/>
+                        </a:ext>
+                      </a:extLst>
+                    </a:blip>
+                    <a:stretch>
+                      <a:fillRect/>
+                    </a:stretch>
+                  </pic:blipFill>
+                  <pic:spPr>
+                    <a:xfrm>
+                      <a:off x="0" y="0"/>
+                      <a:ext cx="4733925" cy="2990850"/>
+                    </a:xfrm>
+                    <a:prstGeom prst="rect">
+                      <a:avLst/>
+                    </a:prstGeom>
+                  </pic:spPr>
+                </pic:pic>
               </a:graphicData>
             </a:graphic>
           </wp:inline>
@@ -6740,7 +6676,7 @@
           <w:rFonts w:ascii="Aptos" w:hAnsi="Aptos"/>
         </w:rPr>
       </w:pPr>
-      <w:bookmarkStart w:id="59" w:name="_Toc223285245"/>
+      <w:bookmarkStart w:id="59" w:name="_Toc223344422"/>
       <w:r>
         <w:rPr>
           <w:rFonts w:ascii="Aptos" w:hAnsi="Aptos"/>
@@ -6778,7 +6714,7 @@
       </w:pPr>
       <w:bookmarkStart w:id="67" w:name="_Toc189744876"/>
       <w:bookmarkStart w:id="68" w:name="_Toc196989497"/>
-      <w:bookmarkStart w:id="69" w:name="_Toc223285246"/>
+      <w:bookmarkStart w:id="69" w:name="_Toc223344423"/>
       <w:r>
         <w:rPr>
           <w:rFonts w:ascii="Aptos" w:hAnsi="Aptos"/>
@@ -6951,17 +6887,7 @@
                 <w:sz w:val="24"/>
                 <w:szCs w:val="28"/>
               </w:rPr>
-              <w:t>Authentication Attempt - Default Account</w:t>
-            </w:r>
-            <w:r>
-              <w:rPr>
-                <w:rFonts w:ascii="Aptos" w:hAnsi="Aptos"/>
-                <w:b w:val="0"/>
-                <w:bCs/>
-                <w:sz w:val="24"/>
-                <w:szCs w:val="28"/>
-              </w:rPr>
-              <w:t xml:space="preserve"> </w:t>
+              <w:t xml:space="preserve">Authentication Attempt - Default Account </w:t>
             </w:r>
           </w:p>
         </w:tc>
@@ -7122,17 +7048,7 @@
                 <w:sz w:val="24"/>
                 <w:szCs w:val="28"/>
               </w:rPr>
-              <w:t>User Account Modified</w:t>
-            </w:r>
-            <w:r>
-              <w:rPr>
-                <w:rFonts w:ascii="Aptos" w:hAnsi="Aptos"/>
-                <w:b w:val="0"/>
-                <w:bCs/>
-                <w:sz w:val="24"/>
-                <w:szCs w:val="28"/>
-              </w:rPr>
-              <w:t xml:space="preserve"> </w:t>
+              <w:t xml:space="preserve">User Account Modified </w:t>
             </w:r>
           </w:p>
         </w:tc>
@@ -7785,7 +7701,7 @@
           <w:rFonts w:ascii="Aptos" w:hAnsi="Aptos"/>
         </w:rPr>
       </w:pPr>
-      <w:bookmarkStart w:id="70" w:name="_Toc223285247"/>
+      <w:bookmarkStart w:id="70" w:name="_Toc223344424"/>
       <w:r>
         <w:rPr>
           <w:rFonts w:ascii="Aptos" w:hAnsi="Aptos"/>
@@ -7861,6 +7777,7 @@
       <w:bookmarkStart w:id="74" w:name="_Toc218266071"/>
       <w:bookmarkStart w:id="75" w:name="_Toc220851299"/>
       <w:bookmarkStart w:id="76" w:name="_Toc223285249"/>
+      <w:bookmarkStart w:id="77" w:name="_Toc223344425"/>
       <w:r>
         <w:rPr>
           <w:rStyle w:val="Strong"/>
@@ -7894,6 +7811,7 @@
       <w:bookmarkEnd w:id="74"/>
       <w:bookmarkEnd w:id="75"/>
       <w:bookmarkEnd w:id="76"/>
+      <w:bookmarkEnd w:id="77"/>
     </w:p>
     <w:p>
       <w:pPr>
@@ -7927,7 +7845,7 @@
       <w:pPr>
         <w:ind w:left="720"/>
         <w:rPr>
-          <w:rFonts w:ascii="Aptos" w:hAnsi="Aptos"/>
+          <w:rFonts w:ascii="Aptos" w:hAnsi="Aptos" w:cstheme="minorHAnsi"/>
           <w:sz w:val="24"/>
           <w:szCs w:val="24"/>
         </w:rPr>
@@ -7970,17 +7888,6 @@
     </w:p>
     <w:p>
       <w:pPr>
-        <w:ind w:left="360"/>
-        <w:jc w:val="both"/>
-        <w:rPr>
-          <w:rFonts w:ascii="Aptos" w:hAnsi="Aptos" w:cstheme="minorHAnsi"/>
-          <w:sz w:val="24"/>
-          <w:szCs w:val="24"/>
-        </w:rPr>
-      </w:pPr>
-    </w:p>
-    <w:p>
-      <w:pPr>
         <w:pStyle w:val="ListParagraph"/>
         <w:rPr>
           <w:rFonts w:ascii="Aptos" w:hAnsi="Aptos"/>
@@ -7988,12 +7895,13 @@
           <w:szCs w:val="21"/>
         </w:rPr>
       </w:pPr>
-      <w:bookmarkStart w:id="77" w:name="_Toc210356621"/>
-      <w:bookmarkStart w:id="78" w:name="_Toc212860017"/>
-      <w:bookmarkStart w:id="79" w:name="_Toc215610309"/>
-      <w:bookmarkStart w:id="80" w:name="_Toc218266070"/>
-      <w:bookmarkStart w:id="81" w:name="_Toc220851298"/>
-      <w:bookmarkStart w:id="82" w:name="_Toc223285248"/>
+      <w:bookmarkStart w:id="78" w:name="_Toc210356621"/>
+      <w:bookmarkStart w:id="79" w:name="_Toc212860017"/>
+      <w:bookmarkStart w:id="80" w:name="_Toc215610309"/>
+      <w:bookmarkStart w:id="81" w:name="_Toc218266070"/>
+      <w:bookmarkStart w:id="82" w:name="_Toc220851298"/>
+      <w:bookmarkStart w:id="83" w:name="_Toc223285248"/>
+      <w:bookmarkStart w:id="84" w:name="_Toc223344426"/>
       <w:r>
         <w:rPr>
           <w:rStyle w:val="Strong"/>
@@ -8030,12 +7938,13 @@
         </w:rPr>
         <w:t xml:space="preserve"> Incidents)</w:t>
       </w:r>
-      <w:bookmarkEnd w:id="77"/>
       <w:bookmarkEnd w:id="78"/>
       <w:bookmarkEnd w:id="79"/>
       <w:bookmarkEnd w:id="80"/>
       <w:bookmarkEnd w:id="81"/>
       <w:bookmarkEnd w:id="82"/>
+      <w:bookmarkEnd w:id="83"/>
+      <w:bookmarkEnd w:id="84"/>
     </w:p>
     <w:p>
       <w:pPr>
@@ -8159,11 +8068,12 @@
           <w:szCs w:val="21"/>
         </w:rPr>
       </w:pPr>
-      <w:bookmarkStart w:id="83" w:name="_Toc212860020"/>
-      <w:bookmarkStart w:id="84" w:name="_Toc215610312"/>
-      <w:bookmarkStart w:id="85" w:name="_Toc218266073"/>
-      <w:bookmarkStart w:id="86" w:name="_Toc220851301"/>
-      <w:bookmarkStart w:id="87" w:name="_Toc223285251"/>
+      <w:bookmarkStart w:id="85" w:name="_Toc212860020"/>
+      <w:bookmarkStart w:id="86" w:name="_Toc215610312"/>
+      <w:bookmarkStart w:id="87" w:name="_Toc218266073"/>
+      <w:bookmarkStart w:id="88" w:name="_Toc220851301"/>
+      <w:bookmarkStart w:id="89" w:name="_Toc223285251"/>
+      <w:bookmarkStart w:id="90" w:name="_Toc223344427"/>
       <w:r>
         <w:rPr>
           <w:rStyle w:val="Strong"/>
@@ -8191,11 +8101,12 @@
         </w:rPr>
         <w:t xml:space="preserve"> Incidents)</w:t>
       </w:r>
-      <w:bookmarkEnd w:id="83"/>
-      <w:bookmarkEnd w:id="84"/>
       <w:bookmarkEnd w:id="85"/>
       <w:bookmarkEnd w:id="86"/>
       <w:bookmarkEnd w:id="87"/>
+      <w:bookmarkEnd w:id="88"/>
+      <w:bookmarkEnd w:id="89"/>
+      <w:bookmarkEnd w:id="90"/>
     </w:p>
     <w:p>
       <w:pPr>
@@ -8238,12 +8149,9 @@
         <w:ind w:left="720"/>
         <w:jc w:val="both"/>
         <w:rPr>
-          <w:rStyle w:val="Strong"/>
-          <w:rFonts w:ascii="Aptos" w:hAnsi="Aptos"/>
-          <w:b w:val="0"/>
-          <w:bCs w:val="0"/>
-          <w:sz w:val="24"/>
-          <w:szCs w:val="24"/>
+          <w:rFonts w:ascii="Aptos" w:hAnsi="Aptos"/>
+          <w:sz w:val="24"/>
+          <w:szCs w:val="28"/>
         </w:rPr>
       </w:pPr>
       <w:r>
@@ -8269,17 +8177,6 @@
     </w:p>
     <w:p>
       <w:pPr>
-        <w:ind w:left="720"/>
-        <w:jc w:val="both"/>
-        <w:rPr>
-          <w:rFonts w:ascii="Aptos" w:hAnsi="Aptos"/>
-          <w:sz w:val="24"/>
-          <w:szCs w:val="28"/>
-        </w:rPr>
-      </w:pPr>
-    </w:p>
-    <w:p>
-      <w:pPr>
         <w:pStyle w:val="ListParagraph"/>
         <w:rPr>
           <w:rStyle w:val="Strong"/>
@@ -8288,12 +8185,13 @@
           <w:bCs/>
         </w:rPr>
       </w:pPr>
-      <w:bookmarkStart w:id="88" w:name="_Toc210356624"/>
-      <w:bookmarkStart w:id="89" w:name="_Toc212860018"/>
-      <w:bookmarkStart w:id="90" w:name="_Toc215610310"/>
-      <w:bookmarkStart w:id="91" w:name="_Toc218266074"/>
-      <w:bookmarkStart w:id="92" w:name="_Toc220851302"/>
-      <w:bookmarkStart w:id="93" w:name="_Toc223285252"/>
+      <w:bookmarkStart w:id="91" w:name="_Toc210356624"/>
+      <w:bookmarkStart w:id="92" w:name="_Toc212860018"/>
+      <w:bookmarkStart w:id="93" w:name="_Toc215610310"/>
+      <w:bookmarkStart w:id="94" w:name="_Toc218266074"/>
+      <w:bookmarkStart w:id="95" w:name="_Toc220851302"/>
+      <w:bookmarkStart w:id="96" w:name="_Toc223285252"/>
+      <w:bookmarkStart w:id="97" w:name="_Toc223344428"/>
       <w:r>
         <w:rPr>
           <w:rStyle w:val="Strong"/>
@@ -8301,7 +8199,6 @@
           <w:b/>
           <w:bCs/>
         </w:rPr>
-        <w:lastRenderedPageBreak/>
         <w:t>Source Stopped Sending Data: Syslog</w:t>
       </w:r>
       <w:r>
@@ -8340,415 +8237,225 @@
         </w:rPr>
         <w:t xml:space="preserve"> Incidents)</w:t>
       </w:r>
-      <w:bookmarkEnd w:id="88"/>
-      <w:bookmarkEnd w:id="89"/>
-      <w:bookmarkEnd w:id="90"/>
       <w:bookmarkEnd w:id="91"/>
       <w:bookmarkEnd w:id="92"/>
       <w:bookmarkEnd w:id="93"/>
-    </w:p>
-    <w:p>
-      <w:pPr>
-        <w:ind w:left="720"/>
-        <w:jc w:val="both"/>
-        <w:rPr>
-          <w:rFonts w:ascii="Aptos" w:hAnsi="Aptos"/>
-          <w:sz w:val="24"/>
-          <w:szCs w:val="24"/>
-        </w:rPr>
-      </w:pPr>
-      <w:bookmarkStart w:id="94" w:name="_Toc210356622"/>
-      <w:r>
-        <w:rPr>
-          <w:rStyle w:val="Strong"/>
-          <w:rFonts w:ascii="Aptos" w:hAnsi="Aptos" w:cs="Arial"/>
-          <w:sz w:val="24"/>
-          <w:szCs w:val="24"/>
-        </w:rPr>
-        <w:t>Description:</w:t>
-      </w:r>
-      <w:r>
-        <w:rPr>
-          <w:rFonts w:ascii="Aptos" w:hAnsi="Aptos"/>
-          <w:b/>
-          <w:bCs/>
-          <w:szCs w:val="28"/>
-        </w:rPr>
-        <w:t xml:space="preserve"> </w:t>
-      </w:r>
-      <w:r>
-        <w:rPr>
-          <w:rFonts w:ascii="Aptos" w:hAnsi="Aptos"/>
-          <w:sz w:val="24"/>
-          <w:szCs w:val="24"/>
-        </w:rPr>
-        <w:t>This rule monitors the Syslog table for data flow and triggers an alert if the number of Syslog records drops below 1,000, indicating a potential data loss from the source</w:t>
-      </w:r>
-      <w:r>
-        <w:rPr>
-          <w:rFonts w:ascii="Aptos" w:hAnsi="Aptos"/>
-          <w:sz w:val="24"/>
-          <w:szCs w:val="24"/>
-        </w:rPr>
-        <w:t>.</w:t>
-      </w:r>
-    </w:p>
-    <w:p>
-      <w:pPr>
-        <w:ind w:left="720"/>
-        <w:rPr>
-          <w:rStyle w:val="Strong"/>
-          <w:rFonts w:ascii="Aptos" w:hAnsi="Aptos"/>
-          <w:b w:val="0"/>
-          <w:bCs w:val="0"/>
-          <w:sz w:val="24"/>
-          <w:szCs w:val="24"/>
-        </w:rPr>
-      </w:pPr>
-      <w:r>
-        <w:rPr>
-          <w:rStyle w:val="Strong"/>
-          <w:rFonts w:ascii="Aptos" w:hAnsi="Aptos" w:cs="Arial"/>
-          <w:sz w:val="24"/>
-          <w:szCs w:val="24"/>
-        </w:rPr>
-        <w:t>Review</w:t>
-      </w:r>
-      <w:r>
-        <w:rPr>
-          <w:rStyle w:val="Strong"/>
-          <w:rFonts w:ascii="Aptos" w:hAnsi="Aptos" w:cs="Arial"/>
-          <w:sz w:val="24"/>
-          <w:szCs w:val="24"/>
-        </w:rPr>
-        <w:t>:</w:t>
-      </w:r>
-      <w:r>
-        <w:rPr>
-          <w:rFonts w:ascii="Aptos" w:hAnsi="Aptos"/>
-          <w:szCs w:val="28"/>
-        </w:rPr>
-        <w:t xml:space="preserve"> </w:t>
-      </w:r>
-      <w:r>
-        <w:rPr>
-          <w:rFonts w:ascii="Aptos" w:hAnsi="Aptos"/>
-          <w:sz w:val="24"/>
-          <w:szCs w:val="24"/>
-        </w:rPr>
-        <w:t xml:space="preserve">These </w:t>
-      </w:r>
       <w:bookmarkEnd w:id="94"/>
-      <w:r>
-        <w:rPr>
-          <w:rFonts w:ascii="Aptos" w:hAnsi="Aptos"/>
-          <w:sz w:val="24"/>
-          <w:szCs w:val="24"/>
-        </w:rPr>
-        <w:t>incidents were escalated to the Network Team</w:t>
-      </w:r>
-    </w:p>
-    <w:p>
-      <w:pPr>
-        <w:pStyle w:val="ListParagraph"/>
-        <w:rPr>
-          <w:rFonts w:ascii="Aptos" w:hAnsi="Aptos"/>
-          <w:sz w:val="21"/>
-          <w:szCs w:val="21"/>
-        </w:rPr>
-      </w:pPr>
-      <w:bookmarkStart w:id="95" w:name="_Toc210356626"/>
-      <w:bookmarkStart w:id="96" w:name="_Toc212860023"/>
-      <w:bookmarkStart w:id="97" w:name="_Toc215610315"/>
-      <w:bookmarkStart w:id="98" w:name="_Toc218266075"/>
-      <w:bookmarkStart w:id="99" w:name="_Toc220851303"/>
-      <w:bookmarkStart w:id="100" w:name="_Toc223285253"/>
-      <w:r>
-        <w:rPr>
-          <w:rStyle w:val="Strong"/>
-          <w:rFonts w:ascii="Aptos" w:hAnsi="Aptos"/>
-          <w:b/>
-          <w:bCs/>
-        </w:rPr>
-        <w:t xml:space="preserve">FortiGate </w:t>
-      </w:r>
-      <w:r>
-        <w:rPr>
-          <w:rStyle w:val="Strong"/>
-          <w:rFonts w:ascii="Aptos" w:hAnsi="Aptos"/>
-          <w:b/>
-          <w:bCs/>
-        </w:rPr>
-        <w:t>Configuration Change</w:t>
-      </w:r>
-      <w:r>
-        <w:rPr>
-          <w:rStyle w:val="Strong"/>
-          <w:rFonts w:ascii="Aptos" w:hAnsi="Aptos"/>
-          <w:b/>
-          <w:bCs/>
-        </w:rPr>
-        <w:t xml:space="preserve"> (</w:t>
-      </w:r>
-      <w:r>
-        <w:rPr>
-          <w:rStyle w:val="Strong"/>
-          <w:rFonts w:ascii="Aptos" w:hAnsi="Aptos"/>
-          <w:b/>
-          <w:bCs/>
-        </w:rPr>
-        <w:t>39</w:t>
-      </w:r>
-      <w:r>
-        <w:rPr>
-          <w:rStyle w:val="Strong"/>
-          <w:rFonts w:ascii="Aptos" w:hAnsi="Aptos"/>
-          <w:b/>
-          <w:bCs/>
-        </w:rPr>
-        <w:t xml:space="preserve"> Incidents)</w:t>
-      </w:r>
       <w:bookmarkEnd w:id="95"/>
       <w:bookmarkEnd w:id="96"/>
       <w:bookmarkEnd w:id="97"/>
+    </w:p>
+    <w:p>
+      <w:pPr>
+        <w:ind w:left="720"/>
+        <w:jc w:val="both"/>
+        <w:rPr>
+          <w:rFonts w:ascii="Aptos" w:hAnsi="Aptos"/>
+          <w:sz w:val="24"/>
+          <w:szCs w:val="24"/>
+        </w:rPr>
+      </w:pPr>
+      <w:bookmarkStart w:id="98" w:name="_Toc210356622"/>
+      <w:r>
+        <w:rPr>
+          <w:rStyle w:val="Strong"/>
+          <w:rFonts w:ascii="Aptos" w:hAnsi="Aptos" w:cs="Arial"/>
+          <w:sz w:val="24"/>
+          <w:szCs w:val="24"/>
+        </w:rPr>
+        <w:lastRenderedPageBreak/>
+        <w:t>Description:</w:t>
+      </w:r>
+      <w:r>
+        <w:rPr>
+          <w:rFonts w:ascii="Aptos" w:hAnsi="Aptos"/>
+          <w:b/>
+          <w:bCs/>
+          <w:szCs w:val="28"/>
+        </w:rPr>
+        <w:t xml:space="preserve"> </w:t>
+      </w:r>
+      <w:r>
+        <w:rPr>
+          <w:rFonts w:ascii="Aptos" w:hAnsi="Aptos"/>
+          <w:sz w:val="24"/>
+          <w:szCs w:val="24"/>
+        </w:rPr>
+        <w:t>This rule monitors the Syslog table for data flow and triggers an alert if the number of Syslog records drops below 1,000, indicating a potential data loss from the source</w:t>
+      </w:r>
+      <w:r>
+        <w:rPr>
+          <w:rFonts w:ascii="Aptos" w:hAnsi="Aptos"/>
+          <w:sz w:val="24"/>
+          <w:szCs w:val="24"/>
+        </w:rPr>
+        <w:t>.</w:t>
+      </w:r>
+    </w:p>
+    <w:p>
+      <w:pPr>
+        <w:ind w:left="720"/>
+        <w:rPr>
+          <w:rStyle w:val="Strong"/>
+          <w:rFonts w:ascii="Aptos" w:hAnsi="Aptos"/>
+          <w:b w:val="0"/>
+          <w:bCs w:val="0"/>
+          <w:sz w:val="24"/>
+          <w:szCs w:val="24"/>
+        </w:rPr>
+      </w:pPr>
+      <w:r>
+        <w:rPr>
+          <w:rStyle w:val="Strong"/>
+          <w:rFonts w:ascii="Aptos" w:hAnsi="Aptos" w:cs="Arial"/>
+          <w:sz w:val="24"/>
+          <w:szCs w:val="24"/>
+        </w:rPr>
+        <w:t>Review</w:t>
+      </w:r>
+      <w:r>
+        <w:rPr>
+          <w:rStyle w:val="Strong"/>
+          <w:rFonts w:ascii="Aptos" w:hAnsi="Aptos" w:cs="Arial"/>
+          <w:sz w:val="24"/>
+          <w:szCs w:val="24"/>
+        </w:rPr>
+        <w:t>:</w:t>
+      </w:r>
+      <w:r>
+        <w:rPr>
+          <w:rFonts w:ascii="Aptos" w:hAnsi="Aptos"/>
+          <w:szCs w:val="28"/>
+        </w:rPr>
+        <w:t xml:space="preserve"> </w:t>
+      </w:r>
+      <w:r>
+        <w:rPr>
+          <w:rFonts w:ascii="Aptos" w:hAnsi="Aptos"/>
+          <w:sz w:val="24"/>
+          <w:szCs w:val="24"/>
+        </w:rPr>
+        <w:t xml:space="preserve">These </w:t>
+      </w:r>
       <w:bookmarkEnd w:id="98"/>
+      <w:r>
+        <w:rPr>
+          <w:rFonts w:ascii="Aptos" w:hAnsi="Aptos"/>
+          <w:sz w:val="24"/>
+          <w:szCs w:val="24"/>
+        </w:rPr>
+        <w:t>incidents were escalated to the Network Team</w:t>
+      </w:r>
+    </w:p>
+    <w:p>
+      <w:pPr>
+        <w:pStyle w:val="ListParagraph"/>
+        <w:rPr>
+          <w:rFonts w:ascii="Aptos" w:hAnsi="Aptos"/>
+          <w:sz w:val="21"/>
+          <w:szCs w:val="21"/>
+        </w:rPr>
+      </w:pPr>
+      <w:bookmarkStart w:id="99" w:name="_Toc210356626"/>
+      <w:bookmarkStart w:id="100" w:name="_Toc212860023"/>
+      <w:bookmarkStart w:id="101" w:name="_Toc215610315"/>
+      <w:bookmarkStart w:id="102" w:name="_Toc218266075"/>
+      <w:bookmarkStart w:id="103" w:name="_Toc220851303"/>
+      <w:bookmarkStart w:id="104" w:name="_Toc223285253"/>
+      <w:bookmarkStart w:id="105" w:name="_Toc223344429"/>
+      <w:r>
+        <w:rPr>
+          <w:rStyle w:val="Strong"/>
+          <w:rFonts w:ascii="Aptos" w:hAnsi="Aptos"/>
+          <w:b/>
+          <w:bCs/>
+        </w:rPr>
+        <w:t xml:space="preserve">FortiGate </w:t>
+      </w:r>
+      <w:r>
+        <w:rPr>
+          <w:rStyle w:val="Strong"/>
+          <w:rFonts w:ascii="Aptos" w:hAnsi="Aptos"/>
+          <w:b/>
+          <w:bCs/>
+        </w:rPr>
+        <w:t>Configuration Change</w:t>
+      </w:r>
+      <w:r>
+        <w:rPr>
+          <w:rStyle w:val="Strong"/>
+          <w:rFonts w:ascii="Aptos" w:hAnsi="Aptos"/>
+          <w:b/>
+          <w:bCs/>
+        </w:rPr>
+        <w:t xml:space="preserve"> (</w:t>
+      </w:r>
+      <w:r>
+        <w:rPr>
+          <w:rStyle w:val="Strong"/>
+          <w:rFonts w:ascii="Aptos" w:hAnsi="Aptos"/>
+          <w:b/>
+          <w:bCs/>
+        </w:rPr>
+        <w:t>39</w:t>
+      </w:r>
+      <w:r>
+        <w:rPr>
+          <w:rStyle w:val="Strong"/>
+          <w:rFonts w:ascii="Aptos" w:hAnsi="Aptos"/>
+          <w:b/>
+          <w:bCs/>
+        </w:rPr>
+        <w:t xml:space="preserve"> Incidents)</w:t>
+      </w:r>
       <w:bookmarkEnd w:id="99"/>
       <w:bookmarkEnd w:id="100"/>
-    </w:p>
-    <w:p>
-      <w:pPr>
-        <w:ind w:left="720"/>
-        <w:jc w:val="both"/>
-        <w:rPr>
-          <w:rStyle w:val="Strong"/>
-          <w:rFonts w:ascii="Aptos" w:hAnsi="Aptos"/>
-          <w:b w:val="0"/>
-          <w:bCs w:val="0"/>
-          <w:sz w:val="24"/>
-          <w:szCs w:val="24"/>
-        </w:rPr>
-      </w:pPr>
-      <w:r>
-        <w:rPr>
-          <w:rStyle w:val="Strong"/>
-          <w:rFonts w:ascii="Aptos" w:hAnsi="Aptos"/>
-          <w:sz w:val="24"/>
-          <w:szCs w:val="24"/>
-        </w:rPr>
-        <w:t>Description</w:t>
-      </w:r>
-      <w:r>
-        <w:rPr>
-          <w:rStyle w:val="Strong"/>
-          <w:rFonts w:ascii="Aptos" w:hAnsi="Aptos"/>
-          <w:b w:val="0"/>
-          <w:bCs w:val="0"/>
-          <w:sz w:val="24"/>
-          <w:szCs w:val="24"/>
-        </w:rPr>
-        <w:t xml:space="preserve">: </w:t>
-      </w:r>
-      <w:r>
-        <w:rPr>
-          <w:rFonts w:ascii="Aptos" w:hAnsi="Aptos"/>
-          <w:sz w:val="24"/>
-          <w:szCs w:val="24"/>
-        </w:rPr>
-        <w:t>This rule detects configuration changes on FortiGate firewalls by monitoring Syslog messages that indicate a change and extracting details such as the user and device involved.</w:t>
-      </w:r>
-    </w:p>
-    <w:p>
-      <w:pPr>
-        <w:ind w:left="720"/>
-        <w:jc w:val="both"/>
-        <w:rPr>
-          <w:rStyle w:val="Strong"/>
-          <w:rFonts w:ascii="Aptos" w:hAnsi="Aptos"/>
-          <w:b w:val="0"/>
-          <w:bCs w:val="0"/>
-          <w:sz w:val="24"/>
-          <w:szCs w:val="24"/>
-        </w:rPr>
-      </w:pPr>
-      <w:r>
-        <w:rPr>
-          <w:rStyle w:val="Strong"/>
-          <w:rFonts w:ascii="Aptos" w:hAnsi="Aptos"/>
-          <w:sz w:val="24"/>
-          <w:szCs w:val="24"/>
-        </w:rPr>
-        <w:t>Feedback</w:t>
-      </w:r>
-      <w:r>
-        <w:rPr>
-          <w:rStyle w:val="Strong"/>
-          <w:rFonts w:ascii="Aptos" w:hAnsi="Aptos"/>
-          <w:b w:val="0"/>
-          <w:bCs w:val="0"/>
-          <w:sz w:val="24"/>
-          <w:szCs w:val="24"/>
-        </w:rPr>
-        <w:t xml:space="preserve">: </w:t>
-      </w:r>
-      <w:r>
-        <w:rPr>
-          <w:rStyle w:val="Strong"/>
-          <w:rFonts w:ascii="Aptos" w:hAnsi="Aptos"/>
-          <w:b w:val="0"/>
-          <w:bCs w:val="0"/>
-          <w:sz w:val="24"/>
-          <w:szCs w:val="24"/>
-        </w:rPr>
-        <w:t xml:space="preserve">The incident was confirmed to be carried out by </w:t>
-      </w:r>
-      <w:r>
-        <w:rPr>
-          <w:rStyle w:val="Strong"/>
-          <w:rFonts w:ascii="Aptos" w:hAnsi="Aptos"/>
-          <w:b w:val="0"/>
-          <w:bCs w:val="0"/>
-          <w:sz w:val="24"/>
-          <w:szCs w:val="24"/>
-        </w:rPr>
-        <w:t>authorized IT and Network Administrators</w:t>
-      </w:r>
-      <w:r>
-        <w:rPr>
-          <w:rStyle w:val="Strong"/>
-          <w:rFonts w:ascii="Aptos" w:hAnsi="Aptos"/>
-          <w:b w:val="0"/>
-          <w:bCs w:val="0"/>
-          <w:sz w:val="24"/>
-          <w:szCs w:val="24"/>
-        </w:rPr>
-        <w:t>.</w:t>
-      </w:r>
-      <w:r>
-        <w:rPr>
-          <w:rStyle w:val="Strong"/>
-          <w:rFonts w:ascii="Aptos" w:hAnsi="Aptos"/>
-          <w:b w:val="0"/>
-          <w:bCs w:val="0"/>
-          <w:sz w:val="24"/>
-          <w:szCs w:val="24"/>
-        </w:rPr>
-        <w:t xml:space="preserve"> The configuration </w:t>
-      </w:r>
-      <w:r>
-        <w:rPr>
-          <w:rStyle w:val="Strong"/>
-          <w:rFonts w:ascii="Aptos" w:hAnsi="Aptos"/>
-          <w:b w:val="0"/>
-          <w:bCs w:val="0"/>
-          <w:sz w:val="24"/>
-          <w:szCs w:val="24"/>
-        </w:rPr>
-        <w:t xml:space="preserve">change </w:t>
-      </w:r>
-      <w:r>
-        <w:rPr>
-          <w:rStyle w:val="Strong"/>
-          <w:rFonts w:ascii="Aptos" w:hAnsi="Aptos"/>
-          <w:b w:val="0"/>
-          <w:bCs w:val="0"/>
-          <w:sz w:val="24"/>
-          <w:szCs w:val="24"/>
-        </w:rPr>
-        <w:t>was legitimate.</w:t>
-      </w:r>
-    </w:p>
-    <w:p>
-      <w:pPr>
-        <w:pStyle w:val="ListParagraph"/>
-        <w:rPr>
-          <w:rFonts w:ascii="Aptos" w:hAnsi="Aptos"/>
-          <w:sz w:val="21"/>
-          <w:szCs w:val="21"/>
-        </w:rPr>
-      </w:pPr>
-      <w:bookmarkStart w:id="101" w:name="_Toc210356630"/>
-      <w:bookmarkStart w:id="102" w:name="_Toc212860026"/>
-      <w:bookmarkStart w:id="103" w:name="_Toc215610318"/>
-      <w:bookmarkStart w:id="104" w:name="_Toc218266079"/>
-      <w:bookmarkStart w:id="105" w:name="_Toc220851306"/>
-      <w:bookmarkStart w:id="106" w:name="_Toc223285256"/>
-      <w:r>
-        <w:rPr>
-          <w:rStyle w:val="Strong"/>
-          <w:rFonts w:ascii="Aptos" w:hAnsi="Aptos"/>
-          <w:b/>
-          <w:bCs/>
-        </w:rPr>
-        <w:t>Monitor for keylogging activity</w:t>
-      </w:r>
-      <w:r>
-        <w:rPr>
-          <w:rStyle w:val="Strong"/>
-          <w:rFonts w:ascii="Aptos" w:hAnsi="Aptos"/>
-          <w:b/>
-          <w:bCs/>
-        </w:rPr>
-        <w:t xml:space="preserve"> (</w:t>
-      </w:r>
-      <w:r>
-        <w:rPr>
-          <w:rStyle w:val="Strong"/>
-          <w:rFonts w:ascii="Aptos" w:hAnsi="Aptos"/>
-          <w:b/>
-          <w:bCs/>
-        </w:rPr>
-        <w:t>31</w:t>
-      </w:r>
-      <w:r>
-        <w:rPr>
-          <w:rStyle w:val="Strong"/>
-          <w:rFonts w:ascii="Aptos" w:hAnsi="Aptos"/>
-          <w:b/>
-          <w:bCs/>
-        </w:rPr>
-        <w:t xml:space="preserve"> Incidents)</w:t>
-      </w:r>
       <w:bookmarkEnd w:id="101"/>
       <w:bookmarkEnd w:id="102"/>
       <w:bookmarkEnd w:id="103"/>
       <w:bookmarkEnd w:id="104"/>
       <w:bookmarkEnd w:id="105"/>
-      <w:bookmarkEnd w:id="106"/>
     </w:p>
     <w:p>
       <w:pPr>
         <w:ind w:left="720"/>
         <w:jc w:val="both"/>
         <w:rPr>
-          <w:rFonts w:ascii="Aptos" w:hAnsi="Aptos"/>
-          <w:sz w:val="24"/>
-          <w:szCs w:val="24"/>
-        </w:rPr>
-      </w:pPr>
-      <w:r>
-        <w:rPr>
           <w:rStyle w:val="Strong"/>
-          <w:rFonts w:ascii="Aptos" w:hAnsi="Aptos" w:cs="Arial"/>
-          <w:sz w:val="24"/>
-          <w:szCs w:val="24"/>
-        </w:rPr>
-        <w:t>Description:</w:t>
-      </w:r>
-      <w:r>
-        <w:rPr>
-          <w:rFonts w:ascii="Aptos" w:hAnsi="Aptos"/>
-          <w:b/>
-          <w:bCs/>
-        </w:rPr>
-        <w:t xml:space="preserve"> </w:t>
-      </w:r>
-      <w:r>
-        <w:rPr>
-          <w:rFonts w:ascii="Aptos" w:hAnsi="Aptos"/>
-          <w:sz w:val="24"/>
-          <w:szCs w:val="24"/>
-        </w:rPr>
-        <w:t>This rule detects keylogging activity from Servers within the Environment.</w:t>
+          <w:rFonts w:ascii="Aptos" w:hAnsi="Aptos"/>
+          <w:b w:val="0"/>
+          <w:bCs w:val="0"/>
+          <w:sz w:val="24"/>
+          <w:szCs w:val="24"/>
+        </w:rPr>
+      </w:pPr>
+      <w:r>
+        <w:rPr>
+          <w:rStyle w:val="Strong"/>
+          <w:rFonts w:ascii="Aptos" w:hAnsi="Aptos"/>
+          <w:sz w:val="24"/>
+          <w:szCs w:val="24"/>
+        </w:rPr>
+        <w:t>Description</w:t>
+      </w:r>
+      <w:r>
+        <w:rPr>
+          <w:rStyle w:val="Strong"/>
+          <w:rFonts w:ascii="Aptos" w:hAnsi="Aptos"/>
+          <w:b w:val="0"/>
+          <w:bCs w:val="0"/>
+          <w:sz w:val="24"/>
+          <w:szCs w:val="24"/>
+        </w:rPr>
+        <w:t xml:space="preserve">: </w:t>
+      </w:r>
+      <w:r>
+        <w:rPr>
+          <w:rFonts w:ascii="Aptos" w:hAnsi="Aptos"/>
+          <w:sz w:val="24"/>
+          <w:szCs w:val="24"/>
+        </w:rPr>
+        <w:t>This rule detects configuration changes on FortiGate firewalls by monitoring Syslog messages that indicate a change and extracting details such as the user and device involved.</w:t>
       </w:r>
     </w:p>
     <w:p>
@@ -8756,27 +8463,99 @@
         <w:ind w:left="720"/>
         <w:jc w:val="both"/>
         <w:rPr>
-          <w:rFonts w:ascii="Aptos" w:hAnsi="Aptos" w:cs="Arial"/>
-          <w:sz w:val="24"/>
-          <w:szCs w:val="24"/>
-        </w:rPr>
-      </w:pPr>
-      <w:r>
-        <w:rPr>
           <w:rStyle w:val="Strong"/>
-          <w:rFonts w:ascii="Aptos" w:hAnsi="Aptos" w:cs="Arial"/>
-          <w:sz w:val="24"/>
-          <w:szCs w:val="24"/>
-        </w:rPr>
-        <w:t xml:space="preserve">Feedback: </w:t>
-      </w:r>
-      <w:r>
-        <w:rPr>
-          <w:rFonts w:ascii="Aptos" w:hAnsi="Aptos"/>
-          <w:sz w:val="24"/>
-          <w:szCs w:val="24"/>
-        </w:rPr>
-        <w:t>These were triggered from legitimate users who logged in a PRTG application and no malicious activity was found</w:t>
+          <w:rFonts w:ascii="Aptos" w:hAnsi="Aptos"/>
+          <w:b w:val="0"/>
+          <w:bCs w:val="0"/>
+          <w:sz w:val="24"/>
+          <w:szCs w:val="24"/>
+        </w:rPr>
+      </w:pPr>
+      <w:r>
+        <w:rPr>
+          <w:rStyle w:val="Strong"/>
+          <w:rFonts w:ascii="Aptos" w:hAnsi="Aptos"/>
+          <w:sz w:val="24"/>
+          <w:szCs w:val="24"/>
+        </w:rPr>
+        <w:t>Feedback</w:t>
+      </w:r>
+      <w:r>
+        <w:rPr>
+          <w:rStyle w:val="Strong"/>
+          <w:rFonts w:ascii="Aptos" w:hAnsi="Aptos"/>
+          <w:b w:val="0"/>
+          <w:bCs w:val="0"/>
+          <w:sz w:val="24"/>
+          <w:szCs w:val="24"/>
+        </w:rPr>
+        <w:t xml:space="preserve">: </w:t>
+      </w:r>
+      <w:r>
+        <w:rPr>
+          <w:rStyle w:val="Strong"/>
+          <w:rFonts w:ascii="Aptos" w:hAnsi="Aptos"/>
+          <w:b w:val="0"/>
+          <w:bCs w:val="0"/>
+          <w:sz w:val="24"/>
+          <w:szCs w:val="24"/>
+        </w:rPr>
+        <w:t xml:space="preserve">The incident was confirmed to be carried out by </w:t>
+      </w:r>
+      <w:r>
+        <w:rPr>
+          <w:rStyle w:val="Strong"/>
+          <w:rFonts w:ascii="Aptos" w:hAnsi="Aptos"/>
+          <w:b w:val="0"/>
+          <w:bCs w:val="0"/>
+          <w:sz w:val="24"/>
+          <w:szCs w:val="24"/>
+        </w:rPr>
+        <w:t>authorized IT and Network Administrators</w:t>
+      </w:r>
+      <w:r>
+        <w:rPr>
+          <w:rStyle w:val="Strong"/>
+          <w:rFonts w:ascii="Aptos" w:hAnsi="Aptos"/>
+          <w:b w:val="0"/>
+          <w:bCs w:val="0"/>
+          <w:sz w:val="24"/>
+          <w:szCs w:val="24"/>
+        </w:rPr>
+        <w:t>.</w:t>
+      </w:r>
+      <w:r>
+        <w:rPr>
+          <w:rStyle w:val="Strong"/>
+          <w:rFonts w:ascii="Aptos" w:hAnsi="Aptos"/>
+          <w:b w:val="0"/>
+          <w:bCs w:val="0"/>
+          <w:sz w:val="24"/>
+          <w:szCs w:val="24"/>
+        </w:rPr>
+        <w:t xml:space="preserve"> The configuration </w:t>
+      </w:r>
+      <w:r>
+        <w:rPr>
+          <w:rStyle w:val="Strong"/>
+          <w:rFonts w:ascii="Aptos" w:hAnsi="Aptos"/>
+          <w:b w:val="0"/>
+          <w:bCs w:val="0"/>
+          <w:sz w:val="24"/>
+          <w:szCs w:val="24"/>
+        </w:rPr>
+        <w:t xml:space="preserve">change </w:t>
+      </w:r>
+      <w:r>
+        <w:rPr>
+          <w:rStyle w:val="Strong"/>
+          <w:rFonts w:ascii="Aptos" w:hAnsi="Aptos"/>
+          <w:b w:val="0"/>
+          <w:bCs w:val="0"/>
+          <w:sz w:val="24"/>
+          <w:szCs w:val="24"/>
+        </w:rPr>
+        <w:t>was legitimate.</w:t>
       </w:r>
     </w:p>
     <w:p>
@@ -8788,9 +8567,13 @@
           <w:szCs w:val="21"/>
         </w:rPr>
       </w:pPr>
-      <w:bookmarkStart w:id="107" w:name="_Toc218266077"/>
-      <w:bookmarkStart w:id="108" w:name="_Toc220851304"/>
-      <w:bookmarkStart w:id="109" w:name="_Toc223285254"/>
+      <w:bookmarkStart w:id="106" w:name="_Toc210356630"/>
+      <w:bookmarkStart w:id="107" w:name="_Toc212860026"/>
+      <w:bookmarkStart w:id="108" w:name="_Toc215610318"/>
+      <w:bookmarkStart w:id="109" w:name="_Toc218266079"/>
+      <w:bookmarkStart w:id="110" w:name="_Toc220851306"/>
+      <w:bookmarkStart w:id="111" w:name="_Toc223285256"/>
+      <w:bookmarkStart w:id="112" w:name="_Toc223344430"/>
       <w:r>
         <w:rPr>
           <w:rStyle w:val="Strong"/>
@@ -8798,7 +8581,7 @@
           <w:b/>
           <w:bCs/>
         </w:rPr>
-        <w:t>Incident Summary Alert</w:t>
+        <w:t>Monitor for keylogging activity</w:t>
       </w:r>
       <w:r>
         <w:rPr>
@@ -8816,7 +8599,7 @@
           <w:b/>
           <w:bCs/>
         </w:rPr>
-        <w:t>2</w:t>
+        <w:t>31</w:t>
       </w:r>
       <w:r>
         <w:rPr>
@@ -8825,26 +8608,148 @@
           <w:b/>
           <w:bCs/>
         </w:rPr>
-        <w:t>8</w:t>
-      </w:r>
-      <w:r>
-        <w:rPr>
-          <w:rStyle w:val="Strong"/>
-          <w:rFonts w:ascii="Aptos" w:hAnsi="Aptos"/>
-          <w:b/>
-          <w:bCs/>
-        </w:rPr>
         <w:t xml:space="preserve"> Incidents)</w:t>
       </w:r>
+      <w:bookmarkEnd w:id="106"/>
       <w:bookmarkEnd w:id="107"/>
       <w:bookmarkEnd w:id="108"/>
       <w:bookmarkEnd w:id="109"/>
+      <w:bookmarkEnd w:id="110"/>
+      <w:bookmarkEnd w:id="111"/>
+      <w:bookmarkEnd w:id="112"/>
     </w:p>
     <w:p>
       <w:pPr>
         <w:ind w:left="720"/>
         <w:jc w:val="both"/>
         <w:rPr>
+          <w:rFonts w:ascii="Aptos" w:hAnsi="Aptos"/>
+          <w:sz w:val="24"/>
+          <w:szCs w:val="24"/>
+        </w:rPr>
+      </w:pPr>
+      <w:r>
+        <w:rPr>
+          <w:rStyle w:val="Strong"/>
+          <w:rFonts w:ascii="Aptos" w:hAnsi="Aptos" w:cs="Arial"/>
+          <w:sz w:val="24"/>
+          <w:szCs w:val="24"/>
+        </w:rPr>
+        <w:t>Description:</w:t>
+      </w:r>
+      <w:r>
+        <w:rPr>
+          <w:rFonts w:ascii="Aptos" w:hAnsi="Aptos"/>
+          <w:b/>
+          <w:bCs/>
+        </w:rPr>
+        <w:t xml:space="preserve"> </w:t>
+      </w:r>
+      <w:r>
+        <w:rPr>
+          <w:rFonts w:ascii="Aptos" w:hAnsi="Aptos"/>
+          <w:sz w:val="24"/>
+          <w:szCs w:val="24"/>
+        </w:rPr>
+        <w:t>This rule detects keylogging activity from Servers within the Environment.</w:t>
+      </w:r>
+    </w:p>
+    <w:p>
+      <w:pPr>
+        <w:ind w:left="720"/>
+        <w:jc w:val="both"/>
+        <w:rPr>
+          <w:rFonts w:ascii="Aptos" w:hAnsi="Aptos" w:cs="Arial"/>
+          <w:sz w:val="24"/>
+          <w:szCs w:val="24"/>
+        </w:rPr>
+      </w:pPr>
+      <w:r>
+        <w:rPr>
+          <w:rStyle w:val="Strong"/>
+          <w:rFonts w:ascii="Aptos" w:hAnsi="Aptos" w:cs="Arial"/>
+          <w:sz w:val="24"/>
+          <w:szCs w:val="24"/>
+        </w:rPr>
+        <w:t xml:space="preserve">Feedback: </w:t>
+      </w:r>
+      <w:r>
+        <w:rPr>
+          <w:rFonts w:ascii="Aptos" w:hAnsi="Aptos"/>
+          <w:sz w:val="24"/>
+          <w:szCs w:val="24"/>
+        </w:rPr>
+        <w:t>These were triggered from legitimate users who logged in a PRTG application and no malicious activity was found</w:t>
+      </w:r>
+    </w:p>
+    <w:p>
+      <w:pPr>
+        <w:pStyle w:val="ListParagraph"/>
+        <w:rPr>
+          <w:rFonts w:ascii="Aptos" w:hAnsi="Aptos"/>
+          <w:sz w:val="21"/>
+          <w:szCs w:val="21"/>
+        </w:rPr>
+      </w:pPr>
+      <w:bookmarkStart w:id="113" w:name="_Toc218266077"/>
+      <w:bookmarkStart w:id="114" w:name="_Toc220851304"/>
+      <w:bookmarkStart w:id="115" w:name="_Toc223285254"/>
+      <w:bookmarkStart w:id="116" w:name="_Toc223344431"/>
+      <w:r>
+        <w:rPr>
+          <w:rStyle w:val="Strong"/>
+          <w:rFonts w:ascii="Aptos" w:hAnsi="Aptos"/>
+          <w:b/>
+          <w:bCs/>
+        </w:rPr>
+        <w:t>Incident Summary Alert</w:t>
+      </w:r>
+      <w:r>
+        <w:rPr>
+          <w:rStyle w:val="Strong"/>
+          <w:rFonts w:ascii="Aptos" w:hAnsi="Aptos"/>
+          <w:b/>
+          <w:bCs/>
+        </w:rPr>
+        <w:t xml:space="preserve"> (</w:t>
+      </w:r>
+      <w:r>
+        <w:rPr>
+          <w:rStyle w:val="Strong"/>
+          <w:rFonts w:ascii="Aptos" w:hAnsi="Aptos"/>
+          <w:b/>
+          <w:bCs/>
+        </w:rPr>
+        <w:t>2</w:t>
+      </w:r>
+      <w:r>
+        <w:rPr>
+          <w:rStyle w:val="Strong"/>
+          <w:rFonts w:ascii="Aptos" w:hAnsi="Aptos"/>
+          <w:b/>
+          <w:bCs/>
+        </w:rPr>
+        <w:t>8</w:t>
+      </w:r>
+      <w:r>
+        <w:rPr>
+          <w:rStyle w:val="Strong"/>
+          <w:rFonts w:ascii="Aptos" w:hAnsi="Aptos"/>
+          <w:b/>
+          <w:bCs/>
+        </w:rPr>
+        <w:t xml:space="preserve"> Incidents)</w:t>
+      </w:r>
+      <w:bookmarkEnd w:id="113"/>
+      <w:bookmarkEnd w:id="114"/>
+      <w:bookmarkEnd w:id="115"/>
+      <w:bookmarkEnd w:id="116"/>
+    </w:p>
+    <w:p>
+      <w:pPr>
+        <w:ind w:left="720"/>
+        <w:jc w:val="both"/>
+        <w:rPr>
           <w:rStyle w:val="Strong"/>
           <w:rFonts w:ascii="Aptos" w:hAnsi="Aptos"/>
           <w:b w:val="0"/>
@@ -8886,7 +8791,7 @@
         </w:rPr>
         <w:t>.</w:t>
       </w:r>
-      <w:bookmarkStart w:id="110" w:name="_Toc210356627"/>
+      <w:bookmarkStart w:id="117" w:name="_Toc210356627"/>
     </w:p>
     <w:p>
       <w:pPr>
@@ -8897,9 +8802,10 @@
           <w:szCs w:val="21"/>
         </w:rPr>
       </w:pPr>
-      <w:bookmarkStart w:id="111" w:name="_Toc218266078"/>
-      <w:bookmarkStart w:id="112" w:name="_Toc220851305"/>
-      <w:bookmarkStart w:id="113" w:name="_Toc223285255"/>
+      <w:bookmarkStart w:id="118" w:name="_Toc218266078"/>
+      <w:bookmarkStart w:id="119" w:name="_Toc220851305"/>
+      <w:bookmarkStart w:id="120" w:name="_Toc223285255"/>
+      <w:bookmarkStart w:id="121" w:name="_Toc223344432"/>
       <w:proofErr w:type="gramStart"/>
       <w:r>
         <w:rPr>
@@ -8947,9 +8853,10 @@
         </w:rPr>
         <w:t xml:space="preserve"> Incidents)</w:t>
       </w:r>
-      <w:bookmarkEnd w:id="111"/>
-      <w:bookmarkEnd w:id="112"/>
-      <w:bookmarkEnd w:id="113"/>
+      <w:bookmarkEnd w:id="118"/>
+      <w:bookmarkEnd w:id="119"/>
+      <w:bookmarkEnd w:id="120"/>
+      <w:bookmarkEnd w:id="121"/>
     </w:p>
     <w:p>
       <w:pPr>
@@ -9041,11 +8948,12 @@
           <w:szCs w:val="21"/>
         </w:rPr>
       </w:pPr>
-      <w:bookmarkStart w:id="114" w:name="_Toc212860021"/>
-      <w:bookmarkStart w:id="115" w:name="_Toc215610313"/>
-      <w:bookmarkStart w:id="116" w:name="_Toc218266072"/>
-      <w:bookmarkStart w:id="117" w:name="_Toc220851300"/>
-      <w:bookmarkStart w:id="118" w:name="_Toc223285250"/>
+      <w:bookmarkStart w:id="122" w:name="_Toc212860021"/>
+      <w:bookmarkStart w:id="123" w:name="_Toc215610313"/>
+      <w:bookmarkStart w:id="124" w:name="_Toc218266072"/>
+      <w:bookmarkStart w:id="125" w:name="_Toc220851300"/>
+      <w:bookmarkStart w:id="126" w:name="_Toc223285250"/>
+      <w:bookmarkStart w:id="127" w:name="_Toc223344433"/>
       <w:r>
         <w:rPr>
           <w:rStyle w:val="Strong"/>
@@ -9073,11 +8981,12 @@
         </w:rPr>
         <w:t xml:space="preserve"> Incidents)</w:t>
       </w:r>
-      <w:bookmarkEnd w:id="114"/>
-      <w:bookmarkEnd w:id="115"/>
-      <w:bookmarkEnd w:id="116"/>
-      <w:bookmarkEnd w:id="117"/>
-      <w:bookmarkEnd w:id="118"/>
+      <w:bookmarkEnd w:id="122"/>
+      <w:bookmarkEnd w:id="123"/>
+      <w:bookmarkEnd w:id="124"/>
+      <w:bookmarkEnd w:id="125"/>
+      <w:bookmarkEnd w:id="126"/>
+      <w:bookmarkEnd w:id="127"/>
     </w:p>
     <w:p>
       <w:pPr>
@@ -9169,32 +9078,6 @@
         </w:rPr>
       </w:pPr>
     </w:p>
-    <w:bookmarkEnd w:id="110"/>
-    <w:p>
-      <w:pPr>
-        <w:ind w:left="720"/>
-        <w:jc w:val="both"/>
-        <w:rPr>
-          <w:rStyle w:val="Strong"/>
-          <w:rFonts w:ascii="Aptos" w:hAnsi="Aptos" w:cs="Arial"/>
-          <w:b w:val="0"/>
-          <w:bCs w:val="0"/>
-          <w:sz w:val="24"/>
-          <w:szCs w:val="24"/>
-        </w:rPr>
-      </w:pPr>
-      <w:r>
-        <w:rPr>
-          <w:rStyle w:val="Strong"/>
-          <w:rFonts w:ascii="Aptos" w:hAnsi="Aptos" w:cs="Arial"/>
-          <w:b w:val="0"/>
-          <w:bCs w:val="0"/>
-          <w:sz w:val="24"/>
-          <w:szCs w:val="24"/>
-        </w:rPr>
-        <w:t>.</w:t>
-      </w:r>
-    </w:p>
     <w:p>
       <w:pPr>
         <w:pStyle w:val="ListParagraph"/>
@@ -9204,11 +9087,13 @@
           <w:szCs w:val="21"/>
         </w:rPr>
       </w:pPr>
-      <w:bookmarkStart w:id="119" w:name="_Toc212860022"/>
-      <w:bookmarkStart w:id="120" w:name="_Toc215610314"/>
-      <w:bookmarkStart w:id="121" w:name="_Toc218266076"/>
-      <w:bookmarkStart w:id="122" w:name="_Toc220851307"/>
-      <w:bookmarkStart w:id="123" w:name="_Toc223285257"/>
+      <w:bookmarkStart w:id="128" w:name="_Toc212860022"/>
+      <w:bookmarkStart w:id="129" w:name="_Toc215610314"/>
+      <w:bookmarkStart w:id="130" w:name="_Toc218266076"/>
+      <w:bookmarkStart w:id="131" w:name="_Toc220851307"/>
+      <w:bookmarkStart w:id="132" w:name="_Toc223285257"/>
+      <w:bookmarkStart w:id="133" w:name="_Toc223344434"/>
+      <w:bookmarkEnd w:id="117"/>
       <w:r>
         <w:rPr>
           <w:rStyle w:val="Strong"/>
@@ -9246,11 +9131,12 @@
         </w:rPr>
         <w:t xml:space="preserve"> Incidents)</w:t>
       </w:r>
-      <w:bookmarkEnd w:id="119"/>
-      <w:bookmarkEnd w:id="120"/>
-      <w:bookmarkEnd w:id="121"/>
-      <w:bookmarkEnd w:id="122"/>
-      <w:bookmarkEnd w:id="123"/>
+      <w:bookmarkEnd w:id="128"/>
+      <w:bookmarkEnd w:id="129"/>
+      <w:bookmarkEnd w:id="130"/>
+      <w:bookmarkEnd w:id="131"/>
+      <w:bookmarkEnd w:id="132"/>
+      <w:bookmarkEnd w:id="133"/>
     </w:p>
     <w:p>
       <w:pPr>
@@ -9370,7 +9256,7 @@
           <w:lang w:val="en-US"/>
         </w:rPr>
       </w:pPr>
-      <w:bookmarkStart w:id="124" w:name="_Toc223285258"/>
+      <w:bookmarkStart w:id="134" w:name="_Toc223344435"/>
       <w:r>
         <w:rPr>
           <w:rFonts w:ascii="Aptos" w:hAnsi="Aptos"/>
@@ -9378,7 +9264,7 @@
         </w:rPr>
         <w:t>High Severity</w:t>
       </w:r>
-      <w:bookmarkEnd w:id="124"/>
+      <w:bookmarkEnd w:id="134"/>
     </w:p>
     <w:p>
       <w:pPr>
@@ -9405,7 +9291,17 @@
           <w:sz w:val="24"/>
           <w:szCs w:val="28"/>
         </w:rPr>
-        <w:t>28</w:t>
+        <w:t>2</w:t>
+      </w:r>
+      <w:r>
+        <w:rPr>
+          <w:rFonts w:ascii="Aptos" w:hAnsi="Aptos"/>
+          <w:b/>
+          <w:bCs/>
+          <w:sz w:val="24"/>
+          <w:szCs w:val="28"/>
+        </w:rPr>
+        <w:t>5</w:t>
       </w:r>
       <w:r>
         <w:rPr>
@@ -9443,14 +9339,14 @@
         </w:rPr>
         <w:t xml:space="preserve"> recorded.</w:t>
       </w:r>
-      <w:bookmarkStart w:id="125" w:name="_Hlk205160832"/>
-      <w:bookmarkStart w:id="126" w:name="_Toc2000009926"/>
-      <w:bookmarkStart w:id="127" w:name="_Toc2133529079"/>
-      <w:bookmarkStart w:id="128" w:name="_Toc1088261615"/>
-      <w:bookmarkStart w:id="129" w:name="_Toc1876567327"/>
-      <w:bookmarkStart w:id="130" w:name="_Toc769746011"/>
-      <w:bookmarkStart w:id="131" w:name="_Toc1840630876"/>
-      <w:bookmarkStart w:id="132" w:name="_Toc168590861"/>
+      <w:bookmarkStart w:id="135" w:name="_Hlk205160832"/>
+      <w:bookmarkStart w:id="136" w:name="_Toc2000009926"/>
+      <w:bookmarkStart w:id="137" w:name="_Toc2133529079"/>
+      <w:bookmarkStart w:id="138" w:name="_Toc1088261615"/>
+      <w:bookmarkStart w:id="139" w:name="_Toc1876567327"/>
+      <w:bookmarkStart w:id="140" w:name="_Toc769746011"/>
+      <w:bookmarkStart w:id="141" w:name="_Toc1840630876"/>
+      <w:bookmarkStart w:id="142" w:name="_Toc168590861"/>
     </w:p>
     <w:tbl>
       <w:tblPr>
@@ -9598,7 +9494,16 @@
                 <w:sz w:val="24"/>
                 <w:szCs w:val="28"/>
               </w:rPr>
-              <w:t>28</w:t>
+              <w:t>2</w:t>
+            </w:r>
+            <w:r>
+              <w:rPr>
+                <w:rFonts w:ascii="Aptos" w:hAnsi="Aptos"/>
+                <w:bCs/>
+                <w:sz w:val="24"/>
+                <w:szCs w:val="28"/>
+              </w:rPr>
+              <w:t>5</w:t>
             </w:r>
           </w:p>
         </w:tc>
@@ -9661,7 +9566,17 @@
                 <w:sz w:val="24"/>
                 <w:szCs w:val="28"/>
               </w:rPr>
-              <w:t>28</w:t>
+              <w:t>2</w:t>
+            </w:r>
+            <w:r>
+              <w:rPr>
+                <w:rFonts w:ascii="Aptos" w:hAnsi="Aptos"/>
+                <w:b/>
+                <w:bCs/>
+                <w:sz w:val="24"/>
+                <w:szCs w:val="28"/>
+              </w:rPr>
+              <w:t>5</w:t>
             </w:r>
           </w:p>
         </w:tc>
@@ -9688,10 +9603,10 @@
           <w:rFonts w:ascii="Aptos" w:hAnsi="Aptos"/>
         </w:rPr>
       </w:pPr>
-      <w:bookmarkStart w:id="133" w:name="_Toc210356634"/>
-      <w:bookmarkStart w:id="134" w:name="_Toc210645301"/>
-      <w:bookmarkStart w:id="135" w:name="_Toc220851309"/>
-      <w:bookmarkStart w:id="136" w:name="_Toc223285259"/>
+      <w:bookmarkStart w:id="143" w:name="_Toc210356634"/>
+      <w:bookmarkStart w:id="144" w:name="_Toc210645301"/>
+      <w:bookmarkStart w:id="145" w:name="_Toc220851309"/>
+      <w:bookmarkStart w:id="146" w:name="_Toc223344436"/>
       <w:proofErr w:type="gramStart"/>
       <w:r>
         <w:rPr>
@@ -9706,7 +9621,7 @@
         </w:rPr>
         <w:t xml:space="preserve"> Controller Active Directory Replication</w:t>
       </w:r>
-      <w:bookmarkEnd w:id="133"/>
+      <w:bookmarkEnd w:id="143"/>
       <w:r>
         <w:rPr>
           <w:rFonts w:ascii="Aptos" w:hAnsi="Aptos"/>
@@ -9725,9 +9640,9 @@
         </w:rPr>
         <w:t xml:space="preserve"> Incidents)</w:t>
       </w:r>
-      <w:bookmarkEnd w:id="134"/>
-      <w:bookmarkEnd w:id="135"/>
-      <w:bookmarkEnd w:id="136"/>
+      <w:bookmarkEnd w:id="144"/>
+      <w:bookmarkEnd w:id="145"/>
+      <w:bookmarkEnd w:id="146"/>
     </w:p>
     <w:p>
       <w:pPr>
@@ -9857,16 +9772,16 @@
           <w:rFonts w:ascii="Aptos" w:hAnsi="Aptos"/>
         </w:rPr>
       </w:pPr>
-      <w:bookmarkStart w:id="137" w:name="_Toc196989499"/>
-      <w:bookmarkStart w:id="138" w:name="_Toc223285261"/>
-      <w:bookmarkEnd w:id="125"/>
+      <w:bookmarkStart w:id="147" w:name="_Toc196989499"/>
+      <w:bookmarkStart w:id="148" w:name="_Toc223344437"/>
+      <w:bookmarkEnd w:id="135"/>
       <w:r>
         <w:rPr>
           <w:rFonts w:ascii="Aptos" w:hAnsi="Aptos"/>
         </w:rPr>
         <w:t>Cybersecurity Trends and Threats - Zambia (February 1–28, 2026)</w:t>
       </w:r>
-      <w:bookmarkEnd w:id="138"/>
+      <w:bookmarkEnd w:id="148"/>
     </w:p>
     <w:p>
       <w:pPr>
@@ -9893,6 +9808,7 @@
           <w:sz w:val="24"/>
           <w:szCs w:val="24"/>
         </w:rPr>
+        <w:lastRenderedPageBreak/>
         <w:t>2025,</w:t>
       </w:r>
       <w:proofErr w:type="gramEnd"/>
@@ -9924,15 +9840,14 @@
           <w:rFonts w:ascii="Aptos" w:hAnsi="Aptos"/>
         </w:rPr>
       </w:pPr>
-      <w:bookmarkStart w:id="139" w:name="_Toc223285262"/>
-      <w:r>
-        <w:rPr>
-          <w:rFonts w:ascii="Aptos" w:hAnsi="Aptos"/>
-        </w:rPr>
-        <w:lastRenderedPageBreak/>
+      <w:bookmarkStart w:id="149" w:name="_Toc223344438"/>
+      <w:r>
+        <w:rPr>
+          <w:rFonts w:ascii="Aptos" w:hAnsi="Aptos"/>
+        </w:rPr>
         <w:t>Key Threats and Incidents</w:t>
       </w:r>
-      <w:bookmarkEnd w:id="139"/>
+      <w:bookmarkEnd w:id="149"/>
     </w:p>
     <w:p>
       <w:pPr>
@@ -10256,7 +10171,16 @@
           <w:sz w:val="24"/>
           <w:szCs w:val="28"/>
         </w:rPr>
-        <w:t xml:space="preserve"> images) and broader exploitation risks. While this is a global warning, it is directly relevant to Zambia's February posture because Zambia's public messaging in the same month strongly focused on online safety, youth protection, and synthetic media harms.</w:t>
+        <w:t xml:space="preserve"> images) and broader exploitation risks. While this is a global </w:t>
+      </w:r>
+      <w:r>
+        <w:rPr>
+          <w:rFonts w:ascii="Aptos" w:hAnsi="Aptos"/>
+          <w:sz w:val="24"/>
+          <w:szCs w:val="28"/>
+        </w:rPr>
+        <w:lastRenderedPageBreak/>
+        <w:t>warning, it is directly relevant to Zambia's February posture because Zambia's public messaging in the same month strongly focused on online safety, youth protection, and synthetic media harms.</w:t>
       </w:r>
     </w:p>
     <w:p>
@@ -10279,7 +10203,6 @@
           <w:sz w:val="24"/>
           <w:szCs w:val="28"/>
         </w:rPr>
-        <w:lastRenderedPageBreak/>
         <w:t>Why it matters (threat emphasis):</w:t>
       </w:r>
     </w:p>
@@ -10408,14 +10331,14 @@
           <w:rFonts w:ascii="Aptos" w:hAnsi="Aptos"/>
         </w:rPr>
       </w:pPr>
-      <w:bookmarkStart w:id="140" w:name="_Toc223285263"/>
+      <w:bookmarkStart w:id="150" w:name="_Toc223344439"/>
       <w:r>
         <w:rPr>
           <w:rFonts w:ascii="Aptos" w:hAnsi="Aptos"/>
         </w:rPr>
         <w:t>Regional Spillover and Infrastructure Risks</w:t>
       </w:r>
-      <w:bookmarkEnd w:id="140"/>
+      <w:bookmarkEnd w:id="150"/>
     </w:p>
     <w:p>
       <w:pPr>
@@ -10609,6 +10532,7 @@
           <w:sz w:val="24"/>
           <w:szCs w:val="28"/>
         </w:rPr>
+        <w:lastRenderedPageBreak/>
         <w:t>• Al-assisted manipulation to deceive or provoke.</w:t>
       </w:r>
     </w:p>
@@ -10647,7 +10571,6 @@
           <w:sz w:val="24"/>
           <w:szCs w:val="28"/>
         </w:rPr>
-        <w:lastRenderedPageBreak/>
         <w:t>This matters because defenses that focus only on perimeter controls will miss the highest-volume risk: social engineering at scale.</w:t>
       </w:r>
     </w:p>
@@ -10731,7 +10654,7 @@
           <w:rFonts w:ascii="Aptos" w:hAnsi="Aptos"/>
         </w:rPr>
       </w:pPr>
-      <w:bookmarkStart w:id="141" w:name="_Toc223285264"/>
+      <w:bookmarkStart w:id="151" w:name="_Toc223344440"/>
       <w:r>
         <w:rPr>
           <w:rFonts w:ascii="Aptos" w:hAnsi="Aptos"/>
@@ -10750,7 +10673,7 @@
         </w:rPr>
         <w:t xml:space="preserve"> Response</w:t>
       </w:r>
-      <w:bookmarkEnd w:id="141"/>
+      <w:bookmarkEnd w:id="151"/>
       <w:r>
         <w:rPr>
           <w:rFonts w:ascii="Aptos" w:hAnsi="Aptos"/>
@@ -11094,7 +11017,7 @@
         </w:rPr>
         <w:t xml:space="preserve">: </w:t>
       </w:r>
-      <w:hyperlink r:id="rId19" w:history="1">
+      <w:hyperlink r:id="rId21" w:history="1">
         <w:r>
           <w:rPr>
             <w:rStyle w:val="Hyperlink"/>
@@ -11119,7 +11042,7 @@
         </w:rPr>
         <w:t xml:space="preserve">, </w:t>
       </w:r>
-      <w:hyperlink r:id="rId20" w:history="1">
+      <w:hyperlink r:id="rId22" w:history="1">
         <w:r>
           <w:rPr>
             <w:rStyle w:val="Hyperlink"/>
@@ -11138,7 +11061,7 @@
         </w:rPr>
         <w:t xml:space="preserve">, </w:t>
       </w:r>
-      <w:hyperlink r:id="rId21" w:history="1">
+      <w:hyperlink r:id="rId23" w:history="1">
         <w:r>
           <w:rPr>
             <w:rStyle w:val="Hyperlink"/>
@@ -11157,7 +11080,7 @@
         </w:rPr>
         <w:t xml:space="preserve">, </w:t>
       </w:r>
-      <w:hyperlink r:id="rId22" w:history="1">
+      <w:hyperlink r:id="rId24" w:history="1">
         <w:proofErr w:type="spellStart"/>
         <w:r>
           <w:rPr>
@@ -11178,7 +11101,7 @@
         </w:rPr>
         <w:t xml:space="preserve">, </w:t>
       </w:r>
-      <w:hyperlink r:id="rId23" w:history="1">
+      <w:hyperlink r:id="rId25" w:history="1">
         <w:r>
           <w:rPr>
             <w:rStyle w:val="Hyperlink"/>
@@ -11197,7 +11120,7 @@
         </w:rPr>
         <w:t xml:space="preserve">, </w:t>
       </w:r>
-      <w:hyperlink r:id="rId24" w:history="1">
+      <w:hyperlink r:id="rId26" w:history="1">
         <w:r>
           <w:rPr>
             <w:rStyle w:val="Hyperlink"/>
@@ -11216,7 +11139,7 @@
         </w:rPr>
         <w:t xml:space="preserve">, </w:t>
       </w:r>
-      <w:hyperlink r:id="rId25" w:history="1">
+      <w:hyperlink r:id="rId27" w:history="1">
         <w:r>
           <w:rPr>
             <w:rStyle w:val="Hyperlink"/>
@@ -11235,7 +11158,7 @@
         </w:rPr>
         <w:t xml:space="preserve">, </w:t>
       </w:r>
-      <w:hyperlink r:id="rId26" w:history="1">
+      <w:hyperlink r:id="rId28" w:history="1">
         <w:r>
           <w:rPr>
             <w:rStyle w:val="Hyperlink"/>
@@ -11254,7 +11177,7 @@
         </w:rPr>
         <w:t xml:space="preserve">, </w:t>
       </w:r>
-      <w:hyperlink r:id="rId27" w:history="1">
+      <w:hyperlink r:id="rId29" w:history="1">
         <w:r>
           <w:rPr>
             <w:rStyle w:val="Hyperlink"/>
@@ -11273,7 +11196,7 @@
         </w:rPr>
         <w:t xml:space="preserve">, </w:t>
       </w:r>
-      <w:hyperlink r:id="rId28" w:history="1">
+      <w:hyperlink r:id="rId30" w:history="1">
         <w:r>
           <w:rPr>
             <w:rStyle w:val="Hyperlink"/>
@@ -11292,7 +11215,7 @@
         </w:rPr>
         <w:t xml:space="preserve">, </w:t>
       </w:r>
-      <w:hyperlink r:id="rId29" w:history="1">
+      <w:hyperlink r:id="rId31" w:history="1">
         <w:r>
           <w:rPr>
             <w:rStyle w:val="Hyperlink"/>
@@ -11390,16 +11313,15 @@
           <w:rFonts w:ascii="Aptos" w:hAnsi="Aptos"/>
         </w:rPr>
       </w:pPr>
-      <w:bookmarkStart w:id="142" w:name="_Toc223285265"/>
-      <w:r>
-        <w:rPr>
-          <w:rFonts w:ascii="Aptos" w:hAnsi="Aptos"/>
-        </w:rPr>
-        <w:lastRenderedPageBreak/>
+      <w:bookmarkStart w:id="152" w:name="_Toc223344441"/>
+      <w:r>
+        <w:rPr>
+          <w:rFonts w:ascii="Aptos" w:hAnsi="Aptos"/>
+        </w:rPr>
         <w:t>Conclusion and Recommendations</w:t>
       </w:r>
-      <w:bookmarkEnd w:id="137"/>
-      <w:bookmarkEnd w:id="142"/>
+      <w:bookmarkEnd w:id="147"/>
+      <w:bookmarkEnd w:id="152"/>
     </w:p>
     <w:p>
       <w:pPr>
@@ -11412,14 +11334,14 @@
           <w:rFonts w:ascii="Aptos" w:hAnsi="Aptos"/>
         </w:rPr>
       </w:pPr>
-      <w:bookmarkStart w:id="143" w:name="_Toc223285266"/>
+      <w:bookmarkStart w:id="153" w:name="_Toc223344442"/>
       <w:r>
         <w:rPr>
           <w:rFonts w:ascii="Aptos" w:hAnsi="Aptos"/>
         </w:rPr>
         <w:t>Recommendations</w:t>
       </w:r>
-      <w:bookmarkEnd w:id="143"/>
+      <w:bookmarkEnd w:id="153"/>
     </w:p>
     <w:p>
       <w:pPr>
@@ -11914,14 +11836,14 @@
           <w:rFonts w:ascii="Aptos" w:hAnsi="Aptos"/>
         </w:rPr>
       </w:pPr>
-      <w:bookmarkStart w:id="144" w:name="_Toc223285267"/>
+      <w:bookmarkStart w:id="154" w:name="_Toc223344443"/>
       <w:r>
         <w:rPr>
           <w:rFonts w:ascii="Aptos" w:hAnsi="Aptos"/>
         </w:rPr>
         <w:t>Conclusion</w:t>
       </w:r>
-      <w:bookmarkEnd w:id="144"/>
+      <w:bookmarkEnd w:id="154"/>
     </w:p>
     <w:p>
       <w:pPr>
@@ -11995,7 +11917,17 @@
           <w:szCs w:val="28"/>
           <w:lang w:val="en-GB"/>
         </w:rPr>
-        <w:t xml:space="preserve"> reporting period marked a significant step forward in the security operations of AB Bank Zambia, with TeKnowledge continuing to provide dedicated 24/7 monitoring, incident detection, and rapid response through the Microsoft Sentinel platform. A total of </w:t>
+        <w:t xml:space="preserve"> reporting period marked a significant step forward in the security operations of AB Bank Zambia, with TeKnowledge continuing to provide dedicated 24/7 monitoring, incident detection, and rapid response through the Microsoft </w:t>
+      </w:r>
+      <w:r>
+        <w:rPr>
+          <w:rFonts w:ascii="Aptos" w:hAnsi="Aptos"/>
+          <w:sz w:val="24"/>
+          <w:szCs w:val="28"/>
+          <w:lang w:val="en-GB"/>
+        </w:rPr>
+        <w:lastRenderedPageBreak/>
+        <w:t xml:space="preserve">Sentinel platform. A total of </w:t>
       </w:r>
       <w:r>
         <w:rPr>
@@ -12209,18 +12141,7 @@
           <w:sz w:val="24"/>
           <w:szCs w:val="24"/>
         </w:rPr>
-        <w:t xml:space="preserve"> and </w:t>
-      </w:r>
-      <w:r>
-        <w:rPr>
-          <w:rFonts w:ascii="Aptos" w:hAnsi="Aptos" w:cstheme="minorHAnsi"/>
-          <w:b/>
-          <w:bCs/>
-          <w:sz w:val="24"/>
-          <w:szCs w:val="24"/>
-        </w:rPr>
-        <w:lastRenderedPageBreak/>
-        <w:t xml:space="preserve">FortiGate </w:t>
+        <w:t xml:space="preserve"> and FortiGate </w:t>
       </w:r>
       <w:r>
         <w:rPr>
@@ -12518,7 +12439,18 @@
           <w:szCs w:val="28"/>
           <w:lang w:val="en-GB"/>
         </w:rPr>
-        <w:t>28</w:t>
+        <w:t>2</w:t>
+      </w:r>
+      <w:r>
+        <w:rPr>
+          <w:rFonts w:ascii="Aptos" w:hAnsi="Aptos"/>
+          <w:b/>
+          <w:bCs/>
+          <w:sz w:val="24"/>
+          <w:szCs w:val="28"/>
+          <w:lang w:val="en-GB"/>
+        </w:rPr>
+        <w:t>5</w:t>
       </w:r>
       <w:r>
         <w:rPr>
@@ -12745,13 +12677,13 @@
         </w:rPr>
         <w:t>We appreciate the trust placed in TeKnowledge to safeguard AB Bank Zambia’s digital environment and look forward to our continued partnership in building a more secure and resilient infrastructure</w:t>
       </w:r>
-      <w:bookmarkEnd w:id="126"/>
-      <w:bookmarkEnd w:id="127"/>
-      <w:bookmarkEnd w:id="128"/>
-      <w:bookmarkEnd w:id="129"/>
-      <w:bookmarkEnd w:id="130"/>
-      <w:bookmarkEnd w:id="131"/>
-      <w:bookmarkEnd w:id="132"/>
+      <w:bookmarkEnd w:id="136"/>
+      <w:bookmarkEnd w:id="137"/>
+      <w:bookmarkEnd w:id="138"/>
+      <w:bookmarkEnd w:id="139"/>
+      <w:bookmarkEnd w:id="140"/>
+      <w:bookmarkEnd w:id="141"/>
+      <w:bookmarkEnd w:id="142"/>
       <w:r>
         <w:rPr>
           <w:rFonts w:ascii="Aptos" w:hAnsi="Aptos"/>
@@ -12802,7 +12734,7 @@
           <w:rFonts w:ascii="Aptos" w:hAnsi="Aptos"/>
         </w:rPr>
       </w:pPr>
-      <w:bookmarkStart w:id="145" w:name="_Toc223285268"/>
+      <w:bookmarkStart w:id="155" w:name="_Toc223344444"/>
       <w:r>
         <w:rPr>
           <w:rFonts w:ascii="Aptos" w:hAnsi="Aptos"/>
@@ -12810,7 +12742,7 @@
         <w:lastRenderedPageBreak/>
         <w:t>Appendix – Test-server Alerts</w:t>
       </w:r>
-      <w:bookmarkEnd w:id="145"/>
+      <w:bookmarkEnd w:id="155"/>
     </w:p>
     <w:p>
       <w:pPr>
@@ -12839,14 +12771,14 @@
           <w:rFonts w:ascii="Aptos" w:hAnsi="Aptos"/>
         </w:rPr>
       </w:pPr>
-      <w:bookmarkStart w:id="146" w:name="_Toc223285269"/>
+      <w:bookmarkStart w:id="156" w:name="_Toc223344445"/>
       <w:r>
         <w:rPr>
           <w:rFonts w:ascii="Aptos" w:hAnsi="Aptos"/>
         </w:rPr>
         <w:t>Total Incidents by Severity</w:t>
       </w:r>
-      <w:bookmarkEnd w:id="146"/>
+      <w:bookmarkEnd w:id="156"/>
     </w:p>
     <w:tbl>
       <w:tblPr>
@@ -13068,14 +13000,14 @@
           <w:rFonts w:ascii="Aptos" w:hAnsi="Aptos"/>
         </w:rPr>
       </w:pPr>
-      <w:bookmarkStart w:id="147" w:name="_Toc223285270"/>
+      <w:bookmarkStart w:id="157" w:name="_Toc223344446"/>
       <w:r>
         <w:rPr>
           <w:rFonts w:ascii="Aptos" w:hAnsi="Aptos"/>
         </w:rPr>
         <w:t>Top 10 Incidents</w:t>
       </w:r>
-      <w:bookmarkEnd w:id="147"/>
+      <w:bookmarkEnd w:id="157"/>
     </w:p>
     <w:tbl>
       <w:tblPr>
@@ -13311,7 +13243,7 @@
           <w:rFonts w:ascii="Aptos" w:hAnsi="Aptos"/>
         </w:rPr>
       </w:pPr>
-      <w:bookmarkStart w:id="148" w:name="_Toc223285271"/>
+      <w:bookmarkStart w:id="158" w:name="_Toc223344447"/>
       <w:r>
         <w:rPr>
           <w:rFonts w:ascii="Aptos" w:hAnsi="Aptos"/>
@@ -13330,7 +13262,7 @@
         </w:rPr>
         <w:t xml:space="preserve"> Incidents</w:t>
       </w:r>
-      <w:bookmarkEnd w:id="148"/>
+      <w:bookmarkEnd w:id="158"/>
     </w:p>
     <w:tbl>
       <w:tblPr>
@@ -13519,10 +13451,10 @@
       </w:pPr>
     </w:p>
     <w:sectPr>
-      <w:headerReference w:type="default" r:id="rId30"/>
-      <w:footerReference w:type="even" r:id="rId31"/>
-      <w:footerReference w:type="default" r:id="rId32"/>
-      <w:footerReference w:type="first" r:id="rId33"/>
+      <w:headerReference w:type="default" r:id="rId32"/>
+      <w:footerReference w:type="even" r:id="rId33"/>
+      <w:footerReference w:type="default" r:id="rId34"/>
+      <w:footerReference w:type="first" r:id="rId35"/>
       <w:pgSz w:w="11906" w:h="16838" w:code="9"/>
       <w:pgMar w:top="2378" w:right="1440" w:bottom="1440" w:left="1440" w:header="1728" w:footer="227" w:gutter="0"/>
       <w:pgNumType w:start="0"/>
@@ -13535,7 +13467,7 @@
 </file>
 
 <file path=word/endnotes.xml><?xml version="1.0" encoding="utf-8"?>
-<w:endnotes xmlns:wpc="http://schemas.microsoft.com/office/word/2010/wordprocessingCanvas" xmlns:cx="http://schemas.microsoft.com/office/drawing/2014/chartex" xmlns:cx1="http://schemas.microsoft.com/office/drawing/2015/9/8/chartex" xmlns:cx2="http://schemas.microsoft.com/office/drawing/2015/10/21/chartex" xmlns:cx3="http://schemas.microsoft.com/office/drawing/2016/5/9/chartex" xmlns:cx4="http://schemas.microsoft.com/office/drawing/2016/5/10/chartex" xmlns:cx5="http://schemas.microsoft.com/office/drawing/2016/5/11/chartex" xmlns:cx6="http://schemas.microsoft.com/office/drawing/2016/5/12/chartex" xmlns:cx7="http://schemas.microsoft.com/office/drawing/2016/5/13/chartex" xmlns:cx8="http://schemas.microsoft.com/office/drawing/2016/5/14/chartex" xmlns:mc="http://schemas.openxmlformats.org/markup-compatibility/2006" xmlns:aink="http://schemas.microsoft.com/office/drawing/2016/ink" xmlns:am3d="http://schemas.microsoft.com/office/drawing/2017/model3d" xmlns:o="urn:schemas-microsoft-com:office:office" xmlns:r="http://schemas.openxmlformats.org/officeDocument/2006/relationships" xmlns:m="http://schemas.openxmlformats.org/officeDocument/2006/math" xmlns:v="urn:schemas-microsoft-com:vml" xmlns:wp14="http://schemas.microsoft.com/office/word/2010/wordprocessingDrawing" xmlns:wp="http://schemas.openxmlformats.org/drawingml/2006/wordprocessingDrawing" xmlns:w10="urn:schemas-microsoft-com:office:word" xmlns:w="http://schemas.openxmlformats.org/wordprocessingml/2006/main" xmlns:w14="http://schemas.microsoft.com/office/word/2010/wordml" xmlns:w15="http://schemas.microsoft.com/office/word/2012/wordml" xmlns:w16cex="http://schemas.microsoft.com/office/word/2018/wordml/cex" xmlns:w16cid="http://schemas.microsoft.com/office/word/2016/wordml/cid" xmlns:w16="http://schemas.microsoft.com/office/word/2018/wordml" xmlns:w16sdtdh="http://schemas.microsoft.com/office/word/2020/wordml/sdtdatahash" xmlns:w16se="http://schemas.microsoft.com/office/word/2015/wordml/symex" xmlns:wpg="http://schemas.microsoft.com/office/word/2010/wordprocessingGroup" xmlns:wpi="http://schemas.microsoft.com/office/word/2010/wordprocessingInk" xmlns:wne="http://schemas.microsoft.com/office/word/2006/wordml" xmlns:wps="http://schemas.microsoft.com/office/word/2010/wordprocessingShape" mc:Ignorable="w14 w15 w16se w16cid w16 w16cex w16sdtdh wp14">
+<w:endnotes xmlns:wpc="http://schemas.microsoft.com/office/word/2010/wordprocessingCanvas" xmlns:cx="http://schemas.microsoft.com/office/drawing/2014/chartex" xmlns:cx1="http://schemas.microsoft.com/office/drawing/2015/9/8/chartex" xmlns:cx2="http://schemas.microsoft.com/office/drawing/2015/10/21/chartex" xmlns:cx3="http://schemas.microsoft.com/office/drawing/2016/5/9/chartex" xmlns:cx4="http://schemas.microsoft.com/office/drawing/2016/5/10/chartex" xmlns:cx5="http://schemas.microsoft.com/office/drawing/2016/5/11/chartex" xmlns:cx6="http://schemas.microsoft.com/office/drawing/2016/5/12/chartex" xmlns:cx7="http://schemas.microsoft.com/office/drawing/2016/5/13/chartex" xmlns:cx8="http://schemas.microsoft.com/office/drawing/2016/5/14/chartex" xmlns:mc="http://schemas.openxmlformats.org/markup-compatibility/2006" xmlns:aink="http://schemas.microsoft.com/office/drawing/2016/ink" xmlns:am3d="http://schemas.microsoft.com/office/drawing/2017/model3d" xmlns:o="urn:schemas-microsoft-com:office:office" xmlns:oel="http://schemas.microsoft.com/office/2019/extlst" xmlns:r="http://schemas.openxmlformats.org/officeDocument/2006/relationships" xmlns:m="http://schemas.openxmlformats.org/officeDocument/2006/math" xmlns:v="urn:schemas-microsoft-com:vml" xmlns:wp14="http://schemas.microsoft.com/office/word/2010/wordprocessingDrawing" xmlns:wp="http://schemas.openxmlformats.org/drawingml/2006/wordprocessingDrawing" xmlns:w10="urn:schemas-microsoft-com:office:word" xmlns:w="http://schemas.openxmlformats.org/wordprocessingml/2006/main" xmlns:w14="http://schemas.microsoft.com/office/word/2010/wordml" xmlns:w15="http://schemas.microsoft.com/office/word/2012/wordml" xmlns:w16cex="http://schemas.microsoft.com/office/word/2018/wordml/cex" xmlns:w16cid="http://schemas.microsoft.com/office/word/2016/wordml/cid" xmlns:w16="http://schemas.microsoft.com/office/word/2018/wordml" xmlns:w16du="http://schemas.microsoft.com/office/word/2023/wordml/word16du" xmlns:w16sdtdh="http://schemas.microsoft.com/office/word/2020/wordml/sdtdatahash" xmlns:w16sdtfl="http://schemas.microsoft.com/office/word/2024/wordml/sdtformatlock" xmlns:w16se="http://schemas.microsoft.com/office/word/2015/wordml/symex" xmlns:wpg="http://schemas.microsoft.com/office/word/2010/wordprocessingGroup" xmlns:wpi="http://schemas.microsoft.com/office/word/2010/wordprocessingInk" xmlns:wne="http://schemas.microsoft.com/office/word/2006/wordml" xmlns:wps="http://schemas.microsoft.com/office/word/2010/wordprocessingShape" mc:Ignorable="w14 w15 w16se w16cid w16 w16cex w16sdtdh w16sdtfl w16du wp14">
   <w:endnote w:type="separator" w:id="-1">
     <w:p>
       <w:pPr>
@@ -13567,7 +13499,7 @@
 </file>
 
 <file path=word/footer1.xml><?xml version="1.0" encoding="utf-8"?>
-<w:ftr xmlns:wpc="http://schemas.microsoft.com/office/word/2010/wordprocessingCanvas" xmlns:cx="http://schemas.microsoft.com/office/drawing/2014/chartex" xmlns:cx1="http://schemas.microsoft.com/office/drawing/2015/9/8/chartex" xmlns:cx2="http://schemas.microsoft.com/office/drawing/2015/10/21/chartex" xmlns:cx3="http://schemas.microsoft.com/office/drawing/2016/5/9/chartex" xmlns:cx4="http://schemas.microsoft.com/office/drawing/2016/5/10/chartex" xmlns:cx5="http://schemas.microsoft.com/office/drawing/2016/5/11/chartex" xmlns:cx6="http://schemas.microsoft.com/office/drawing/2016/5/12/chartex" xmlns:cx7="http://schemas.microsoft.com/office/drawing/2016/5/13/chartex" xmlns:cx8="http://schemas.microsoft.com/office/drawing/2016/5/14/chartex" xmlns:mc="http://schemas.openxmlformats.org/markup-compatibility/2006" xmlns:aink="http://schemas.microsoft.com/office/drawing/2016/ink" xmlns:am3d="http://schemas.microsoft.com/office/drawing/2017/model3d" xmlns:o="urn:schemas-microsoft-com:office:office" xmlns:r="http://schemas.openxmlformats.org/officeDocument/2006/relationships" xmlns:m="http://schemas.openxmlformats.org/officeDocument/2006/math" xmlns:v="urn:schemas-microsoft-com:vml" xmlns:wp14="http://schemas.microsoft.com/office/word/2010/wordprocessingDrawing" xmlns:wp="http://schemas.openxmlformats.org/drawingml/2006/wordprocessingDrawing" xmlns:w10="urn:schemas-microsoft-com:office:word" xmlns:w="http://schemas.openxmlformats.org/wordprocessingml/2006/main" xmlns:w14="http://schemas.microsoft.com/office/word/2010/wordml" xmlns:w15="http://schemas.microsoft.com/office/word/2012/wordml" xmlns:w16cex="http://schemas.microsoft.com/office/word/2018/wordml/cex" xmlns:w16cid="http://schemas.microsoft.com/office/word/2016/wordml/cid" xmlns:w16="http://schemas.microsoft.com/office/word/2018/wordml" xmlns:w16sdtdh="http://schemas.microsoft.com/office/word/2020/wordml/sdtdatahash" xmlns:w16se="http://schemas.microsoft.com/office/word/2015/wordml/symex" xmlns:wpg="http://schemas.microsoft.com/office/word/2010/wordprocessingGroup" xmlns:wpi="http://schemas.microsoft.com/office/word/2010/wordprocessingInk" xmlns:wne="http://schemas.microsoft.com/office/word/2006/wordml" xmlns:wps="http://schemas.microsoft.com/office/word/2010/wordprocessingShape" mc:Ignorable="w14 w15 w16se w16cid w16 w16cex w16sdtdh wp14">
+<w:ftr xmlns:wpc="http://schemas.microsoft.com/office/word/2010/wordprocessingCanvas" xmlns:cx="http://schemas.microsoft.com/office/drawing/2014/chartex" xmlns:cx1="http://schemas.microsoft.com/office/drawing/2015/9/8/chartex" xmlns:cx2="http://schemas.microsoft.com/office/drawing/2015/10/21/chartex" xmlns:cx3="http://schemas.microsoft.com/office/drawing/2016/5/9/chartex" xmlns:cx4="http://schemas.microsoft.com/office/drawing/2016/5/10/chartex" xmlns:cx5="http://schemas.microsoft.com/office/drawing/2016/5/11/chartex" xmlns:cx6="http://schemas.microsoft.com/office/drawing/2016/5/12/chartex" xmlns:cx7="http://schemas.microsoft.com/office/drawing/2016/5/13/chartex" xmlns:cx8="http://schemas.microsoft.com/office/drawing/2016/5/14/chartex" xmlns:mc="http://schemas.openxmlformats.org/markup-compatibility/2006" xmlns:aink="http://schemas.microsoft.com/office/drawing/2016/ink" xmlns:am3d="http://schemas.microsoft.com/office/drawing/2017/model3d" xmlns:o="urn:schemas-microsoft-com:office:office" xmlns:oel="http://schemas.microsoft.com/office/2019/extlst" xmlns:r="http://schemas.openxmlformats.org/officeDocument/2006/relationships" xmlns:m="http://schemas.openxmlformats.org/officeDocument/2006/math" xmlns:v="urn:schemas-microsoft-com:vml" xmlns:wp14="http://schemas.microsoft.com/office/word/2010/wordprocessingDrawing" xmlns:wp="http://schemas.openxmlformats.org/drawingml/2006/wordprocessingDrawing" xmlns:w10="urn:schemas-microsoft-com:office:word" xmlns:w="http://schemas.openxmlformats.org/wordprocessingml/2006/main" xmlns:w14="http://schemas.microsoft.com/office/word/2010/wordml" xmlns:w15="http://schemas.microsoft.com/office/word/2012/wordml" xmlns:w16cex="http://schemas.microsoft.com/office/word/2018/wordml/cex" xmlns:w16cid="http://schemas.microsoft.com/office/word/2016/wordml/cid" xmlns:w16="http://schemas.microsoft.com/office/word/2018/wordml" xmlns:w16du="http://schemas.microsoft.com/office/word/2023/wordml/word16du" xmlns:w16sdtdh="http://schemas.microsoft.com/office/word/2020/wordml/sdtdatahash" xmlns:w16sdtfl="http://schemas.microsoft.com/office/word/2024/wordml/sdtformatlock" xmlns:w16se="http://schemas.microsoft.com/office/word/2015/wordml/symex" xmlns:wpg="http://schemas.microsoft.com/office/word/2010/wordprocessingGroup" xmlns:wpi="http://schemas.microsoft.com/office/word/2010/wordprocessingInk" xmlns:wne="http://schemas.microsoft.com/office/word/2006/wordml" xmlns:wps="http://schemas.microsoft.com/office/word/2010/wordprocessingShape" mc:Ignorable="w14 w15 w16se w16cid w16 w16cex w16sdtdh w16sdtfl w16du wp14">
   <w:p>
     <w:pPr>
       <w:pStyle w:val="Footer"/>
@@ -13660,7 +13592,7 @@
               <v:stroke joinstyle="miter"/>
               <v:path gradientshapeok="t" o:connecttype="rect"/>
             </v:shapetype>
-            <v:shape id="Text Box 5" o:spid="_x0000_s1028" type="#_x0000_t202" alt="Sensitivity : YNV Group Confidential" style="position:absolute;margin-left:113.9pt;margin-top:0;width:165.1pt;height:28.15pt;z-index:251658243;visibility:visible;mso-wrap-style:none;mso-wrap-distance-left:0;mso-wrap-distance-top:0;mso-wrap-distance-right:0;mso-wrap-distance-bottom:0;mso-position-horizontal:right;mso-position-horizontal-relative:page;mso-position-vertical:bottom;mso-position-vertical-relative:page;v-text-anchor:bottom" o:gfxdata="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" filled="f" stroked="f">
+            <v:shape id="Text Box 5" o:spid="_x0000_s1028" type="#_x0000_t202" alt="Sensitivity : YNV Group Confidential" style="position:absolute;margin-left:113.9pt;margin-top:0;width:165.1pt;height:28.15pt;z-index:251658243;visibility:visible;mso-wrap-style:none;mso-wrap-distance-left:0;mso-wrap-distance-top:0;mso-wrap-distance-right:0;mso-wrap-distance-bottom:0;mso-position-horizontal:right;mso-position-horizontal-relative:page;mso-position-vertical:bottom;mso-position-vertical-relative:page;v-text-anchor:bottom" o:gfxdata="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" filled="f" stroked="f">
               <v:textbox style="mso-fit-shape-to-text:t" inset="0,0,20pt,15pt">
                 <w:txbxContent>
                   <w:p>
@@ -13698,7 +13630,7 @@
 </file>
 
 <file path=word/footer2.xml><?xml version="1.0" encoding="utf-8"?>
-<w:ftr xmlns:wpc="http://schemas.microsoft.com/office/word/2010/wordprocessingCanvas" xmlns:cx="http://schemas.microsoft.com/office/drawing/2014/chartex" xmlns:cx1="http://schemas.microsoft.com/office/drawing/2015/9/8/chartex" xmlns:cx2="http://schemas.microsoft.com/office/drawing/2015/10/21/chartex" xmlns:cx3="http://schemas.microsoft.com/office/drawing/2016/5/9/chartex" xmlns:cx4="http://schemas.microsoft.com/office/drawing/2016/5/10/chartex" xmlns:cx5="http://schemas.microsoft.com/office/drawing/2016/5/11/chartex" xmlns:cx6="http://schemas.microsoft.com/office/drawing/2016/5/12/chartex" xmlns:cx7="http://schemas.microsoft.com/office/drawing/2016/5/13/chartex" xmlns:cx8="http://schemas.microsoft.com/office/drawing/2016/5/14/chartex" xmlns:mc="http://schemas.openxmlformats.org/markup-compatibility/2006" xmlns:aink="http://schemas.microsoft.com/office/drawing/2016/ink" xmlns:am3d="http://schemas.microsoft.com/office/drawing/2017/model3d" xmlns:o="urn:schemas-microsoft-com:office:office" xmlns:r="http://schemas.openxmlformats.org/officeDocument/2006/relationships" xmlns:m="http://schemas.openxmlformats.org/officeDocument/2006/math" xmlns:v="urn:schemas-microsoft-com:vml" xmlns:wp14="http://schemas.microsoft.com/office/word/2010/wordprocessingDrawing" xmlns:wp="http://schemas.openxmlformats.org/drawingml/2006/wordprocessingDrawing" xmlns:w10="urn:schemas-microsoft-com:office:word" xmlns:w="http://schemas.openxmlformats.org/wordprocessingml/2006/main" xmlns:w14="http://schemas.microsoft.com/office/word/2010/wordml" xmlns:w15="http://schemas.microsoft.com/office/word/2012/wordml" xmlns:w16cex="http://schemas.microsoft.com/office/word/2018/wordml/cex" xmlns:w16cid="http://schemas.microsoft.com/office/word/2016/wordml/cid" xmlns:w16="http://schemas.microsoft.com/office/word/2018/wordml" xmlns:w16sdtdh="http://schemas.microsoft.com/office/word/2020/wordml/sdtdatahash" xmlns:w16se="http://schemas.microsoft.com/office/word/2015/wordml/symex" xmlns:wpg="http://schemas.microsoft.com/office/word/2010/wordprocessingGroup" xmlns:wpi="http://schemas.microsoft.com/office/word/2010/wordprocessingInk" xmlns:wne="http://schemas.microsoft.com/office/word/2006/wordml" xmlns:wps="http://schemas.microsoft.com/office/word/2010/wordprocessingShape" mc:Ignorable="w14 w15 w16se w16cid w16 w16cex w16sdtdh wp14">
+<w:ftr xmlns:wpc="http://schemas.microsoft.com/office/word/2010/wordprocessingCanvas" xmlns:cx="http://schemas.microsoft.com/office/drawing/2014/chartex" xmlns:cx1="http://schemas.microsoft.com/office/drawing/2015/9/8/chartex" xmlns:cx2="http://schemas.microsoft.com/office/drawing/2015/10/21/chartex" xmlns:cx3="http://schemas.microsoft.com/office/drawing/2016/5/9/chartex" xmlns:cx4="http://schemas.microsoft.com/office/drawing/2016/5/10/chartex" xmlns:cx5="http://schemas.microsoft.com/office/drawing/2016/5/11/chartex" xmlns:cx6="http://schemas.microsoft.com/office/drawing/2016/5/12/chartex" xmlns:cx7="http://schemas.microsoft.com/office/drawing/2016/5/13/chartex" xmlns:cx8="http://schemas.microsoft.com/office/drawing/2016/5/14/chartex" xmlns:mc="http://schemas.openxmlformats.org/markup-compatibility/2006" xmlns:aink="http://schemas.microsoft.com/office/drawing/2016/ink" xmlns:am3d="http://schemas.microsoft.com/office/drawing/2017/model3d" xmlns:o="urn:schemas-microsoft-com:office:office" xmlns:oel="http://schemas.microsoft.com/office/2019/extlst" xmlns:r="http://schemas.openxmlformats.org/officeDocument/2006/relationships" xmlns:m="http://schemas.openxmlformats.org/officeDocument/2006/math" xmlns:v="urn:schemas-microsoft-com:vml" xmlns:wp14="http://schemas.microsoft.com/office/word/2010/wordprocessingDrawing" xmlns:wp="http://schemas.openxmlformats.org/drawingml/2006/wordprocessingDrawing" xmlns:w10="urn:schemas-microsoft-com:office:word" xmlns:w="http://schemas.openxmlformats.org/wordprocessingml/2006/main" xmlns:w14="http://schemas.microsoft.com/office/word/2010/wordml" xmlns:w15="http://schemas.microsoft.com/office/word/2012/wordml" xmlns:w16cex="http://schemas.microsoft.com/office/word/2018/wordml/cex" xmlns:w16cid="http://schemas.microsoft.com/office/word/2016/wordml/cid" xmlns:w16="http://schemas.microsoft.com/office/word/2018/wordml" xmlns:w16du="http://schemas.microsoft.com/office/word/2023/wordml/word16du" xmlns:w16sdtdh="http://schemas.microsoft.com/office/word/2020/wordml/sdtdatahash" xmlns:w16sdtfl="http://schemas.microsoft.com/office/word/2024/wordml/sdtformatlock" xmlns:w16se="http://schemas.microsoft.com/office/word/2015/wordml/symex" xmlns:wpg="http://schemas.microsoft.com/office/word/2010/wordprocessingGroup" xmlns:wpi="http://schemas.microsoft.com/office/word/2010/wordprocessingInk" xmlns:wne="http://schemas.microsoft.com/office/word/2006/wordml" xmlns:wps="http://schemas.microsoft.com/office/word/2010/wordprocessingShape" mc:Ignorable="w14 w15 w16se w16cid w16 w16cex w16sdtdh w16sdtfl w16du wp14">
   <w:tbl>
     <w:tblPr>
       <w:tblStyle w:val="TableGrid"/>
@@ -13968,7 +13900,7 @@
 </file>
 
 <file path=word/footer3.xml><?xml version="1.0" encoding="utf-8"?>
-<w:ftr xmlns:wpc="http://schemas.microsoft.com/office/word/2010/wordprocessingCanvas" xmlns:cx="http://schemas.microsoft.com/office/drawing/2014/chartex" xmlns:cx1="http://schemas.microsoft.com/office/drawing/2015/9/8/chartex" xmlns:cx2="http://schemas.microsoft.com/office/drawing/2015/10/21/chartex" xmlns:cx3="http://schemas.microsoft.com/office/drawing/2016/5/9/chartex" xmlns:cx4="http://schemas.microsoft.com/office/drawing/2016/5/10/chartex" xmlns:cx5="http://schemas.microsoft.com/office/drawing/2016/5/11/chartex" xmlns:cx6="http://schemas.microsoft.com/office/drawing/2016/5/12/chartex" xmlns:cx7="http://schemas.microsoft.com/office/drawing/2016/5/13/chartex" xmlns:cx8="http://schemas.microsoft.com/office/drawing/2016/5/14/chartex" xmlns:mc="http://schemas.openxmlformats.org/markup-compatibility/2006" xmlns:aink="http://schemas.microsoft.com/office/drawing/2016/ink" xmlns:am3d="http://schemas.microsoft.com/office/drawing/2017/model3d" xmlns:o="urn:schemas-microsoft-com:office:office" xmlns:r="http://schemas.openxmlformats.org/officeDocument/2006/relationships" xmlns:m="http://schemas.openxmlformats.org/officeDocument/2006/math" xmlns:v="urn:schemas-microsoft-com:vml" xmlns:wp14="http://schemas.microsoft.com/office/word/2010/wordprocessingDrawing" xmlns:wp="http://schemas.openxmlformats.org/drawingml/2006/wordprocessingDrawing" xmlns:w10="urn:schemas-microsoft-com:office:word" xmlns:w="http://schemas.openxmlformats.org/wordprocessingml/2006/main" xmlns:w14="http://schemas.microsoft.com/office/word/2010/wordml" xmlns:w15="http://schemas.microsoft.com/office/word/2012/wordml" xmlns:w16cex="http://schemas.microsoft.com/office/word/2018/wordml/cex" xmlns:w16cid="http://schemas.microsoft.com/office/word/2016/wordml/cid" xmlns:w16="http://schemas.microsoft.com/office/word/2018/wordml" xmlns:w16sdtdh="http://schemas.microsoft.com/office/word/2020/wordml/sdtdatahash" xmlns:w16se="http://schemas.microsoft.com/office/word/2015/wordml/symex" xmlns:wpg="http://schemas.microsoft.com/office/word/2010/wordprocessingGroup" xmlns:wpi="http://schemas.microsoft.com/office/word/2010/wordprocessingInk" xmlns:wne="http://schemas.microsoft.com/office/word/2006/wordml" xmlns:wps="http://schemas.microsoft.com/office/word/2010/wordprocessingShape" mc:Ignorable="w14 w15 w16se w16cid w16 w16cex w16sdtdh wp14">
+<w:ftr xmlns:wpc="http://schemas.microsoft.com/office/word/2010/wordprocessingCanvas" xmlns:cx="http://schemas.microsoft.com/office/drawing/2014/chartex" xmlns:cx1="http://schemas.microsoft.com/office/drawing/2015/9/8/chartex" xmlns:cx2="http://schemas.microsoft.com/office/drawing/2015/10/21/chartex" xmlns:cx3="http://schemas.microsoft.com/office/drawing/2016/5/9/chartex" xmlns:cx4="http://schemas.microsoft.com/office/drawing/2016/5/10/chartex" xmlns:cx5="http://schemas.microsoft.com/office/drawing/2016/5/11/chartex" xmlns:cx6="http://schemas.microsoft.com/office/drawing/2016/5/12/chartex" xmlns:cx7="http://schemas.microsoft.com/office/drawing/2016/5/13/chartex" xmlns:cx8="http://schemas.microsoft.com/office/drawing/2016/5/14/chartex" xmlns:mc="http://schemas.openxmlformats.org/markup-compatibility/2006" xmlns:aink="http://schemas.microsoft.com/office/drawing/2016/ink" xmlns:am3d="http://schemas.microsoft.com/office/drawing/2017/model3d" xmlns:o="urn:schemas-microsoft-com:office:office" xmlns:oel="http://schemas.microsoft.com/office/2019/extlst" xmlns:r="http://schemas.openxmlformats.org/officeDocument/2006/relationships" xmlns:m="http://schemas.openxmlformats.org/officeDocument/2006/math" xmlns:v="urn:schemas-microsoft-com:vml" xmlns:wp14="http://schemas.microsoft.com/office/word/2010/wordprocessingDrawing" xmlns:wp="http://schemas.openxmlformats.org/drawingml/2006/wordprocessingDrawing" xmlns:w10="urn:schemas-microsoft-com:office:word" xmlns:w="http://schemas.openxmlformats.org/wordprocessingml/2006/main" xmlns:w14="http://schemas.microsoft.com/office/word/2010/wordml" xmlns:w15="http://schemas.microsoft.com/office/word/2012/wordml" xmlns:w16cex="http://schemas.microsoft.com/office/word/2018/wordml/cex" xmlns:w16cid="http://schemas.microsoft.com/office/word/2016/wordml/cid" xmlns:w16="http://schemas.microsoft.com/office/word/2018/wordml" xmlns:w16du="http://schemas.microsoft.com/office/word/2023/wordml/word16du" xmlns:w16sdtdh="http://schemas.microsoft.com/office/word/2020/wordml/sdtdatahash" xmlns:w16sdtfl="http://schemas.microsoft.com/office/word/2024/wordml/sdtformatlock" xmlns:w16se="http://schemas.microsoft.com/office/word/2015/wordml/symex" xmlns:wpg="http://schemas.microsoft.com/office/word/2010/wordprocessingGroup" xmlns:wpi="http://schemas.microsoft.com/office/word/2010/wordprocessingInk" xmlns:wne="http://schemas.microsoft.com/office/word/2006/wordml" xmlns:wps="http://schemas.microsoft.com/office/word/2010/wordprocessingShape" mc:Ignorable="w14 w15 w16se w16cid w16 w16cex w16sdtdh w16sdtfl w16du wp14">
   <w:p>
     <w:pPr>
       <w:pStyle w:val="Footer"/>
@@ -14061,7 +13993,7 @@
               <v:stroke joinstyle="miter"/>
               <v:path gradientshapeok="t" o:connecttype="rect"/>
             </v:shapetype>
-            <v:shape id="Text Box 4" o:spid="_x0000_s1029" type="#_x0000_t202" alt="Sensitivity : YNV Group Confidential" style="position:absolute;margin-left:113.9pt;margin-top:0;width:165.1pt;height:28.15pt;z-index:251658244;visibility:visible;mso-wrap-style:none;mso-wrap-distance-left:0;mso-wrap-distance-top:0;mso-wrap-distance-right:0;mso-wrap-distance-bottom:0;mso-position-horizontal:right;mso-position-horizontal-relative:page;mso-position-vertical:bottom;mso-position-vertical-relative:page;v-text-anchor:bottom" o:gfxdata="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" filled="f" stroked="f">
+            <v:shape id="Text Box 4" o:spid="_x0000_s1029" type="#_x0000_t202" alt="Sensitivity : YNV Group Confidential" style="position:absolute;margin-left:113.9pt;margin-top:0;width:165.1pt;height:28.15pt;z-index:251658244;visibility:visible;mso-wrap-style:none;mso-wrap-distance-left:0;mso-wrap-distance-top:0;mso-wrap-distance-right:0;mso-wrap-distance-bottom:0;mso-position-horizontal:right;mso-position-horizontal-relative:page;mso-position-vertical:bottom;mso-position-vertical-relative:page;v-text-anchor:bottom" o:gfxdata="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" filled="f" stroked="f">
               <v:textbox style="mso-fit-shape-to-text:t" inset="0,0,20pt,15pt">
                 <w:txbxContent>
                   <w:p>
@@ -14099,7 +14031,7 @@
 </file>
 
 <file path=word/footnotes.xml><?xml version="1.0" encoding="utf-8"?>
-<w:footnotes xmlns:wpc="http://schemas.microsoft.com/office/word/2010/wordprocessingCanvas" xmlns:cx="http://schemas.microsoft.com/office/drawing/2014/chartex" xmlns:cx1="http://schemas.microsoft.com/office/drawing/2015/9/8/chartex" xmlns:cx2="http://schemas.microsoft.com/office/drawing/2015/10/21/chartex" xmlns:cx3="http://schemas.microsoft.com/office/drawing/2016/5/9/chartex" xmlns:cx4="http://schemas.microsoft.com/office/drawing/2016/5/10/chartex" xmlns:cx5="http://schemas.microsoft.com/office/drawing/2016/5/11/chartex" xmlns:cx6="http://schemas.microsoft.com/office/drawing/2016/5/12/chartex" xmlns:cx7="http://schemas.microsoft.com/office/drawing/2016/5/13/chartex" xmlns:cx8="http://schemas.microsoft.com/office/drawing/2016/5/14/chartex" xmlns:mc="http://schemas.openxmlformats.org/markup-compatibility/2006" xmlns:aink="http://schemas.microsoft.com/office/drawing/2016/ink" xmlns:am3d="http://schemas.microsoft.com/office/drawing/2017/model3d" xmlns:o="urn:schemas-microsoft-com:office:office" xmlns:r="http://schemas.openxmlformats.org/officeDocument/2006/relationships" xmlns:m="http://schemas.openxmlformats.org/officeDocument/2006/math" xmlns:v="urn:schemas-microsoft-com:vml" xmlns:wp14="http://schemas.microsoft.com/office/word/2010/wordprocessingDrawing" xmlns:wp="http://schemas.openxmlformats.org/drawingml/2006/wordprocessingDrawing" xmlns:w10="urn:schemas-microsoft-com:office:word" xmlns:w="http://schemas.openxmlformats.org/wordprocessingml/2006/main" xmlns:w14="http://schemas.microsoft.com/office/word/2010/wordml" xmlns:w15="http://schemas.microsoft.com/office/word/2012/wordml" xmlns:w16cex="http://schemas.microsoft.com/office/word/2018/wordml/cex" xmlns:w16cid="http://schemas.microsoft.com/office/word/2016/wordml/cid" xmlns:w16="http://schemas.microsoft.com/office/word/2018/wordml" xmlns:w16sdtdh="http://schemas.microsoft.com/office/word/2020/wordml/sdtdatahash" xmlns:w16se="http://schemas.microsoft.com/office/word/2015/wordml/symex" xmlns:wpg="http://schemas.microsoft.com/office/word/2010/wordprocessingGroup" xmlns:wpi="http://schemas.microsoft.com/office/word/2010/wordprocessingInk" xmlns:wne="http://schemas.microsoft.com/office/word/2006/wordml" xmlns:wps="http://schemas.microsoft.com/office/word/2010/wordprocessingShape" mc:Ignorable="w14 w15 w16se w16cid w16 w16cex w16sdtdh wp14">
+<w:footnotes xmlns:wpc="http://schemas.microsoft.com/office/word/2010/wordprocessingCanvas" xmlns:cx="http://schemas.microsoft.com/office/drawing/2014/chartex" xmlns:cx1="http://schemas.microsoft.com/office/drawing/2015/9/8/chartex" xmlns:cx2="http://schemas.microsoft.com/office/drawing/2015/10/21/chartex" xmlns:cx3="http://schemas.microsoft.com/office/drawing/2016/5/9/chartex" xmlns:cx4="http://schemas.microsoft.com/office/drawing/2016/5/10/chartex" xmlns:cx5="http://schemas.microsoft.com/office/drawing/2016/5/11/chartex" xmlns:cx6="http://schemas.microsoft.com/office/drawing/2016/5/12/chartex" xmlns:cx7="http://schemas.microsoft.com/office/drawing/2016/5/13/chartex" xmlns:cx8="http://schemas.microsoft.com/office/drawing/2016/5/14/chartex" xmlns:mc="http://schemas.openxmlformats.org/markup-compatibility/2006" xmlns:aink="http://schemas.microsoft.com/office/drawing/2016/ink" xmlns:am3d="http://schemas.microsoft.com/office/drawing/2017/model3d" xmlns:o="urn:schemas-microsoft-com:office:office" xmlns:oel="http://schemas.microsoft.com/office/2019/extlst" xmlns:r="http://schemas.openxmlformats.org/officeDocument/2006/relationships" xmlns:m="http://schemas.openxmlformats.org/officeDocument/2006/math" xmlns:v="urn:schemas-microsoft-com:vml" xmlns:wp14="http://schemas.microsoft.com/office/word/2010/wordprocessingDrawing" xmlns:wp="http://schemas.openxmlformats.org/drawingml/2006/wordprocessingDrawing" xmlns:w10="urn:schemas-microsoft-com:office:word" xmlns:w="http://schemas.openxmlformats.org/wordprocessingml/2006/main" xmlns:w14="http://schemas.microsoft.com/office/word/2010/wordml" xmlns:w15="http://schemas.microsoft.com/office/word/2012/wordml" xmlns:w16cex="http://schemas.microsoft.com/office/word/2018/wordml/cex" xmlns:w16cid="http://schemas.microsoft.com/office/word/2016/wordml/cid" xmlns:w16="http://schemas.microsoft.com/office/word/2018/wordml" xmlns:w16du="http://schemas.microsoft.com/office/word/2023/wordml/word16du" xmlns:w16sdtdh="http://schemas.microsoft.com/office/word/2020/wordml/sdtdatahash" xmlns:w16sdtfl="http://schemas.microsoft.com/office/word/2024/wordml/sdtformatlock" xmlns:w16se="http://schemas.microsoft.com/office/word/2015/wordml/symex" xmlns:wpg="http://schemas.microsoft.com/office/word/2010/wordprocessingGroup" xmlns:wpi="http://schemas.microsoft.com/office/word/2010/wordprocessingInk" xmlns:wne="http://schemas.microsoft.com/office/word/2006/wordml" xmlns:wps="http://schemas.microsoft.com/office/word/2010/wordprocessingShape" mc:Ignorable="w14 w15 w16se w16cid w16 w16cex w16sdtdh w16sdtfl w16du wp14">
   <w:footnote w:type="separator" w:id="-1">
     <w:p>
       <w:pPr>
@@ -14131,7 +14063,7 @@
 </file>
 
 <file path=word/header1.xml><?xml version="1.0" encoding="utf-8"?>
-<w:hdr xmlns:wpc="http://schemas.microsoft.com/office/word/2010/wordprocessingCanvas" xmlns:cx="http://schemas.microsoft.com/office/drawing/2014/chartex" xmlns:cx1="http://schemas.microsoft.com/office/drawing/2015/9/8/chartex" xmlns:cx2="http://schemas.microsoft.com/office/drawing/2015/10/21/chartex" xmlns:cx3="http://schemas.microsoft.com/office/drawing/2016/5/9/chartex" xmlns:cx4="http://schemas.microsoft.com/office/drawing/2016/5/10/chartex" xmlns:cx5="http://schemas.microsoft.com/office/drawing/2016/5/11/chartex" xmlns:cx6="http://schemas.microsoft.com/office/drawing/2016/5/12/chartex" xmlns:cx7="http://schemas.microsoft.com/office/drawing/2016/5/13/chartex" xmlns:cx8="http://schemas.microsoft.com/office/drawing/2016/5/14/chartex" xmlns:mc="http://schemas.openxmlformats.org/markup-compatibility/2006" xmlns:aink="http://schemas.microsoft.com/office/drawing/2016/ink" xmlns:am3d="http://schemas.microsoft.com/office/drawing/2017/model3d" xmlns:o="urn:schemas-microsoft-com:office:office" xmlns:r="http://schemas.openxmlformats.org/officeDocument/2006/relationships" xmlns:m="http://schemas.openxmlformats.org/officeDocument/2006/math" xmlns:v="urn:schemas-microsoft-com:vml" xmlns:wp14="http://schemas.microsoft.com/office/word/2010/wordprocessingDrawing" xmlns:wp="http://schemas.openxmlformats.org/drawingml/2006/wordprocessingDrawing" xmlns:w10="urn:schemas-microsoft-com:office:word" xmlns:w="http://schemas.openxmlformats.org/wordprocessingml/2006/main" xmlns:w14="http://schemas.microsoft.com/office/word/2010/wordml" xmlns:w15="http://schemas.microsoft.com/office/word/2012/wordml" xmlns:w16cex="http://schemas.microsoft.com/office/word/2018/wordml/cex" xmlns:w16cid="http://schemas.microsoft.com/office/word/2016/wordml/cid" xmlns:w16="http://schemas.microsoft.com/office/word/2018/wordml" xmlns:w16sdtdh="http://schemas.microsoft.com/office/word/2020/wordml/sdtdatahash" xmlns:w16se="http://schemas.microsoft.com/office/word/2015/wordml/symex" xmlns:wpg="http://schemas.microsoft.com/office/word/2010/wordprocessingGroup" xmlns:wpi="http://schemas.microsoft.com/office/word/2010/wordprocessingInk" xmlns:wne="http://schemas.microsoft.com/office/word/2006/wordml" xmlns:wps="http://schemas.microsoft.com/office/word/2010/wordprocessingShape" mc:Ignorable="w14 w15 w16se w16cid w16 w16cex w16sdtdh wp14">
+<w:hdr xmlns:wpc="http://schemas.microsoft.com/office/word/2010/wordprocessingCanvas" xmlns:cx="http://schemas.microsoft.com/office/drawing/2014/chartex" xmlns:cx1="http://schemas.microsoft.com/office/drawing/2015/9/8/chartex" xmlns:cx2="http://schemas.microsoft.com/office/drawing/2015/10/21/chartex" xmlns:cx3="http://schemas.microsoft.com/office/drawing/2016/5/9/chartex" xmlns:cx4="http://schemas.microsoft.com/office/drawing/2016/5/10/chartex" xmlns:cx5="http://schemas.microsoft.com/office/drawing/2016/5/11/chartex" xmlns:cx6="http://schemas.microsoft.com/office/drawing/2016/5/12/chartex" xmlns:cx7="http://schemas.microsoft.com/office/drawing/2016/5/13/chartex" xmlns:cx8="http://schemas.microsoft.com/office/drawing/2016/5/14/chartex" xmlns:mc="http://schemas.openxmlformats.org/markup-compatibility/2006" xmlns:aink="http://schemas.microsoft.com/office/drawing/2016/ink" xmlns:am3d="http://schemas.microsoft.com/office/drawing/2017/model3d" xmlns:o="urn:schemas-microsoft-com:office:office" xmlns:oel="http://schemas.microsoft.com/office/2019/extlst" xmlns:r="http://schemas.openxmlformats.org/officeDocument/2006/relationships" xmlns:m="http://schemas.openxmlformats.org/officeDocument/2006/math" xmlns:v="urn:schemas-microsoft-com:vml" xmlns:wp14="http://schemas.microsoft.com/office/word/2010/wordprocessingDrawing" xmlns:wp="http://schemas.openxmlformats.org/drawingml/2006/wordprocessingDrawing" xmlns:w10="urn:schemas-microsoft-com:office:word" xmlns:w="http://schemas.openxmlformats.org/wordprocessingml/2006/main" xmlns:w14="http://schemas.microsoft.com/office/word/2010/wordml" xmlns:w15="http://schemas.microsoft.com/office/word/2012/wordml" xmlns:w16cex="http://schemas.microsoft.com/office/word/2018/wordml/cex" xmlns:w16cid="http://schemas.microsoft.com/office/word/2016/wordml/cid" xmlns:w16="http://schemas.microsoft.com/office/word/2018/wordml" xmlns:w16du="http://schemas.microsoft.com/office/word/2023/wordml/word16du" xmlns:w16sdtdh="http://schemas.microsoft.com/office/word/2020/wordml/sdtdatahash" xmlns:w16sdtfl="http://schemas.microsoft.com/office/word/2024/wordml/sdtformatlock" xmlns:w16se="http://schemas.microsoft.com/office/word/2015/wordml/symex" xmlns:wpg="http://schemas.microsoft.com/office/word/2010/wordprocessingGroup" xmlns:wpi="http://schemas.microsoft.com/office/word/2010/wordprocessingInk" xmlns:wne="http://schemas.microsoft.com/office/word/2006/wordml" xmlns:wps="http://schemas.microsoft.com/office/word/2010/wordprocessingShape" mc:Ignorable="w14 w15 w16se w16cid w16 w16cex w16sdtdh w16sdtfl w16du wp14">
   <w:p>
     <w:pPr>
       <w:pStyle w:val="Header"/>
@@ -14205,7 +14137,7 @@
 </file>
 
 <file path=word/numbering.xml><?xml version="1.0" encoding="utf-8"?>
-<w:numbering xmlns:wpc="http://schemas.microsoft.com/office/word/2010/wordprocessingCanvas" xmlns:cx="http://schemas.microsoft.com/office/drawing/2014/chartex" xmlns:cx1="http://schemas.microsoft.com/office/drawing/2015/9/8/chartex" xmlns:cx2="http://schemas.microsoft.com/office/drawing/2015/10/21/chartex" xmlns:cx3="http://schemas.microsoft.com/office/drawing/2016/5/9/chartex" xmlns:cx4="http://schemas.microsoft.com/office/drawing/2016/5/10/chartex" xmlns:cx5="http://schemas.microsoft.com/office/drawing/2016/5/11/chartex" xmlns:cx6="http://schemas.microsoft.com/office/drawing/2016/5/12/chartex" xmlns:cx7="http://schemas.microsoft.com/office/drawing/2016/5/13/chartex" xmlns:cx8="http://schemas.microsoft.com/office/drawing/2016/5/14/chartex" xmlns:mc="http://schemas.openxmlformats.org/markup-compatibility/2006" xmlns:aink="http://schemas.microsoft.com/office/drawing/2016/ink" xmlns:am3d="http://schemas.microsoft.com/office/drawing/2017/model3d" xmlns:o="urn:schemas-microsoft-com:office:office" xmlns:r="http://schemas.openxmlformats.org/officeDocument/2006/relationships" xmlns:m="http://schemas.openxmlformats.org/officeDocument/2006/math" xmlns:v="urn:schemas-microsoft-com:vml" xmlns:wp14="http://schemas.microsoft.com/office/word/2010/wordprocessingDrawing" xmlns:wp="http://schemas.openxmlformats.org/drawingml/2006/wordprocessingDrawing" xmlns:w10="urn:schemas-microsoft-com:office:word" xmlns:w="http://schemas.openxmlformats.org/wordprocessingml/2006/main" xmlns:w14="http://schemas.microsoft.com/office/word/2010/wordml" xmlns:w15="http://schemas.microsoft.com/office/word/2012/wordml" xmlns:w16cex="http://schemas.microsoft.com/office/word/2018/wordml/cex" xmlns:w16cid="http://schemas.microsoft.com/office/word/2016/wordml/cid" xmlns:w16="http://schemas.microsoft.com/office/word/2018/wordml" xmlns:w16sdtdh="http://schemas.microsoft.com/office/word/2020/wordml/sdtdatahash" xmlns:w16se="http://schemas.microsoft.com/office/word/2015/wordml/symex" xmlns:wpg="http://schemas.microsoft.com/office/word/2010/wordprocessingGroup" xmlns:wpi="http://schemas.microsoft.com/office/word/2010/wordprocessingInk" xmlns:wne="http://schemas.microsoft.com/office/word/2006/wordml" xmlns:wps="http://schemas.microsoft.com/office/word/2010/wordprocessingShape" mc:Ignorable="w14 w15 w16se w16cid w16 w16cex w16sdtdh wp14">
+<w:numbering xmlns:wpc="http://schemas.microsoft.com/office/word/2010/wordprocessingCanvas" xmlns:cx="http://schemas.microsoft.com/office/drawing/2014/chartex" xmlns:cx1="http://schemas.microsoft.com/office/drawing/2015/9/8/chartex" xmlns:cx2="http://schemas.microsoft.com/office/drawing/2015/10/21/chartex" xmlns:cx3="http://schemas.microsoft.com/office/drawing/2016/5/9/chartex" xmlns:cx4="http://schemas.microsoft.com/office/drawing/2016/5/10/chartex" xmlns:cx5="http://schemas.microsoft.com/office/drawing/2016/5/11/chartex" xmlns:cx6="http://schemas.microsoft.com/office/drawing/2016/5/12/chartex" xmlns:cx7="http://schemas.microsoft.com/office/drawing/2016/5/13/chartex" xmlns:cx8="http://schemas.microsoft.com/office/drawing/2016/5/14/chartex" xmlns:mc="http://schemas.openxmlformats.org/markup-compatibility/2006" xmlns:aink="http://schemas.microsoft.com/office/drawing/2016/ink" xmlns:am3d="http://schemas.microsoft.com/office/drawing/2017/model3d" xmlns:o="urn:schemas-microsoft-com:office:office" xmlns:oel="http://schemas.microsoft.com/office/2019/extlst" xmlns:r="http://schemas.openxmlformats.org/officeDocument/2006/relationships" xmlns:m="http://schemas.openxmlformats.org/officeDocument/2006/math" xmlns:v="urn:schemas-microsoft-com:vml" xmlns:wp14="http://schemas.microsoft.com/office/word/2010/wordprocessingDrawing" xmlns:wp="http://schemas.openxmlformats.org/drawingml/2006/wordprocessingDrawing" xmlns:w10="urn:schemas-microsoft-com:office:word" xmlns:w="http://schemas.openxmlformats.org/wordprocessingml/2006/main" xmlns:w14="http://schemas.microsoft.com/office/word/2010/wordml" xmlns:w15="http://schemas.microsoft.com/office/word/2012/wordml" xmlns:w16cex="http://schemas.microsoft.com/office/word/2018/wordml/cex" xmlns:w16cid="http://schemas.microsoft.com/office/word/2016/wordml/cid" xmlns:w16="http://schemas.microsoft.com/office/word/2018/wordml" xmlns:w16du="http://schemas.microsoft.com/office/word/2023/wordml/word16du" xmlns:w16sdtdh="http://schemas.microsoft.com/office/word/2020/wordml/sdtdatahash" xmlns:w16sdtfl="http://schemas.microsoft.com/office/word/2024/wordml/sdtformatlock" xmlns:w16se="http://schemas.microsoft.com/office/word/2015/wordml/symex" xmlns:wpg="http://schemas.microsoft.com/office/word/2010/wordprocessingGroup" xmlns:wpi="http://schemas.microsoft.com/office/word/2010/wordprocessingInk" xmlns:wne="http://schemas.microsoft.com/office/word/2006/wordml" xmlns:wps="http://schemas.microsoft.com/office/word/2010/wordprocessingShape" mc:Ignorable="w14 w15 w16se w16cid w16 w16cex w16sdtdh w16sdtfl w16du wp14">
   <w:abstractNum w:abstractNumId="0" w15:restartNumberingAfterBreak="0">
     <w:nsid w:val="10694C37"/>
     <w:multiLevelType w:val="multilevel"/>
@@ -15349,34 +15281,34 @@
       </w:rPr>
     </w:lvl>
   </w:abstractNum>
-  <w:num w:numId="1">
+  <w:num w:numId="1" w16cid:durableId="1899903687">
     <w:abstractNumId w:val="8"/>
   </w:num>
-  <w:num w:numId="2">
+  <w:num w:numId="2" w16cid:durableId="342980639">
     <w:abstractNumId w:val="5"/>
   </w:num>
-  <w:num w:numId="3">
+  <w:num w:numId="3" w16cid:durableId="1380740005">
     <w:abstractNumId w:val="6"/>
   </w:num>
-  <w:num w:numId="4">
+  <w:num w:numId="4" w16cid:durableId="504976577">
     <w:abstractNumId w:val="7"/>
   </w:num>
-  <w:num w:numId="5">
+  <w:num w:numId="5" w16cid:durableId="1001199806">
     <w:abstractNumId w:val="2"/>
   </w:num>
-  <w:num w:numId="6">
+  <w:num w:numId="6" w16cid:durableId="1382172383">
     <w:abstractNumId w:val="3"/>
   </w:num>
-  <w:num w:numId="7">
+  <w:num w:numId="7" w16cid:durableId="1127616">
     <w:abstractNumId w:val="1"/>
   </w:num>
-  <w:num w:numId="8">
+  <w:num w:numId="8" w16cid:durableId="1973098834">
     <w:abstractNumId w:val="9"/>
   </w:num>
-  <w:num w:numId="9">
+  <w:num w:numId="9" w16cid:durableId="789278043">
     <w:abstractNumId w:val="0"/>
   </w:num>
-  <w:num w:numId="10">
+  <w:num w:numId="10" w16cid:durableId="1692759827">
     <w:abstractNumId w:val="0"/>
     <w:lvlOverride w:ilvl="0">
       <w:startOverride w:val="1"/>
@@ -15406,10 +15338,10 @@
       <w:startOverride w:val="1"/>
     </w:lvlOverride>
   </w:num>
-  <w:num w:numId="11">
+  <w:num w:numId="11" w16cid:durableId="483090706">
     <w:abstractNumId w:val="10"/>
   </w:num>
-  <w:num w:numId="12">
+  <w:num w:numId="12" w16cid:durableId="1386955798">
     <w:abstractNumId w:val="4"/>
   </w:num>
   <w:numIdMacAtCleanup w:val="11"/>
@@ -15417,7 +15349,7 @@
 </file>
 
 <file path=word/styles.xml><?xml version="1.0" encoding="utf-8"?>
-<w:styles xmlns:mc="http://schemas.openxmlformats.org/markup-compatibility/2006" xmlns:r="http://schemas.openxmlformats.org/officeDocument/2006/relationships" xmlns:w="http://schemas.openxmlformats.org/wordprocessingml/2006/main" xmlns:w14="http://schemas.microsoft.com/office/word/2010/wordml" xmlns:w15="http://schemas.microsoft.com/office/word/2012/wordml" xmlns:w16cex="http://schemas.microsoft.com/office/word/2018/wordml/cex" xmlns:w16cid="http://schemas.microsoft.com/office/word/2016/wordml/cid" xmlns:w16="http://schemas.microsoft.com/office/word/2018/wordml" xmlns:w16sdtdh="http://schemas.microsoft.com/office/word/2020/wordml/sdtdatahash" xmlns:w16se="http://schemas.microsoft.com/office/word/2015/wordml/symex" mc:Ignorable="w14 w15 w16se w16cid w16 w16cex w16sdtdh">
+<w:styles xmlns:mc="http://schemas.openxmlformats.org/markup-compatibility/2006" xmlns:r="http://schemas.openxmlformats.org/officeDocument/2006/relationships" xmlns:w="http://schemas.openxmlformats.org/wordprocessingml/2006/main" xmlns:w14="http://schemas.microsoft.com/office/word/2010/wordml" xmlns:w15="http://schemas.microsoft.com/office/word/2012/wordml" xmlns:w16cex="http://schemas.microsoft.com/office/word/2018/wordml/cex" xmlns:w16cid="http://schemas.microsoft.com/office/word/2016/wordml/cid" xmlns:w16="http://schemas.microsoft.com/office/word/2018/wordml" xmlns:w16du="http://schemas.microsoft.com/office/word/2023/wordml/word16du" xmlns:w16sdtdh="http://schemas.microsoft.com/office/word/2020/wordml/sdtdatahash" xmlns:w16sdtfl="http://schemas.microsoft.com/office/word/2024/wordml/sdtformatlock" xmlns:w16se="http://schemas.microsoft.com/office/word/2015/wordml/symex" mc:Ignorable="w14 w15 w16se w16cid w16 w16cex w16sdtdh w16sdtfl w16du">
   <w:docDefaults>
     <w:rPrDefault>
       <w:rPr>
@@ -17640,2757 +17572,6 @@
 </w:styles>
 </file>
 
-<file path=word/charts/chart1.xml><?xml version="1.0" encoding="utf-8"?>
-<c:chartSpace xmlns:c="http://schemas.openxmlformats.org/drawingml/2006/chart" xmlns:a="http://schemas.openxmlformats.org/drawingml/2006/main" xmlns:r="http://schemas.openxmlformats.org/officeDocument/2006/relationships" xmlns:c16r2="http://schemas.microsoft.com/office/drawing/2015/06/chart">
-  <c:date1904 val="0"/>
-  <c:lang val="en-US"/>
-  <c:roundedCorners val="0"/>
-  <mc:AlternateContent xmlns:mc="http://schemas.openxmlformats.org/markup-compatibility/2006">
-    <mc:Choice xmlns:c14="http://schemas.microsoft.com/office/drawing/2007/8/2/chart" Requires="c14">
-      <c14:style val="102"/>
-    </mc:Choice>
-    <mc:Fallback>
-      <c:style val="2"/>
-    </mc:Fallback>
-  </mc:AlternateContent>
-  <c:pivotSource>
-    <c:name>[Sentinel Incident Data (ZMB) 8.xlsx]Incidents by Severity!PivotTable11</c:name>
-    <c:fmtId val="-1"/>
-  </c:pivotSource>
-  <c:chart>
-    <c:title>
-      <c:tx>
-        <c:rich>
-          <a:bodyPr rot="0" spcFirstLastPara="1" vertOverflow="ellipsis" vert="horz" wrap="square" anchor="ctr" anchorCtr="1"/>
-          <a:lstStyle/>
-          <a:p>
-            <a:pPr>
-              <a:defRPr sz="1400" b="0" i="0" u="none" strike="noStrike" kern="1200" spc="0" baseline="0">
-                <a:solidFill>
-                  <a:schemeClr val="tx1">
-                    <a:lumMod val="65000"/>
-                    <a:lumOff val="35000"/>
-                  </a:schemeClr>
-                </a:solidFill>
-                <a:latin typeface="+mn-lt"/>
-                <a:ea typeface="+mn-ea"/>
-                <a:cs typeface="+mn-cs"/>
-              </a:defRPr>
-            </a:pPr>
-            <a:r>
-              <a:rPr lang="en-US"/>
-              <a:t>Total Incidents Handled</a:t>
-            </a:r>
-          </a:p>
-        </c:rich>
-      </c:tx>
-      <c:overlay val="0"/>
-      <c:spPr>
-        <a:noFill/>
-        <a:ln>
-          <a:noFill/>
-        </a:ln>
-        <a:effectLst/>
-      </c:spPr>
-      <c:txPr>
-        <a:bodyPr rot="0" spcFirstLastPara="1" vertOverflow="ellipsis" vert="horz" wrap="square" anchor="ctr" anchorCtr="1"/>
-        <a:lstStyle/>
-        <a:p>
-          <a:pPr>
-            <a:defRPr sz="1400" b="0" i="0" u="none" strike="noStrike" kern="1200" spc="0" baseline="0">
-              <a:solidFill>
-                <a:schemeClr val="tx1">
-                  <a:lumMod val="65000"/>
-                  <a:lumOff val="35000"/>
-                </a:schemeClr>
-              </a:solidFill>
-              <a:latin typeface="+mn-lt"/>
-              <a:ea typeface="+mn-ea"/>
-              <a:cs typeface="+mn-cs"/>
-            </a:defRPr>
-          </a:pPr>
-          <a:endParaRPr lang="en-US"/>
-        </a:p>
-      </c:txPr>
-    </c:title>
-    <c:autoTitleDeleted val="0"/>
-    <c:pivotFmts>
-      <c:pivotFmt>
-        <c:idx val="0"/>
-        <c:spPr>
-          <a:solidFill>
-            <a:schemeClr val="accent1"/>
-          </a:solidFill>
-          <a:ln>
-            <a:noFill/>
-          </a:ln>
-          <a:effectLst/>
-        </c:spPr>
-        <c:marker>
-          <c:symbol val="none"/>
-        </c:marker>
-        <c:dLbl>
-          <c:idx val="0"/>
-          <c:spPr>
-            <a:noFill/>
-            <a:ln>
-              <a:noFill/>
-            </a:ln>
-            <a:effectLst/>
-          </c:spPr>
-          <c:txPr>
-            <a:bodyPr rot="0" spcFirstLastPara="1" vertOverflow="ellipsis" vert="horz" wrap="square" lIns="38100" tIns="19050" rIns="38100" bIns="19050" anchor="ctr" anchorCtr="1">
-              <a:spAutoFit/>
-            </a:bodyPr>
-            <a:lstStyle/>
-            <a:p>
-              <a:pPr>
-                <a:defRPr sz="900" b="0" i="0" u="none" strike="noStrike" kern="1200" baseline="0">
-                  <a:solidFill>
-                    <a:schemeClr val="tx1">
-                      <a:lumMod val="75000"/>
-                      <a:lumOff val="25000"/>
-                    </a:schemeClr>
-                  </a:solidFill>
-                  <a:latin typeface="+mn-lt"/>
-                  <a:ea typeface="+mn-ea"/>
-                  <a:cs typeface="+mn-cs"/>
-                </a:defRPr>
-              </a:pPr>
-              <a:endParaRPr lang="en-US"/>
-            </a:p>
-          </c:txPr>
-          <c:showLegendKey val="0"/>
-          <c:showVal val="0"/>
-          <c:showCatName val="0"/>
-          <c:showSerName val="0"/>
-          <c:showPercent val="0"/>
-          <c:showBubbleSize val="0"/>
-          <c:extLst>
-            <c:ext xmlns:c15="http://schemas.microsoft.com/office/drawing/2012/chart" uri="{CE6537A1-D6FC-4f65-9D91-7224C49458BB}"/>
-          </c:extLst>
-        </c:dLbl>
-      </c:pivotFmt>
-      <c:pivotFmt>
-        <c:idx val="1"/>
-        <c:spPr>
-          <a:solidFill>
-            <a:schemeClr val="accent1"/>
-          </a:solidFill>
-          <a:ln>
-            <a:noFill/>
-          </a:ln>
-          <a:effectLst/>
-        </c:spPr>
-        <c:marker>
-          <c:symbol val="none"/>
-        </c:marker>
-        <c:dLbl>
-          <c:idx val="0"/>
-          <c:spPr>
-            <a:noFill/>
-            <a:ln>
-              <a:noFill/>
-            </a:ln>
-            <a:effectLst/>
-          </c:spPr>
-          <c:txPr>
-            <a:bodyPr rot="0" spcFirstLastPara="1" vertOverflow="ellipsis" vert="horz" wrap="square" lIns="38100" tIns="19050" rIns="38100" bIns="19050" anchor="ctr" anchorCtr="1">
-              <a:spAutoFit/>
-            </a:bodyPr>
-            <a:lstStyle/>
-            <a:p>
-              <a:pPr>
-                <a:defRPr sz="900" b="0" i="0" u="none" strike="noStrike" kern="1200" baseline="0">
-                  <a:solidFill>
-                    <a:schemeClr val="tx1">
-                      <a:lumMod val="75000"/>
-                      <a:lumOff val="25000"/>
-                    </a:schemeClr>
-                  </a:solidFill>
-                  <a:latin typeface="+mn-lt"/>
-                  <a:ea typeface="+mn-ea"/>
-                  <a:cs typeface="+mn-cs"/>
-                </a:defRPr>
-              </a:pPr>
-              <a:endParaRPr lang="en-US"/>
-            </a:p>
-          </c:txPr>
-          <c:showLegendKey val="0"/>
-          <c:showVal val="1"/>
-          <c:showCatName val="0"/>
-          <c:showSerName val="0"/>
-          <c:showPercent val="0"/>
-          <c:showBubbleSize val="0"/>
-          <c:extLst>
-            <c:ext xmlns:c15="http://schemas.microsoft.com/office/drawing/2012/chart" uri="{CE6537A1-D6FC-4f65-9D91-7224C49458BB}"/>
-          </c:extLst>
-        </c:dLbl>
-      </c:pivotFmt>
-      <c:pivotFmt>
-        <c:idx val="2"/>
-        <c:spPr>
-          <a:solidFill>
-            <a:schemeClr val="accent1"/>
-          </a:solidFill>
-          <a:ln>
-            <a:noFill/>
-          </a:ln>
-          <a:effectLst/>
-        </c:spPr>
-        <c:marker>
-          <c:symbol val="none"/>
-        </c:marker>
-        <c:dLbl>
-          <c:idx val="0"/>
-          <c:spPr>
-            <a:noFill/>
-            <a:ln>
-              <a:noFill/>
-            </a:ln>
-            <a:effectLst/>
-          </c:spPr>
-          <c:txPr>
-            <a:bodyPr rot="0" spcFirstLastPara="1" vertOverflow="ellipsis" vert="horz" wrap="square" lIns="38100" tIns="19050" rIns="38100" bIns="19050" anchor="ctr" anchorCtr="1">
-              <a:spAutoFit/>
-            </a:bodyPr>
-            <a:lstStyle/>
-            <a:p>
-              <a:pPr>
-                <a:defRPr sz="900" b="0" i="0" u="none" strike="noStrike" kern="1200" baseline="0">
-                  <a:solidFill>
-                    <a:schemeClr val="tx1">
-                      <a:lumMod val="75000"/>
-                      <a:lumOff val="25000"/>
-                    </a:schemeClr>
-                  </a:solidFill>
-                  <a:latin typeface="+mn-lt"/>
-                  <a:ea typeface="+mn-ea"/>
-                  <a:cs typeface="+mn-cs"/>
-                </a:defRPr>
-              </a:pPr>
-              <a:endParaRPr lang="en-US"/>
-            </a:p>
-          </c:txPr>
-          <c:showLegendKey val="0"/>
-          <c:showVal val="0"/>
-          <c:showCatName val="0"/>
-          <c:showSerName val="0"/>
-          <c:showPercent val="0"/>
-          <c:showBubbleSize val="0"/>
-          <c:extLst>
-            <c:ext xmlns:c15="http://schemas.microsoft.com/office/drawing/2012/chart" uri="{CE6537A1-D6FC-4f65-9D91-7224C49458BB}"/>
-          </c:extLst>
-        </c:dLbl>
-      </c:pivotFmt>
-      <c:pivotFmt>
-        <c:idx val="3"/>
-        <c:spPr>
-          <a:solidFill>
-            <a:schemeClr val="accent1"/>
-          </a:solidFill>
-          <a:ln>
-            <a:noFill/>
-          </a:ln>
-          <a:effectLst/>
-        </c:spPr>
-        <c:marker>
-          <c:symbol val="none"/>
-        </c:marker>
-        <c:dLbl>
-          <c:idx val="0"/>
-          <c:showLegendKey val="0"/>
-          <c:showVal val="1"/>
-          <c:showCatName val="0"/>
-          <c:showSerName val="0"/>
-          <c:showPercent val="0"/>
-          <c:showBubbleSize val="0"/>
-          <c:extLst>
-            <c:ext xmlns:c15="http://schemas.microsoft.com/office/drawing/2012/chart" uri="{CE6537A1-D6FC-4f65-9D91-7224C49458BB}"/>
-          </c:extLst>
-        </c:dLbl>
-      </c:pivotFmt>
-      <c:pivotFmt>
-        <c:idx val="4"/>
-        <c:spPr>
-          <a:solidFill>
-            <a:srgbClr val="FF0000"/>
-          </a:solidFill>
-          <a:ln>
-            <a:noFill/>
-          </a:ln>
-          <a:effectLst/>
-        </c:spPr>
-      </c:pivotFmt>
-      <c:pivotFmt>
-        <c:idx val="5"/>
-        <c:spPr>
-          <a:solidFill>
-            <a:srgbClr val="FFFF00"/>
-          </a:solidFill>
-          <a:ln>
-            <a:noFill/>
-          </a:ln>
-          <a:effectLst/>
-        </c:spPr>
-      </c:pivotFmt>
-      <c:pivotFmt>
-        <c:idx val="6"/>
-        <c:spPr>
-          <a:solidFill>
-            <a:srgbClr val="00B050"/>
-          </a:solidFill>
-          <a:ln>
-            <a:noFill/>
-          </a:ln>
-          <a:effectLst/>
-        </c:spPr>
-      </c:pivotFmt>
-      <c:pivotFmt>
-        <c:idx val="7"/>
-        <c:spPr>
-          <a:solidFill>
-            <a:schemeClr val="accent5">
-              <a:lumMod val="60000"/>
-              <a:lumOff val="40000"/>
-            </a:schemeClr>
-          </a:solidFill>
-          <a:ln>
-            <a:noFill/>
-          </a:ln>
-          <a:effectLst/>
-        </c:spPr>
-      </c:pivotFmt>
-      <c:pivotFmt>
-        <c:idx val="8"/>
-        <c:spPr>
-          <a:solidFill>
-            <a:srgbClr val="00B0F0"/>
-          </a:solidFill>
-          <a:ln>
-            <a:noFill/>
-          </a:ln>
-          <a:effectLst/>
-        </c:spPr>
-      </c:pivotFmt>
-      <c:pivotFmt>
-        <c:idx val="9"/>
-        <c:spPr>
-          <a:solidFill>
-            <a:srgbClr val="00B050"/>
-          </a:solidFill>
-          <a:ln>
-            <a:noFill/>
-          </a:ln>
-          <a:effectLst/>
-        </c:spPr>
-      </c:pivotFmt>
-      <c:pivotFmt>
-        <c:idx val="10"/>
-        <c:spPr>
-          <a:solidFill>
-            <a:srgbClr val="FFFF00"/>
-          </a:solidFill>
-          <a:ln>
-            <a:noFill/>
-          </a:ln>
-          <a:effectLst/>
-        </c:spPr>
-      </c:pivotFmt>
-      <c:pivotFmt>
-        <c:idx val="11"/>
-        <c:spPr>
-          <a:solidFill>
-            <a:srgbClr val="FF0000"/>
-          </a:solidFill>
-          <a:ln>
-            <a:noFill/>
-          </a:ln>
-          <a:effectLst/>
-        </c:spPr>
-      </c:pivotFmt>
-      <c:pivotFmt>
-        <c:idx val="12"/>
-        <c:spPr>
-          <a:solidFill>
-            <a:srgbClr val="00B0F0"/>
-          </a:solidFill>
-          <a:ln>
-            <a:noFill/>
-          </a:ln>
-          <a:effectLst/>
-        </c:spPr>
-      </c:pivotFmt>
-      <c:pivotFmt>
-        <c:idx val="13"/>
-        <c:spPr>
-          <a:solidFill>
-            <a:srgbClr val="00B050"/>
-          </a:solidFill>
-          <a:ln>
-            <a:noFill/>
-          </a:ln>
-          <a:effectLst/>
-        </c:spPr>
-      </c:pivotFmt>
-      <c:pivotFmt>
-        <c:idx val="14"/>
-        <c:spPr>
-          <a:solidFill>
-            <a:srgbClr val="FFC000"/>
-          </a:solidFill>
-          <a:ln>
-            <a:noFill/>
-          </a:ln>
-          <a:effectLst/>
-        </c:spPr>
-      </c:pivotFmt>
-      <c:pivotFmt>
-        <c:idx val="15"/>
-        <c:spPr>
-          <a:solidFill>
-            <a:srgbClr val="FF0000"/>
-          </a:solidFill>
-          <a:ln>
-            <a:noFill/>
-          </a:ln>
-          <a:effectLst/>
-        </c:spPr>
-      </c:pivotFmt>
-      <c:pivotFmt>
-        <c:idx val="16"/>
-        <c:spPr>
-          <a:solidFill>
-            <a:srgbClr val="FF0000"/>
-          </a:solidFill>
-          <a:ln>
-            <a:noFill/>
-          </a:ln>
-          <a:effectLst/>
-        </c:spPr>
-      </c:pivotFmt>
-      <c:pivotFmt>
-        <c:idx val="17"/>
-        <c:spPr>
-          <a:solidFill>
-            <a:schemeClr val="accent1"/>
-          </a:solidFill>
-          <a:ln>
-            <a:noFill/>
-          </a:ln>
-          <a:effectLst/>
-        </c:spPr>
-        <c:marker>
-          <c:symbol val="none"/>
-        </c:marker>
-        <c:dLbl>
-          <c:idx val="0"/>
-          <c:spPr>
-            <a:noFill/>
-            <a:ln>
-              <a:noFill/>
-            </a:ln>
-            <a:effectLst/>
-          </c:spPr>
-          <c:txPr>
-            <a:bodyPr rot="0" spcFirstLastPara="1" vertOverflow="ellipsis" vert="horz" wrap="square" lIns="38100" tIns="19050" rIns="38100" bIns="19050" anchor="ctr" anchorCtr="1">
-              <a:spAutoFit/>
-            </a:bodyPr>
-            <a:lstStyle/>
-            <a:p>
-              <a:pPr>
-                <a:defRPr sz="900" b="0" i="0" u="none" strike="noStrike" kern="1200" baseline="0">
-                  <a:solidFill>
-                    <a:schemeClr val="tx1">
-                      <a:lumMod val="75000"/>
-                      <a:lumOff val="25000"/>
-                    </a:schemeClr>
-                  </a:solidFill>
-                  <a:latin typeface="+mn-lt"/>
-                  <a:ea typeface="+mn-ea"/>
-                  <a:cs typeface="+mn-cs"/>
-                </a:defRPr>
-              </a:pPr>
-              <a:endParaRPr lang="en-US"/>
-            </a:p>
-          </c:txPr>
-          <c:showLegendKey val="0"/>
-          <c:showVal val="1"/>
-          <c:showCatName val="0"/>
-          <c:showSerName val="0"/>
-          <c:showPercent val="0"/>
-          <c:showBubbleSize val="0"/>
-          <c:extLst>
-            <c:ext xmlns:c15="http://schemas.microsoft.com/office/drawing/2012/chart" uri="{CE6537A1-D6FC-4f65-9D91-7224C49458BB}"/>
-          </c:extLst>
-        </c:dLbl>
-      </c:pivotFmt>
-      <c:pivotFmt>
-        <c:idx val="18"/>
-        <c:spPr>
-          <a:solidFill>
-            <a:srgbClr val="FF0000"/>
-          </a:solidFill>
-          <a:ln>
-            <a:noFill/>
-          </a:ln>
-          <a:effectLst/>
-        </c:spPr>
-      </c:pivotFmt>
-      <c:pivotFmt>
-        <c:idx val="19"/>
-        <c:spPr>
-          <a:solidFill>
-            <a:srgbClr val="FFC000"/>
-          </a:solidFill>
-          <a:ln>
-            <a:noFill/>
-          </a:ln>
-          <a:effectLst/>
-        </c:spPr>
-      </c:pivotFmt>
-      <c:pivotFmt>
-        <c:idx val="20"/>
-        <c:spPr>
-          <a:solidFill>
-            <a:srgbClr val="00B0F0"/>
-          </a:solidFill>
-          <a:ln>
-            <a:noFill/>
-          </a:ln>
-          <a:effectLst/>
-        </c:spPr>
-      </c:pivotFmt>
-      <c:pivotFmt>
-        <c:idx val="21"/>
-        <c:spPr>
-          <a:solidFill>
-            <a:schemeClr val="accent1"/>
-          </a:solidFill>
-          <a:ln>
-            <a:noFill/>
-          </a:ln>
-          <a:effectLst/>
-        </c:spPr>
-        <c:marker>
-          <c:symbol val="none"/>
-        </c:marker>
-        <c:dLbl>
-          <c:idx val="0"/>
-          <c:spPr>
-            <a:noFill/>
-            <a:ln>
-              <a:noFill/>
-            </a:ln>
-            <a:effectLst/>
-          </c:spPr>
-          <c:txPr>
-            <a:bodyPr rot="0" spcFirstLastPara="1" vertOverflow="ellipsis" vert="horz" wrap="square" lIns="38100" tIns="19050" rIns="38100" bIns="19050" anchor="ctr" anchorCtr="1">
-              <a:spAutoFit/>
-            </a:bodyPr>
-            <a:lstStyle/>
-            <a:p>
-              <a:pPr>
-                <a:defRPr sz="900" b="0" i="0" u="none" strike="noStrike" kern="1200" baseline="0">
-                  <a:solidFill>
-                    <a:schemeClr val="tx1">
-                      <a:lumMod val="75000"/>
-                      <a:lumOff val="25000"/>
-                    </a:schemeClr>
-                  </a:solidFill>
-                  <a:latin typeface="+mn-lt"/>
-                  <a:ea typeface="+mn-ea"/>
-                  <a:cs typeface="+mn-cs"/>
-                </a:defRPr>
-              </a:pPr>
-              <a:endParaRPr lang="en-US"/>
-            </a:p>
-          </c:txPr>
-          <c:showLegendKey val="0"/>
-          <c:showVal val="1"/>
-          <c:showCatName val="0"/>
-          <c:showSerName val="0"/>
-          <c:showPercent val="0"/>
-          <c:showBubbleSize val="0"/>
-          <c:extLst>
-            <c:ext xmlns:c15="http://schemas.microsoft.com/office/drawing/2012/chart" uri="{CE6537A1-D6FC-4f65-9D91-7224C49458BB}"/>
-          </c:extLst>
-        </c:dLbl>
-      </c:pivotFmt>
-      <c:pivotFmt>
-        <c:idx val="22"/>
-        <c:spPr>
-          <a:solidFill>
-            <a:srgbClr val="FF0000"/>
-          </a:solidFill>
-          <a:ln>
-            <a:noFill/>
-          </a:ln>
-          <a:effectLst/>
-        </c:spPr>
-      </c:pivotFmt>
-      <c:pivotFmt>
-        <c:idx val="23"/>
-        <c:spPr>
-          <a:solidFill>
-            <a:srgbClr val="FFC000"/>
-          </a:solidFill>
-          <a:ln>
-            <a:noFill/>
-          </a:ln>
-          <a:effectLst/>
-        </c:spPr>
-      </c:pivotFmt>
-      <c:pivotFmt>
-        <c:idx val="24"/>
-        <c:spPr>
-          <a:solidFill>
-            <a:srgbClr val="00B0F0"/>
-          </a:solidFill>
-          <a:ln>
-            <a:noFill/>
-          </a:ln>
-          <a:effectLst/>
-        </c:spPr>
-      </c:pivotFmt>
-    </c:pivotFmts>
-    <c:plotArea>
-      <c:layout/>
-      <c:barChart>
-        <c:barDir val="col"/>
-        <c:grouping val="clustered"/>
-        <c:varyColors val="0"/>
-        <c:ser>
-          <c:idx val="0"/>
-          <c:order val="0"/>
-          <c:tx>
-            <c:strRef>
-              <c:f>'Incidents by Severity'!$B$6</c:f>
-              <c:strCache>
-                <c:ptCount val="1"/>
-                <c:pt idx="0">
-                  <c:v>Total</c:v>
-                </c:pt>
-              </c:strCache>
-            </c:strRef>
-          </c:tx>
-          <c:spPr>
-            <a:solidFill>
-              <a:schemeClr val="accent1"/>
-            </a:solidFill>
-            <a:ln>
-              <a:noFill/>
-            </a:ln>
-            <a:effectLst/>
-          </c:spPr>
-          <c:invertIfNegative val="0"/>
-          <c:dPt>
-            <c:idx val="0"/>
-            <c:invertIfNegative val="0"/>
-            <c:bubble3D val="0"/>
-            <c:spPr>
-              <a:solidFill>
-                <a:srgbClr val="FF0000"/>
-              </a:solidFill>
-              <a:ln>
-                <a:noFill/>
-              </a:ln>
-              <a:effectLst/>
-            </c:spPr>
-            <c:extLst>
-              <c:ext xmlns:c16="http://schemas.microsoft.com/office/drawing/2014/chart" uri="{C3380CC4-5D6E-409C-BE32-E72D297353CC}">
-                <c16:uniqueId val="{00000001-E8F7-4C5D-96B2-39E51BADA0DC}"/>
-              </c:ext>
-            </c:extLst>
-          </c:dPt>
-          <c:dPt>
-            <c:idx val="1"/>
-            <c:invertIfNegative val="0"/>
-            <c:bubble3D val="0"/>
-            <c:spPr>
-              <a:solidFill>
-                <a:srgbClr val="FFC000"/>
-              </a:solidFill>
-              <a:ln>
-                <a:noFill/>
-              </a:ln>
-              <a:effectLst/>
-            </c:spPr>
-            <c:extLst>
-              <c:ext xmlns:c16="http://schemas.microsoft.com/office/drawing/2014/chart" uri="{C3380CC4-5D6E-409C-BE32-E72D297353CC}">
-                <c16:uniqueId val="{00000003-E8F7-4C5D-96B2-39E51BADA0DC}"/>
-              </c:ext>
-            </c:extLst>
-          </c:dPt>
-          <c:dPt>
-            <c:idx val="2"/>
-            <c:invertIfNegative val="0"/>
-            <c:bubble3D val="0"/>
-            <c:spPr>
-              <a:solidFill>
-                <a:srgbClr val="00B0F0"/>
-              </a:solidFill>
-              <a:ln>
-                <a:noFill/>
-              </a:ln>
-              <a:effectLst/>
-            </c:spPr>
-            <c:extLst>
-              <c:ext xmlns:c16="http://schemas.microsoft.com/office/drawing/2014/chart" uri="{C3380CC4-5D6E-409C-BE32-E72D297353CC}">
-                <c16:uniqueId val="{00000005-E8F7-4C5D-96B2-39E51BADA0DC}"/>
-              </c:ext>
-            </c:extLst>
-          </c:dPt>
-          <c:dPt>
-            <c:idx val="3"/>
-            <c:invertIfNegative val="0"/>
-            <c:bubble3D val="0"/>
-            <c:extLst>
-              <c:ext xmlns:c16="http://schemas.microsoft.com/office/drawing/2014/chart" uri="{C3380CC4-5D6E-409C-BE32-E72D297353CC}">
-                <c16:uniqueId val="{00000006-E8F7-4C5D-96B2-39E51BADA0DC}"/>
-              </c:ext>
-            </c:extLst>
-          </c:dPt>
-          <c:dLbls>
-            <c:spPr>
-              <a:noFill/>
-              <a:ln>
-                <a:noFill/>
-              </a:ln>
-              <a:effectLst/>
-            </c:spPr>
-            <c:txPr>
-              <a:bodyPr rot="0" spcFirstLastPara="1" vertOverflow="ellipsis" vert="horz" wrap="square" lIns="38100" tIns="19050" rIns="38100" bIns="19050" anchor="ctr" anchorCtr="1">
-                <a:spAutoFit/>
-              </a:bodyPr>
-              <a:lstStyle/>
-              <a:p>
-                <a:pPr>
-                  <a:defRPr sz="900" b="0" i="0" u="none" strike="noStrike" kern="1200" baseline="0">
-                    <a:solidFill>
-                      <a:schemeClr val="tx1">
-                        <a:lumMod val="75000"/>
-                        <a:lumOff val="25000"/>
-                      </a:schemeClr>
-                    </a:solidFill>
-                    <a:latin typeface="+mn-lt"/>
-                    <a:ea typeface="+mn-ea"/>
-                    <a:cs typeface="+mn-cs"/>
-                  </a:defRPr>
-                </a:pPr>
-                <a:endParaRPr lang="en-US"/>
-              </a:p>
-            </c:txPr>
-            <c:showLegendKey val="0"/>
-            <c:showVal val="1"/>
-            <c:showCatName val="0"/>
-            <c:showSerName val="0"/>
-            <c:showPercent val="0"/>
-            <c:showBubbleSize val="0"/>
-            <c:showLeaderLines val="0"/>
-            <c:extLst>
-              <c:ext xmlns:c15="http://schemas.microsoft.com/office/drawing/2012/chart" uri="{CE6537A1-D6FC-4f65-9D91-7224C49458BB}">
-                <c15:showLeaderLines val="1"/>
-                <c15:leaderLines>
-                  <c:spPr>
-                    <a:ln w="9525" cap="flat" cmpd="sng" algn="ctr">
-                      <a:solidFill>
-                        <a:schemeClr val="tx1">
-                          <a:lumMod val="35000"/>
-                          <a:lumOff val="65000"/>
-                        </a:schemeClr>
-                      </a:solidFill>
-                      <a:round/>
-                    </a:ln>
-                    <a:effectLst/>
-                  </c:spPr>
-                </c15:leaderLines>
-              </c:ext>
-            </c:extLst>
-          </c:dLbls>
-          <c:cat>
-            <c:strRef>
-              <c:f>'Incidents by Severity'!$A$7:$A$10</c:f>
-              <c:strCache>
-                <c:ptCount val="3"/>
-                <c:pt idx="0">
-                  <c:v>High</c:v>
-                </c:pt>
-                <c:pt idx="1">
-                  <c:v>Medium</c:v>
-                </c:pt>
-                <c:pt idx="2">
-                  <c:v>Informational</c:v>
-                </c:pt>
-              </c:strCache>
-            </c:strRef>
-          </c:cat>
-          <c:val>
-            <c:numRef>
-              <c:f>'Incidents by Severity'!$B$7:$B$10</c:f>
-              <c:numCache>
-                <c:formatCode>General</c:formatCode>
-                <c:ptCount val="3"/>
-                <c:pt idx="0">
-                  <c:v>17</c:v>
-                </c:pt>
-                <c:pt idx="1">
-                  <c:v>989</c:v>
-                </c:pt>
-                <c:pt idx="2">
-                  <c:v>30</c:v>
-                </c:pt>
-              </c:numCache>
-            </c:numRef>
-          </c:val>
-          <c:extLst>
-            <c:ext xmlns:c16="http://schemas.microsoft.com/office/drawing/2014/chart" uri="{C3380CC4-5D6E-409C-BE32-E72D297353CC}">
-              <c16:uniqueId val="{00000007-E8F7-4C5D-96B2-39E51BADA0DC}"/>
-            </c:ext>
-          </c:extLst>
-        </c:ser>
-        <c:dLbls>
-          <c:showLegendKey val="0"/>
-          <c:showVal val="0"/>
-          <c:showCatName val="0"/>
-          <c:showSerName val="0"/>
-          <c:showPercent val="0"/>
-          <c:showBubbleSize val="0"/>
-        </c:dLbls>
-        <c:gapWidth val="219"/>
-        <c:overlap val="-27"/>
-        <c:axId val="2126244063"/>
-        <c:axId val="313100015"/>
-      </c:barChart>
-      <c:catAx>
-        <c:axId val="2126244063"/>
-        <c:scaling>
-          <c:orientation val="minMax"/>
-        </c:scaling>
-        <c:delete val="0"/>
-        <c:axPos val="b"/>
-        <c:numFmt formatCode="General" sourceLinked="1"/>
-        <c:majorTickMark val="none"/>
-        <c:minorTickMark val="none"/>
-        <c:tickLblPos val="nextTo"/>
-        <c:spPr>
-          <a:noFill/>
-          <a:ln w="9525" cap="flat" cmpd="sng" algn="ctr">
-            <a:solidFill>
-              <a:schemeClr val="tx1">
-                <a:lumMod val="15000"/>
-                <a:lumOff val="85000"/>
-              </a:schemeClr>
-            </a:solidFill>
-            <a:round/>
-          </a:ln>
-          <a:effectLst/>
-        </c:spPr>
-        <c:txPr>
-          <a:bodyPr rot="-60000000" spcFirstLastPara="1" vertOverflow="ellipsis" vert="horz" wrap="square" anchor="ctr" anchorCtr="1"/>
-          <a:lstStyle/>
-          <a:p>
-            <a:pPr>
-              <a:defRPr sz="900" b="0" i="0" u="none" strike="noStrike" kern="1200" baseline="0">
-                <a:solidFill>
-                  <a:schemeClr val="tx1">
-                    <a:lumMod val="65000"/>
-                    <a:lumOff val="35000"/>
-                  </a:schemeClr>
-                </a:solidFill>
-                <a:latin typeface="+mn-lt"/>
-                <a:ea typeface="+mn-ea"/>
-                <a:cs typeface="+mn-cs"/>
-              </a:defRPr>
-            </a:pPr>
-            <a:endParaRPr lang="en-US"/>
-          </a:p>
-        </c:txPr>
-        <c:crossAx val="313100015"/>
-        <c:crosses val="autoZero"/>
-        <c:auto val="1"/>
-        <c:lblAlgn val="ctr"/>
-        <c:lblOffset val="100"/>
-        <c:noMultiLvlLbl val="0"/>
-      </c:catAx>
-      <c:valAx>
-        <c:axId val="313100015"/>
-        <c:scaling>
-          <c:orientation val="minMax"/>
-        </c:scaling>
-        <c:delete val="0"/>
-        <c:axPos val="l"/>
-        <c:majorGridlines>
-          <c:spPr>
-            <a:ln w="9525" cap="flat" cmpd="sng" algn="ctr">
-              <a:solidFill>
-                <a:schemeClr val="tx1">
-                  <a:lumMod val="15000"/>
-                  <a:lumOff val="85000"/>
-                </a:schemeClr>
-              </a:solidFill>
-              <a:round/>
-            </a:ln>
-            <a:effectLst/>
-          </c:spPr>
-        </c:majorGridlines>
-        <c:numFmt formatCode="General" sourceLinked="1"/>
-        <c:majorTickMark val="none"/>
-        <c:minorTickMark val="none"/>
-        <c:tickLblPos val="nextTo"/>
-        <c:spPr>
-          <a:noFill/>
-          <a:ln>
-            <a:noFill/>
-          </a:ln>
-          <a:effectLst/>
-        </c:spPr>
-        <c:txPr>
-          <a:bodyPr rot="-60000000" spcFirstLastPara="1" vertOverflow="ellipsis" vert="horz" wrap="square" anchor="ctr" anchorCtr="1"/>
-          <a:lstStyle/>
-          <a:p>
-            <a:pPr>
-              <a:defRPr sz="900" b="0" i="0" u="none" strike="noStrike" kern="1200" baseline="0">
-                <a:solidFill>
-                  <a:schemeClr val="tx1">
-                    <a:lumMod val="65000"/>
-                    <a:lumOff val="35000"/>
-                  </a:schemeClr>
-                </a:solidFill>
-                <a:latin typeface="+mn-lt"/>
-                <a:ea typeface="+mn-ea"/>
-                <a:cs typeface="+mn-cs"/>
-              </a:defRPr>
-            </a:pPr>
-            <a:endParaRPr lang="en-US"/>
-          </a:p>
-        </c:txPr>
-        <c:crossAx val="2126244063"/>
-        <c:crosses val="autoZero"/>
-        <c:crossBetween val="between"/>
-      </c:valAx>
-      <c:spPr>
-        <a:noFill/>
-        <a:ln>
-          <a:noFill/>
-        </a:ln>
-        <a:effectLst/>
-      </c:spPr>
-    </c:plotArea>
-    <c:legend>
-      <c:legendPos val="r"/>
-      <c:overlay val="0"/>
-      <c:spPr>
-        <a:noFill/>
-        <a:ln>
-          <a:noFill/>
-        </a:ln>
-        <a:effectLst/>
-      </c:spPr>
-      <c:txPr>
-        <a:bodyPr rot="0" spcFirstLastPara="1" vertOverflow="ellipsis" vert="horz" wrap="square" anchor="ctr" anchorCtr="1"/>
-        <a:lstStyle/>
-        <a:p>
-          <a:pPr>
-            <a:defRPr sz="900" b="0" i="0" u="none" strike="noStrike" kern="1200" baseline="0">
-              <a:solidFill>
-                <a:schemeClr val="tx1">
-                  <a:lumMod val="65000"/>
-                  <a:lumOff val="35000"/>
-                </a:schemeClr>
-              </a:solidFill>
-              <a:latin typeface="+mn-lt"/>
-              <a:ea typeface="+mn-ea"/>
-              <a:cs typeface="+mn-cs"/>
-            </a:defRPr>
-          </a:pPr>
-          <a:endParaRPr lang="en-US"/>
-        </a:p>
-      </c:txPr>
-    </c:legend>
-    <c:plotVisOnly val="1"/>
-    <c:dispBlanksAs val="gap"/>
-    <c:extLst>
-      <c:ext xmlns:c16r3="http://schemas.microsoft.com/office/drawing/2017/03/chart" uri="{56B9EC1D-385E-4148-901F-78D8002777C0}">
-        <c16r3:dataDisplayOptions16>
-          <c16r3:dispNaAsBlank val="1"/>
-        </c16r3:dataDisplayOptions16>
-      </c:ext>
-    </c:extLst>
-    <c:showDLblsOverMax val="0"/>
-  </c:chart>
-  <c:spPr>
-    <a:solidFill>
-      <a:schemeClr val="bg1"/>
-    </a:solidFill>
-    <a:ln w="9525" cap="flat" cmpd="sng" algn="ctr">
-      <a:solidFill>
-        <a:schemeClr val="tx1">
-          <a:lumMod val="15000"/>
-          <a:lumOff val="85000"/>
-        </a:schemeClr>
-      </a:solidFill>
-      <a:round/>
-    </a:ln>
-    <a:effectLst/>
-  </c:spPr>
-  <c:txPr>
-    <a:bodyPr/>
-    <a:lstStyle/>
-    <a:p>
-      <a:pPr>
-        <a:defRPr/>
-      </a:pPr>
-      <a:endParaRPr lang="en-US"/>
-    </a:p>
-  </c:txPr>
-  <c:externalData r:id="rId3">
-    <c:autoUpdate val="0"/>
-  </c:externalData>
-  <c:extLst>
-    <c:ext xmlns:c14="http://schemas.microsoft.com/office/drawing/2007/8/2/chart" uri="{781A3756-C4B2-4CAC-9D66-4F8BD8637D16}">
-      <c14:pivotOptions>
-        <c14:dropZoneFilter val="1"/>
-        <c14:dropZoneCategories val="1"/>
-        <c14:dropZoneData val="1"/>
-        <c14:dropZoneSeries val="1"/>
-      </c14:pivotOptions>
-    </c:ext>
-    <c:ext xmlns:c16="http://schemas.microsoft.com/office/drawing/2014/chart" uri="{E28EC0CA-F0BB-4C9C-879D-F8772B89E7AC}">
-      <c16:pivotOptions16>
-        <c16:showExpandCollapseFieldButtons val="1"/>
-      </c16:pivotOptions16>
-    </c:ext>
-  </c:extLst>
-</c:chartSpace>
-</file>
-
-<file path=word/charts/chart2.xml><?xml version="1.0" encoding="utf-8"?>
-<c:chartSpace xmlns:c="http://schemas.openxmlformats.org/drawingml/2006/chart" xmlns:a="http://schemas.openxmlformats.org/drawingml/2006/main" xmlns:r="http://schemas.openxmlformats.org/officeDocument/2006/relationships" xmlns:c16r2="http://schemas.microsoft.com/office/drawing/2015/06/chart">
-  <c:date1904 val="0"/>
-  <c:lang val="en-US"/>
-  <c:roundedCorners val="0"/>
-  <mc:AlternateContent xmlns:mc="http://schemas.openxmlformats.org/markup-compatibility/2006">
-    <mc:Choice xmlns:c14="http://schemas.microsoft.com/office/drawing/2007/8/2/chart" Requires="c14">
-      <c14:style val="102"/>
-    </mc:Choice>
-    <mc:Fallback>
-      <c:style val="2"/>
-    </mc:Fallback>
-  </mc:AlternateContent>
-  <c:pivotSource>
-    <c:name>[Sentinel Incident Data (ZMB) 8.xlsx]MTTD!PivotTable22</c:name>
-    <c:fmtId val="-1"/>
-  </c:pivotSource>
-  <c:chart>
-    <c:title>
-      <c:tx>
-        <c:rich>
-          <a:bodyPr rot="0" spcFirstLastPara="1" vertOverflow="ellipsis" vert="horz" wrap="square" anchor="ctr" anchorCtr="1"/>
-          <a:lstStyle/>
-          <a:p>
-            <a:pPr>
-              <a:defRPr sz="1400" b="0" i="0" u="none" strike="noStrike" kern="1200" spc="0" baseline="0">
-                <a:solidFill>
-                  <a:schemeClr val="tx1">
-                    <a:lumMod val="65000"/>
-                    <a:lumOff val="35000"/>
-                  </a:schemeClr>
-                </a:solidFill>
-                <a:latin typeface="+mn-lt"/>
-                <a:ea typeface="+mn-ea"/>
-                <a:cs typeface="+mn-cs"/>
-              </a:defRPr>
-            </a:pPr>
-            <a:r>
-              <a:rPr lang="en-US"/>
-              <a:t>Average Mean</a:t>
-            </a:r>
-            <a:r>
-              <a:rPr lang="en-US" baseline="0"/>
-              <a:t> Time To Detect (MTTD)</a:t>
-            </a:r>
-            <a:endParaRPr lang="en-US"/>
-          </a:p>
-        </c:rich>
-      </c:tx>
-      <c:overlay val="0"/>
-      <c:spPr>
-        <a:noFill/>
-        <a:ln>
-          <a:noFill/>
-        </a:ln>
-        <a:effectLst/>
-      </c:spPr>
-      <c:txPr>
-        <a:bodyPr rot="0" spcFirstLastPara="1" vertOverflow="ellipsis" vert="horz" wrap="square" anchor="ctr" anchorCtr="1"/>
-        <a:lstStyle/>
-        <a:p>
-          <a:pPr>
-            <a:defRPr sz="1400" b="0" i="0" u="none" strike="noStrike" kern="1200" spc="0" baseline="0">
-              <a:solidFill>
-                <a:schemeClr val="tx1">
-                  <a:lumMod val="65000"/>
-                  <a:lumOff val="35000"/>
-                </a:schemeClr>
-              </a:solidFill>
-              <a:latin typeface="+mn-lt"/>
-              <a:ea typeface="+mn-ea"/>
-              <a:cs typeface="+mn-cs"/>
-            </a:defRPr>
-          </a:pPr>
-          <a:endParaRPr lang="en-US"/>
-        </a:p>
-      </c:txPr>
-    </c:title>
-    <c:autoTitleDeleted val="0"/>
-    <c:pivotFmts>
-      <c:pivotFmt>
-        <c:idx val="0"/>
-        <c:spPr>
-          <a:solidFill>
-            <a:schemeClr val="accent1"/>
-          </a:solidFill>
-          <a:ln w="28575" cap="rnd">
-            <a:solidFill>
-              <a:schemeClr val="accent1"/>
-            </a:solidFill>
-            <a:round/>
-          </a:ln>
-          <a:effectLst/>
-        </c:spPr>
-        <c:marker>
-          <c:symbol val="none"/>
-        </c:marker>
-        <c:dLbl>
-          <c:idx val="0"/>
-          <c:spPr>
-            <a:noFill/>
-            <a:ln>
-              <a:noFill/>
-            </a:ln>
-            <a:effectLst/>
-          </c:spPr>
-          <c:txPr>
-            <a:bodyPr rot="0" spcFirstLastPara="1" vertOverflow="ellipsis" vert="horz" wrap="square" lIns="38100" tIns="19050" rIns="38100" bIns="19050" anchor="ctr" anchorCtr="1">
-              <a:spAutoFit/>
-            </a:bodyPr>
-            <a:lstStyle/>
-            <a:p>
-              <a:pPr>
-                <a:defRPr sz="900" b="0" i="0" u="none" strike="noStrike" kern="1200" baseline="0">
-                  <a:solidFill>
-                    <a:schemeClr val="tx1">
-                      <a:lumMod val="75000"/>
-                      <a:lumOff val="25000"/>
-                    </a:schemeClr>
-                  </a:solidFill>
-                  <a:latin typeface="+mn-lt"/>
-                  <a:ea typeface="+mn-ea"/>
-                  <a:cs typeface="+mn-cs"/>
-                </a:defRPr>
-              </a:pPr>
-              <a:endParaRPr lang="en-US"/>
-            </a:p>
-          </c:txPr>
-          <c:showLegendKey val="0"/>
-          <c:showVal val="1"/>
-          <c:showCatName val="0"/>
-          <c:showSerName val="0"/>
-          <c:showPercent val="0"/>
-          <c:showBubbleSize val="0"/>
-          <c:extLst>
-            <c:ext xmlns:c15="http://schemas.microsoft.com/office/drawing/2012/chart" uri="{CE6537A1-D6FC-4f65-9D91-7224C49458BB}"/>
-          </c:extLst>
-        </c:dLbl>
-      </c:pivotFmt>
-      <c:pivotFmt>
-        <c:idx val="1"/>
-        <c:spPr>
-          <a:solidFill>
-            <a:schemeClr val="accent1"/>
-          </a:solidFill>
-          <a:ln w="28575" cap="rnd">
-            <a:solidFill>
-              <a:schemeClr val="accent1"/>
-            </a:solidFill>
-            <a:round/>
-          </a:ln>
-          <a:effectLst/>
-        </c:spPr>
-        <c:marker>
-          <c:symbol val="none"/>
-        </c:marker>
-        <c:dLbl>
-          <c:idx val="0"/>
-          <c:spPr>
-            <a:noFill/>
-            <a:ln>
-              <a:noFill/>
-            </a:ln>
-            <a:effectLst/>
-          </c:spPr>
-          <c:txPr>
-            <a:bodyPr rot="0" spcFirstLastPara="1" vertOverflow="ellipsis" vert="horz" wrap="square" lIns="38100" tIns="19050" rIns="38100" bIns="19050" anchor="ctr" anchorCtr="1">
-              <a:spAutoFit/>
-            </a:bodyPr>
-            <a:lstStyle/>
-            <a:p>
-              <a:pPr>
-                <a:defRPr sz="900" b="0" i="0" u="none" strike="noStrike" kern="1200" baseline="0">
-                  <a:solidFill>
-                    <a:schemeClr val="tx1">
-                      <a:lumMod val="75000"/>
-                      <a:lumOff val="25000"/>
-                    </a:schemeClr>
-                  </a:solidFill>
-                  <a:latin typeface="+mn-lt"/>
-                  <a:ea typeface="+mn-ea"/>
-                  <a:cs typeface="+mn-cs"/>
-                </a:defRPr>
-              </a:pPr>
-              <a:endParaRPr lang="en-US"/>
-            </a:p>
-          </c:txPr>
-          <c:dLblPos val="t"/>
-          <c:showLegendKey val="0"/>
-          <c:showVal val="1"/>
-          <c:showCatName val="0"/>
-          <c:showSerName val="0"/>
-          <c:showPercent val="0"/>
-          <c:showBubbleSize val="0"/>
-          <c:extLst>
-            <c:ext xmlns:c15="http://schemas.microsoft.com/office/drawing/2012/chart" uri="{CE6537A1-D6FC-4f65-9D91-7224C49458BB}"/>
-          </c:extLst>
-        </c:dLbl>
-      </c:pivotFmt>
-      <c:pivotFmt>
-        <c:idx val="2"/>
-        <c:spPr>
-          <a:solidFill>
-            <a:schemeClr val="accent1"/>
-          </a:solidFill>
-          <a:ln w="28575" cap="rnd">
-            <a:solidFill>
-              <a:schemeClr val="accent1"/>
-            </a:solidFill>
-            <a:round/>
-          </a:ln>
-          <a:effectLst/>
-        </c:spPr>
-        <c:marker>
-          <c:symbol val="none"/>
-        </c:marker>
-        <c:dLbl>
-          <c:idx val="0"/>
-          <c:spPr>
-            <a:noFill/>
-            <a:ln>
-              <a:noFill/>
-            </a:ln>
-            <a:effectLst/>
-          </c:spPr>
-          <c:txPr>
-            <a:bodyPr rot="0" spcFirstLastPara="1" vertOverflow="ellipsis" vert="horz" wrap="square" lIns="38100" tIns="19050" rIns="38100" bIns="19050" anchor="ctr" anchorCtr="1">
-              <a:spAutoFit/>
-            </a:bodyPr>
-            <a:lstStyle/>
-            <a:p>
-              <a:pPr>
-                <a:defRPr sz="900" b="0" i="0" u="none" strike="noStrike" kern="1200" baseline="0">
-                  <a:solidFill>
-                    <a:schemeClr val="tx1">
-                      <a:lumMod val="75000"/>
-                      <a:lumOff val="25000"/>
-                    </a:schemeClr>
-                  </a:solidFill>
-                  <a:latin typeface="+mn-lt"/>
-                  <a:ea typeface="+mn-ea"/>
-                  <a:cs typeface="+mn-cs"/>
-                </a:defRPr>
-              </a:pPr>
-              <a:endParaRPr lang="en-US"/>
-            </a:p>
-          </c:txPr>
-          <c:dLblPos val="t"/>
-          <c:showLegendKey val="0"/>
-          <c:showVal val="1"/>
-          <c:showCatName val="0"/>
-          <c:showSerName val="0"/>
-          <c:showPercent val="0"/>
-          <c:showBubbleSize val="0"/>
-          <c:extLst>
-            <c:ext xmlns:c15="http://schemas.microsoft.com/office/drawing/2012/chart" uri="{CE6537A1-D6FC-4f65-9D91-7224C49458BB}"/>
-          </c:extLst>
-        </c:dLbl>
-      </c:pivotFmt>
-      <c:pivotFmt>
-        <c:idx val="3"/>
-        <c:spPr>
-          <a:solidFill>
-            <a:schemeClr val="accent1"/>
-          </a:solidFill>
-          <a:ln w="28575" cap="rnd">
-            <a:solidFill>
-              <a:schemeClr val="accent1"/>
-            </a:solidFill>
-            <a:round/>
-          </a:ln>
-          <a:effectLst/>
-        </c:spPr>
-        <c:marker>
-          <c:symbol val="none"/>
-        </c:marker>
-        <c:dLbl>
-          <c:idx val="0"/>
-          <c:spPr>
-            <a:noFill/>
-            <a:ln>
-              <a:noFill/>
-            </a:ln>
-            <a:effectLst/>
-          </c:spPr>
-          <c:txPr>
-            <a:bodyPr rot="0" spcFirstLastPara="1" vertOverflow="ellipsis" vert="horz" wrap="square" lIns="38100" tIns="19050" rIns="38100" bIns="19050" anchor="ctr" anchorCtr="1">
-              <a:spAutoFit/>
-            </a:bodyPr>
-            <a:lstStyle/>
-            <a:p>
-              <a:pPr>
-                <a:defRPr sz="900" b="0" i="0" u="none" strike="noStrike" kern="1200" baseline="0">
-                  <a:solidFill>
-                    <a:schemeClr val="tx1">
-                      <a:lumMod val="75000"/>
-                      <a:lumOff val="25000"/>
-                    </a:schemeClr>
-                  </a:solidFill>
-                  <a:latin typeface="+mn-lt"/>
-                  <a:ea typeface="+mn-ea"/>
-                  <a:cs typeface="+mn-cs"/>
-                </a:defRPr>
-              </a:pPr>
-              <a:endParaRPr lang="en-US"/>
-            </a:p>
-          </c:txPr>
-          <c:dLblPos val="t"/>
-          <c:showLegendKey val="0"/>
-          <c:showVal val="1"/>
-          <c:showCatName val="0"/>
-          <c:showSerName val="0"/>
-          <c:showPercent val="0"/>
-          <c:showBubbleSize val="0"/>
-          <c:extLst>
-            <c:ext xmlns:c15="http://schemas.microsoft.com/office/drawing/2012/chart" uri="{CE6537A1-D6FC-4f65-9D91-7224C49458BB}"/>
-          </c:extLst>
-        </c:dLbl>
-      </c:pivotFmt>
-    </c:pivotFmts>
-    <c:plotArea>
-      <c:layout/>
-      <c:lineChart>
-        <c:grouping val="standard"/>
-        <c:varyColors val="0"/>
-        <c:ser>
-          <c:idx val="0"/>
-          <c:order val="0"/>
-          <c:tx>
-            <c:strRef>
-              <c:f>MTTD!$B$5</c:f>
-              <c:strCache>
-                <c:ptCount val="1"/>
-                <c:pt idx="0">
-                  <c:v>Total</c:v>
-                </c:pt>
-              </c:strCache>
-            </c:strRef>
-          </c:tx>
-          <c:spPr>
-            <a:ln w="28575" cap="rnd">
-              <a:solidFill>
-                <a:schemeClr val="accent1"/>
-              </a:solidFill>
-              <a:round/>
-            </a:ln>
-            <a:effectLst/>
-          </c:spPr>
-          <c:marker>
-            <c:symbol val="none"/>
-          </c:marker>
-          <c:dLbls>
-            <c:spPr>
-              <a:noFill/>
-              <a:ln>
-                <a:noFill/>
-              </a:ln>
-              <a:effectLst/>
-            </c:spPr>
-            <c:txPr>
-              <a:bodyPr rot="0" spcFirstLastPara="1" vertOverflow="ellipsis" vert="horz" wrap="square" lIns="38100" tIns="19050" rIns="38100" bIns="19050" anchor="ctr" anchorCtr="1">
-                <a:spAutoFit/>
-              </a:bodyPr>
-              <a:lstStyle/>
-              <a:p>
-                <a:pPr>
-                  <a:defRPr sz="900" b="0" i="0" u="none" strike="noStrike" kern="1200" baseline="0">
-                    <a:solidFill>
-                      <a:schemeClr val="tx1">
-                        <a:lumMod val="75000"/>
-                        <a:lumOff val="25000"/>
-                      </a:schemeClr>
-                    </a:solidFill>
-                    <a:latin typeface="+mn-lt"/>
-                    <a:ea typeface="+mn-ea"/>
-                    <a:cs typeface="+mn-cs"/>
-                  </a:defRPr>
-                </a:pPr>
-                <a:endParaRPr lang="en-US"/>
-              </a:p>
-            </c:txPr>
-            <c:dLblPos val="t"/>
-            <c:showLegendKey val="0"/>
-            <c:showVal val="1"/>
-            <c:showCatName val="0"/>
-            <c:showSerName val="0"/>
-            <c:showPercent val="0"/>
-            <c:showBubbleSize val="0"/>
-            <c:showLeaderLines val="0"/>
-            <c:extLst>
-              <c:ext xmlns:c15="http://schemas.microsoft.com/office/drawing/2012/chart" uri="{CE6537A1-D6FC-4f65-9D91-7224C49458BB}">
-                <c15:showLeaderLines val="1"/>
-                <c15:leaderLines>
-                  <c:spPr>
-                    <a:ln w="9525" cap="flat" cmpd="sng" algn="ctr">
-                      <a:solidFill>
-                        <a:schemeClr val="tx1">
-                          <a:lumMod val="35000"/>
-                          <a:lumOff val="65000"/>
-                        </a:schemeClr>
-                      </a:solidFill>
-                      <a:round/>
-                    </a:ln>
-                    <a:effectLst/>
-                  </c:spPr>
-                </c15:leaderLines>
-              </c:ext>
-            </c:extLst>
-          </c:dLbls>
-          <c:cat>
-            <c:multiLvlStrRef>
-              <c:f>MTTD!$A$6:$A$10</c:f>
-              <c:multiLvlStrCache>
-                <c:ptCount val="3"/>
-                <c:lvl>
-                  <c:pt idx="0">
-                    <c:v>High</c:v>
-                  </c:pt>
-                  <c:pt idx="1">
-                    <c:v>Medium</c:v>
-                  </c:pt>
-                  <c:pt idx="2">
-                    <c:v>Informational</c:v>
-                  </c:pt>
-                </c:lvl>
-                <c:lvl>
-                  <c:pt idx="0">
-                    <c:v>Jan</c:v>
-                  </c:pt>
-                </c:lvl>
-              </c:multiLvlStrCache>
-            </c:multiLvlStrRef>
-          </c:cat>
-          <c:val>
-            <c:numRef>
-              <c:f>MTTD!$B$6:$B$10</c:f>
-              <c:numCache>
-                <c:formatCode>[h]:mm:ss;@</c:formatCode>
-                <c:ptCount val="3"/>
-                <c:pt idx="0">
-                  <c:v>9.4566993464052296E-4</c:v>
-                </c:pt>
-                <c:pt idx="1">
-                  <c:v>1.421902501591581E-3</c:v>
-                </c:pt>
-                <c:pt idx="2">
-                  <c:v>2.2704475308641977E-3</c:v>
-                </c:pt>
-              </c:numCache>
-            </c:numRef>
-          </c:val>
-          <c:smooth val="0"/>
-          <c:extLst>
-            <c:ext xmlns:c16="http://schemas.microsoft.com/office/drawing/2014/chart" uri="{C3380CC4-5D6E-409C-BE32-E72D297353CC}">
-              <c16:uniqueId val="{00000000-B83C-4B60-B469-4029DD11BEE8}"/>
-            </c:ext>
-          </c:extLst>
-        </c:ser>
-        <c:dLbls>
-          <c:showLegendKey val="0"/>
-          <c:showVal val="0"/>
-          <c:showCatName val="0"/>
-          <c:showSerName val="0"/>
-          <c:showPercent val="0"/>
-          <c:showBubbleSize val="0"/>
-        </c:dLbls>
-        <c:smooth val="0"/>
-        <c:axId val="177698079"/>
-        <c:axId val="426540847"/>
-      </c:lineChart>
-      <c:catAx>
-        <c:axId val="177698079"/>
-        <c:scaling>
-          <c:orientation val="minMax"/>
-        </c:scaling>
-        <c:delete val="0"/>
-        <c:axPos val="b"/>
-        <c:numFmt formatCode="General" sourceLinked="1"/>
-        <c:majorTickMark val="none"/>
-        <c:minorTickMark val="none"/>
-        <c:tickLblPos val="nextTo"/>
-        <c:spPr>
-          <a:noFill/>
-          <a:ln w="9525" cap="flat" cmpd="sng" algn="ctr">
-            <a:solidFill>
-              <a:schemeClr val="tx1">
-                <a:lumMod val="15000"/>
-                <a:lumOff val="85000"/>
-              </a:schemeClr>
-            </a:solidFill>
-            <a:round/>
-          </a:ln>
-          <a:effectLst/>
-        </c:spPr>
-        <c:txPr>
-          <a:bodyPr rot="-60000000" spcFirstLastPara="1" vertOverflow="ellipsis" vert="horz" wrap="square" anchor="ctr" anchorCtr="1"/>
-          <a:lstStyle/>
-          <a:p>
-            <a:pPr>
-              <a:defRPr sz="900" b="0" i="0" u="none" strike="noStrike" kern="1200" baseline="0">
-                <a:solidFill>
-                  <a:schemeClr val="tx1">
-                    <a:lumMod val="65000"/>
-                    <a:lumOff val="35000"/>
-                  </a:schemeClr>
-                </a:solidFill>
-                <a:latin typeface="+mn-lt"/>
-                <a:ea typeface="+mn-ea"/>
-                <a:cs typeface="+mn-cs"/>
-              </a:defRPr>
-            </a:pPr>
-            <a:endParaRPr lang="en-US"/>
-          </a:p>
-        </c:txPr>
-        <c:crossAx val="426540847"/>
-        <c:crosses val="autoZero"/>
-        <c:auto val="1"/>
-        <c:lblAlgn val="ctr"/>
-        <c:lblOffset val="100"/>
-        <c:noMultiLvlLbl val="0"/>
-      </c:catAx>
-      <c:valAx>
-        <c:axId val="426540847"/>
-        <c:scaling>
-          <c:orientation val="minMax"/>
-        </c:scaling>
-        <c:delete val="0"/>
-        <c:axPos val="l"/>
-        <c:majorGridlines>
-          <c:spPr>
-            <a:ln w="9525" cap="flat" cmpd="sng" algn="ctr">
-              <a:solidFill>
-                <a:schemeClr val="tx1">
-                  <a:lumMod val="15000"/>
-                  <a:lumOff val="85000"/>
-                </a:schemeClr>
-              </a:solidFill>
-              <a:round/>
-            </a:ln>
-            <a:effectLst/>
-          </c:spPr>
-        </c:majorGridlines>
-        <c:numFmt formatCode="[h]:mm:ss;@" sourceLinked="0"/>
-        <c:majorTickMark val="none"/>
-        <c:minorTickMark val="none"/>
-        <c:tickLblPos val="nextTo"/>
-        <c:spPr>
-          <a:noFill/>
-          <a:ln>
-            <a:noFill/>
-          </a:ln>
-          <a:effectLst/>
-        </c:spPr>
-        <c:txPr>
-          <a:bodyPr rot="-60000000" spcFirstLastPara="1" vertOverflow="ellipsis" vert="horz" wrap="square" anchor="ctr" anchorCtr="1"/>
-          <a:lstStyle/>
-          <a:p>
-            <a:pPr>
-              <a:defRPr sz="900" b="0" i="0" u="none" strike="noStrike" kern="1200" baseline="0">
-                <a:solidFill>
-                  <a:schemeClr val="tx1">
-                    <a:lumMod val="65000"/>
-                    <a:lumOff val="35000"/>
-                  </a:schemeClr>
-                </a:solidFill>
-                <a:latin typeface="+mn-lt"/>
-                <a:ea typeface="+mn-ea"/>
-                <a:cs typeface="+mn-cs"/>
-              </a:defRPr>
-            </a:pPr>
-            <a:endParaRPr lang="en-US"/>
-          </a:p>
-        </c:txPr>
-        <c:crossAx val="177698079"/>
-        <c:crosses val="autoZero"/>
-        <c:crossBetween val="between"/>
-      </c:valAx>
-      <c:spPr>
-        <a:noFill/>
-        <a:ln>
-          <a:noFill/>
-        </a:ln>
-        <a:effectLst/>
-      </c:spPr>
-    </c:plotArea>
-    <c:plotVisOnly val="1"/>
-    <c:dispBlanksAs val="gap"/>
-    <c:extLst>
-      <c:ext xmlns:c16r3="http://schemas.microsoft.com/office/drawing/2017/03/chart" uri="{56B9EC1D-385E-4148-901F-78D8002777C0}">
-        <c16r3:dataDisplayOptions16>
-          <c16r3:dispNaAsBlank val="1"/>
-        </c16r3:dataDisplayOptions16>
-      </c:ext>
-    </c:extLst>
-    <c:showDLblsOverMax val="0"/>
-  </c:chart>
-  <c:spPr>
-    <a:solidFill>
-      <a:schemeClr val="bg1"/>
-    </a:solidFill>
-    <a:ln w="9525" cap="flat" cmpd="sng" algn="ctr">
-      <a:solidFill>
-        <a:schemeClr val="bg1">
-          <a:lumMod val="50000"/>
-        </a:schemeClr>
-      </a:solidFill>
-      <a:round/>
-    </a:ln>
-    <a:effectLst/>
-  </c:spPr>
-  <c:txPr>
-    <a:bodyPr/>
-    <a:lstStyle/>
-    <a:p>
-      <a:pPr>
-        <a:defRPr/>
-      </a:pPr>
-      <a:endParaRPr lang="en-US"/>
-    </a:p>
-  </c:txPr>
-  <c:externalData r:id="rId3">
-    <c:autoUpdate val="0"/>
-  </c:externalData>
-  <c:extLst>
-    <c:ext xmlns:c14="http://schemas.microsoft.com/office/drawing/2007/8/2/chart" uri="{781A3756-C4B2-4CAC-9D66-4F8BD8637D16}">
-      <c14:pivotOptions>
-        <c14:dropZoneFilter val="1"/>
-        <c14:dropZoneCategories val="1"/>
-        <c14:dropZoneData val="1"/>
-      </c14:pivotOptions>
-    </c:ext>
-    <c:ext xmlns:c16="http://schemas.microsoft.com/office/drawing/2014/chart" uri="{E28EC0CA-F0BB-4C9C-879D-F8772B89E7AC}">
-      <c16:pivotOptions16>
-        <c16:showExpandCollapseFieldButtons val="1"/>
-      </c16:pivotOptions16>
-    </c:ext>
-  </c:extLst>
-</c:chartSpace>
-</file>
-
-<file path=word/charts/colors1.xml><?xml version="1.0" encoding="utf-8"?>
-<cs:colorStyle xmlns:cs="http://schemas.microsoft.com/office/drawing/2012/chartStyle" xmlns:a="http://schemas.openxmlformats.org/drawingml/2006/main" meth="cycle" id="10">
-  <a:schemeClr val="accent1"/>
-  <a:schemeClr val="accent2"/>
-  <a:schemeClr val="accent3"/>
-  <a:schemeClr val="accent4"/>
-  <a:schemeClr val="accent5"/>
-  <a:schemeClr val="accent6"/>
-  <cs:variation/>
-  <cs:variation>
-    <a:lumMod val="60000"/>
-  </cs:variation>
-  <cs:variation>
-    <a:lumMod val="80000"/>
-    <a:lumOff val="20000"/>
-  </cs:variation>
-  <cs:variation>
-    <a:lumMod val="80000"/>
-  </cs:variation>
-  <cs:variation>
-    <a:lumMod val="60000"/>
-    <a:lumOff val="40000"/>
-  </cs:variation>
-  <cs:variation>
-    <a:lumMod val="50000"/>
-  </cs:variation>
-  <cs:variation>
-    <a:lumMod val="70000"/>
-    <a:lumOff val="30000"/>
-  </cs:variation>
-  <cs:variation>
-    <a:lumMod val="70000"/>
-  </cs:variation>
-  <cs:variation>
-    <a:lumMod val="50000"/>
-    <a:lumOff val="50000"/>
-  </cs:variation>
-</cs:colorStyle>
-</file>
-
-<file path=word/charts/colors2.xml><?xml version="1.0" encoding="utf-8"?>
-<cs:colorStyle xmlns:cs="http://schemas.microsoft.com/office/drawing/2012/chartStyle" xmlns:a="http://schemas.openxmlformats.org/drawingml/2006/main" meth="cycle" id="10">
-  <a:schemeClr val="accent1"/>
-  <a:schemeClr val="accent2"/>
-  <a:schemeClr val="accent3"/>
-  <a:schemeClr val="accent4"/>
-  <a:schemeClr val="accent5"/>
-  <a:schemeClr val="accent6"/>
-  <cs:variation/>
-  <cs:variation>
-    <a:lumMod val="60000"/>
-  </cs:variation>
-  <cs:variation>
-    <a:lumMod val="80000"/>
-    <a:lumOff val="20000"/>
-  </cs:variation>
-  <cs:variation>
-    <a:lumMod val="80000"/>
-  </cs:variation>
-  <cs:variation>
-    <a:lumMod val="60000"/>
-    <a:lumOff val="40000"/>
-  </cs:variation>
-  <cs:variation>
-    <a:lumMod val="50000"/>
-  </cs:variation>
-  <cs:variation>
-    <a:lumMod val="70000"/>
-    <a:lumOff val="30000"/>
-  </cs:variation>
-  <cs:variation>
-    <a:lumMod val="70000"/>
-  </cs:variation>
-  <cs:variation>
-    <a:lumMod val="50000"/>
-    <a:lumOff val="50000"/>
-  </cs:variation>
-</cs:colorStyle>
-</file>
-
-<file path=word/charts/style1.xml><?xml version="1.0" encoding="utf-8"?>
-<cs:chartStyle xmlns:cs="http://schemas.microsoft.com/office/drawing/2012/chartStyle" xmlns:a="http://schemas.openxmlformats.org/drawingml/2006/main" id="201">
-  <cs:axisTitle>
-    <cs:lnRef idx="0"/>
-    <cs:fillRef idx="0"/>
-    <cs:effectRef idx="0"/>
-    <cs:fontRef idx="minor">
-      <a:schemeClr val="tx1">
-        <a:lumMod val="65000"/>
-        <a:lumOff val="35000"/>
-      </a:schemeClr>
-    </cs:fontRef>
-    <cs:defRPr sz="1000" kern="1200"/>
-  </cs:axisTitle>
-  <cs:categoryAxis>
-    <cs:lnRef idx="0"/>
-    <cs:fillRef idx="0"/>
-    <cs:effectRef idx="0"/>
-    <cs:fontRef idx="minor">
-      <a:schemeClr val="tx1">
-        <a:lumMod val="65000"/>
-        <a:lumOff val="35000"/>
-      </a:schemeClr>
-    </cs:fontRef>
-    <cs:spPr>
-      <a:ln w="9525" cap="flat" cmpd="sng" algn="ctr">
-        <a:solidFill>
-          <a:schemeClr val="tx1">
-            <a:lumMod val="15000"/>
-            <a:lumOff val="85000"/>
-          </a:schemeClr>
-        </a:solidFill>
-        <a:round/>
-      </a:ln>
-    </cs:spPr>
-    <cs:defRPr sz="900" kern="1200"/>
-  </cs:categoryAxis>
-  <cs:chartArea mods="allowNoFillOverride allowNoLineOverride">
-    <cs:lnRef idx="0"/>
-    <cs:fillRef idx="0"/>
-    <cs:effectRef idx="0"/>
-    <cs:fontRef idx="minor">
-      <a:schemeClr val="tx1"/>
-    </cs:fontRef>
-    <cs:spPr>
-      <a:solidFill>
-        <a:schemeClr val="bg1"/>
-      </a:solidFill>
-      <a:ln w="9525" cap="flat" cmpd="sng" algn="ctr">
-        <a:solidFill>
-          <a:schemeClr val="tx1">
-            <a:lumMod val="15000"/>
-            <a:lumOff val="85000"/>
-          </a:schemeClr>
-        </a:solidFill>
-        <a:round/>
-      </a:ln>
-    </cs:spPr>
-    <cs:defRPr sz="1000" kern="1200"/>
-  </cs:chartArea>
-  <cs:dataLabel>
-    <cs:lnRef idx="0"/>
-    <cs:fillRef idx="0"/>
-    <cs:effectRef idx="0"/>
-    <cs:fontRef idx="minor">
-      <a:schemeClr val="tx1">
-        <a:lumMod val="75000"/>
-        <a:lumOff val="25000"/>
-      </a:schemeClr>
-    </cs:fontRef>
-    <cs:defRPr sz="900" kern="1200"/>
-  </cs:dataLabel>
-  <cs:dataLabelCallout>
-    <cs:lnRef idx="0"/>
-    <cs:fillRef idx="0"/>
-    <cs:effectRef idx="0"/>
-    <cs:fontRef idx="minor">
-      <a:schemeClr val="dk1">
-        <a:lumMod val="65000"/>
-        <a:lumOff val="35000"/>
-      </a:schemeClr>
-    </cs:fontRef>
-    <cs:spPr>
-      <a:solidFill>
-        <a:schemeClr val="lt1"/>
-      </a:solidFill>
-      <a:ln>
-        <a:solidFill>
-          <a:schemeClr val="dk1">
-            <a:lumMod val="25000"/>
-            <a:lumOff val="75000"/>
-          </a:schemeClr>
-        </a:solidFill>
-      </a:ln>
-    </cs:spPr>
-    <cs:defRPr sz="900" kern="1200"/>
-    <cs:bodyPr rot="0" spcFirstLastPara="1" vertOverflow="clip" horzOverflow="clip" vert="horz" wrap="square" lIns="36576" tIns="18288" rIns="36576" bIns="18288" anchor="ctr" anchorCtr="1">
-      <a:spAutoFit/>
-    </cs:bodyPr>
-  </cs:dataLabelCallout>
-  <cs:dataPoint>
-    <cs:lnRef idx="0"/>
-    <cs:fillRef idx="1">
-      <cs:styleClr val="auto"/>
-    </cs:fillRef>
-    <cs:effectRef idx="0"/>
-    <cs:fontRef idx="minor">
-      <a:schemeClr val="tx1"/>
-    </cs:fontRef>
-  </cs:dataPoint>
-  <cs:dataPoint3D>
-    <cs:lnRef idx="0"/>
-    <cs:fillRef idx="1">
-      <cs:styleClr val="auto"/>
-    </cs:fillRef>
-    <cs:effectRef idx="0"/>
-    <cs:fontRef idx="minor">
-      <a:schemeClr val="tx1"/>
-    </cs:fontRef>
-  </cs:dataPoint3D>
-  <cs:dataPointLine>
-    <cs:lnRef idx="0">
-      <cs:styleClr val="auto"/>
-    </cs:lnRef>
-    <cs:fillRef idx="1"/>
-    <cs:effectRef idx="0"/>
-    <cs:fontRef idx="minor">
-      <a:schemeClr val="tx1"/>
-    </cs:fontRef>
-    <cs:spPr>
-      <a:ln w="28575" cap="rnd">
-        <a:solidFill>
-          <a:schemeClr val="phClr"/>
-        </a:solidFill>
-        <a:round/>
-      </a:ln>
-    </cs:spPr>
-  </cs:dataPointLine>
-  <cs:dataPointMarker>
-    <cs:lnRef idx="0">
-      <cs:styleClr val="auto"/>
-    </cs:lnRef>
-    <cs:fillRef idx="1">
-      <cs:styleClr val="auto"/>
-    </cs:fillRef>
-    <cs:effectRef idx="0"/>
-    <cs:fontRef idx="minor">
-      <a:schemeClr val="tx1"/>
-    </cs:fontRef>
-    <cs:spPr>
-      <a:ln w="9525">
-        <a:solidFill>
-          <a:schemeClr val="phClr"/>
-        </a:solidFill>
-      </a:ln>
-    </cs:spPr>
-  </cs:dataPointMarker>
-  <cs:dataPointMarkerLayout symbol="circle" size="5"/>
-  <cs:dataPointWireframe>
-    <cs:lnRef idx="0">
-      <cs:styleClr val="auto"/>
-    </cs:lnRef>
-    <cs:fillRef idx="1"/>
-    <cs:effectRef idx="0"/>
-    <cs:fontRef idx="minor">
-      <a:schemeClr val="tx1"/>
-    </cs:fontRef>
-    <cs:spPr>
-      <a:ln w="9525" cap="rnd">
-        <a:solidFill>
-          <a:schemeClr val="phClr"/>
-        </a:solidFill>
-        <a:round/>
-      </a:ln>
-    </cs:spPr>
-  </cs:dataPointWireframe>
-  <cs:dataTable>
-    <cs:lnRef idx="0"/>
-    <cs:fillRef idx="0"/>
-    <cs:effectRef idx="0"/>
-    <cs:fontRef idx="minor">
-      <a:schemeClr val="tx1">
-        <a:lumMod val="65000"/>
-        <a:lumOff val="35000"/>
-      </a:schemeClr>
-    </cs:fontRef>
-    <cs:spPr>
-      <a:noFill/>
-      <a:ln w="9525" cap="flat" cmpd="sng" algn="ctr">
-        <a:solidFill>
-          <a:schemeClr val="tx1">
-            <a:lumMod val="15000"/>
-            <a:lumOff val="85000"/>
-          </a:schemeClr>
-        </a:solidFill>
-        <a:round/>
-      </a:ln>
-    </cs:spPr>
-    <cs:defRPr sz="900" kern="1200"/>
-  </cs:dataTable>
-  <cs:downBar>
-    <cs:lnRef idx="0"/>
-    <cs:fillRef idx="0"/>
-    <cs:effectRef idx="0"/>
-    <cs:fontRef idx="minor">
-      <a:schemeClr val="dk1"/>
-    </cs:fontRef>
-    <cs:spPr>
-      <a:solidFill>
-        <a:schemeClr val="dk1">
-          <a:lumMod val="65000"/>
-          <a:lumOff val="35000"/>
-        </a:schemeClr>
-      </a:solidFill>
-      <a:ln w="9525">
-        <a:solidFill>
-          <a:schemeClr val="tx1">
-            <a:lumMod val="65000"/>
-            <a:lumOff val="35000"/>
-          </a:schemeClr>
-        </a:solidFill>
-      </a:ln>
-    </cs:spPr>
-  </cs:downBar>
-  <cs:dropLine>
-    <cs:lnRef idx="0"/>
-    <cs:fillRef idx="0"/>
-    <cs:effectRef idx="0"/>
-    <cs:fontRef idx="minor">
-      <a:schemeClr val="tx1"/>
-    </cs:fontRef>
-    <cs:spPr>
-      <a:ln w="9525" cap="flat" cmpd="sng" algn="ctr">
-        <a:solidFill>
-          <a:schemeClr val="tx1">
-            <a:lumMod val="35000"/>
-            <a:lumOff val="65000"/>
-          </a:schemeClr>
-        </a:solidFill>
-        <a:round/>
-      </a:ln>
-    </cs:spPr>
-  </cs:dropLine>
-  <cs:errorBar>
-    <cs:lnRef idx="0"/>
-    <cs:fillRef idx="0"/>
-    <cs:effectRef idx="0"/>
-    <cs:fontRef idx="minor">
-      <a:schemeClr val="tx1"/>
-    </cs:fontRef>
-    <cs:spPr>
-      <a:ln w="9525" cap="flat" cmpd="sng" algn="ctr">
-        <a:solidFill>
-          <a:schemeClr val="tx1">
-            <a:lumMod val="65000"/>
-            <a:lumOff val="35000"/>
-          </a:schemeClr>
-        </a:solidFill>
-        <a:round/>
-      </a:ln>
-    </cs:spPr>
-  </cs:errorBar>
-  <cs:floor>
-    <cs:lnRef idx="0"/>
-    <cs:fillRef idx="0"/>
-    <cs:effectRef idx="0"/>
-    <cs:fontRef idx="minor">
-      <a:schemeClr val="tx1"/>
-    </cs:fontRef>
-    <cs:spPr>
-      <a:noFill/>
-      <a:ln>
-        <a:noFill/>
-      </a:ln>
-    </cs:spPr>
-  </cs:floor>
-  <cs:gridlineMajor>
-    <cs:lnRef idx="0"/>
-    <cs:fillRef idx="0"/>
-    <cs:effectRef idx="0"/>
-    <cs:fontRef idx="minor">
-      <a:schemeClr val="tx1"/>
-    </cs:fontRef>
-    <cs:spPr>
-      <a:ln w="9525" cap="flat" cmpd="sng" algn="ctr">
-        <a:solidFill>
-          <a:schemeClr val="tx1">
-            <a:lumMod val="15000"/>
-            <a:lumOff val="85000"/>
-          </a:schemeClr>
-        </a:solidFill>
-        <a:round/>
-      </a:ln>
-    </cs:spPr>
-  </cs:gridlineMajor>
-  <cs:gridlineMinor>
-    <cs:lnRef idx="0"/>
-    <cs:fillRef idx="0"/>
-    <cs:effectRef idx="0"/>
-    <cs:fontRef idx="minor">
-      <a:schemeClr val="tx1"/>
-    </cs:fontRef>
-    <cs:spPr>
-      <a:ln w="9525" cap="flat" cmpd="sng" algn="ctr">
-        <a:solidFill>
-          <a:schemeClr val="tx1">
-            <a:lumMod val="5000"/>
-            <a:lumOff val="95000"/>
-          </a:schemeClr>
-        </a:solidFill>
-        <a:round/>
-      </a:ln>
-    </cs:spPr>
-  </cs:gridlineMinor>
-  <cs:hiLoLine>
-    <cs:lnRef idx="0"/>
-    <cs:fillRef idx="0"/>
-    <cs:effectRef idx="0"/>
-    <cs:fontRef idx="minor">
-      <a:schemeClr val="tx1"/>
-    </cs:fontRef>
-    <cs:spPr>
-      <a:ln w="9525" cap="flat" cmpd="sng" algn="ctr">
-        <a:solidFill>
-          <a:schemeClr val="tx1">
-            <a:lumMod val="75000"/>
-            <a:lumOff val="25000"/>
-          </a:schemeClr>
-        </a:solidFill>
-        <a:round/>
-      </a:ln>
-    </cs:spPr>
-  </cs:hiLoLine>
-  <cs:leaderLine>
-    <cs:lnRef idx="0"/>
-    <cs:fillRef idx="0"/>
-    <cs:effectRef idx="0"/>
-    <cs:fontRef idx="minor">
-      <a:schemeClr val="tx1"/>
-    </cs:fontRef>
-    <cs:spPr>
-      <a:ln w="9525" cap="flat" cmpd="sng" algn="ctr">
-        <a:solidFill>
-          <a:schemeClr val="tx1">
-            <a:lumMod val="35000"/>
-            <a:lumOff val="65000"/>
-          </a:schemeClr>
-        </a:solidFill>
-        <a:round/>
-      </a:ln>
-    </cs:spPr>
-  </cs:leaderLine>
-  <cs:legend>
-    <cs:lnRef idx="0"/>
-    <cs:fillRef idx="0"/>
-    <cs:effectRef idx="0"/>
-    <cs:fontRef idx="minor">
-      <a:schemeClr val="tx1">
-        <a:lumMod val="65000"/>
-        <a:lumOff val="35000"/>
-      </a:schemeClr>
-    </cs:fontRef>
-    <cs:defRPr sz="900" kern="1200"/>
-  </cs:legend>
-  <cs:plotArea mods="allowNoFillOverride allowNoLineOverride">
-    <cs:lnRef idx="0"/>
-    <cs:fillRef idx="0"/>
-    <cs:effectRef idx="0"/>
-    <cs:fontRef idx="minor">
-      <a:schemeClr val="tx1"/>
-    </cs:fontRef>
-  </cs:plotArea>
-  <cs:plotArea3D mods="allowNoFillOverride allowNoLineOverride">
-    <cs:lnRef idx="0"/>
-    <cs:fillRef idx="0"/>
-    <cs:effectRef idx="0"/>
-    <cs:fontRef idx="minor">
-      <a:schemeClr val="tx1"/>
-    </cs:fontRef>
-  </cs:plotArea3D>
-  <cs:seriesAxis>
-    <cs:lnRef idx="0"/>
-    <cs:fillRef idx="0"/>
-    <cs:effectRef idx="0"/>
-    <cs:fontRef idx="minor">
-      <a:schemeClr val="tx1">
-        <a:lumMod val="65000"/>
-        <a:lumOff val="35000"/>
-      </a:schemeClr>
-    </cs:fontRef>
-    <cs:defRPr sz="900" kern="1200"/>
-  </cs:seriesAxis>
-  <cs:seriesLine>
-    <cs:lnRef idx="0"/>
-    <cs:fillRef idx="0"/>
-    <cs:effectRef idx="0"/>
-    <cs:fontRef idx="minor">
-      <a:schemeClr val="tx1"/>
-    </cs:fontRef>
-    <cs:spPr>
-      <a:ln w="9525" cap="flat" cmpd="sng" algn="ctr">
-        <a:solidFill>
-          <a:schemeClr val="tx1">
-            <a:lumMod val="35000"/>
-            <a:lumOff val="65000"/>
-          </a:schemeClr>
-        </a:solidFill>
-        <a:round/>
-      </a:ln>
-    </cs:spPr>
-  </cs:seriesLine>
-  <cs:title>
-    <cs:lnRef idx="0"/>
-    <cs:fillRef idx="0"/>
-    <cs:effectRef idx="0"/>
-    <cs:fontRef idx="minor">
-      <a:schemeClr val="tx1">
-        <a:lumMod val="65000"/>
-        <a:lumOff val="35000"/>
-      </a:schemeClr>
-    </cs:fontRef>
-    <cs:defRPr sz="1400" b="0" kern="1200" spc="0" baseline="0"/>
-  </cs:title>
-  <cs:trendline>
-    <cs:lnRef idx="0">
-      <cs:styleClr val="auto"/>
-    </cs:lnRef>
-    <cs:fillRef idx="0"/>
-    <cs:effectRef idx="0"/>
-    <cs:fontRef idx="minor">
-      <a:schemeClr val="tx1"/>
-    </cs:fontRef>
-    <cs:spPr>
-      <a:ln w="19050" cap="rnd">
-        <a:solidFill>
-          <a:schemeClr val="phClr"/>
-        </a:solidFill>
-        <a:prstDash val="sysDot"/>
-      </a:ln>
-    </cs:spPr>
-  </cs:trendline>
-  <cs:trendlineLabel>
-    <cs:lnRef idx="0"/>
-    <cs:fillRef idx="0"/>
-    <cs:effectRef idx="0"/>
-    <cs:fontRef idx="minor">
-      <a:schemeClr val="tx1">
-        <a:lumMod val="65000"/>
-        <a:lumOff val="35000"/>
-      </a:schemeClr>
-    </cs:fontRef>
-    <cs:defRPr sz="900" kern="1200"/>
-  </cs:trendlineLabel>
-  <cs:upBar>
-    <cs:lnRef idx="0"/>
-    <cs:fillRef idx="0"/>
-    <cs:effectRef idx="0"/>
-    <cs:fontRef idx="minor">
-      <a:schemeClr val="dk1"/>
-    </cs:fontRef>
-    <cs:spPr>
-      <a:solidFill>
-        <a:schemeClr val="lt1"/>
-      </a:solidFill>
-      <a:ln w="9525">
-        <a:solidFill>
-          <a:schemeClr val="tx1">
-            <a:lumMod val="15000"/>
-            <a:lumOff val="85000"/>
-          </a:schemeClr>
-        </a:solidFill>
-      </a:ln>
-    </cs:spPr>
-  </cs:upBar>
-  <cs:valueAxis>
-    <cs:lnRef idx="0"/>
-    <cs:fillRef idx="0"/>
-    <cs:effectRef idx="0"/>
-    <cs:fontRef idx="minor">
-      <a:schemeClr val="tx1">
-        <a:lumMod val="65000"/>
-        <a:lumOff val="35000"/>
-      </a:schemeClr>
-    </cs:fontRef>
-    <cs:defRPr sz="900" kern="1200"/>
-  </cs:valueAxis>
-  <cs:wall>
-    <cs:lnRef idx="0"/>
-    <cs:fillRef idx="0"/>
-    <cs:effectRef idx="0"/>
-    <cs:fontRef idx="minor">
-      <a:schemeClr val="tx1"/>
-    </cs:fontRef>
-    <cs:spPr>
-      <a:noFill/>
-      <a:ln>
-        <a:noFill/>
-      </a:ln>
-    </cs:spPr>
-  </cs:wall>
-</cs:chartStyle>
-</file>
-
-<file path=word/charts/style2.xml><?xml version="1.0" encoding="utf-8"?>
-<cs:chartStyle xmlns:cs="http://schemas.microsoft.com/office/drawing/2012/chartStyle" xmlns:a="http://schemas.openxmlformats.org/drawingml/2006/main" id="201">
-  <cs:axisTitle>
-    <cs:lnRef idx="0"/>
-    <cs:fillRef idx="0"/>
-    <cs:effectRef idx="0"/>
-    <cs:fontRef idx="minor">
-      <a:schemeClr val="tx1">
-        <a:lumMod val="65000"/>
-        <a:lumOff val="35000"/>
-      </a:schemeClr>
-    </cs:fontRef>
-    <cs:defRPr sz="1000" kern="1200"/>
-  </cs:axisTitle>
-  <cs:categoryAxis>
-    <cs:lnRef idx="0"/>
-    <cs:fillRef idx="0"/>
-    <cs:effectRef idx="0"/>
-    <cs:fontRef idx="minor">
-      <a:schemeClr val="tx1">
-        <a:lumMod val="65000"/>
-        <a:lumOff val="35000"/>
-      </a:schemeClr>
-    </cs:fontRef>
-    <cs:spPr>
-      <a:ln w="9525" cap="flat" cmpd="sng" algn="ctr">
-        <a:solidFill>
-          <a:schemeClr val="tx1">
-            <a:lumMod val="15000"/>
-            <a:lumOff val="85000"/>
-          </a:schemeClr>
-        </a:solidFill>
-        <a:round/>
-      </a:ln>
-    </cs:spPr>
-    <cs:defRPr sz="900" kern="1200"/>
-  </cs:categoryAxis>
-  <cs:chartArea mods="allowNoFillOverride allowNoLineOverride">
-    <cs:lnRef idx="0"/>
-    <cs:fillRef idx="0"/>
-    <cs:effectRef idx="0"/>
-    <cs:fontRef idx="minor">
-      <a:schemeClr val="tx1"/>
-    </cs:fontRef>
-    <cs:spPr>
-      <a:solidFill>
-        <a:schemeClr val="bg1"/>
-      </a:solidFill>
-      <a:ln w="9525" cap="flat" cmpd="sng" algn="ctr">
-        <a:solidFill>
-          <a:schemeClr val="tx1">
-            <a:lumMod val="15000"/>
-            <a:lumOff val="85000"/>
-          </a:schemeClr>
-        </a:solidFill>
-        <a:round/>
-      </a:ln>
-    </cs:spPr>
-    <cs:defRPr sz="1000" kern="1200"/>
-  </cs:chartArea>
-  <cs:dataLabel>
-    <cs:lnRef idx="0"/>
-    <cs:fillRef idx="0"/>
-    <cs:effectRef idx="0"/>
-    <cs:fontRef idx="minor">
-      <a:schemeClr val="tx1">
-        <a:lumMod val="75000"/>
-        <a:lumOff val="25000"/>
-      </a:schemeClr>
-    </cs:fontRef>
-    <cs:defRPr sz="900" kern="1200"/>
-  </cs:dataLabel>
-  <cs:dataLabelCallout>
-    <cs:lnRef idx="0"/>
-    <cs:fillRef idx="0"/>
-    <cs:effectRef idx="0"/>
-    <cs:fontRef idx="minor">
-      <a:schemeClr val="dk1">
-        <a:lumMod val="65000"/>
-        <a:lumOff val="35000"/>
-      </a:schemeClr>
-    </cs:fontRef>
-    <cs:spPr>
-      <a:solidFill>
-        <a:schemeClr val="lt1"/>
-      </a:solidFill>
-      <a:ln>
-        <a:solidFill>
-          <a:schemeClr val="dk1">
-            <a:lumMod val="25000"/>
-            <a:lumOff val="75000"/>
-          </a:schemeClr>
-        </a:solidFill>
-      </a:ln>
-    </cs:spPr>
-    <cs:defRPr sz="900" kern="1200"/>
-    <cs:bodyPr rot="0" spcFirstLastPara="1" vertOverflow="clip" horzOverflow="clip" vert="horz" wrap="square" lIns="36576" tIns="18288" rIns="36576" bIns="18288" anchor="ctr" anchorCtr="1">
-      <a:spAutoFit/>
-    </cs:bodyPr>
-  </cs:dataLabelCallout>
-  <cs:dataPoint>
-    <cs:lnRef idx="0"/>
-    <cs:fillRef idx="1">
-      <cs:styleClr val="auto"/>
-    </cs:fillRef>
-    <cs:effectRef idx="0"/>
-    <cs:fontRef idx="minor">
-      <a:schemeClr val="tx1"/>
-    </cs:fontRef>
-  </cs:dataPoint>
-  <cs:dataPoint3D>
-    <cs:lnRef idx="0"/>
-    <cs:fillRef idx="1">
-      <cs:styleClr val="auto"/>
-    </cs:fillRef>
-    <cs:effectRef idx="0"/>
-    <cs:fontRef idx="minor">
-      <a:schemeClr val="tx1"/>
-    </cs:fontRef>
-  </cs:dataPoint3D>
-  <cs:dataPointLine>
-    <cs:lnRef idx="0">
-      <cs:styleClr val="auto"/>
-    </cs:lnRef>
-    <cs:fillRef idx="1"/>
-    <cs:effectRef idx="0"/>
-    <cs:fontRef idx="minor">
-      <a:schemeClr val="tx1"/>
-    </cs:fontRef>
-    <cs:spPr>
-      <a:ln w="28575" cap="rnd">
-        <a:solidFill>
-          <a:schemeClr val="phClr"/>
-        </a:solidFill>
-        <a:round/>
-      </a:ln>
-    </cs:spPr>
-  </cs:dataPointLine>
-  <cs:dataPointMarker>
-    <cs:lnRef idx="0">
-      <cs:styleClr val="auto"/>
-    </cs:lnRef>
-    <cs:fillRef idx="1">
-      <cs:styleClr val="auto"/>
-    </cs:fillRef>
-    <cs:effectRef idx="0"/>
-    <cs:fontRef idx="minor">
-      <a:schemeClr val="tx1"/>
-    </cs:fontRef>
-    <cs:spPr>
-      <a:ln w="9525">
-        <a:solidFill>
-          <a:schemeClr val="phClr"/>
-        </a:solidFill>
-      </a:ln>
-    </cs:spPr>
-  </cs:dataPointMarker>
-  <cs:dataPointMarkerLayout symbol="circle" size="5"/>
-  <cs:dataPointWireframe>
-    <cs:lnRef idx="0">
-      <cs:styleClr val="auto"/>
-    </cs:lnRef>
-    <cs:fillRef idx="1"/>
-    <cs:effectRef idx="0"/>
-    <cs:fontRef idx="minor">
-      <a:schemeClr val="tx1"/>
-    </cs:fontRef>
-    <cs:spPr>
-      <a:ln w="9525" cap="rnd">
-        <a:solidFill>
-          <a:schemeClr val="phClr"/>
-        </a:solidFill>
-        <a:round/>
-      </a:ln>
-    </cs:spPr>
-  </cs:dataPointWireframe>
-  <cs:dataTable>
-    <cs:lnRef idx="0"/>
-    <cs:fillRef idx="0"/>
-    <cs:effectRef idx="0"/>
-    <cs:fontRef idx="minor">
-      <a:schemeClr val="tx1">
-        <a:lumMod val="65000"/>
-        <a:lumOff val="35000"/>
-      </a:schemeClr>
-    </cs:fontRef>
-    <cs:spPr>
-      <a:noFill/>
-      <a:ln w="9525" cap="flat" cmpd="sng" algn="ctr">
-        <a:solidFill>
-          <a:schemeClr val="tx1">
-            <a:lumMod val="15000"/>
-            <a:lumOff val="85000"/>
-          </a:schemeClr>
-        </a:solidFill>
-        <a:round/>
-      </a:ln>
-    </cs:spPr>
-    <cs:defRPr sz="900" kern="1200"/>
-  </cs:dataTable>
-  <cs:downBar>
-    <cs:lnRef idx="0"/>
-    <cs:fillRef idx="0"/>
-    <cs:effectRef idx="0"/>
-    <cs:fontRef idx="minor">
-      <a:schemeClr val="dk1"/>
-    </cs:fontRef>
-    <cs:spPr>
-      <a:solidFill>
-        <a:schemeClr val="dk1">
-          <a:lumMod val="65000"/>
-          <a:lumOff val="35000"/>
-        </a:schemeClr>
-      </a:solidFill>
-      <a:ln w="9525">
-        <a:solidFill>
-          <a:schemeClr val="tx1">
-            <a:lumMod val="65000"/>
-            <a:lumOff val="35000"/>
-          </a:schemeClr>
-        </a:solidFill>
-      </a:ln>
-    </cs:spPr>
-  </cs:downBar>
-  <cs:dropLine>
-    <cs:lnRef idx="0"/>
-    <cs:fillRef idx="0"/>
-    <cs:effectRef idx="0"/>
-    <cs:fontRef idx="minor">
-      <a:schemeClr val="tx1"/>
-    </cs:fontRef>
-    <cs:spPr>
-      <a:ln w="9525" cap="flat" cmpd="sng" algn="ctr">
-        <a:solidFill>
-          <a:schemeClr val="tx1">
-            <a:lumMod val="35000"/>
-            <a:lumOff val="65000"/>
-          </a:schemeClr>
-        </a:solidFill>
-        <a:round/>
-      </a:ln>
-    </cs:spPr>
-  </cs:dropLine>
-  <cs:errorBar>
-    <cs:lnRef idx="0"/>
-    <cs:fillRef idx="0"/>
-    <cs:effectRef idx="0"/>
-    <cs:fontRef idx="minor">
-      <a:schemeClr val="tx1"/>
-    </cs:fontRef>
-    <cs:spPr>
-      <a:ln w="9525" cap="flat" cmpd="sng" algn="ctr">
-        <a:solidFill>
-          <a:schemeClr val="tx1">
-            <a:lumMod val="65000"/>
-            <a:lumOff val="35000"/>
-          </a:schemeClr>
-        </a:solidFill>
-        <a:round/>
-      </a:ln>
-    </cs:spPr>
-  </cs:errorBar>
-  <cs:floor>
-    <cs:lnRef idx="0"/>
-    <cs:fillRef idx="0"/>
-    <cs:effectRef idx="0"/>
-    <cs:fontRef idx="minor">
-      <a:schemeClr val="tx1"/>
-    </cs:fontRef>
-    <cs:spPr>
-      <a:noFill/>
-      <a:ln>
-        <a:noFill/>
-      </a:ln>
-    </cs:spPr>
-  </cs:floor>
-  <cs:gridlineMajor>
-    <cs:lnRef idx="0"/>
-    <cs:fillRef idx="0"/>
-    <cs:effectRef idx="0"/>
-    <cs:fontRef idx="minor">
-      <a:schemeClr val="tx1"/>
-    </cs:fontRef>
-    <cs:spPr>
-      <a:ln w="9525" cap="flat" cmpd="sng" algn="ctr">
-        <a:solidFill>
-          <a:schemeClr val="tx1">
-            <a:lumMod val="15000"/>
-            <a:lumOff val="85000"/>
-          </a:schemeClr>
-        </a:solidFill>
-        <a:round/>
-      </a:ln>
-    </cs:spPr>
-  </cs:gridlineMajor>
-  <cs:gridlineMinor>
-    <cs:lnRef idx="0"/>
-    <cs:fillRef idx="0"/>
-    <cs:effectRef idx="0"/>
-    <cs:fontRef idx="minor">
-      <a:schemeClr val="tx1"/>
-    </cs:fontRef>
-    <cs:spPr>
-      <a:ln w="9525" cap="flat" cmpd="sng" algn="ctr">
-        <a:solidFill>
-          <a:schemeClr val="tx1">
-            <a:lumMod val="5000"/>
-            <a:lumOff val="95000"/>
-          </a:schemeClr>
-        </a:solidFill>
-        <a:round/>
-      </a:ln>
-    </cs:spPr>
-  </cs:gridlineMinor>
-  <cs:hiLoLine>
-    <cs:lnRef idx="0"/>
-    <cs:fillRef idx="0"/>
-    <cs:effectRef idx="0"/>
-    <cs:fontRef idx="minor">
-      <a:schemeClr val="tx1"/>
-    </cs:fontRef>
-    <cs:spPr>
-      <a:ln w="9525" cap="flat" cmpd="sng" algn="ctr">
-        <a:solidFill>
-          <a:schemeClr val="tx1">
-            <a:lumMod val="75000"/>
-            <a:lumOff val="25000"/>
-          </a:schemeClr>
-        </a:solidFill>
-        <a:round/>
-      </a:ln>
-    </cs:spPr>
-  </cs:hiLoLine>
-  <cs:leaderLine>
-    <cs:lnRef idx="0"/>
-    <cs:fillRef idx="0"/>
-    <cs:effectRef idx="0"/>
-    <cs:fontRef idx="minor">
-      <a:schemeClr val="tx1"/>
-    </cs:fontRef>
-    <cs:spPr>
-      <a:ln w="9525" cap="flat" cmpd="sng" algn="ctr">
-        <a:solidFill>
-          <a:schemeClr val="tx1">
-            <a:lumMod val="35000"/>
-            <a:lumOff val="65000"/>
-          </a:schemeClr>
-        </a:solidFill>
-        <a:round/>
-      </a:ln>
-    </cs:spPr>
-  </cs:leaderLine>
-  <cs:legend>
-    <cs:lnRef idx="0"/>
-    <cs:fillRef idx="0"/>
-    <cs:effectRef idx="0"/>
-    <cs:fontRef idx="minor">
-      <a:schemeClr val="tx1">
-        <a:lumMod val="65000"/>
-        <a:lumOff val="35000"/>
-      </a:schemeClr>
-    </cs:fontRef>
-    <cs:defRPr sz="900" kern="1200"/>
-  </cs:legend>
-  <cs:plotArea mods="allowNoFillOverride allowNoLineOverride">
-    <cs:lnRef idx="0"/>
-    <cs:fillRef idx="0"/>
-    <cs:effectRef idx="0"/>
-    <cs:fontRef idx="minor">
-      <a:schemeClr val="tx1"/>
-    </cs:fontRef>
-  </cs:plotArea>
-  <cs:plotArea3D mods="allowNoFillOverride allowNoLineOverride">
-    <cs:lnRef idx="0"/>
-    <cs:fillRef idx="0"/>
-    <cs:effectRef idx="0"/>
-    <cs:fontRef idx="minor">
-      <a:schemeClr val="tx1"/>
-    </cs:fontRef>
-  </cs:plotArea3D>
-  <cs:seriesAxis>
-    <cs:lnRef idx="0"/>
-    <cs:fillRef idx="0"/>
-    <cs:effectRef idx="0"/>
-    <cs:fontRef idx="minor">
-      <a:schemeClr val="tx1">
-        <a:lumMod val="65000"/>
-        <a:lumOff val="35000"/>
-      </a:schemeClr>
-    </cs:fontRef>
-    <cs:defRPr sz="900" kern="1200"/>
-  </cs:seriesAxis>
-  <cs:seriesLine>
-    <cs:lnRef idx="0"/>
-    <cs:fillRef idx="0"/>
-    <cs:effectRef idx="0"/>
-    <cs:fontRef idx="minor">
-      <a:schemeClr val="tx1"/>
-    </cs:fontRef>
-    <cs:spPr>
-      <a:ln w="9525" cap="flat" cmpd="sng" algn="ctr">
-        <a:solidFill>
-          <a:schemeClr val="tx1">
-            <a:lumMod val="35000"/>
-            <a:lumOff val="65000"/>
-          </a:schemeClr>
-        </a:solidFill>
-        <a:round/>
-      </a:ln>
-    </cs:spPr>
-  </cs:seriesLine>
-  <cs:title>
-    <cs:lnRef idx="0"/>
-    <cs:fillRef idx="0"/>
-    <cs:effectRef idx="0"/>
-    <cs:fontRef idx="minor">
-      <a:schemeClr val="tx1">
-        <a:lumMod val="65000"/>
-        <a:lumOff val="35000"/>
-      </a:schemeClr>
-    </cs:fontRef>
-    <cs:defRPr sz="1400" b="0" kern="1200" spc="0" baseline="0"/>
-  </cs:title>
-  <cs:trendline>
-    <cs:lnRef idx="0">
-      <cs:styleClr val="auto"/>
-    </cs:lnRef>
-    <cs:fillRef idx="0"/>
-    <cs:effectRef idx="0"/>
-    <cs:fontRef idx="minor">
-      <a:schemeClr val="tx1"/>
-    </cs:fontRef>
-    <cs:spPr>
-      <a:ln w="19050" cap="rnd">
-        <a:solidFill>
-          <a:schemeClr val="phClr"/>
-        </a:solidFill>
-        <a:prstDash val="sysDot"/>
-      </a:ln>
-    </cs:spPr>
-  </cs:trendline>
-  <cs:trendlineLabel>
-    <cs:lnRef idx="0"/>
-    <cs:fillRef idx="0"/>
-    <cs:effectRef idx="0"/>
-    <cs:fontRef idx="minor">
-      <a:schemeClr val="tx1">
-        <a:lumMod val="65000"/>
-        <a:lumOff val="35000"/>
-      </a:schemeClr>
-    </cs:fontRef>
-    <cs:defRPr sz="900" kern="1200"/>
-  </cs:trendlineLabel>
-  <cs:upBar>
-    <cs:lnRef idx="0"/>
-    <cs:fillRef idx="0"/>
-    <cs:effectRef idx="0"/>
-    <cs:fontRef idx="minor">
-      <a:schemeClr val="dk1"/>
-    </cs:fontRef>
-    <cs:spPr>
-      <a:solidFill>
-        <a:schemeClr val="lt1"/>
-      </a:solidFill>
-      <a:ln w="9525">
-        <a:solidFill>
-          <a:schemeClr val="tx1">
-            <a:lumMod val="15000"/>
-            <a:lumOff val="85000"/>
-          </a:schemeClr>
-        </a:solidFill>
-      </a:ln>
-    </cs:spPr>
-  </cs:upBar>
-  <cs:valueAxis>
-    <cs:lnRef idx="0"/>
-    <cs:fillRef idx="0"/>
-    <cs:effectRef idx="0"/>
-    <cs:fontRef idx="minor">
-      <a:schemeClr val="tx1">
-        <a:lumMod val="65000"/>
-        <a:lumOff val="35000"/>
-      </a:schemeClr>
-    </cs:fontRef>
-    <cs:defRPr sz="900" kern="1200"/>
-  </cs:valueAxis>
-  <cs:wall>
-    <cs:lnRef idx="0"/>
-    <cs:fillRef idx="0"/>
-    <cs:effectRef idx="0"/>
-    <cs:fontRef idx="minor">
-      <a:schemeClr val="tx1"/>
-    </cs:fontRef>
-    <cs:spPr>
-      <a:noFill/>
-      <a:ln>
-        <a:noFill/>
-      </a:ln>
-    </cs:spPr>
-  </cs:wall>
-</cs:chartStyle>
-</file>
-
 <file path=word/theme/theme1.xml><?xml version="1.0" encoding="utf-8"?>
 <a:theme xmlns:a="http://schemas.openxmlformats.org/drawingml/2006/main" name="elev8 main">
   <a:themeElements>
@@ -20593,12 +17774,13 @@
 </file>
 
 <file path=customXml/item1.xml><?xml version="1.0" encoding="utf-8"?>
-<?mso-contentType ?>
-<FormTemplates xmlns="http://schemas.microsoft.com/sharepoint/v3/contenttype/forms">
-  <Display>DocumentLibraryForm</Display>
-  <Edit>DocumentLibraryForm</Edit>
-  <New>DocumentLibraryForm</New>
-</FormTemplates>
+<p:properties xmlns:p="http://schemas.microsoft.com/office/2006/metadata/properties" xmlns:xsi="http://www.w3.org/2001/XMLSchema-instance" xmlns:pc="http://schemas.microsoft.com/office/infopath/2007/PartnerControls">
+  <documentManagement>
+    <lcf76f155ced4ddcb4097134ff3c332f xmlns="0d91a3e8-d642-437b-a229-e2bce59964d8">
+      <Terms xmlns="http://schemas.microsoft.com/office/infopath/2007/PartnerControls"/>
+    </lcf76f155ced4ddcb4097134ff3c332f>
+  </documentManagement>
+</p:properties>
 </file>
 
 <file path=customXml/item2.xml><?xml version="1.0" encoding="utf-8"?>
@@ -20606,13 +17788,12 @@
 </file>
 
 <file path=customXml/item3.xml><?xml version="1.0" encoding="utf-8"?>
-<p:properties xmlns:p="http://schemas.microsoft.com/office/2006/metadata/properties" xmlns:xsi="http://www.w3.org/2001/XMLSchema-instance" xmlns:pc="http://schemas.microsoft.com/office/infopath/2007/PartnerControls">
-  <documentManagement>
-    <lcf76f155ced4ddcb4097134ff3c332f xmlns="0d91a3e8-d642-437b-a229-e2bce59964d8">
-      <Terms xmlns="http://schemas.microsoft.com/office/infopath/2007/PartnerControls"/>
-    </lcf76f155ced4ddcb4097134ff3c332f>
-  </documentManagement>
-</p:properties>
+<?mso-contentType ?>
+<FormTemplates xmlns="http://schemas.microsoft.com/sharepoint/v3/contenttype/forms">
+  <Display>DocumentLibraryForm</Display>
+  <Edit>DocumentLibraryForm</Edit>
+  <New>DocumentLibraryForm</New>
+</FormTemplates>
 </file>
 
 <file path=customXml/item4.xml><?xml version="1.0" encoding="utf-8"?>
@@ -20827,9 +18008,11 @@
 </file>
 
 <file path=customXml/itemProps1.xml><?xml version="1.0" encoding="utf-8"?>
-<ds:datastoreItem xmlns:ds="http://schemas.openxmlformats.org/officeDocument/2006/customXml" ds:itemID="{0CEB08E7-84EA-4B94-9979-010045FFBB06}">
+<ds:datastoreItem xmlns:ds="http://schemas.openxmlformats.org/officeDocument/2006/customXml" ds:itemID="{3EA55498-A03B-46CF-83BB-624BDFF496A4}">
   <ds:schemaRefs>
-    <ds:schemaRef ds:uri="http://schemas.microsoft.com/sharepoint/v3/contenttype/forms"/>
+    <ds:schemaRef ds:uri="http://schemas.microsoft.com/office/2006/metadata/properties"/>
+    <ds:schemaRef ds:uri="http://schemas.microsoft.com/office/infopath/2007/PartnerControls"/>
+    <ds:schemaRef ds:uri="0d91a3e8-d642-437b-a229-e2bce59964d8"/>
   </ds:schemaRefs>
 </ds:datastoreItem>
 </file>
@@ -20843,11 +18026,9 @@
 </file>
 
 <file path=customXml/itemProps3.xml><?xml version="1.0" encoding="utf-8"?>
-<ds:datastoreItem xmlns:ds="http://schemas.openxmlformats.org/officeDocument/2006/customXml" ds:itemID="{3EA55498-A03B-46CF-83BB-624BDFF496A4}">
+<ds:datastoreItem xmlns:ds="http://schemas.openxmlformats.org/officeDocument/2006/customXml" ds:itemID="{0CEB08E7-84EA-4B94-9979-010045FFBB06}">
   <ds:schemaRefs>
-    <ds:schemaRef ds:uri="http://schemas.microsoft.com/office/2006/metadata/properties"/>
-    <ds:schemaRef ds:uri="http://schemas.microsoft.com/office/infopath/2007/PartnerControls"/>
-    <ds:schemaRef ds:uri="0d91a3e8-d642-437b-a229-e2bce59964d8"/>
+    <ds:schemaRef ds:uri="http://schemas.microsoft.com/sharepoint/v3/contenttype/forms"/>
   </ds:schemaRefs>
 </ds:datastoreItem>
 </file>

--- a/TeKnowledge February_2026 Report - AB Zambia.docx
+++ b/TeKnowledge February_2026 Report - AB Zambia.docx
@@ -712,7 +712,7 @@
             </w:rPr>
             <w:fldChar w:fldCharType="separate"/>
           </w:r>
-          <w:hyperlink w:anchor="_Toc223344412" w:history="1">
+          <w:hyperlink w:anchor="_Toc223621881" w:history="1">
             <w:r>
               <w:rPr>
                 <w:rStyle w:val="Hyperlink"/>
@@ -763,7 +763,7 @@
                 <w:noProof/>
                 <w:webHidden/>
               </w:rPr>
-              <w:instrText xml:space="preserve"> PAGEREF _Toc223344412 \h </w:instrText>
+              <w:instrText xml:space="preserve"> PAGEREF _Toc223621881 \h </w:instrText>
             </w:r>
             <w:r>
               <w:rPr>
@@ -812,7 +812,7 @@
               <w14:ligatures w14:val="standardContextual"/>
             </w:rPr>
           </w:pPr>
-          <w:hyperlink w:anchor="_Toc223344413" w:history="1">
+          <w:hyperlink w:anchor="_Toc223621882" w:history="1">
             <w:r>
               <w:rPr>
                 <w:rStyle w:val="Hyperlink"/>
@@ -861,7 +861,7 @@
                 <w:noProof/>
                 <w:webHidden/>
               </w:rPr>
-              <w:instrText xml:space="preserve"> PAGEREF _Toc223344413 \h </w:instrText>
+              <w:instrText xml:space="preserve"> PAGEREF _Toc223621882 \h </w:instrText>
             </w:r>
             <w:r>
               <w:rPr>
@@ -911,7 +911,7 @@
               <w14:ligatures w14:val="standardContextual"/>
             </w:rPr>
           </w:pPr>
-          <w:hyperlink w:anchor="_Toc223344414" w:history="1">
+          <w:hyperlink w:anchor="_Toc223621883" w:history="1">
             <w:r>
               <w:rPr>
                 <w:rStyle w:val="Hyperlink"/>
@@ -961,7 +961,7 @@
                 <w:noProof/>
                 <w:webHidden/>
               </w:rPr>
-              <w:instrText xml:space="preserve"> PAGEREF _Toc223344414 \h </w:instrText>
+              <w:instrText xml:space="preserve"> PAGEREF _Toc223621883 \h </w:instrText>
             </w:r>
             <w:r>
               <w:rPr>
@@ -1011,7 +1011,7 @@
               <w14:ligatures w14:val="standardContextual"/>
             </w:rPr>
           </w:pPr>
-          <w:hyperlink w:anchor="_Toc223344415" w:history="1">
+          <w:hyperlink w:anchor="_Toc223621884" w:history="1">
             <w:r>
               <w:rPr>
                 <w:rStyle w:val="Hyperlink"/>
@@ -1061,7 +1061,7 @@
                 <w:noProof/>
                 <w:webHidden/>
               </w:rPr>
-              <w:instrText xml:space="preserve"> PAGEREF _Toc223344415 \h </w:instrText>
+              <w:instrText xml:space="preserve"> PAGEREF _Toc223621884 \h </w:instrText>
             </w:r>
             <w:r>
               <w:rPr>
@@ -1110,7 +1110,7 @@
               <w14:ligatures w14:val="standardContextual"/>
             </w:rPr>
           </w:pPr>
-          <w:hyperlink w:anchor="_Toc223344416" w:history="1">
+          <w:hyperlink w:anchor="_Toc223621885" w:history="1">
             <w:r>
               <w:rPr>
                 <w:rStyle w:val="Hyperlink"/>
@@ -1159,7 +1159,7 @@
                 <w:noProof/>
                 <w:webHidden/>
               </w:rPr>
-              <w:instrText xml:space="preserve"> PAGEREF _Toc223344416 \h </w:instrText>
+              <w:instrText xml:space="preserve"> PAGEREF _Toc223621885 \h </w:instrText>
             </w:r>
             <w:r>
               <w:rPr>
@@ -1208,7 +1208,7 @@
               <w14:ligatures w14:val="standardContextual"/>
             </w:rPr>
           </w:pPr>
-          <w:hyperlink w:anchor="_Toc223344417" w:history="1">
+          <w:hyperlink w:anchor="_Toc223621886" w:history="1">
             <w:r>
               <w:rPr>
                 <w:rStyle w:val="Hyperlink"/>
@@ -1257,7 +1257,7 @@
                 <w:noProof/>
                 <w:webHidden/>
               </w:rPr>
-              <w:instrText xml:space="preserve"> PAGEREF _Toc223344417 \h </w:instrText>
+              <w:instrText xml:space="preserve"> PAGEREF _Toc223621886 \h </w:instrText>
             </w:r>
             <w:r>
               <w:rPr>
@@ -1307,7 +1307,7 @@
               <w14:ligatures w14:val="standardContextual"/>
             </w:rPr>
           </w:pPr>
-          <w:hyperlink w:anchor="_Toc223344418" w:history="1">
+          <w:hyperlink w:anchor="_Toc223621887" w:history="1">
             <w:r>
               <w:rPr>
                 <w:rStyle w:val="Hyperlink"/>
@@ -1358,7 +1358,7 @@
                 <w:noProof/>
                 <w:webHidden/>
               </w:rPr>
-              <w:instrText xml:space="preserve"> PAGEREF _Toc223344418 \h </w:instrText>
+              <w:instrText xml:space="preserve"> PAGEREF _Toc223621887 \h </w:instrText>
             </w:r>
             <w:r>
               <w:rPr>
@@ -1407,7 +1407,7 @@
               <w14:ligatures w14:val="standardContextual"/>
             </w:rPr>
           </w:pPr>
-          <w:hyperlink w:anchor="_Toc223344419" w:history="1">
+          <w:hyperlink w:anchor="_Toc223621888" w:history="1">
             <w:r>
               <w:rPr>
                 <w:rStyle w:val="Hyperlink"/>
@@ -1456,7 +1456,7 @@
                 <w:noProof/>
                 <w:webHidden/>
               </w:rPr>
-              <w:instrText xml:space="preserve"> PAGEREF _Toc223344419 \h </w:instrText>
+              <w:instrText xml:space="preserve"> PAGEREF _Toc223621888 \h </w:instrText>
             </w:r>
             <w:r>
               <w:rPr>
@@ -1505,7 +1505,7 @@
               <w14:ligatures w14:val="standardContextual"/>
             </w:rPr>
           </w:pPr>
-          <w:hyperlink w:anchor="_Toc223344420" w:history="1">
+          <w:hyperlink w:anchor="_Toc223621889" w:history="1">
             <w:r>
               <w:rPr>
                 <w:rStyle w:val="Hyperlink"/>
@@ -1554,7 +1554,7 @@
                 <w:noProof/>
                 <w:webHidden/>
               </w:rPr>
-              <w:instrText xml:space="preserve"> PAGEREF _Toc223344420 \h </w:instrText>
+              <w:instrText xml:space="preserve"> PAGEREF _Toc223621889 \h </w:instrText>
             </w:r>
             <w:r>
               <w:rPr>
@@ -1603,7 +1603,7 @@
               <w14:ligatures w14:val="standardContextual"/>
             </w:rPr>
           </w:pPr>
-          <w:hyperlink w:anchor="_Toc223344421" w:history="1">
+          <w:hyperlink w:anchor="_Toc223621890" w:history="1">
             <w:r>
               <w:rPr>
                 <w:rStyle w:val="Hyperlink"/>
@@ -1652,7 +1652,7 @@
                 <w:noProof/>
                 <w:webHidden/>
               </w:rPr>
-              <w:instrText xml:space="preserve"> PAGEREF _Toc223344421 \h </w:instrText>
+              <w:instrText xml:space="preserve"> PAGEREF _Toc223621890 \h </w:instrText>
             </w:r>
             <w:r>
               <w:rPr>
@@ -1702,7 +1702,7 @@
               <w14:ligatures w14:val="standardContextual"/>
             </w:rPr>
           </w:pPr>
-          <w:hyperlink w:anchor="_Toc223344422" w:history="1">
+          <w:hyperlink w:anchor="_Toc223621891" w:history="1">
             <w:r>
               <w:rPr>
                 <w:rStyle w:val="Hyperlink"/>
@@ -1753,7 +1753,7 @@
                 <w:noProof/>
                 <w:webHidden/>
               </w:rPr>
-              <w:instrText xml:space="preserve"> PAGEREF _Toc223344422 \h </w:instrText>
+              <w:instrText xml:space="preserve"> PAGEREF _Toc223621891 \h </w:instrText>
             </w:r>
             <w:r>
               <w:rPr>
@@ -1802,7 +1802,7 @@
               <w14:ligatures w14:val="standardContextual"/>
             </w:rPr>
           </w:pPr>
-          <w:hyperlink w:anchor="_Toc223344423" w:history="1">
+          <w:hyperlink w:anchor="_Toc223621892" w:history="1">
             <w:r>
               <w:rPr>
                 <w:rStyle w:val="Hyperlink"/>
@@ -1851,7 +1851,7 @@
                 <w:noProof/>
                 <w:webHidden/>
               </w:rPr>
-              <w:instrText xml:space="preserve"> PAGEREF _Toc223344423 \h </w:instrText>
+              <w:instrText xml:space="preserve"> PAGEREF _Toc223621892 \h </w:instrText>
             </w:r>
             <w:r>
               <w:rPr>
@@ -1900,7 +1900,7 @@
               <w14:ligatures w14:val="standardContextual"/>
             </w:rPr>
           </w:pPr>
-          <w:hyperlink w:anchor="_Toc223344424" w:history="1">
+          <w:hyperlink w:anchor="_Toc223621893" w:history="1">
             <w:r>
               <w:rPr>
                 <w:rStyle w:val="Hyperlink"/>
@@ -1949,7 +1949,7 @@
                 <w:noProof/>
                 <w:webHidden/>
               </w:rPr>
-              <w:instrText xml:space="preserve"> PAGEREF _Toc223344424 \h </w:instrText>
+              <w:instrText xml:space="preserve"> PAGEREF _Toc223621893 \h </w:instrText>
             </w:r>
             <w:r>
               <w:rPr>
@@ -1998,7 +1998,7 @@
               <w14:ligatures w14:val="standardContextual"/>
             </w:rPr>
           </w:pPr>
-          <w:hyperlink w:anchor="_Toc223344435" w:history="1">
+          <w:hyperlink w:anchor="_Toc223621904" w:history="1">
             <w:r>
               <w:rPr>
                 <w:rStyle w:val="Hyperlink"/>
@@ -2047,7 +2047,7 @@
                 <w:noProof/>
                 <w:webHidden/>
               </w:rPr>
-              <w:instrText xml:space="preserve"> PAGEREF _Toc223344435 \h </w:instrText>
+              <w:instrText xml:space="preserve"> PAGEREF _Toc223621904 \h </w:instrText>
             </w:r>
             <w:r>
               <w:rPr>
@@ -2097,7 +2097,7 @@
               <w14:ligatures w14:val="standardContextual"/>
             </w:rPr>
           </w:pPr>
-          <w:hyperlink w:anchor="_Toc223344437" w:history="1">
+          <w:hyperlink w:anchor="_Toc223621906" w:history="1">
             <w:r>
               <w:rPr>
                 <w:rStyle w:val="Hyperlink"/>
@@ -2148,7 +2148,7 @@
                 <w:noProof/>
                 <w:webHidden/>
               </w:rPr>
-              <w:instrText xml:space="preserve"> PAGEREF _Toc223344437 \h </w:instrText>
+              <w:instrText xml:space="preserve"> PAGEREF _Toc223621906 \h </w:instrText>
             </w:r>
             <w:r>
               <w:rPr>
@@ -2197,7 +2197,7 @@
               <w14:ligatures w14:val="standardContextual"/>
             </w:rPr>
           </w:pPr>
-          <w:hyperlink w:anchor="_Toc223344438" w:history="1">
+          <w:hyperlink w:anchor="_Toc223621907" w:history="1">
             <w:r>
               <w:rPr>
                 <w:rStyle w:val="Hyperlink"/>
@@ -2246,7 +2246,7 @@
                 <w:noProof/>
                 <w:webHidden/>
               </w:rPr>
-              <w:instrText xml:space="preserve"> PAGEREF _Toc223344438 \h </w:instrText>
+              <w:instrText xml:space="preserve"> PAGEREF _Toc223621907 \h </w:instrText>
             </w:r>
             <w:r>
               <w:rPr>
@@ -2295,7 +2295,7 @@
               <w14:ligatures w14:val="standardContextual"/>
             </w:rPr>
           </w:pPr>
-          <w:hyperlink w:anchor="_Toc223344439" w:history="1">
+          <w:hyperlink w:anchor="_Toc223621908" w:history="1">
             <w:r>
               <w:rPr>
                 <w:rStyle w:val="Hyperlink"/>
@@ -2344,7 +2344,7 @@
                 <w:noProof/>
                 <w:webHidden/>
               </w:rPr>
-              <w:instrText xml:space="preserve"> PAGEREF _Toc223344439 \h </w:instrText>
+              <w:instrText xml:space="preserve"> PAGEREF _Toc223621908 \h </w:instrText>
             </w:r>
             <w:r>
               <w:rPr>
@@ -2393,7 +2393,7 @@
               <w14:ligatures w14:val="standardContextual"/>
             </w:rPr>
           </w:pPr>
-          <w:hyperlink w:anchor="_Toc223344440" w:history="1">
+          <w:hyperlink w:anchor="_Toc223621909" w:history="1">
             <w:r>
               <w:rPr>
                 <w:rStyle w:val="Hyperlink"/>
@@ -2442,7 +2442,7 @@
                 <w:noProof/>
                 <w:webHidden/>
               </w:rPr>
-              <w:instrText xml:space="preserve"> PAGEREF _Toc223344440 \h </w:instrText>
+              <w:instrText xml:space="preserve"> PAGEREF _Toc223621909 \h </w:instrText>
             </w:r>
             <w:r>
               <w:rPr>
@@ -2492,7 +2492,7 @@
               <w14:ligatures w14:val="standardContextual"/>
             </w:rPr>
           </w:pPr>
-          <w:hyperlink w:anchor="_Toc223344441" w:history="1">
+          <w:hyperlink w:anchor="_Toc223621910" w:history="1">
             <w:r>
               <w:rPr>
                 <w:rStyle w:val="Hyperlink"/>
@@ -2543,7 +2543,7 @@
                 <w:noProof/>
                 <w:webHidden/>
               </w:rPr>
-              <w:instrText xml:space="preserve"> PAGEREF _Toc223344441 \h </w:instrText>
+              <w:instrText xml:space="preserve"> PAGEREF _Toc223621910 \h </w:instrText>
             </w:r>
             <w:r>
               <w:rPr>
@@ -2592,7 +2592,7 @@
               <w14:ligatures w14:val="standardContextual"/>
             </w:rPr>
           </w:pPr>
-          <w:hyperlink w:anchor="_Toc223344442" w:history="1">
+          <w:hyperlink w:anchor="_Toc223621911" w:history="1">
             <w:r>
               <w:rPr>
                 <w:rStyle w:val="Hyperlink"/>
@@ -2641,7 +2641,7 @@
                 <w:noProof/>
                 <w:webHidden/>
               </w:rPr>
-              <w:instrText xml:space="preserve"> PAGEREF _Toc223344442 \h </w:instrText>
+              <w:instrText xml:space="preserve"> PAGEREF _Toc223621911 \h </w:instrText>
             </w:r>
             <w:r>
               <w:rPr>
@@ -2690,7 +2690,7 @@
               <w14:ligatures w14:val="standardContextual"/>
             </w:rPr>
           </w:pPr>
-          <w:hyperlink w:anchor="_Toc223344443" w:history="1">
+          <w:hyperlink w:anchor="_Toc223621912" w:history="1">
             <w:r>
               <w:rPr>
                 <w:rStyle w:val="Hyperlink"/>
@@ -2739,7 +2739,7 @@
                 <w:noProof/>
                 <w:webHidden/>
               </w:rPr>
-              <w:instrText xml:space="preserve"> PAGEREF _Toc223344443 \h </w:instrText>
+              <w:instrText xml:space="preserve"> PAGEREF _Toc223621912 \h </w:instrText>
             </w:r>
             <w:r>
               <w:rPr>
@@ -2759,310 +2759,7 @@
                 <w:noProof/>
                 <w:webHidden/>
               </w:rPr>
-              <w:t>13</w:t>
-            </w:r>
-            <w:r>
-              <w:rPr>
-                <w:noProof/>
-                <w:webHidden/>
-              </w:rPr>
-              <w:fldChar w:fldCharType="end"/>
-            </w:r>
-          </w:hyperlink>
-        </w:p>
-        <w:p>
-          <w:pPr>
-            <w:pStyle w:val="TOC1"/>
-            <w:rPr>
-              <w:rFonts w:asciiTheme="minorHAnsi" w:eastAsiaTheme="minorEastAsia" w:hAnsiTheme="minorHAnsi" w:cstheme="minorBidi"/>
-              <w:b w:val="0"/>
-              <w:bCs w:val="0"/>
-              <w:caps w:val="0"/>
-              <w:noProof/>
-              <w:color w:val="auto"/>
-              <w:kern w:val="2"/>
-              <w:sz w:val="24"/>
-              <w:szCs w:val="24"/>
-              <w14:ligatures w14:val="standardContextual"/>
-            </w:rPr>
-          </w:pPr>
-          <w:hyperlink w:anchor="_Toc223344444" w:history="1">
-            <w:r>
-              <w:rPr>
-                <w:rStyle w:val="Hyperlink"/>
-                <w:rFonts w:ascii="Aptos" w:hAnsi="Aptos"/>
-                <w:noProof/>
-              </w:rPr>
-              <w:t>Appendix – Test-server Alerts</w:t>
-            </w:r>
-            <w:r>
-              <w:rPr>
-                <w:noProof/>
-                <w:webHidden/>
-              </w:rPr>
-              <w:tab/>
-            </w:r>
-            <w:r>
-              <w:rPr>
-                <w:noProof/>
-                <w:webHidden/>
-              </w:rPr>
-              <w:fldChar w:fldCharType="begin"/>
-            </w:r>
-            <w:r>
-              <w:rPr>
-                <w:noProof/>
-                <w:webHidden/>
-              </w:rPr>
-              <w:instrText xml:space="preserve"> PAGEREF _Toc223344444 \h </w:instrText>
-            </w:r>
-            <w:r>
-              <w:rPr>
-                <w:noProof/>
-                <w:webHidden/>
-              </w:rPr>
-            </w:r>
-            <w:r>
-              <w:rPr>
-                <w:noProof/>
-                <w:webHidden/>
-              </w:rPr>
-              <w:fldChar w:fldCharType="separate"/>
-            </w:r>
-            <w:r>
-              <w:rPr>
-                <w:noProof/>
-                <w:webHidden/>
-              </w:rPr>
-              <w:t>15</w:t>
-            </w:r>
-            <w:r>
-              <w:rPr>
-                <w:noProof/>
-                <w:webHidden/>
-              </w:rPr>
-              <w:fldChar w:fldCharType="end"/>
-            </w:r>
-          </w:hyperlink>
-        </w:p>
-        <w:p>
-          <w:pPr>
-            <w:pStyle w:val="TOC2"/>
-            <w:tabs>
-              <w:tab w:val="right" w:leader="underscore" w:pos="9016"/>
-            </w:tabs>
-            <w:rPr>
-              <w:rFonts w:asciiTheme="minorHAnsi" w:eastAsiaTheme="minorEastAsia" w:hAnsiTheme="minorHAnsi" w:cstheme="minorBidi"/>
-              <w:smallCaps w:val="0"/>
-              <w:noProof/>
-              <w:color w:val="auto"/>
-              <w:kern w:val="2"/>
-              <w:sz w:val="24"/>
-              <w:szCs w:val="24"/>
-              <w14:ligatures w14:val="standardContextual"/>
-            </w:rPr>
-          </w:pPr>
-          <w:hyperlink w:anchor="_Toc223344445" w:history="1">
-            <w:r>
-              <w:rPr>
-                <w:rStyle w:val="Hyperlink"/>
-                <w:rFonts w:ascii="Aptos" w:hAnsi="Aptos"/>
-                <w:noProof/>
-              </w:rPr>
-              <w:t>Total Incidents by Severity</w:t>
-            </w:r>
-            <w:r>
-              <w:rPr>
-                <w:noProof/>
-                <w:webHidden/>
-              </w:rPr>
-              <w:tab/>
-            </w:r>
-            <w:r>
-              <w:rPr>
-                <w:noProof/>
-                <w:webHidden/>
-              </w:rPr>
-              <w:fldChar w:fldCharType="begin"/>
-            </w:r>
-            <w:r>
-              <w:rPr>
-                <w:noProof/>
-                <w:webHidden/>
-              </w:rPr>
-              <w:instrText xml:space="preserve"> PAGEREF _Toc223344445 \h </w:instrText>
-            </w:r>
-            <w:r>
-              <w:rPr>
-                <w:noProof/>
-                <w:webHidden/>
-              </w:rPr>
-            </w:r>
-            <w:r>
-              <w:rPr>
-                <w:noProof/>
-                <w:webHidden/>
-              </w:rPr>
-              <w:fldChar w:fldCharType="separate"/>
-            </w:r>
-            <w:r>
-              <w:rPr>
-                <w:noProof/>
-                <w:webHidden/>
-              </w:rPr>
-              <w:t>15</w:t>
-            </w:r>
-            <w:r>
-              <w:rPr>
-                <w:noProof/>
-                <w:webHidden/>
-              </w:rPr>
-              <w:fldChar w:fldCharType="end"/>
-            </w:r>
-          </w:hyperlink>
-        </w:p>
-        <w:p>
-          <w:pPr>
-            <w:pStyle w:val="TOC2"/>
-            <w:tabs>
-              <w:tab w:val="right" w:leader="underscore" w:pos="9016"/>
-            </w:tabs>
-            <w:rPr>
-              <w:rFonts w:asciiTheme="minorHAnsi" w:eastAsiaTheme="minorEastAsia" w:hAnsiTheme="minorHAnsi" w:cstheme="minorBidi"/>
-              <w:smallCaps w:val="0"/>
-              <w:noProof/>
-              <w:color w:val="auto"/>
-              <w:kern w:val="2"/>
-              <w:sz w:val="24"/>
-              <w:szCs w:val="24"/>
-              <w14:ligatures w14:val="standardContextual"/>
-            </w:rPr>
-          </w:pPr>
-          <w:hyperlink w:anchor="_Toc223344446" w:history="1">
-            <w:r>
-              <w:rPr>
-                <w:rStyle w:val="Hyperlink"/>
-                <w:rFonts w:ascii="Aptos" w:hAnsi="Aptos"/>
-                <w:noProof/>
-              </w:rPr>
-              <w:t>Top 10 Incidents</w:t>
-            </w:r>
-            <w:r>
-              <w:rPr>
-                <w:noProof/>
-                <w:webHidden/>
-              </w:rPr>
-              <w:tab/>
-            </w:r>
-            <w:r>
-              <w:rPr>
-                <w:noProof/>
-                <w:webHidden/>
-              </w:rPr>
-              <w:fldChar w:fldCharType="begin"/>
-            </w:r>
-            <w:r>
-              <w:rPr>
-                <w:noProof/>
-                <w:webHidden/>
-              </w:rPr>
-              <w:instrText xml:space="preserve"> PAGEREF _Toc223344446 \h </w:instrText>
-            </w:r>
-            <w:r>
-              <w:rPr>
-                <w:noProof/>
-                <w:webHidden/>
-              </w:rPr>
-            </w:r>
-            <w:r>
-              <w:rPr>
-                <w:noProof/>
-                <w:webHidden/>
-              </w:rPr>
-              <w:fldChar w:fldCharType="separate"/>
-            </w:r>
-            <w:r>
-              <w:rPr>
-                <w:noProof/>
-                <w:webHidden/>
-              </w:rPr>
-              <w:t>15</w:t>
-            </w:r>
-            <w:r>
-              <w:rPr>
-                <w:noProof/>
-                <w:webHidden/>
-              </w:rPr>
-              <w:fldChar w:fldCharType="end"/>
-            </w:r>
-          </w:hyperlink>
-        </w:p>
-        <w:p>
-          <w:pPr>
-            <w:pStyle w:val="TOC2"/>
-            <w:tabs>
-              <w:tab w:val="right" w:leader="underscore" w:pos="9016"/>
-            </w:tabs>
-            <w:rPr>
-              <w:rFonts w:asciiTheme="minorHAnsi" w:eastAsiaTheme="minorEastAsia" w:hAnsiTheme="minorHAnsi" w:cstheme="minorBidi"/>
-              <w:smallCaps w:val="0"/>
-              <w:noProof/>
-              <w:color w:val="auto"/>
-              <w:kern w:val="2"/>
-              <w:sz w:val="24"/>
-              <w:szCs w:val="24"/>
-              <w14:ligatures w14:val="standardContextual"/>
-            </w:rPr>
-          </w:pPr>
-          <w:hyperlink w:anchor="_Toc223344447" w:history="1">
-            <w:r>
-              <w:rPr>
-                <w:rStyle w:val="Hyperlink"/>
-                <w:rFonts w:ascii="Aptos" w:hAnsi="Aptos"/>
-                <w:noProof/>
-              </w:rPr>
-              <w:t>High Severity Incidents</w:t>
-            </w:r>
-            <w:r>
-              <w:rPr>
-                <w:noProof/>
-                <w:webHidden/>
-              </w:rPr>
-              <w:tab/>
-            </w:r>
-            <w:r>
-              <w:rPr>
-                <w:noProof/>
-                <w:webHidden/>
-              </w:rPr>
-              <w:fldChar w:fldCharType="begin"/>
-            </w:r>
-            <w:r>
-              <w:rPr>
-                <w:noProof/>
-                <w:webHidden/>
-              </w:rPr>
-              <w:instrText xml:space="preserve"> PAGEREF _Toc223344447 \h </w:instrText>
-            </w:r>
-            <w:r>
-              <w:rPr>
-                <w:noProof/>
-                <w:webHidden/>
-              </w:rPr>
-            </w:r>
-            <w:r>
-              <w:rPr>
-                <w:noProof/>
-                <w:webHidden/>
-              </w:rPr>
-              <w:fldChar w:fldCharType="separate"/>
-            </w:r>
-            <w:r>
-              <w:rPr>
-                <w:noProof/>
-                <w:webHidden/>
-              </w:rPr>
-              <w:t>15</w:t>
+              <w:t>14</w:t>
             </w:r>
             <w:r>
               <w:rPr>
@@ -3131,7 +2828,7 @@
           <w:rFonts w:ascii="Aptos" w:hAnsi="Aptos" w:cstheme="minorHAnsi"/>
         </w:rPr>
       </w:pPr>
-      <w:bookmarkStart w:id="2" w:name="_Toc223344412"/>
+      <w:bookmarkStart w:id="2" w:name="_Toc223621881"/>
       <w:r>
         <w:rPr>
           <w:rFonts w:ascii="Aptos" w:hAnsi="Aptos" w:cstheme="minorHAnsi"/>
@@ -3267,7 +2964,7 @@
         </w:rPr>
       </w:pPr>
       <w:bookmarkStart w:id="3" w:name="_Toc196989491"/>
-      <w:bookmarkStart w:id="4" w:name="_Toc223344413"/>
+      <w:bookmarkStart w:id="4" w:name="_Toc223621882"/>
       <w:r>
         <w:rPr>
           <w:rFonts w:ascii="Aptos" w:hAnsi="Aptos"/>
@@ -3289,7 +2986,7 @@
           <w:color w:val="4F49F5" w:themeColor="accent1"/>
         </w:rPr>
       </w:pPr>
-      <w:bookmarkStart w:id="5" w:name="_Toc223344414"/>
+      <w:bookmarkStart w:id="5" w:name="_Toc223621883"/>
       <w:r>
         <w:rPr>
           <w:rFonts w:ascii="Aptos" w:hAnsi="Aptos"/>
@@ -3751,7 +3448,7 @@
           <w:color w:val="4F49F5" w:themeColor="accent1"/>
         </w:rPr>
       </w:pPr>
-      <w:bookmarkStart w:id="6" w:name="_Toc223344415"/>
+      <w:bookmarkStart w:id="6" w:name="_Toc223621884"/>
       <w:r>
         <w:rPr>
           <w:rFonts w:ascii="Aptos" w:hAnsi="Aptos"/>
@@ -4600,7 +4297,7 @@
           <w:rFonts w:ascii="Aptos" w:hAnsi="Aptos"/>
         </w:rPr>
       </w:pPr>
-      <w:bookmarkStart w:id="8" w:name="_Toc223344416"/>
+      <w:bookmarkStart w:id="8" w:name="_Toc223621885"/>
       <w:r>
         <w:rPr>
           <w:rFonts w:ascii="Aptos" w:hAnsi="Aptos"/>
@@ -5242,7 +4939,7 @@
           <w:rFonts w:ascii="Aptos" w:hAnsi="Aptos"/>
         </w:rPr>
       </w:pPr>
-      <w:bookmarkStart w:id="9" w:name="_Toc223344417"/>
+      <w:bookmarkStart w:id="9" w:name="_Toc223621886"/>
       <w:r>
         <w:rPr>
           <w:rFonts w:ascii="Aptos" w:hAnsi="Aptos"/>
@@ -5406,7 +5103,7 @@
           <w:rFonts w:ascii="Aptos" w:hAnsi="Aptos" w:cstheme="minorHAnsi"/>
         </w:rPr>
       </w:pPr>
-      <w:bookmarkStart w:id="19" w:name="_Toc223344418"/>
+      <w:bookmarkStart w:id="19" w:name="_Toc223621887"/>
       <w:r>
         <w:rPr>
           <w:rFonts w:ascii="Aptos" w:hAnsi="Aptos" w:cstheme="minorHAnsi"/>
@@ -5456,7 +5153,7 @@
       </w:pPr>
       <w:bookmarkStart w:id="27" w:name="_Toc189744872"/>
       <w:bookmarkStart w:id="28" w:name="_Toc196989493"/>
-      <w:bookmarkStart w:id="29" w:name="_Toc223344419"/>
+      <w:bookmarkStart w:id="29" w:name="_Toc223621888"/>
       <w:r>
         <w:rPr>
           <w:rFonts w:ascii="Aptos" w:hAnsi="Aptos"/>
@@ -5618,7 +5315,31 @@
           <w:sz w:val="24"/>
           <w:szCs w:val="28"/>
         </w:rPr>
-        <w:t xml:space="preserve"> were of High Severity,</w:t>
+        <w:t xml:space="preserve"> </w:t>
+      </w:r>
+      <w:r>
+        <w:rPr>
+          <w:rFonts w:ascii="Aptos" w:hAnsi="Aptos"/>
+          <w:sz w:val="24"/>
+          <w:szCs w:val="28"/>
+        </w:rPr>
+        <w:t>w</w:t>
+      </w:r>
+      <w:r>
+        <w:rPr>
+          <w:rFonts w:ascii="Aptos" w:hAnsi="Aptos"/>
+          <w:sz w:val="24"/>
+          <w:szCs w:val="28"/>
+        </w:rPr>
+        <w:t>ere</w:t>
+      </w:r>
+      <w:r>
+        <w:rPr>
+          <w:rFonts w:ascii="Aptos" w:hAnsi="Aptos"/>
+          <w:sz w:val="24"/>
+          <w:szCs w:val="28"/>
+        </w:rPr>
+        <w:t xml:space="preserve"> of High Severity,</w:t>
       </w:r>
       <w:r>
         <w:rPr>
@@ -5858,7 +5579,7 @@
       <w:bookmarkStart w:id="36" w:name="_Toc168590856"/>
       <w:bookmarkStart w:id="37" w:name="_Toc189744873"/>
       <w:bookmarkStart w:id="38" w:name="_Toc196989494"/>
-      <w:bookmarkStart w:id="39" w:name="_Toc223344420"/>
+      <w:bookmarkStart w:id="39" w:name="_Toc223621889"/>
       <w:r>
         <w:rPr>
           <w:rFonts w:ascii="Aptos" w:hAnsi="Aptos"/>
@@ -6072,7 +5793,7 @@
       <w:bookmarkStart w:id="46" w:name="_Toc168590857"/>
       <w:bookmarkStart w:id="47" w:name="_Toc189744874"/>
       <w:bookmarkStart w:id="48" w:name="_Toc196989495"/>
-      <w:bookmarkStart w:id="49" w:name="_Toc223344421"/>
+      <w:bookmarkStart w:id="49" w:name="_Toc223621890"/>
       <w:r>
         <w:rPr>
           <w:rFonts w:ascii="Aptos" w:hAnsi="Aptos"/>
@@ -6676,7 +6397,7 @@
           <w:rFonts w:ascii="Aptos" w:hAnsi="Aptos"/>
         </w:rPr>
       </w:pPr>
-      <w:bookmarkStart w:id="59" w:name="_Toc223344422"/>
+      <w:bookmarkStart w:id="59" w:name="_Toc223621891"/>
       <w:r>
         <w:rPr>
           <w:rFonts w:ascii="Aptos" w:hAnsi="Aptos"/>
@@ -6714,7 +6435,7 @@
       </w:pPr>
       <w:bookmarkStart w:id="67" w:name="_Toc189744876"/>
       <w:bookmarkStart w:id="68" w:name="_Toc196989497"/>
-      <w:bookmarkStart w:id="69" w:name="_Toc223344423"/>
+      <w:bookmarkStart w:id="69" w:name="_Toc223621892"/>
       <w:r>
         <w:rPr>
           <w:rFonts w:ascii="Aptos" w:hAnsi="Aptos"/>
@@ -7701,7 +7422,7 @@
           <w:rFonts w:ascii="Aptos" w:hAnsi="Aptos"/>
         </w:rPr>
       </w:pPr>
-      <w:bookmarkStart w:id="70" w:name="_Toc223344424"/>
+      <w:bookmarkStart w:id="70" w:name="_Toc223621893"/>
       <w:r>
         <w:rPr>
           <w:rFonts w:ascii="Aptos" w:hAnsi="Aptos"/>
@@ -7778,6 +7499,7 @@
       <w:bookmarkStart w:id="75" w:name="_Toc220851299"/>
       <w:bookmarkStart w:id="76" w:name="_Toc223285249"/>
       <w:bookmarkStart w:id="77" w:name="_Toc223344425"/>
+      <w:bookmarkStart w:id="78" w:name="_Toc223621894"/>
       <w:r>
         <w:rPr>
           <w:rStyle w:val="Strong"/>
@@ -7812,6 +7534,7 @@
       <w:bookmarkEnd w:id="75"/>
       <w:bookmarkEnd w:id="76"/>
       <w:bookmarkEnd w:id="77"/>
+      <w:bookmarkEnd w:id="78"/>
     </w:p>
     <w:p>
       <w:pPr>
@@ -7895,13 +7618,14 @@
           <w:szCs w:val="21"/>
         </w:rPr>
       </w:pPr>
-      <w:bookmarkStart w:id="78" w:name="_Toc210356621"/>
-      <w:bookmarkStart w:id="79" w:name="_Toc212860017"/>
-      <w:bookmarkStart w:id="80" w:name="_Toc215610309"/>
-      <w:bookmarkStart w:id="81" w:name="_Toc218266070"/>
-      <w:bookmarkStart w:id="82" w:name="_Toc220851298"/>
-      <w:bookmarkStart w:id="83" w:name="_Toc223285248"/>
-      <w:bookmarkStart w:id="84" w:name="_Toc223344426"/>
+      <w:bookmarkStart w:id="79" w:name="_Toc210356621"/>
+      <w:bookmarkStart w:id="80" w:name="_Toc212860017"/>
+      <w:bookmarkStart w:id="81" w:name="_Toc215610309"/>
+      <w:bookmarkStart w:id="82" w:name="_Toc218266070"/>
+      <w:bookmarkStart w:id="83" w:name="_Toc220851298"/>
+      <w:bookmarkStart w:id="84" w:name="_Toc223285248"/>
+      <w:bookmarkStart w:id="85" w:name="_Toc223344426"/>
+      <w:bookmarkStart w:id="86" w:name="_Toc223621895"/>
       <w:r>
         <w:rPr>
           <w:rStyle w:val="Strong"/>
@@ -7938,13 +7662,14 @@
         </w:rPr>
         <w:t xml:space="preserve"> Incidents)</w:t>
       </w:r>
-      <w:bookmarkEnd w:id="78"/>
       <w:bookmarkEnd w:id="79"/>
       <w:bookmarkEnd w:id="80"/>
       <w:bookmarkEnd w:id="81"/>
       <w:bookmarkEnd w:id="82"/>
       <w:bookmarkEnd w:id="83"/>
       <w:bookmarkEnd w:id="84"/>
+      <w:bookmarkEnd w:id="85"/>
+      <w:bookmarkEnd w:id="86"/>
     </w:p>
     <w:p>
       <w:pPr>
@@ -8068,12 +7793,13 @@
           <w:szCs w:val="21"/>
         </w:rPr>
       </w:pPr>
-      <w:bookmarkStart w:id="85" w:name="_Toc212860020"/>
-      <w:bookmarkStart w:id="86" w:name="_Toc215610312"/>
-      <w:bookmarkStart w:id="87" w:name="_Toc218266073"/>
-      <w:bookmarkStart w:id="88" w:name="_Toc220851301"/>
-      <w:bookmarkStart w:id="89" w:name="_Toc223285251"/>
-      <w:bookmarkStart w:id="90" w:name="_Toc223344427"/>
+      <w:bookmarkStart w:id="87" w:name="_Toc212860020"/>
+      <w:bookmarkStart w:id="88" w:name="_Toc215610312"/>
+      <w:bookmarkStart w:id="89" w:name="_Toc218266073"/>
+      <w:bookmarkStart w:id="90" w:name="_Toc220851301"/>
+      <w:bookmarkStart w:id="91" w:name="_Toc223285251"/>
+      <w:bookmarkStart w:id="92" w:name="_Toc223344427"/>
+      <w:bookmarkStart w:id="93" w:name="_Toc223621896"/>
       <w:r>
         <w:rPr>
           <w:rStyle w:val="Strong"/>
@@ -8101,12 +7827,13 @@
         </w:rPr>
         <w:t xml:space="preserve"> Incidents)</w:t>
       </w:r>
-      <w:bookmarkEnd w:id="85"/>
-      <w:bookmarkEnd w:id="86"/>
       <w:bookmarkEnd w:id="87"/>
       <w:bookmarkEnd w:id="88"/>
       <w:bookmarkEnd w:id="89"/>
       <w:bookmarkEnd w:id="90"/>
+      <w:bookmarkEnd w:id="91"/>
+      <w:bookmarkEnd w:id="92"/>
+      <w:bookmarkEnd w:id="93"/>
     </w:p>
     <w:p>
       <w:pPr>
@@ -8185,13 +7912,14 @@
           <w:bCs/>
         </w:rPr>
       </w:pPr>
-      <w:bookmarkStart w:id="91" w:name="_Toc210356624"/>
-      <w:bookmarkStart w:id="92" w:name="_Toc212860018"/>
-      <w:bookmarkStart w:id="93" w:name="_Toc215610310"/>
-      <w:bookmarkStart w:id="94" w:name="_Toc218266074"/>
-      <w:bookmarkStart w:id="95" w:name="_Toc220851302"/>
-      <w:bookmarkStart w:id="96" w:name="_Toc223285252"/>
-      <w:bookmarkStart w:id="97" w:name="_Toc223344428"/>
+      <w:bookmarkStart w:id="94" w:name="_Toc210356624"/>
+      <w:bookmarkStart w:id="95" w:name="_Toc212860018"/>
+      <w:bookmarkStart w:id="96" w:name="_Toc215610310"/>
+      <w:bookmarkStart w:id="97" w:name="_Toc218266074"/>
+      <w:bookmarkStart w:id="98" w:name="_Toc220851302"/>
+      <w:bookmarkStart w:id="99" w:name="_Toc223285252"/>
+      <w:bookmarkStart w:id="100" w:name="_Toc223344428"/>
+      <w:bookmarkStart w:id="101" w:name="_Toc223621897"/>
       <w:r>
         <w:rPr>
           <w:rStyle w:val="Strong"/>
@@ -8237,525 +7965,400 @@
         </w:rPr>
         <w:t xml:space="preserve"> Incidents)</w:t>
       </w:r>
-      <w:bookmarkEnd w:id="91"/>
-      <w:bookmarkEnd w:id="92"/>
-      <w:bookmarkEnd w:id="93"/>
       <w:bookmarkEnd w:id="94"/>
       <w:bookmarkEnd w:id="95"/>
       <w:bookmarkEnd w:id="96"/>
       <w:bookmarkEnd w:id="97"/>
-    </w:p>
-    <w:p>
-      <w:pPr>
-        <w:ind w:left="720"/>
-        <w:jc w:val="both"/>
-        <w:rPr>
-          <w:rFonts w:ascii="Aptos" w:hAnsi="Aptos"/>
-          <w:sz w:val="24"/>
-          <w:szCs w:val="24"/>
-        </w:rPr>
-      </w:pPr>
-      <w:bookmarkStart w:id="98" w:name="_Toc210356622"/>
-      <w:r>
-        <w:rPr>
-          <w:rStyle w:val="Strong"/>
-          <w:rFonts w:ascii="Aptos" w:hAnsi="Aptos" w:cs="Arial"/>
-          <w:sz w:val="24"/>
-          <w:szCs w:val="24"/>
-        </w:rPr>
-        <w:lastRenderedPageBreak/>
-        <w:t>Description:</w:t>
-      </w:r>
-      <w:r>
-        <w:rPr>
-          <w:rFonts w:ascii="Aptos" w:hAnsi="Aptos"/>
-          <w:b/>
-          <w:bCs/>
-          <w:szCs w:val="28"/>
-        </w:rPr>
-        <w:t xml:space="preserve"> </w:t>
-      </w:r>
-      <w:r>
-        <w:rPr>
-          <w:rFonts w:ascii="Aptos" w:hAnsi="Aptos"/>
-          <w:sz w:val="24"/>
-          <w:szCs w:val="24"/>
-        </w:rPr>
-        <w:t>This rule monitors the Syslog table for data flow and triggers an alert if the number of Syslog records drops below 1,000, indicating a potential data loss from the source</w:t>
-      </w:r>
-      <w:r>
-        <w:rPr>
-          <w:rFonts w:ascii="Aptos" w:hAnsi="Aptos"/>
-          <w:sz w:val="24"/>
-          <w:szCs w:val="24"/>
-        </w:rPr>
-        <w:t>.</w:t>
-      </w:r>
-    </w:p>
-    <w:p>
-      <w:pPr>
-        <w:ind w:left="720"/>
-        <w:rPr>
-          <w:rStyle w:val="Strong"/>
-          <w:rFonts w:ascii="Aptos" w:hAnsi="Aptos"/>
-          <w:b w:val="0"/>
-          <w:bCs w:val="0"/>
-          <w:sz w:val="24"/>
-          <w:szCs w:val="24"/>
-        </w:rPr>
-      </w:pPr>
-      <w:r>
-        <w:rPr>
-          <w:rStyle w:val="Strong"/>
-          <w:rFonts w:ascii="Aptos" w:hAnsi="Aptos" w:cs="Arial"/>
-          <w:sz w:val="24"/>
-          <w:szCs w:val="24"/>
-        </w:rPr>
-        <w:t>Review</w:t>
-      </w:r>
-      <w:r>
-        <w:rPr>
-          <w:rStyle w:val="Strong"/>
-          <w:rFonts w:ascii="Aptos" w:hAnsi="Aptos" w:cs="Arial"/>
-          <w:sz w:val="24"/>
-          <w:szCs w:val="24"/>
-        </w:rPr>
-        <w:t>:</w:t>
-      </w:r>
-      <w:r>
-        <w:rPr>
-          <w:rFonts w:ascii="Aptos" w:hAnsi="Aptos"/>
-          <w:szCs w:val="28"/>
-        </w:rPr>
-        <w:t xml:space="preserve"> </w:t>
-      </w:r>
-      <w:r>
-        <w:rPr>
-          <w:rFonts w:ascii="Aptos" w:hAnsi="Aptos"/>
-          <w:sz w:val="24"/>
-          <w:szCs w:val="24"/>
-        </w:rPr>
-        <w:t xml:space="preserve">These </w:t>
-      </w:r>
       <w:bookmarkEnd w:id="98"/>
-      <w:r>
-        <w:rPr>
-          <w:rFonts w:ascii="Aptos" w:hAnsi="Aptos"/>
-          <w:sz w:val="24"/>
-          <w:szCs w:val="24"/>
-        </w:rPr>
-        <w:t>incidents were escalated to the Network Team</w:t>
-      </w:r>
-    </w:p>
-    <w:p>
-      <w:pPr>
-        <w:pStyle w:val="ListParagraph"/>
-        <w:rPr>
-          <w:rFonts w:ascii="Aptos" w:hAnsi="Aptos"/>
-          <w:sz w:val="21"/>
-          <w:szCs w:val="21"/>
-        </w:rPr>
-      </w:pPr>
-      <w:bookmarkStart w:id="99" w:name="_Toc210356626"/>
-      <w:bookmarkStart w:id="100" w:name="_Toc212860023"/>
-      <w:bookmarkStart w:id="101" w:name="_Toc215610315"/>
-      <w:bookmarkStart w:id="102" w:name="_Toc218266075"/>
-      <w:bookmarkStart w:id="103" w:name="_Toc220851303"/>
-      <w:bookmarkStart w:id="104" w:name="_Toc223285253"/>
-      <w:bookmarkStart w:id="105" w:name="_Toc223344429"/>
-      <w:r>
-        <w:rPr>
-          <w:rStyle w:val="Strong"/>
-          <w:rFonts w:ascii="Aptos" w:hAnsi="Aptos"/>
-          <w:b/>
-          <w:bCs/>
-        </w:rPr>
-        <w:t xml:space="preserve">FortiGate </w:t>
-      </w:r>
-      <w:r>
-        <w:rPr>
-          <w:rStyle w:val="Strong"/>
-          <w:rFonts w:ascii="Aptos" w:hAnsi="Aptos"/>
-          <w:b/>
-          <w:bCs/>
-        </w:rPr>
-        <w:t>Configuration Change</w:t>
-      </w:r>
-      <w:r>
-        <w:rPr>
-          <w:rStyle w:val="Strong"/>
-          <w:rFonts w:ascii="Aptos" w:hAnsi="Aptos"/>
-          <w:b/>
-          <w:bCs/>
-        </w:rPr>
-        <w:t xml:space="preserve"> (</w:t>
-      </w:r>
-      <w:r>
-        <w:rPr>
-          <w:rStyle w:val="Strong"/>
-          <w:rFonts w:ascii="Aptos" w:hAnsi="Aptos"/>
-          <w:b/>
-          <w:bCs/>
-        </w:rPr>
-        <w:t>39</w:t>
-      </w:r>
-      <w:r>
-        <w:rPr>
-          <w:rStyle w:val="Strong"/>
-          <w:rFonts w:ascii="Aptos" w:hAnsi="Aptos"/>
-          <w:b/>
-          <w:bCs/>
-        </w:rPr>
-        <w:t xml:space="preserve"> Incidents)</w:t>
-      </w:r>
       <w:bookmarkEnd w:id="99"/>
       <w:bookmarkEnd w:id="100"/>
       <w:bookmarkEnd w:id="101"/>
+    </w:p>
+    <w:p>
+      <w:pPr>
+        <w:ind w:left="720"/>
+        <w:jc w:val="both"/>
+        <w:rPr>
+          <w:rFonts w:ascii="Aptos" w:hAnsi="Aptos"/>
+          <w:sz w:val="24"/>
+          <w:szCs w:val="24"/>
+        </w:rPr>
+      </w:pPr>
+      <w:bookmarkStart w:id="102" w:name="_Toc210356622"/>
+      <w:r>
+        <w:rPr>
+          <w:rStyle w:val="Strong"/>
+          <w:rFonts w:ascii="Aptos" w:hAnsi="Aptos" w:cs="Arial"/>
+          <w:sz w:val="24"/>
+          <w:szCs w:val="24"/>
+        </w:rPr>
+        <w:lastRenderedPageBreak/>
+        <w:t>Description:</w:t>
+      </w:r>
+      <w:r>
+        <w:rPr>
+          <w:rFonts w:ascii="Aptos" w:hAnsi="Aptos"/>
+          <w:b/>
+          <w:bCs/>
+          <w:szCs w:val="28"/>
+        </w:rPr>
+        <w:t xml:space="preserve"> </w:t>
+      </w:r>
+      <w:r>
+        <w:rPr>
+          <w:rFonts w:ascii="Aptos" w:hAnsi="Aptos"/>
+          <w:sz w:val="24"/>
+          <w:szCs w:val="24"/>
+        </w:rPr>
+        <w:t>This rule monitors the Syslog table for data flow and triggers an alert if the number of Syslog records drops below 1,000, indicating a potential data loss from the source</w:t>
+      </w:r>
+      <w:r>
+        <w:rPr>
+          <w:rFonts w:ascii="Aptos" w:hAnsi="Aptos"/>
+          <w:sz w:val="24"/>
+          <w:szCs w:val="24"/>
+        </w:rPr>
+        <w:t>.</w:t>
+      </w:r>
+    </w:p>
+    <w:p>
+      <w:pPr>
+        <w:ind w:left="720"/>
+        <w:rPr>
+          <w:rStyle w:val="Strong"/>
+          <w:rFonts w:ascii="Aptos" w:hAnsi="Aptos"/>
+          <w:b w:val="0"/>
+          <w:bCs w:val="0"/>
+          <w:sz w:val="24"/>
+          <w:szCs w:val="24"/>
+        </w:rPr>
+      </w:pPr>
+      <w:r>
+        <w:rPr>
+          <w:rStyle w:val="Strong"/>
+          <w:rFonts w:ascii="Aptos" w:hAnsi="Aptos" w:cs="Arial"/>
+          <w:sz w:val="24"/>
+          <w:szCs w:val="24"/>
+        </w:rPr>
+        <w:t>Review</w:t>
+      </w:r>
+      <w:r>
+        <w:rPr>
+          <w:rStyle w:val="Strong"/>
+          <w:rFonts w:ascii="Aptos" w:hAnsi="Aptos" w:cs="Arial"/>
+          <w:sz w:val="24"/>
+          <w:szCs w:val="24"/>
+        </w:rPr>
+        <w:t>:</w:t>
+      </w:r>
+      <w:r>
+        <w:rPr>
+          <w:rFonts w:ascii="Aptos" w:hAnsi="Aptos"/>
+          <w:szCs w:val="28"/>
+        </w:rPr>
+        <w:t xml:space="preserve"> </w:t>
+      </w:r>
+      <w:r>
+        <w:rPr>
+          <w:rFonts w:ascii="Aptos" w:hAnsi="Aptos"/>
+          <w:sz w:val="24"/>
+          <w:szCs w:val="24"/>
+        </w:rPr>
+        <w:t xml:space="preserve">These </w:t>
+      </w:r>
       <w:bookmarkEnd w:id="102"/>
+      <w:r>
+        <w:rPr>
+          <w:rFonts w:ascii="Aptos" w:hAnsi="Aptos"/>
+          <w:sz w:val="24"/>
+          <w:szCs w:val="24"/>
+        </w:rPr>
+        <w:t>incidents were escalated to the Network Team</w:t>
+      </w:r>
+    </w:p>
+    <w:p>
+      <w:pPr>
+        <w:pStyle w:val="ListParagraph"/>
+        <w:rPr>
+          <w:rFonts w:ascii="Aptos" w:hAnsi="Aptos"/>
+          <w:sz w:val="21"/>
+          <w:szCs w:val="21"/>
+        </w:rPr>
+      </w:pPr>
+      <w:bookmarkStart w:id="103" w:name="_Toc210356626"/>
+      <w:bookmarkStart w:id="104" w:name="_Toc212860023"/>
+      <w:bookmarkStart w:id="105" w:name="_Toc215610315"/>
+      <w:bookmarkStart w:id="106" w:name="_Toc218266075"/>
+      <w:bookmarkStart w:id="107" w:name="_Toc220851303"/>
+      <w:bookmarkStart w:id="108" w:name="_Toc223285253"/>
+      <w:bookmarkStart w:id="109" w:name="_Toc223344429"/>
+      <w:bookmarkStart w:id="110" w:name="_Toc223621898"/>
+      <w:r>
+        <w:rPr>
+          <w:rStyle w:val="Strong"/>
+          <w:rFonts w:ascii="Aptos" w:hAnsi="Aptos"/>
+          <w:b/>
+          <w:bCs/>
+        </w:rPr>
+        <w:t xml:space="preserve">FortiGate </w:t>
+      </w:r>
+      <w:r>
+        <w:rPr>
+          <w:rStyle w:val="Strong"/>
+          <w:rFonts w:ascii="Aptos" w:hAnsi="Aptos"/>
+          <w:b/>
+          <w:bCs/>
+        </w:rPr>
+        <w:t>Configuration Change</w:t>
+      </w:r>
+      <w:r>
+        <w:rPr>
+          <w:rStyle w:val="Strong"/>
+          <w:rFonts w:ascii="Aptos" w:hAnsi="Aptos"/>
+          <w:b/>
+          <w:bCs/>
+        </w:rPr>
+        <w:t xml:space="preserve"> (</w:t>
+      </w:r>
+      <w:r>
+        <w:rPr>
+          <w:rStyle w:val="Strong"/>
+          <w:rFonts w:ascii="Aptos" w:hAnsi="Aptos"/>
+          <w:b/>
+          <w:bCs/>
+        </w:rPr>
+        <w:t>39</w:t>
+      </w:r>
+      <w:r>
+        <w:rPr>
+          <w:rStyle w:val="Strong"/>
+          <w:rFonts w:ascii="Aptos" w:hAnsi="Aptos"/>
+          <w:b/>
+          <w:bCs/>
+        </w:rPr>
+        <w:t xml:space="preserve"> Incidents)</w:t>
+      </w:r>
       <w:bookmarkEnd w:id="103"/>
       <w:bookmarkEnd w:id="104"/>
       <w:bookmarkEnd w:id="105"/>
-    </w:p>
-    <w:p>
-      <w:pPr>
-        <w:ind w:left="720"/>
-        <w:jc w:val="both"/>
-        <w:rPr>
-          <w:rStyle w:val="Strong"/>
-          <w:rFonts w:ascii="Aptos" w:hAnsi="Aptos"/>
-          <w:b w:val="0"/>
-          <w:bCs w:val="0"/>
-          <w:sz w:val="24"/>
-          <w:szCs w:val="24"/>
-        </w:rPr>
-      </w:pPr>
-      <w:r>
-        <w:rPr>
-          <w:rStyle w:val="Strong"/>
-          <w:rFonts w:ascii="Aptos" w:hAnsi="Aptos"/>
-          <w:sz w:val="24"/>
-          <w:szCs w:val="24"/>
-        </w:rPr>
-        <w:t>Description</w:t>
-      </w:r>
-      <w:r>
-        <w:rPr>
-          <w:rStyle w:val="Strong"/>
-          <w:rFonts w:ascii="Aptos" w:hAnsi="Aptos"/>
-          <w:b w:val="0"/>
-          <w:bCs w:val="0"/>
-          <w:sz w:val="24"/>
-          <w:szCs w:val="24"/>
-        </w:rPr>
-        <w:t xml:space="preserve">: </w:t>
-      </w:r>
-      <w:r>
-        <w:rPr>
-          <w:rFonts w:ascii="Aptos" w:hAnsi="Aptos"/>
-          <w:sz w:val="24"/>
-          <w:szCs w:val="24"/>
-        </w:rPr>
-        <w:t>This rule detects configuration changes on FortiGate firewalls by monitoring Syslog messages that indicate a change and extracting details such as the user and device involved.</w:t>
-      </w:r>
-    </w:p>
-    <w:p>
-      <w:pPr>
-        <w:ind w:left="720"/>
-        <w:jc w:val="both"/>
-        <w:rPr>
-          <w:rStyle w:val="Strong"/>
-          <w:rFonts w:ascii="Aptos" w:hAnsi="Aptos"/>
-          <w:b w:val="0"/>
-          <w:bCs w:val="0"/>
-          <w:sz w:val="24"/>
-          <w:szCs w:val="24"/>
-        </w:rPr>
-      </w:pPr>
-      <w:r>
-        <w:rPr>
-          <w:rStyle w:val="Strong"/>
-          <w:rFonts w:ascii="Aptos" w:hAnsi="Aptos"/>
-          <w:sz w:val="24"/>
-          <w:szCs w:val="24"/>
-        </w:rPr>
-        <w:t>Feedback</w:t>
-      </w:r>
-      <w:r>
-        <w:rPr>
-          <w:rStyle w:val="Strong"/>
-          <w:rFonts w:ascii="Aptos" w:hAnsi="Aptos"/>
-          <w:b w:val="0"/>
-          <w:bCs w:val="0"/>
-          <w:sz w:val="24"/>
-          <w:szCs w:val="24"/>
-        </w:rPr>
-        <w:t xml:space="preserve">: </w:t>
-      </w:r>
-      <w:r>
-        <w:rPr>
-          <w:rStyle w:val="Strong"/>
-          <w:rFonts w:ascii="Aptos" w:hAnsi="Aptos"/>
-          <w:b w:val="0"/>
-          <w:bCs w:val="0"/>
-          <w:sz w:val="24"/>
-          <w:szCs w:val="24"/>
-        </w:rPr>
-        <w:t xml:space="preserve">The incident was confirmed to be carried out by </w:t>
-      </w:r>
-      <w:r>
-        <w:rPr>
-          <w:rStyle w:val="Strong"/>
-          <w:rFonts w:ascii="Aptos" w:hAnsi="Aptos"/>
-          <w:b w:val="0"/>
-          <w:bCs w:val="0"/>
-          <w:sz w:val="24"/>
-          <w:szCs w:val="24"/>
-        </w:rPr>
-        <w:t>authorized IT and Network Administrators</w:t>
-      </w:r>
-      <w:r>
-        <w:rPr>
-          <w:rStyle w:val="Strong"/>
-          <w:rFonts w:ascii="Aptos" w:hAnsi="Aptos"/>
-          <w:b w:val="0"/>
-          <w:bCs w:val="0"/>
-          <w:sz w:val="24"/>
-          <w:szCs w:val="24"/>
-        </w:rPr>
-        <w:t>.</w:t>
-      </w:r>
-      <w:r>
-        <w:rPr>
-          <w:rStyle w:val="Strong"/>
-          <w:rFonts w:ascii="Aptos" w:hAnsi="Aptos"/>
-          <w:b w:val="0"/>
-          <w:bCs w:val="0"/>
-          <w:sz w:val="24"/>
-          <w:szCs w:val="24"/>
-        </w:rPr>
-        <w:t xml:space="preserve"> The configuration </w:t>
-      </w:r>
-      <w:r>
-        <w:rPr>
-          <w:rStyle w:val="Strong"/>
-          <w:rFonts w:ascii="Aptos" w:hAnsi="Aptos"/>
-          <w:b w:val="0"/>
-          <w:bCs w:val="0"/>
-          <w:sz w:val="24"/>
-          <w:szCs w:val="24"/>
-        </w:rPr>
-        <w:t xml:space="preserve">change </w:t>
-      </w:r>
-      <w:r>
-        <w:rPr>
-          <w:rStyle w:val="Strong"/>
-          <w:rFonts w:ascii="Aptos" w:hAnsi="Aptos"/>
-          <w:b w:val="0"/>
-          <w:bCs w:val="0"/>
-          <w:sz w:val="24"/>
-          <w:szCs w:val="24"/>
-        </w:rPr>
-        <w:t>was legitimate.</w:t>
-      </w:r>
-    </w:p>
-    <w:p>
-      <w:pPr>
-        <w:pStyle w:val="ListParagraph"/>
-        <w:rPr>
-          <w:rFonts w:ascii="Aptos" w:hAnsi="Aptos"/>
-          <w:sz w:val="21"/>
-          <w:szCs w:val="21"/>
-        </w:rPr>
-      </w:pPr>
-      <w:bookmarkStart w:id="106" w:name="_Toc210356630"/>
-      <w:bookmarkStart w:id="107" w:name="_Toc212860026"/>
-      <w:bookmarkStart w:id="108" w:name="_Toc215610318"/>
-      <w:bookmarkStart w:id="109" w:name="_Toc218266079"/>
-      <w:bookmarkStart w:id="110" w:name="_Toc220851306"/>
-      <w:bookmarkStart w:id="111" w:name="_Toc223285256"/>
-      <w:bookmarkStart w:id="112" w:name="_Toc223344430"/>
-      <w:r>
-        <w:rPr>
-          <w:rStyle w:val="Strong"/>
-          <w:rFonts w:ascii="Aptos" w:hAnsi="Aptos"/>
-          <w:b/>
-          <w:bCs/>
-        </w:rPr>
-        <w:t>Monitor for keylogging activity</w:t>
-      </w:r>
-      <w:r>
-        <w:rPr>
-          <w:rStyle w:val="Strong"/>
-          <w:rFonts w:ascii="Aptos" w:hAnsi="Aptos"/>
-          <w:b/>
-          <w:bCs/>
-        </w:rPr>
-        <w:t xml:space="preserve"> (</w:t>
-      </w:r>
-      <w:r>
-        <w:rPr>
-          <w:rStyle w:val="Strong"/>
-          <w:rFonts w:ascii="Aptos" w:hAnsi="Aptos"/>
-          <w:b/>
-          <w:bCs/>
-        </w:rPr>
-        <w:t>31</w:t>
-      </w:r>
-      <w:r>
-        <w:rPr>
-          <w:rStyle w:val="Strong"/>
-          <w:rFonts w:ascii="Aptos" w:hAnsi="Aptos"/>
-          <w:b/>
-          <w:bCs/>
-        </w:rPr>
-        <w:t xml:space="preserve"> Incidents)</w:t>
-      </w:r>
       <w:bookmarkEnd w:id="106"/>
       <w:bookmarkEnd w:id="107"/>
       <w:bookmarkEnd w:id="108"/>
       <w:bookmarkEnd w:id="109"/>
       <w:bookmarkEnd w:id="110"/>
+    </w:p>
+    <w:p>
+      <w:pPr>
+        <w:ind w:left="720"/>
+        <w:jc w:val="both"/>
+        <w:rPr>
+          <w:rStyle w:val="Strong"/>
+          <w:rFonts w:ascii="Aptos" w:hAnsi="Aptos"/>
+          <w:b w:val="0"/>
+          <w:bCs w:val="0"/>
+          <w:sz w:val="24"/>
+          <w:szCs w:val="24"/>
+        </w:rPr>
+      </w:pPr>
+      <w:r>
+        <w:rPr>
+          <w:rStyle w:val="Strong"/>
+          <w:rFonts w:ascii="Aptos" w:hAnsi="Aptos"/>
+          <w:sz w:val="24"/>
+          <w:szCs w:val="24"/>
+        </w:rPr>
+        <w:t>Description</w:t>
+      </w:r>
+      <w:r>
+        <w:rPr>
+          <w:rStyle w:val="Strong"/>
+          <w:rFonts w:ascii="Aptos" w:hAnsi="Aptos"/>
+          <w:b w:val="0"/>
+          <w:bCs w:val="0"/>
+          <w:sz w:val="24"/>
+          <w:szCs w:val="24"/>
+        </w:rPr>
+        <w:t xml:space="preserve">: </w:t>
+      </w:r>
+      <w:r>
+        <w:rPr>
+          <w:rFonts w:ascii="Aptos" w:hAnsi="Aptos"/>
+          <w:sz w:val="24"/>
+          <w:szCs w:val="24"/>
+        </w:rPr>
+        <w:t>This rule detects configuration changes on FortiGate firewalls by monitoring Syslog messages that indicate a change and extracting details such as the user and device involved.</w:t>
+      </w:r>
+    </w:p>
+    <w:p>
+      <w:pPr>
+        <w:ind w:left="720"/>
+        <w:jc w:val="both"/>
+        <w:rPr>
+          <w:rStyle w:val="Strong"/>
+          <w:rFonts w:ascii="Aptos" w:hAnsi="Aptos"/>
+          <w:b w:val="0"/>
+          <w:bCs w:val="0"/>
+          <w:sz w:val="24"/>
+          <w:szCs w:val="24"/>
+        </w:rPr>
+      </w:pPr>
+      <w:r>
+        <w:rPr>
+          <w:rStyle w:val="Strong"/>
+          <w:rFonts w:ascii="Aptos" w:hAnsi="Aptos"/>
+          <w:sz w:val="24"/>
+          <w:szCs w:val="24"/>
+        </w:rPr>
+        <w:t>Feedback</w:t>
+      </w:r>
+      <w:r>
+        <w:rPr>
+          <w:rStyle w:val="Strong"/>
+          <w:rFonts w:ascii="Aptos" w:hAnsi="Aptos"/>
+          <w:b w:val="0"/>
+          <w:bCs w:val="0"/>
+          <w:sz w:val="24"/>
+          <w:szCs w:val="24"/>
+        </w:rPr>
+        <w:t xml:space="preserve">: </w:t>
+      </w:r>
+      <w:r>
+        <w:rPr>
+          <w:rStyle w:val="Strong"/>
+          <w:rFonts w:ascii="Aptos" w:hAnsi="Aptos"/>
+          <w:b w:val="0"/>
+          <w:bCs w:val="0"/>
+          <w:sz w:val="24"/>
+          <w:szCs w:val="24"/>
+        </w:rPr>
+        <w:t xml:space="preserve">The incident was confirmed to be carried out by </w:t>
+      </w:r>
+      <w:r>
+        <w:rPr>
+          <w:rStyle w:val="Strong"/>
+          <w:rFonts w:ascii="Aptos" w:hAnsi="Aptos"/>
+          <w:b w:val="0"/>
+          <w:bCs w:val="0"/>
+          <w:sz w:val="24"/>
+          <w:szCs w:val="24"/>
+        </w:rPr>
+        <w:t>authorized IT and Network Administrators</w:t>
+      </w:r>
+      <w:r>
+        <w:rPr>
+          <w:rStyle w:val="Strong"/>
+          <w:rFonts w:ascii="Aptos" w:hAnsi="Aptos"/>
+          <w:b w:val="0"/>
+          <w:bCs w:val="0"/>
+          <w:sz w:val="24"/>
+          <w:szCs w:val="24"/>
+        </w:rPr>
+        <w:t>.</w:t>
+      </w:r>
+      <w:r>
+        <w:rPr>
+          <w:rStyle w:val="Strong"/>
+          <w:rFonts w:ascii="Aptos" w:hAnsi="Aptos"/>
+          <w:b w:val="0"/>
+          <w:bCs w:val="0"/>
+          <w:sz w:val="24"/>
+          <w:szCs w:val="24"/>
+        </w:rPr>
+        <w:t xml:space="preserve"> The configuration </w:t>
+      </w:r>
+      <w:r>
+        <w:rPr>
+          <w:rStyle w:val="Strong"/>
+          <w:rFonts w:ascii="Aptos" w:hAnsi="Aptos"/>
+          <w:b w:val="0"/>
+          <w:bCs w:val="0"/>
+          <w:sz w:val="24"/>
+          <w:szCs w:val="24"/>
+        </w:rPr>
+        <w:t xml:space="preserve">change </w:t>
+      </w:r>
+      <w:r>
+        <w:rPr>
+          <w:rStyle w:val="Strong"/>
+          <w:rFonts w:ascii="Aptos" w:hAnsi="Aptos"/>
+          <w:b w:val="0"/>
+          <w:bCs w:val="0"/>
+          <w:sz w:val="24"/>
+          <w:szCs w:val="24"/>
+        </w:rPr>
+        <w:t>was legitimate.</w:t>
+      </w:r>
+    </w:p>
+    <w:p>
+      <w:pPr>
+        <w:pStyle w:val="ListParagraph"/>
+        <w:rPr>
+          <w:rFonts w:ascii="Aptos" w:hAnsi="Aptos"/>
+          <w:sz w:val="21"/>
+          <w:szCs w:val="21"/>
+        </w:rPr>
+      </w:pPr>
+      <w:bookmarkStart w:id="111" w:name="_Toc210356630"/>
+      <w:bookmarkStart w:id="112" w:name="_Toc212860026"/>
+      <w:bookmarkStart w:id="113" w:name="_Toc215610318"/>
+      <w:bookmarkStart w:id="114" w:name="_Toc218266079"/>
+      <w:bookmarkStart w:id="115" w:name="_Toc220851306"/>
+      <w:bookmarkStart w:id="116" w:name="_Toc223285256"/>
+      <w:bookmarkStart w:id="117" w:name="_Toc223344430"/>
+      <w:bookmarkStart w:id="118" w:name="_Toc223621899"/>
+      <w:r>
+        <w:rPr>
+          <w:rStyle w:val="Strong"/>
+          <w:rFonts w:ascii="Aptos" w:hAnsi="Aptos"/>
+          <w:b/>
+          <w:bCs/>
+        </w:rPr>
+        <w:t>Monitor for keylogging activity</w:t>
+      </w:r>
+      <w:r>
+        <w:rPr>
+          <w:rStyle w:val="Strong"/>
+          <w:rFonts w:ascii="Aptos" w:hAnsi="Aptos"/>
+          <w:b/>
+          <w:bCs/>
+        </w:rPr>
+        <w:t xml:space="preserve"> (</w:t>
+      </w:r>
+      <w:r>
+        <w:rPr>
+          <w:rStyle w:val="Strong"/>
+          <w:rFonts w:ascii="Aptos" w:hAnsi="Aptos"/>
+          <w:b/>
+          <w:bCs/>
+        </w:rPr>
+        <w:t>31</w:t>
+      </w:r>
+      <w:r>
+        <w:rPr>
+          <w:rStyle w:val="Strong"/>
+          <w:rFonts w:ascii="Aptos" w:hAnsi="Aptos"/>
+          <w:b/>
+          <w:bCs/>
+        </w:rPr>
+        <w:t xml:space="preserve"> Incidents)</w:t>
+      </w:r>
       <w:bookmarkEnd w:id="111"/>
       <w:bookmarkEnd w:id="112"/>
-    </w:p>
-    <w:p>
-      <w:pPr>
-        <w:ind w:left="720"/>
-        <w:jc w:val="both"/>
-        <w:rPr>
-          <w:rFonts w:ascii="Aptos" w:hAnsi="Aptos"/>
-          <w:sz w:val="24"/>
-          <w:szCs w:val="24"/>
-        </w:rPr>
-      </w:pPr>
-      <w:r>
-        <w:rPr>
-          <w:rStyle w:val="Strong"/>
-          <w:rFonts w:ascii="Aptos" w:hAnsi="Aptos" w:cs="Arial"/>
-          <w:sz w:val="24"/>
-          <w:szCs w:val="24"/>
-        </w:rPr>
-        <w:t>Description:</w:t>
-      </w:r>
-      <w:r>
-        <w:rPr>
-          <w:rFonts w:ascii="Aptos" w:hAnsi="Aptos"/>
-          <w:b/>
-          <w:bCs/>
-        </w:rPr>
-        <w:t xml:space="preserve"> </w:t>
-      </w:r>
-      <w:r>
-        <w:rPr>
-          <w:rFonts w:ascii="Aptos" w:hAnsi="Aptos"/>
-          <w:sz w:val="24"/>
-          <w:szCs w:val="24"/>
-        </w:rPr>
-        <w:t>This rule detects keylogging activity from Servers within the Environment.</w:t>
-      </w:r>
-    </w:p>
-    <w:p>
-      <w:pPr>
-        <w:ind w:left="720"/>
-        <w:jc w:val="both"/>
-        <w:rPr>
-          <w:rFonts w:ascii="Aptos" w:hAnsi="Aptos" w:cs="Arial"/>
-          <w:sz w:val="24"/>
-          <w:szCs w:val="24"/>
-        </w:rPr>
-      </w:pPr>
-      <w:r>
-        <w:rPr>
-          <w:rStyle w:val="Strong"/>
-          <w:rFonts w:ascii="Aptos" w:hAnsi="Aptos" w:cs="Arial"/>
-          <w:sz w:val="24"/>
-          <w:szCs w:val="24"/>
-        </w:rPr>
-        <w:t xml:space="preserve">Feedback: </w:t>
-      </w:r>
-      <w:r>
-        <w:rPr>
-          <w:rFonts w:ascii="Aptos" w:hAnsi="Aptos"/>
-          <w:sz w:val="24"/>
-          <w:szCs w:val="24"/>
-        </w:rPr>
-        <w:t>These were triggered from legitimate users who logged in a PRTG application and no malicious activity was found</w:t>
-      </w:r>
-    </w:p>
-    <w:p>
-      <w:pPr>
-        <w:pStyle w:val="ListParagraph"/>
-        <w:rPr>
-          <w:rFonts w:ascii="Aptos" w:hAnsi="Aptos"/>
-          <w:sz w:val="21"/>
-          <w:szCs w:val="21"/>
-        </w:rPr>
-      </w:pPr>
-      <w:bookmarkStart w:id="113" w:name="_Toc218266077"/>
-      <w:bookmarkStart w:id="114" w:name="_Toc220851304"/>
-      <w:bookmarkStart w:id="115" w:name="_Toc223285254"/>
-      <w:bookmarkStart w:id="116" w:name="_Toc223344431"/>
-      <w:r>
-        <w:rPr>
-          <w:rStyle w:val="Strong"/>
-          <w:rFonts w:ascii="Aptos" w:hAnsi="Aptos"/>
-          <w:b/>
-          <w:bCs/>
-        </w:rPr>
-        <w:t>Incident Summary Alert</w:t>
-      </w:r>
-      <w:r>
-        <w:rPr>
-          <w:rStyle w:val="Strong"/>
-          <w:rFonts w:ascii="Aptos" w:hAnsi="Aptos"/>
-          <w:b/>
-          <w:bCs/>
-        </w:rPr>
-        <w:t xml:space="preserve"> (</w:t>
-      </w:r>
-      <w:r>
-        <w:rPr>
-          <w:rStyle w:val="Strong"/>
-          <w:rFonts w:ascii="Aptos" w:hAnsi="Aptos"/>
-          <w:b/>
-          <w:bCs/>
-        </w:rPr>
-        <w:t>2</w:t>
-      </w:r>
-      <w:r>
-        <w:rPr>
-          <w:rStyle w:val="Strong"/>
-          <w:rFonts w:ascii="Aptos" w:hAnsi="Aptos"/>
-          <w:b/>
-          <w:bCs/>
-        </w:rPr>
-        <w:t>8</w:t>
-      </w:r>
-      <w:r>
-        <w:rPr>
-          <w:rStyle w:val="Strong"/>
-          <w:rFonts w:ascii="Aptos" w:hAnsi="Aptos"/>
-          <w:b/>
-          <w:bCs/>
-        </w:rPr>
-        <w:t xml:space="preserve"> Incidents)</w:t>
-      </w:r>
       <w:bookmarkEnd w:id="113"/>
       <w:bookmarkEnd w:id="114"/>
       <w:bookmarkEnd w:id="115"/>
       <w:bookmarkEnd w:id="116"/>
+      <w:bookmarkEnd w:id="117"/>
+      <w:bookmarkEnd w:id="118"/>
     </w:p>
     <w:p>
       <w:pPr>
         <w:ind w:left="720"/>
         <w:jc w:val="both"/>
         <w:rPr>
-          <w:rStyle w:val="Strong"/>
-          <w:rFonts w:ascii="Aptos" w:hAnsi="Aptos"/>
-          <w:b w:val="0"/>
-          <w:bCs w:val="0"/>
-          <w:sz w:val="24"/>
-          <w:szCs w:val="28"/>
+          <w:rFonts w:ascii="Aptos" w:hAnsi="Aptos"/>
+          <w:sz w:val="24"/>
+          <w:szCs w:val="24"/>
         </w:rPr>
       </w:pPr>
       <w:r>
@@ -8781,17 +8384,36 @@
           <w:sz w:val="24"/>
           <w:szCs w:val="24"/>
         </w:rPr>
-        <w:t>This rule produces a summary count of incidents generated in the past 12hrs</w:t>
-      </w:r>
-      <w:r>
-        <w:rPr>
-          <w:rFonts w:ascii="Aptos" w:hAnsi="Aptos"/>
-          <w:sz w:val="24"/>
-          <w:szCs w:val="24"/>
-        </w:rPr>
-        <w:t>.</w:t>
-      </w:r>
-      <w:bookmarkStart w:id="117" w:name="_Toc210356627"/>
+        <w:t>This rule detects keylogging activity from Servers within the Environment.</w:t>
+      </w:r>
+    </w:p>
+    <w:p>
+      <w:pPr>
+        <w:ind w:left="720"/>
+        <w:jc w:val="both"/>
+        <w:rPr>
+          <w:rFonts w:ascii="Aptos" w:hAnsi="Aptos" w:cs="Arial"/>
+          <w:sz w:val="24"/>
+          <w:szCs w:val="24"/>
+        </w:rPr>
+      </w:pPr>
+      <w:r>
+        <w:rPr>
+          <w:rStyle w:val="Strong"/>
+          <w:rFonts w:ascii="Aptos" w:hAnsi="Aptos" w:cs="Arial"/>
+          <w:sz w:val="24"/>
+          <w:szCs w:val="24"/>
+        </w:rPr>
+        <w:t xml:space="preserve">Feedback: </w:t>
+      </w:r>
+      <w:r>
+        <w:rPr>
+          <w:rFonts w:ascii="Aptos" w:hAnsi="Aptos"/>
+          <w:sz w:val="24"/>
+          <w:szCs w:val="24"/>
+        </w:rPr>
+        <w:t>These were triggered from legitimate users who logged in a PRTG application and no malicious activity was found</w:t>
+      </w:r>
     </w:p>
     <w:p>
       <w:pPr>
@@ -8802,11 +8424,11 @@
           <w:szCs w:val="21"/>
         </w:rPr>
       </w:pPr>
-      <w:bookmarkStart w:id="118" w:name="_Toc218266078"/>
-      <w:bookmarkStart w:id="119" w:name="_Toc220851305"/>
-      <w:bookmarkStart w:id="120" w:name="_Toc223285255"/>
-      <w:bookmarkStart w:id="121" w:name="_Toc223344432"/>
-      <w:proofErr w:type="gramStart"/>
+      <w:bookmarkStart w:id="119" w:name="_Toc218266077"/>
+      <w:bookmarkStart w:id="120" w:name="_Toc220851304"/>
+      <w:bookmarkStart w:id="121" w:name="_Toc223285254"/>
+      <w:bookmarkStart w:id="122" w:name="_Toc223344431"/>
+      <w:bookmarkStart w:id="123" w:name="_Toc223621900"/>
       <w:r>
         <w:rPr>
           <w:rStyle w:val="Strong"/>
@@ -8814,9 +8436,8 @@
           <w:b/>
           <w:bCs/>
         </w:rPr>
-        <w:t>Non Domain</w:t>
-      </w:r>
-      <w:proofErr w:type="gramEnd"/>
+        <w:t>Incident Summary Alert</w:t>
+      </w:r>
       <w:r>
         <w:rPr>
           <w:rStyle w:val="Strong"/>
@@ -8824,7 +8445,7 @@
           <w:b/>
           <w:bCs/>
         </w:rPr>
-        <w:t xml:space="preserve"> Controller Active Directory Replication</w:t>
+        <w:t xml:space="preserve"> (</w:t>
       </w:r>
       <w:r>
         <w:rPr>
@@ -8833,7 +8454,7 @@
           <w:b/>
           <w:bCs/>
         </w:rPr>
-        <w:t xml:space="preserve"> (</w:t>
+        <w:t>2</w:t>
       </w:r>
       <w:r>
         <w:rPr>
@@ -8842,7 +8463,7 @@
           <w:b/>
           <w:bCs/>
         </w:rPr>
-        <w:t>28</w:t>
+        <w:t>8</w:t>
       </w:r>
       <w:r>
         <w:rPr>
@@ -8853,10 +8474,126 @@
         </w:rPr>
         <w:t xml:space="preserve"> Incidents)</w:t>
       </w:r>
-      <w:bookmarkEnd w:id="118"/>
       <w:bookmarkEnd w:id="119"/>
       <w:bookmarkEnd w:id="120"/>
       <w:bookmarkEnd w:id="121"/>
+      <w:bookmarkEnd w:id="122"/>
+      <w:bookmarkEnd w:id="123"/>
+    </w:p>
+    <w:p>
+      <w:pPr>
+        <w:ind w:left="720"/>
+        <w:jc w:val="both"/>
+        <w:rPr>
+          <w:rStyle w:val="Strong"/>
+          <w:rFonts w:ascii="Aptos" w:hAnsi="Aptos"/>
+          <w:b w:val="0"/>
+          <w:bCs w:val="0"/>
+          <w:sz w:val="24"/>
+          <w:szCs w:val="28"/>
+        </w:rPr>
+      </w:pPr>
+      <w:r>
+        <w:rPr>
+          <w:rStyle w:val="Strong"/>
+          <w:rFonts w:ascii="Aptos" w:hAnsi="Aptos" w:cs="Arial"/>
+          <w:sz w:val="24"/>
+          <w:szCs w:val="24"/>
+        </w:rPr>
+        <w:t>Description:</w:t>
+      </w:r>
+      <w:r>
+        <w:rPr>
+          <w:rFonts w:ascii="Aptos" w:hAnsi="Aptos"/>
+          <w:b/>
+          <w:bCs/>
+        </w:rPr>
+        <w:t xml:space="preserve"> </w:t>
+      </w:r>
+      <w:r>
+        <w:rPr>
+          <w:rFonts w:ascii="Aptos" w:hAnsi="Aptos"/>
+          <w:sz w:val="24"/>
+          <w:szCs w:val="24"/>
+        </w:rPr>
+        <w:t>This rule produces a summary count of incidents generated in the past 12hrs</w:t>
+      </w:r>
+      <w:r>
+        <w:rPr>
+          <w:rFonts w:ascii="Aptos" w:hAnsi="Aptos"/>
+          <w:sz w:val="24"/>
+          <w:szCs w:val="24"/>
+        </w:rPr>
+        <w:t>.</w:t>
+      </w:r>
+      <w:bookmarkStart w:id="124" w:name="_Toc210356627"/>
+    </w:p>
+    <w:p>
+      <w:pPr>
+        <w:pStyle w:val="ListParagraph"/>
+        <w:rPr>
+          <w:rFonts w:ascii="Aptos" w:hAnsi="Aptos"/>
+          <w:sz w:val="21"/>
+          <w:szCs w:val="21"/>
+        </w:rPr>
+      </w:pPr>
+      <w:bookmarkStart w:id="125" w:name="_Toc218266078"/>
+      <w:bookmarkStart w:id="126" w:name="_Toc220851305"/>
+      <w:bookmarkStart w:id="127" w:name="_Toc223285255"/>
+      <w:bookmarkStart w:id="128" w:name="_Toc223344432"/>
+      <w:bookmarkStart w:id="129" w:name="_Toc223621901"/>
+      <w:proofErr w:type="gramStart"/>
+      <w:r>
+        <w:rPr>
+          <w:rStyle w:val="Strong"/>
+          <w:rFonts w:ascii="Aptos" w:hAnsi="Aptos"/>
+          <w:b/>
+          <w:bCs/>
+        </w:rPr>
+        <w:t>Non Domain</w:t>
+      </w:r>
+      <w:proofErr w:type="gramEnd"/>
+      <w:r>
+        <w:rPr>
+          <w:rStyle w:val="Strong"/>
+          <w:rFonts w:ascii="Aptos" w:hAnsi="Aptos"/>
+          <w:b/>
+          <w:bCs/>
+        </w:rPr>
+        <w:t xml:space="preserve"> Controller Active Directory Replication</w:t>
+      </w:r>
+      <w:r>
+        <w:rPr>
+          <w:rStyle w:val="Strong"/>
+          <w:rFonts w:ascii="Aptos" w:hAnsi="Aptos"/>
+          <w:b/>
+          <w:bCs/>
+        </w:rPr>
+        <w:t xml:space="preserve"> (</w:t>
+      </w:r>
+      <w:r>
+        <w:rPr>
+          <w:rStyle w:val="Strong"/>
+          <w:rFonts w:ascii="Aptos" w:hAnsi="Aptos"/>
+          <w:b/>
+          <w:bCs/>
+        </w:rPr>
+        <w:t>28</w:t>
+      </w:r>
+      <w:r>
+        <w:rPr>
+          <w:rStyle w:val="Strong"/>
+          <w:rFonts w:ascii="Aptos" w:hAnsi="Aptos"/>
+          <w:b/>
+          <w:bCs/>
+        </w:rPr>
+        <w:t xml:space="preserve"> Incidents)</w:t>
+      </w:r>
+      <w:bookmarkEnd w:id="125"/>
+      <w:bookmarkEnd w:id="126"/>
+      <w:bookmarkEnd w:id="127"/>
+      <w:bookmarkEnd w:id="128"/>
+      <w:bookmarkEnd w:id="129"/>
     </w:p>
     <w:p>
       <w:pPr>
@@ -8948,12 +8685,13 @@
           <w:szCs w:val="21"/>
         </w:rPr>
       </w:pPr>
-      <w:bookmarkStart w:id="122" w:name="_Toc212860021"/>
-      <w:bookmarkStart w:id="123" w:name="_Toc215610313"/>
-      <w:bookmarkStart w:id="124" w:name="_Toc218266072"/>
-      <w:bookmarkStart w:id="125" w:name="_Toc220851300"/>
-      <w:bookmarkStart w:id="126" w:name="_Toc223285250"/>
-      <w:bookmarkStart w:id="127" w:name="_Toc223344433"/>
+      <w:bookmarkStart w:id="130" w:name="_Toc212860021"/>
+      <w:bookmarkStart w:id="131" w:name="_Toc215610313"/>
+      <w:bookmarkStart w:id="132" w:name="_Toc218266072"/>
+      <w:bookmarkStart w:id="133" w:name="_Toc220851300"/>
+      <w:bookmarkStart w:id="134" w:name="_Toc223285250"/>
+      <w:bookmarkStart w:id="135" w:name="_Toc223344433"/>
+      <w:bookmarkStart w:id="136" w:name="_Toc223621902"/>
       <w:r>
         <w:rPr>
           <w:rStyle w:val="Strong"/>
@@ -8981,12 +8719,13 @@
         </w:rPr>
         <w:t xml:space="preserve"> Incidents)</w:t>
       </w:r>
-      <w:bookmarkEnd w:id="122"/>
-      <w:bookmarkEnd w:id="123"/>
-      <w:bookmarkEnd w:id="124"/>
-      <w:bookmarkEnd w:id="125"/>
-      <w:bookmarkEnd w:id="126"/>
-      <w:bookmarkEnd w:id="127"/>
+      <w:bookmarkEnd w:id="130"/>
+      <w:bookmarkEnd w:id="131"/>
+      <w:bookmarkEnd w:id="132"/>
+      <w:bookmarkEnd w:id="133"/>
+      <w:bookmarkEnd w:id="134"/>
+      <w:bookmarkEnd w:id="135"/>
+      <w:bookmarkEnd w:id="136"/>
     </w:p>
     <w:p>
       <w:pPr>
@@ -9087,13 +8826,14 @@
           <w:szCs w:val="21"/>
         </w:rPr>
       </w:pPr>
-      <w:bookmarkStart w:id="128" w:name="_Toc212860022"/>
-      <w:bookmarkStart w:id="129" w:name="_Toc215610314"/>
-      <w:bookmarkStart w:id="130" w:name="_Toc218266076"/>
-      <w:bookmarkStart w:id="131" w:name="_Toc220851307"/>
-      <w:bookmarkStart w:id="132" w:name="_Toc223285257"/>
-      <w:bookmarkStart w:id="133" w:name="_Toc223344434"/>
-      <w:bookmarkEnd w:id="117"/>
+      <w:bookmarkStart w:id="137" w:name="_Toc212860022"/>
+      <w:bookmarkStart w:id="138" w:name="_Toc215610314"/>
+      <w:bookmarkStart w:id="139" w:name="_Toc218266076"/>
+      <w:bookmarkStart w:id="140" w:name="_Toc220851307"/>
+      <w:bookmarkStart w:id="141" w:name="_Toc223285257"/>
+      <w:bookmarkStart w:id="142" w:name="_Toc223344434"/>
+      <w:bookmarkStart w:id="143" w:name="_Toc223621903"/>
+      <w:bookmarkEnd w:id="124"/>
       <w:r>
         <w:rPr>
           <w:rStyle w:val="Strong"/>
@@ -9131,12 +8871,13 @@
         </w:rPr>
         <w:t xml:space="preserve"> Incidents)</w:t>
       </w:r>
-      <w:bookmarkEnd w:id="128"/>
-      <w:bookmarkEnd w:id="129"/>
-      <w:bookmarkEnd w:id="130"/>
-      <w:bookmarkEnd w:id="131"/>
-      <w:bookmarkEnd w:id="132"/>
-      <w:bookmarkEnd w:id="133"/>
+      <w:bookmarkEnd w:id="137"/>
+      <w:bookmarkEnd w:id="138"/>
+      <w:bookmarkEnd w:id="139"/>
+      <w:bookmarkEnd w:id="140"/>
+      <w:bookmarkEnd w:id="141"/>
+      <w:bookmarkEnd w:id="142"/>
+      <w:bookmarkEnd w:id="143"/>
     </w:p>
     <w:p>
       <w:pPr>
@@ -9256,7 +8997,7 @@
           <w:lang w:val="en-US"/>
         </w:rPr>
       </w:pPr>
-      <w:bookmarkStart w:id="134" w:name="_Toc223344435"/>
+      <w:bookmarkStart w:id="144" w:name="_Toc223621904"/>
       <w:r>
         <w:rPr>
           <w:rFonts w:ascii="Aptos" w:hAnsi="Aptos"/>
@@ -9264,7 +9005,7 @@
         </w:rPr>
         <w:t>High Severity</w:t>
       </w:r>
-      <w:bookmarkEnd w:id="134"/>
+      <w:bookmarkEnd w:id="144"/>
     </w:p>
     <w:p>
       <w:pPr>
@@ -9339,14 +9080,14 @@
         </w:rPr>
         <w:t xml:space="preserve"> recorded.</w:t>
       </w:r>
-      <w:bookmarkStart w:id="135" w:name="_Hlk205160832"/>
-      <w:bookmarkStart w:id="136" w:name="_Toc2000009926"/>
-      <w:bookmarkStart w:id="137" w:name="_Toc2133529079"/>
-      <w:bookmarkStart w:id="138" w:name="_Toc1088261615"/>
-      <w:bookmarkStart w:id="139" w:name="_Toc1876567327"/>
-      <w:bookmarkStart w:id="140" w:name="_Toc769746011"/>
-      <w:bookmarkStart w:id="141" w:name="_Toc1840630876"/>
-      <w:bookmarkStart w:id="142" w:name="_Toc168590861"/>
+      <w:bookmarkStart w:id="145" w:name="_Hlk205160832"/>
+      <w:bookmarkStart w:id="146" w:name="_Toc2000009926"/>
+      <w:bookmarkStart w:id="147" w:name="_Toc2133529079"/>
+      <w:bookmarkStart w:id="148" w:name="_Toc1088261615"/>
+      <w:bookmarkStart w:id="149" w:name="_Toc1876567327"/>
+      <w:bookmarkStart w:id="150" w:name="_Toc769746011"/>
+      <w:bookmarkStart w:id="151" w:name="_Toc1840630876"/>
+      <w:bookmarkStart w:id="152" w:name="_Toc168590861"/>
     </w:p>
     <w:tbl>
       <w:tblPr>
@@ -9603,10 +9344,11 @@
           <w:rFonts w:ascii="Aptos" w:hAnsi="Aptos"/>
         </w:rPr>
       </w:pPr>
-      <w:bookmarkStart w:id="143" w:name="_Toc210356634"/>
-      <w:bookmarkStart w:id="144" w:name="_Toc210645301"/>
-      <w:bookmarkStart w:id="145" w:name="_Toc220851309"/>
-      <w:bookmarkStart w:id="146" w:name="_Toc223344436"/>
+      <w:bookmarkStart w:id="153" w:name="_Toc210356634"/>
+      <w:bookmarkStart w:id="154" w:name="_Toc210645301"/>
+      <w:bookmarkStart w:id="155" w:name="_Toc220851309"/>
+      <w:bookmarkStart w:id="156" w:name="_Toc223344436"/>
+      <w:bookmarkStart w:id="157" w:name="_Toc223621905"/>
       <w:proofErr w:type="gramStart"/>
       <w:r>
         <w:rPr>
@@ -9621,7 +9363,7 @@
         </w:rPr>
         <w:t xml:space="preserve"> Controller Active Directory Replication</w:t>
       </w:r>
-      <w:bookmarkEnd w:id="143"/>
+      <w:bookmarkEnd w:id="153"/>
       <w:r>
         <w:rPr>
           <w:rFonts w:ascii="Aptos" w:hAnsi="Aptos"/>
@@ -9640,9 +9382,10 @@
         </w:rPr>
         <w:t xml:space="preserve"> Incidents)</w:t>
       </w:r>
-      <w:bookmarkEnd w:id="144"/>
-      <w:bookmarkEnd w:id="145"/>
-      <w:bookmarkEnd w:id="146"/>
+      <w:bookmarkEnd w:id="154"/>
+      <w:bookmarkEnd w:id="155"/>
+      <w:bookmarkEnd w:id="156"/>
+      <w:bookmarkEnd w:id="157"/>
     </w:p>
     <w:p>
       <w:pPr>
@@ -9772,16 +9515,22 @@
           <w:rFonts w:ascii="Aptos" w:hAnsi="Aptos"/>
         </w:rPr>
       </w:pPr>
-      <w:bookmarkStart w:id="147" w:name="_Toc196989499"/>
-      <w:bookmarkStart w:id="148" w:name="_Toc223344437"/>
-      <w:bookmarkEnd w:id="135"/>
-      <w:r>
-        <w:rPr>
-          <w:rFonts w:ascii="Aptos" w:hAnsi="Aptos"/>
-        </w:rPr>
-        <w:t>Cybersecurity Trends and Threats - Zambia (February 1–28, 2026)</w:t>
-      </w:r>
-      <w:bookmarkEnd w:id="148"/>
+      <w:bookmarkStart w:id="158" w:name="_Toc196989499"/>
+      <w:bookmarkStart w:id="159" w:name="_Toc223621906"/>
+      <w:bookmarkEnd w:id="145"/>
+      <w:r>
+        <w:rPr>
+          <w:rFonts w:ascii="Aptos" w:hAnsi="Aptos"/>
+        </w:rPr>
+        <w:t>Cybersecurity Trends and Threats - Zambi</w:t>
+      </w:r>
+      <w:bookmarkEnd w:id="159"/>
+      <w:r>
+        <w:rPr>
+          <w:rFonts w:ascii="Aptos" w:hAnsi="Aptos"/>
+        </w:rPr>
+        <w:t>a</w:t>
+      </w:r>
     </w:p>
     <w:p>
       <w:pPr>
@@ -9808,7 +9557,6 @@
           <w:sz w:val="24"/>
           <w:szCs w:val="24"/>
         </w:rPr>
-        <w:lastRenderedPageBreak/>
         <w:t>2025,</w:t>
       </w:r>
       <w:proofErr w:type="gramEnd"/>
@@ -9840,19 +9588,19 @@
           <w:rFonts w:ascii="Aptos" w:hAnsi="Aptos"/>
         </w:rPr>
       </w:pPr>
-      <w:bookmarkStart w:id="149" w:name="_Toc223344438"/>
-      <w:r>
-        <w:rPr>
-          <w:rFonts w:ascii="Aptos" w:hAnsi="Aptos"/>
-        </w:rPr>
+      <w:bookmarkStart w:id="160" w:name="_Toc223621907"/>
+      <w:r>
+        <w:rPr>
+          <w:rFonts w:ascii="Aptos" w:hAnsi="Aptos"/>
+        </w:rPr>
+        <w:lastRenderedPageBreak/>
         <w:t>Key Threats and Incidents</w:t>
       </w:r>
-      <w:bookmarkEnd w:id="149"/>
+      <w:bookmarkEnd w:id="160"/>
     </w:p>
     <w:p>
       <w:pPr>
         <w:ind w:left="360"/>
-        <w:jc w:val="both"/>
         <w:rPr>
           <w:rFonts w:ascii="Aptos" w:hAnsi="Aptos"/>
           <w:sz w:val="24"/>
@@ -9891,7 +9639,6 @@
     <w:p>
       <w:pPr>
         <w:ind w:left="720"/>
-        <w:jc w:val="both"/>
         <w:rPr>
           <w:rFonts w:ascii="Aptos" w:hAnsi="Aptos"/>
           <w:b/>
@@ -9914,7 +9661,6 @@
     <w:p>
       <w:pPr>
         <w:ind w:left="720"/>
-        <w:jc w:val="both"/>
         <w:rPr>
           <w:rFonts w:ascii="Aptos" w:hAnsi="Aptos"/>
           <w:sz w:val="24"/>
@@ -9933,7 +9679,6 @@
     <w:p>
       <w:pPr>
         <w:ind w:left="720"/>
-        <w:jc w:val="both"/>
         <w:rPr>
           <w:rFonts w:ascii="Aptos" w:hAnsi="Aptos"/>
           <w:sz w:val="24"/>
@@ -9952,7 +9697,6 @@
     <w:p>
       <w:pPr>
         <w:ind w:left="720"/>
-        <w:jc w:val="both"/>
         <w:rPr>
           <w:rFonts w:ascii="Aptos" w:hAnsi="Aptos"/>
           <w:sz w:val="24"/>
@@ -9970,125 +9714,119 @@
     </w:p>
     <w:p>
       <w:pPr>
+        <w:rPr>
+          <w:rFonts w:ascii="Aptos" w:hAnsi="Aptos"/>
+          <w:b/>
+          <w:bCs/>
+          <w:sz w:val="24"/>
+          <w:szCs w:val="28"/>
+        </w:rPr>
+      </w:pPr>
+      <w:r>
+        <w:rPr>
+          <w:rFonts w:ascii="Aptos" w:hAnsi="Aptos"/>
+          <w:b/>
+          <w:bCs/>
+          <w:sz w:val="24"/>
+          <w:szCs w:val="28"/>
+        </w:rPr>
+        <w:t xml:space="preserve"> Al-enabled disinformation and synthetic media targeting public figures (deepfakes)</w:t>
+      </w:r>
+    </w:p>
+    <w:p>
+      <w:pPr>
+        <w:rPr>
+          <w:rFonts w:ascii="Aptos" w:hAnsi="Aptos"/>
+          <w:sz w:val="24"/>
+          <w:szCs w:val="28"/>
+        </w:rPr>
+      </w:pPr>
+      <w:r>
+        <w:rPr>
+          <w:rFonts w:ascii="Aptos" w:hAnsi="Aptos"/>
+          <w:sz w:val="24"/>
+          <w:szCs w:val="28"/>
+        </w:rPr>
+        <w:t>On February 17, 2026, ZICTA publicly raised alarm about increasing misuse of Al to create fake images/videos and spread false information online, framing it as a national security concern as the country approaches elections and indicating the Cyber Security Act of 2025 would be enforced.</w:t>
+      </w:r>
+      <w:r>
+        <w:rPr>
+          <w:rFonts w:ascii="Aptos" w:hAnsi="Aptos"/>
+          <w:sz w:val="24"/>
+          <w:szCs w:val="28"/>
+        </w:rPr>
+        <w:t xml:space="preserve"> </w:t>
+      </w:r>
+      <w:r>
+        <w:rPr>
+          <w:rFonts w:ascii="Aptos" w:hAnsi="Aptos"/>
+          <w:sz w:val="24"/>
+          <w:szCs w:val="28"/>
+        </w:rPr>
+        <w:t xml:space="preserve">This threat moved from "warning" to "real-world enforcement signal" later in the month: </w:t>
+      </w:r>
+      <w:proofErr w:type="spellStart"/>
+      <w:r>
+        <w:rPr>
+          <w:rFonts w:ascii="Aptos" w:hAnsi="Aptos"/>
+          <w:sz w:val="24"/>
+          <w:szCs w:val="28"/>
+        </w:rPr>
+        <w:t>Africanews</w:t>
+      </w:r>
+      <w:proofErr w:type="spellEnd"/>
+      <w:r>
+        <w:rPr>
+          <w:rFonts w:ascii="Aptos" w:hAnsi="Aptos"/>
+          <w:sz w:val="24"/>
+          <w:szCs w:val="28"/>
+        </w:rPr>
+        <w:t xml:space="preserve"> (Feb 25, 2026) reported the arrest of a politician over a digitally altered image posted to Facebook depicting the president in a casket.</w:t>
+      </w:r>
+    </w:p>
+    <w:p>
+      <w:pPr>
         <w:ind w:left="720"/>
-        <w:jc w:val="both"/>
-        <w:rPr>
-          <w:rFonts w:ascii="Aptos" w:hAnsi="Aptos"/>
-          <w:sz w:val="24"/>
-          <w:szCs w:val="28"/>
-        </w:rPr>
-      </w:pPr>
-      <w:r>
-        <w:rPr>
-          <w:rFonts w:ascii="Aptos" w:hAnsi="Aptos"/>
-          <w:sz w:val="24"/>
-          <w:szCs w:val="28"/>
-        </w:rPr>
-        <w:t>• Al-enabled disinformation and synthetic media targeting public figures (deepfakes)</w:t>
-      </w:r>
-    </w:p>
-    <w:p>
-      <w:pPr>
-        <w:ind w:left="360"/>
-        <w:jc w:val="both"/>
-        <w:rPr>
-          <w:rFonts w:ascii="Aptos" w:hAnsi="Aptos"/>
-          <w:sz w:val="24"/>
-          <w:szCs w:val="28"/>
-        </w:rPr>
-      </w:pPr>
-      <w:r>
-        <w:rPr>
-          <w:rFonts w:ascii="Aptos" w:hAnsi="Aptos"/>
-          <w:sz w:val="24"/>
-          <w:szCs w:val="28"/>
-        </w:rPr>
-        <w:t>On February 17, 2026, ZICTA publicly raised alarm about increasing misuse of Al to create fake images/videos and spread false information online, framing it as a national security concern as the country approaches elections and indicating the Cyber Security Act of 2025 would be enforced.</w:t>
-      </w:r>
-    </w:p>
-    <w:p>
-      <w:pPr>
-        <w:ind w:left="360"/>
-        <w:jc w:val="both"/>
-        <w:rPr>
-          <w:rFonts w:ascii="Aptos" w:hAnsi="Aptos"/>
-          <w:sz w:val="24"/>
-          <w:szCs w:val="28"/>
-        </w:rPr>
-      </w:pPr>
-      <w:r>
-        <w:rPr>
-          <w:rFonts w:ascii="Aptos" w:hAnsi="Aptos"/>
-          <w:sz w:val="24"/>
-          <w:szCs w:val="28"/>
-        </w:rPr>
-        <w:t xml:space="preserve">This threat moved from "warning" to "real-world enforcement signal" later in the month: </w:t>
-      </w:r>
-      <w:proofErr w:type="spellStart"/>
-      <w:r>
-        <w:rPr>
-          <w:rFonts w:ascii="Aptos" w:hAnsi="Aptos"/>
-          <w:sz w:val="24"/>
-          <w:szCs w:val="28"/>
-        </w:rPr>
-        <w:t>Africanews</w:t>
-      </w:r>
-      <w:proofErr w:type="spellEnd"/>
-      <w:r>
-        <w:rPr>
-          <w:rFonts w:ascii="Aptos" w:hAnsi="Aptos"/>
-          <w:sz w:val="24"/>
-          <w:szCs w:val="28"/>
-        </w:rPr>
-        <w:t xml:space="preserve"> (Feb 25, 2026) reported the arrest of a politician over a digitally altered image posted to Facebook depicting the president in a casket.</w:t>
+        <w:rPr>
+          <w:rFonts w:ascii="Aptos" w:hAnsi="Aptos"/>
+          <w:b/>
+          <w:bCs/>
+          <w:sz w:val="24"/>
+          <w:szCs w:val="28"/>
+        </w:rPr>
+      </w:pPr>
+      <w:r>
+        <w:rPr>
+          <w:rFonts w:ascii="Aptos" w:hAnsi="Aptos"/>
+          <w:b/>
+          <w:bCs/>
+          <w:sz w:val="24"/>
+          <w:szCs w:val="28"/>
+        </w:rPr>
+        <w:t>Why it matters (threat emphasis):</w:t>
       </w:r>
     </w:p>
     <w:p>
       <w:pPr>
         <w:ind w:left="720"/>
-        <w:jc w:val="both"/>
-        <w:rPr>
-          <w:rFonts w:ascii="Aptos" w:hAnsi="Aptos"/>
-          <w:b/>
-          <w:bCs/>
-          <w:sz w:val="24"/>
-          <w:szCs w:val="28"/>
-        </w:rPr>
-      </w:pPr>
-      <w:r>
-        <w:rPr>
-          <w:rFonts w:ascii="Aptos" w:hAnsi="Aptos"/>
-          <w:b/>
-          <w:bCs/>
-          <w:sz w:val="24"/>
-          <w:szCs w:val="28"/>
-        </w:rPr>
-        <w:t>Why it matters (threat emphasis):</w:t>
+        <w:rPr>
+          <w:rFonts w:ascii="Aptos" w:hAnsi="Aptos"/>
+          <w:sz w:val="24"/>
+          <w:szCs w:val="28"/>
+        </w:rPr>
+      </w:pPr>
+      <w:r>
+        <w:rPr>
+          <w:rFonts w:ascii="Aptos" w:hAnsi="Aptos"/>
+          <w:sz w:val="24"/>
+          <w:szCs w:val="28"/>
+        </w:rPr>
+        <w:t>• Deepfakes and manipulated media can drive panic, reputational damage, and public disorder fast.</w:t>
       </w:r>
     </w:p>
     <w:p>
       <w:pPr>
         <w:ind w:left="720"/>
-        <w:jc w:val="both"/>
-        <w:rPr>
-          <w:rFonts w:ascii="Aptos" w:hAnsi="Aptos"/>
-          <w:sz w:val="24"/>
-          <w:szCs w:val="28"/>
-        </w:rPr>
-      </w:pPr>
-      <w:r>
-        <w:rPr>
-          <w:rFonts w:ascii="Aptos" w:hAnsi="Aptos"/>
-          <w:sz w:val="24"/>
-          <w:szCs w:val="28"/>
-        </w:rPr>
-        <w:t>• Deepfakes and manipulated media can drive panic, reputational damage, and public disorder fast.</w:t>
-      </w:r>
-    </w:p>
-    <w:p>
-      <w:pPr>
-        <w:ind w:left="720"/>
-        <w:jc w:val="both"/>
         <w:rPr>
           <w:rFonts w:ascii="Aptos" w:hAnsi="Aptos"/>
           <w:sz w:val="24"/>
@@ -10106,186 +9844,27 @@
     </w:p>
     <w:p>
       <w:pPr>
-        <w:ind w:left="720"/>
-        <w:jc w:val="both"/>
-        <w:rPr>
-          <w:rFonts w:ascii="Aptos" w:hAnsi="Aptos"/>
-          <w:sz w:val="24"/>
-          <w:szCs w:val="28"/>
-        </w:rPr>
-      </w:pPr>
-      <w:r>
-        <w:rPr>
-          <w:rFonts w:ascii="Aptos" w:hAnsi="Aptos"/>
-          <w:sz w:val="24"/>
-          <w:szCs w:val="28"/>
-        </w:rPr>
-        <w:t>• Online child sexual exploitation risk amplified by generative Al (Al "nudification" and synthetic CSAM)</w:t>
-      </w:r>
-    </w:p>
-    <w:p>
-      <w:pPr>
-        <w:ind w:left="360"/>
-        <w:jc w:val="both"/>
-        <w:rPr>
-          <w:rFonts w:ascii="Aptos" w:hAnsi="Aptos"/>
-          <w:sz w:val="24"/>
-          <w:szCs w:val="28"/>
-        </w:rPr>
-      </w:pPr>
-      <w:r>
-        <w:rPr>
-          <w:rFonts w:ascii="Aptos" w:hAnsi="Aptos"/>
-          <w:sz w:val="24"/>
-          <w:szCs w:val="28"/>
-        </w:rPr>
-        <w:t xml:space="preserve">In early February 2026, UNICEF issued warnings about the fast-growing harm from Al-generated </w:t>
-      </w:r>
-      <w:r>
-        <w:rPr>
-          <w:rFonts w:ascii="Aptos" w:hAnsi="Aptos"/>
-          <w:sz w:val="24"/>
-          <w:szCs w:val="28"/>
-        </w:rPr>
-        <w:t>sexualized</w:t>
-      </w:r>
-      <w:r>
-        <w:rPr>
-          <w:rFonts w:ascii="Aptos" w:hAnsi="Aptos"/>
-          <w:sz w:val="24"/>
-          <w:szCs w:val="28"/>
-        </w:rPr>
-        <w:t xml:space="preserve"> images, including "nudification" (using Al tools to fabricate nude/</w:t>
-      </w:r>
-      <w:r>
-        <w:rPr>
-          <w:rFonts w:ascii="Aptos" w:hAnsi="Aptos"/>
-          <w:sz w:val="24"/>
-          <w:szCs w:val="28"/>
-        </w:rPr>
-        <w:t>sexualized</w:t>
-      </w:r>
-      <w:r>
-        <w:rPr>
-          <w:rFonts w:ascii="Aptos" w:hAnsi="Aptos"/>
-          <w:sz w:val="24"/>
-          <w:szCs w:val="28"/>
-        </w:rPr>
-        <w:t xml:space="preserve"> images) and broader exploitation risks. While this is a global </w:t>
-      </w:r>
-      <w:r>
-        <w:rPr>
-          <w:rFonts w:ascii="Aptos" w:hAnsi="Aptos"/>
-          <w:sz w:val="24"/>
-          <w:szCs w:val="28"/>
-        </w:rPr>
-        <w:lastRenderedPageBreak/>
-        <w:t>warning, it is directly relevant to Zambia's February posture because Zambia's public messaging in the same month strongly focused on online safety, youth protection, and synthetic media harms.</w:t>
-      </w:r>
-    </w:p>
-    <w:p>
-      <w:pPr>
-        <w:ind w:left="720"/>
-        <w:jc w:val="both"/>
-        <w:rPr>
-          <w:rFonts w:ascii="Aptos" w:hAnsi="Aptos"/>
-          <w:b/>
-          <w:bCs/>
-          <w:sz w:val="24"/>
-          <w:szCs w:val="28"/>
-        </w:rPr>
-      </w:pPr>
-      <w:r>
-        <w:rPr>
-          <w:rFonts w:ascii="Aptos" w:hAnsi="Aptos"/>
-          <w:b/>
-          <w:bCs/>
-          <w:sz w:val="24"/>
-          <w:szCs w:val="28"/>
-        </w:rPr>
-        <w:t>Why it matters (threat emphasis):</w:t>
-      </w:r>
-    </w:p>
-    <w:p>
-      <w:pPr>
-        <w:ind w:left="720"/>
-        <w:jc w:val="both"/>
-        <w:rPr>
-          <w:rFonts w:ascii="Aptos" w:hAnsi="Aptos"/>
-          <w:sz w:val="24"/>
-          <w:szCs w:val="28"/>
-        </w:rPr>
-      </w:pPr>
-      <w:r>
-        <w:rPr>
-          <w:rFonts w:ascii="Aptos" w:hAnsi="Aptos"/>
-          <w:sz w:val="24"/>
-          <w:szCs w:val="28"/>
-        </w:rPr>
-        <w:t>• Victims can be harmed even when content is fabricated (lasting psychological, reputational, and safety impacts).</w:t>
-      </w:r>
-    </w:p>
-    <w:p>
-      <w:pPr>
-        <w:ind w:left="720"/>
-        <w:jc w:val="both"/>
-        <w:rPr>
-          <w:rFonts w:ascii="Aptos" w:hAnsi="Aptos"/>
-          <w:sz w:val="24"/>
-          <w:szCs w:val="28"/>
-        </w:rPr>
-      </w:pPr>
-      <w:r>
-        <w:rPr>
-          <w:rFonts w:ascii="Aptos" w:hAnsi="Aptos"/>
-          <w:sz w:val="24"/>
-          <w:szCs w:val="28"/>
-        </w:rPr>
-        <w:t>• The speed of distribution on social platforms outpaces reporting/removal.</w:t>
-      </w:r>
-    </w:p>
-    <w:p>
-      <w:pPr>
-        <w:ind w:left="720"/>
-        <w:jc w:val="both"/>
-        <w:rPr>
-          <w:rFonts w:ascii="Aptos" w:hAnsi="Aptos"/>
-          <w:sz w:val="24"/>
-          <w:szCs w:val="28"/>
-        </w:rPr>
-      </w:pPr>
-      <w:r>
-        <w:rPr>
-          <w:rFonts w:ascii="Aptos" w:hAnsi="Aptos"/>
-          <w:sz w:val="24"/>
-          <w:szCs w:val="28"/>
-        </w:rPr>
-        <w:t>• Creates heavy investigative burden (attribution, victim identification, cross-border hosting).</w:t>
-      </w:r>
-    </w:p>
-    <w:p>
-      <w:pPr>
-        <w:ind w:left="720"/>
-        <w:jc w:val="both"/>
-        <w:rPr>
-          <w:rFonts w:ascii="Aptos" w:hAnsi="Aptos"/>
-          <w:sz w:val="24"/>
-          <w:szCs w:val="28"/>
-        </w:rPr>
-      </w:pPr>
-      <w:r>
-        <w:rPr>
-          <w:rFonts w:ascii="Aptos" w:hAnsi="Aptos"/>
-          <w:sz w:val="24"/>
-          <w:szCs w:val="28"/>
-        </w:rPr>
-        <w:t>• Cross-border online scam activity as an enabling backdrop (regional pressure on Zambia)</w:t>
-      </w:r>
-    </w:p>
-    <w:p>
-      <w:pPr>
-        <w:ind w:left="360"/>
-        <w:jc w:val="both"/>
+        <w:rPr>
+          <w:rFonts w:ascii="Aptos" w:hAnsi="Aptos"/>
+          <w:b/>
+          <w:bCs/>
+          <w:sz w:val="24"/>
+          <w:szCs w:val="28"/>
+        </w:rPr>
+      </w:pPr>
+      <w:r>
+        <w:rPr>
+          <w:rFonts w:ascii="Aptos" w:hAnsi="Aptos"/>
+          <w:b/>
+          <w:bCs/>
+          <w:sz w:val="24"/>
+          <w:szCs w:val="28"/>
+        </w:rPr>
+        <w:t>Cross-border online scam activity as an enabling backdrop (regional pressure on Zambia)</w:t>
+      </w:r>
+    </w:p>
+    <w:p>
+      <w:pPr>
         <w:rPr>
           <w:rFonts w:ascii="Aptos" w:hAnsi="Aptos"/>
           <w:sz w:val="24"/>
@@ -10331,14 +9910,14 @@
           <w:rFonts w:ascii="Aptos" w:hAnsi="Aptos"/>
         </w:rPr>
       </w:pPr>
-      <w:bookmarkStart w:id="150" w:name="_Toc223344439"/>
+      <w:bookmarkStart w:id="161" w:name="_Toc223621908"/>
       <w:r>
         <w:rPr>
           <w:rFonts w:ascii="Aptos" w:hAnsi="Aptos"/>
         </w:rPr>
         <w:t>Regional Spillover and Infrastructure Risks</w:t>
       </w:r>
-      <w:bookmarkEnd w:id="150"/>
+      <w:bookmarkEnd w:id="161"/>
     </w:p>
     <w:p>
       <w:pPr>
@@ -10366,7 +9945,6 @@
     <w:p>
       <w:pPr>
         <w:ind w:left="360"/>
-        <w:jc w:val="both"/>
         <w:rPr>
           <w:rFonts w:ascii="Aptos" w:hAnsi="Aptos"/>
           <w:sz w:val="24"/>
@@ -10449,14 +10027,6 @@
         </w:rPr>
         <w:t xml:space="preserve"> Zambia 2.0 explicitly frames the 2026 elections as a period of vulnerability, citing Al-driven manipulation, deepfakes, and coordinated behavior. Zambia's February arrest over doctored imagery is consistent with this risk profile.</w:t>
       </w:r>
-      <w:r>
-        <w:rPr>
-          <w:rFonts w:ascii="Aptos" w:hAnsi="Aptos"/>
-          <w:sz w:val="24"/>
-          <w:szCs w:val="28"/>
-        </w:rPr>
-        <w:br/>
-      </w:r>
     </w:p>
     <w:p>
       <w:pPr>
@@ -10532,7 +10102,6 @@
           <w:sz w:val="24"/>
           <w:szCs w:val="28"/>
         </w:rPr>
-        <w:lastRenderedPageBreak/>
         <w:t>• Al-assisted manipulation to deceive or provoke.</w:t>
       </w:r>
     </w:p>
@@ -10654,7 +10223,7 @@
           <w:rFonts w:ascii="Aptos" w:hAnsi="Aptos"/>
         </w:rPr>
       </w:pPr>
-      <w:bookmarkStart w:id="151" w:name="_Toc223344440"/>
+      <w:bookmarkStart w:id="162" w:name="_Toc223621909"/>
       <w:r>
         <w:rPr>
           <w:rFonts w:ascii="Aptos" w:hAnsi="Aptos"/>
@@ -10673,7 +10242,7 @@
         </w:rPr>
         <w:t xml:space="preserve"> Response</w:t>
       </w:r>
-      <w:bookmarkEnd w:id="151"/>
+      <w:bookmarkEnd w:id="162"/>
       <w:r>
         <w:rPr>
           <w:rFonts w:ascii="Aptos" w:hAnsi="Aptos"/>
@@ -10718,7 +10287,25 @@
           <w:sz w:val="24"/>
           <w:szCs w:val="28"/>
         </w:rPr>
-        <w:t>ZICTA's February 17, 2026 statements emphasized that the Cyber Security Act would be strictly enforced, with references to arrests/appearances before court for online abuse and misinformation activity.</w:t>
+        <w:t xml:space="preserve">ZICTA's February 17, </w:t>
+      </w:r>
+      <w:proofErr w:type="gramStart"/>
+      <w:r>
+        <w:rPr>
+          <w:rFonts w:ascii="Aptos" w:hAnsi="Aptos"/>
+          <w:sz w:val="24"/>
+          <w:szCs w:val="28"/>
+        </w:rPr>
+        <w:t>2026</w:t>
+      </w:r>
+      <w:proofErr w:type="gramEnd"/>
+      <w:r>
+        <w:rPr>
+          <w:rFonts w:ascii="Aptos" w:hAnsi="Aptos"/>
+          <w:sz w:val="24"/>
+          <w:szCs w:val="28"/>
+        </w:rPr>
+        <w:t xml:space="preserve"> statements emphasized that the Cyber Security Act would be strictly enforced, with references to arrests/appearances before court for online abuse and misinformation activity.</w:t>
       </w:r>
       <w:r>
         <w:rPr>
@@ -10728,12 +10315,25 @@
         </w:rPr>
         <w:t xml:space="preserve"> </w:t>
       </w:r>
-      <w:r>
-        <w:rPr>
-          <w:rFonts w:ascii="Aptos" w:hAnsi="Aptos"/>
-          <w:sz w:val="24"/>
-          <w:szCs w:val="28"/>
-        </w:rPr>
+    </w:p>
+    <w:p>
+      <w:pPr>
+        <w:spacing w:after="0" w:line="240" w:lineRule="auto"/>
+        <w:ind w:left="360"/>
+        <w:jc w:val="both"/>
+        <w:rPr>
+          <w:rFonts w:ascii="Aptos" w:hAnsi="Aptos"/>
+          <w:sz w:val="24"/>
+          <w:szCs w:val="28"/>
+        </w:rPr>
+      </w:pPr>
+      <w:r>
+        <w:rPr>
+          <w:rFonts w:ascii="Aptos" w:hAnsi="Aptos"/>
+          <w:sz w:val="24"/>
+          <w:szCs w:val="28"/>
+        </w:rPr>
+        <w:lastRenderedPageBreak/>
         <w:t>Fraud disruption via public warnings and reporting channels Government messaging in early February pushed citizens to:</w:t>
       </w:r>
     </w:p>
@@ -11274,36 +10874,6 @@
     </w:p>
     <w:p>
       <w:pPr>
-        <w:spacing w:after="0" w:line="240" w:lineRule="auto"/>
-        <w:rPr>
-          <w:rFonts w:ascii="Aptos" w:eastAsia="MS Gothic" w:hAnsi="Aptos" w:cstheme="majorBidi"/>
-          <w:b/>
-          <w:color w:val="4F49F5" w:themeColor="accent1"/>
-          <w:kern w:val="2"/>
-          <w:sz w:val="36"/>
-          <w:szCs w:val="36"/>
-          <w:lang w:val="en-GB"/>
-          <w14:ligatures w14:val="standardContextual"/>
-        </w:rPr>
-      </w:pPr>
-    </w:p>
-    <w:p>
-      <w:pPr>
-        <w:spacing w:after="0" w:line="240" w:lineRule="auto"/>
-        <w:rPr>
-          <w:rFonts w:ascii="Aptos" w:eastAsia="MS Gothic" w:hAnsi="Aptos" w:cstheme="majorBidi"/>
-          <w:b/>
-          <w:color w:val="4F49F5" w:themeColor="accent1"/>
-          <w:kern w:val="2"/>
-          <w:sz w:val="36"/>
-          <w:szCs w:val="36"/>
-          <w:lang w:val="en-GB"/>
-          <w14:ligatures w14:val="standardContextual"/>
-        </w:rPr>
-      </w:pPr>
-    </w:p>
-    <w:p>
-      <w:pPr>
         <w:pStyle w:val="Heading1"/>
         <w:numPr>
           <w:ilvl w:val="0"/>
@@ -11313,15 +10883,15 @@
           <w:rFonts w:ascii="Aptos" w:hAnsi="Aptos"/>
         </w:rPr>
       </w:pPr>
-      <w:bookmarkStart w:id="152" w:name="_Toc223344441"/>
+      <w:bookmarkStart w:id="163" w:name="_Toc223621910"/>
       <w:r>
         <w:rPr>
           <w:rFonts w:ascii="Aptos" w:hAnsi="Aptos"/>
         </w:rPr>
         <w:t>Conclusion and Recommendations</w:t>
       </w:r>
-      <w:bookmarkEnd w:id="147"/>
-      <w:bookmarkEnd w:id="152"/>
+      <w:bookmarkEnd w:id="158"/>
+      <w:bookmarkEnd w:id="163"/>
     </w:p>
     <w:p>
       <w:pPr>
@@ -11334,14 +10904,14 @@
           <w:rFonts w:ascii="Aptos" w:hAnsi="Aptos"/>
         </w:rPr>
       </w:pPr>
-      <w:bookmarkStart w:id="153" w:name="_Toc223344442"/>
+      <w:bookmarkStart w:id="164" w:name="_Toc223621911"/>
       <w:r>
         <w:rPr>
           <w:rFonts w:ascii="Aptos" w:hAnsi="Aptos"/>
         </w:rPr>
         <w:t>Recommendations</w:t>
       </w:r>
-      <w:bookmarkEnd w:id="153"/>
+      <w:bookmarkEnd w:id="164"/>
     </w:p>
     <w:p>
       <w:pPr>
@@ -11534,6 +11104,7 @@
           <w:szCs w:val="28"/>
           <w:lang w:val="en-GB"/>
         </w:rPr>
+        <w:lastRenderedPageBreak/>
         <w:t>Detect Log Gaps:</w:t>
       </w:r>
       <w:r>
@@ -11836,14 +11407,14 @@
           <w:rFonts w:ascii="Aptos" w:hAnsi="Aptos"/>
         </w:rPr>
       </w:pPr>
-      <w:bookmarkStart w:id="154" w:name="_Toc223344443"/>
+      <w:bookmarkStart w:id="165" w:name="_Toc223621912"/>
       <w:r>
         <w:rPr>
           <w:rFonts w:ascii="Aptos" w:hAnsi="Aptos"/>
         </w:rPr>
         <w:t>Conclusion</w:t>
       </w:r>
-      <w:bookmarkEnd w:id="154"/>
+      <w:bookmarkEnd w:id="165"/>
     </w:p>
     <w:p>
       <w:pPr>
@@ -11917,17 +11488,7 @@
           <w:szCs w:val="28"/>
           <w:lang w:val="en-GB"/>
         </w:rPr>
-        <w:t xml:space="preserve"> reporting period marked a significant step forward in the security operations of AB Bank Zambia, with TeKnowledge continuing to provide dedicated 24/7 monitoring, incident detection, and rapid response through the Microsoft </w:t>
-      </w:r>
-      <w:r>
-        <w:rPr>
-          <w:rFonts w:ascii="Aptos" w:hAnsi="Aptos"/>
-          <w:sz w:val="24"/>
-          <w:szCs w:val="28"/>
-          <w:lang w:val="en-GB"/>
-        </w:rPr>
-        <w:lastRenderedPageBreak/>
-        <w:t xml:space="preserve">Sentinel platform. A total of </w:t>
+        <w:t xml:space="preserve"> reporting period marked a significant step forward in the security operations of AB Bank Zambia, with TeKnowledge continuing to provide dedicated 24/7 monitoring, incident detection, and rapid response through the Microsoft Sentinel platform. A total of </w:t>
       </w:r>
       <w:r>
         <w:rPr>
@@ -12547,6 +12108,7 @@
           <w:szCs w:val="28"/>
           <w:lang w:val="en-GB"/>
         </w:rPr>
+        <w:lastRenderedPageBreak/>
         <w:t xml:space="preserve">As we move forward, TeKnowledge remains dedicated to strengthening your organization’s </w:t>
       </w:r>
       <w:r>
@@ -12677,13 +12239,13 @@
         </w:rPr>
         <w:t>We appreciate the trust placed in TeKnowledge to safeguard AB Bank Zambia’s digital environment and look forward to our continued partnership in building a more secure and resilient infrastructure</w:t>
       </w:r>
-      <w:bookmarkEnd w:id="136"/>
-      <w:bookmarkEnd w:id="137"/>
-      <w:bookmarkEnd w:id="138"/>
-      <w:bookmarkEnd w:id="139"/>
-      <w:bookmarkEnd w:id="140"/>
-      <w:bookmarkEnd w:id="141"/>
-      <w:bookmarkEnd w:id="142"/>
+      <w:bookmarkEnd w:id="146"/>
+      <w:bookmarkEnd w:id="147"/>
+      <w:bookmarkEnd w:id="148"/>
+      <w:bookmarkEnd w:id="149"/>
+      <w:bookmarkEnd w:id="150"/>
+      <w:bookmarkEnd w:id="151"/>
+      <w:bookmarkEnd w:id="152"/>
       <w:r>
         <w:rPr>
           <w:rFonts w:ascii="Aptos" w:hAnsi="Aptos"/>
@@ -12718,735 +12280,6 @@
           <w:szCs w:val="36"/>
           <w:lang w:val="en-GB"/>
           <w14:ligatures w14:val="standardContextual"/>
-        </w:rPr>
-      </w:pPr>
-      <w:r>
-        <w:rPr>
-          <w:rFonts w:ascii="Aptos" w:hAnsi="Aptos"/>
-        </w:rPr>
-        <w:br w:type="page"/>
-      </w:r>
-    </w:p>
-    <w:p>
-      <w:pPr>
-        <w:pStyle w:val="Heading1"/>
-        <w:rPr>
-          <w:rFonts w:ascii="Aptos" w:hAnsi="Aptos"/>
-        </w:rPr>
-      </w:pPr>
-      <w:bookmarkStart w:id="155" w:name="_Toc223344444"/>
-      <w:r>
-        <w:rPr>
-          <w:rFonts w:ascii="Aptos" w:hAnsi="Aptos"/>
-        </w:rPr>
-        <w:lastRenderedPageBreak/>
-        <w:t>Appendix – Test-server Alerts</w:t>
-      </w:r>
-      <w:bookmarkEnd w:id="155"/>
-    </w:p>
-    <w:p>
-      <w:pPr>
-        <w:jc w:val="both"/>
-        <w:rPr>
-          <w:rFonts w:ascii="Aptos" w:hAnsi="Aptos"/>
-          <w:sz w:val="24"/>
-          <w:szCs w:val="28"/>
-          <w:lang w:val="en-GB"/>
-        </w:rPr>
-      </w:pPr>
-      <w:r>
-        <w:rPr>
-          <w:rFonts w:ascii="Aptos" w:hAnsi="Aptos"/>
-          <w:sz w:val="24"/>
-          <w:szCs w:val="28"/>
-          <w:lang w:val="en-GB"/>
-        </w:rPr>
-        <w:t>This section documents alerts generated on test servers (non-critical) during the reporting period. These events are excluded from SLA/MTTR metrics and captured for transparency and auditability.</w:t>
-      </w:r>
-    </w:p>
-    <w:p>
-      <w:pPr>
-        <w:pStyle w:val="Heading2"/>
-        <w:rPr>
-          <w:rFonts w:ascii="Aptos" w:hAnsi="Aptos"/>
-        </w:rPr>
-      </w:pPr>
-      <w:bookmarkStart w:id="156" w:name="_Toc223344445"/>
-      <w:r>
-        <w:rPr>
-          <w:rFonts w:ascii="Aptos" w:hAnsi="Aptos"/>
-        </w:rPr>
-        <w:t>Total Incidents by Severity</w:t>
-      </w:r>
-      <w:bookmarkEnd w:id="156"/>
-    </w:p>
-    <w:tbl>
-      <w:tblPr>
-        <w:tblStyle w:val="TekExpertstable"/>
-        <w:tblW w:w="0" w:type="auto"/>
-        <w:tblLook w:val="04A0" w:firstRow="1" w:lastRow="0" w:firstColumn="1" w:lastColumn="0" w:noHBand="0" w:noVBand="1"/>
-      </w:tblPr>
-      <w:tblGrid>
-        <w:gridCol w:w="2820"/>
-        <w:gridCol w:w="2395"/>
-      </w:tblGrid>
-      <w:tr>
-        <w:trPr>
-          <w:cnfStyle w:val="100000000000" w:firstRow="1" w:lastRow="0" w:firstColumn="0" w:lastColumn="0" w:oddVBand="0" w:evenVBand="0" w:oddHBand="0" w:evenHBand="0" w:firstRowFirstColumn="0" w:firstRowLastColumn="0" w:lastRowFirstColumn="0" w:lastRowLastColumn="0"/>
-          <w:trHeight w:val="300"/>
-        </w:trPr>
-        <w:tc>
-          <w:tcPr>
-            <w:cnfStyle w:val="001000000000" w:firstRow="0" w:lastRow="0" w:firstColumn="1" w:lastColumn="0" w:oddVBand="0" w:evenVBand="0" w:oddHBand="0" w:evenHBand="0" w:firstRowFirstColumn="0" w:firstRowLastColumn="0" w:lastRowFirstColumn="0" w:lastRowLastColumn="0"/>
-            <w:tcW w:w="2820" w:type="dxa"/>
-            <w:noWrap/>
-            <w:hideMark/>
-          </w:tcPr>
-          <w:p>
-            <w:pPr>
-              <w:jc w:val="both"/>
-              <w:rPr>
-                <w:rFonts w:ascii="Aptos" w:hAnsi="Aptos"/>
-                <w:b w:val="0"/>
-                <w:bCs/>
-                <w:color w:val="FFFFFF" w:themeColor="background1"/>
-                <w:sz w:val="24"/>
-                <w:szCs w:val="28"/>
-              </w:rPr>
-            </w:pPr>
-            <w:r>
-              <w:rPr>
-                <w:rFonts w:ascii="Aptos" w:hAnsi="Aptos"/>
-                <w:bCs/>
-                <w:color w:val="FFFFFF" w:themeColor="background1"/>
-                <w:sz w:val="24"/>
-                <w:szCs w:val="28"/>
-              </w:rPr>
-              <w:t>Severity</w:t>
-            </w:r>
-          </w:p>
-        </w:tc>
-        <w:tc>
-          <w:tcPr>
-            <w:tcW w:w="2395" w:type="dxa"/>
-            <w:noWrap/>
-            <w:hideMark/>
-          </w:tcPr>
-          <w:p>
-            <w:pPr>
-              <w:jc w:val="both"/>
-              <w:cnfStyle w:val="100000000000" w:firstRow="1" w:lastRow="0" w:firstColumn="0" w:lastColumn="0" w:oddVBand="0" w:evenVBand="0" w:oddHBand="0" w:evenHBand="0" w:firstRowFirstColumn="0" w:firstRowLastColumn="0" w:lastRowFirstColumn="0" w:lastRowLastColumn="0"/>
-              <w:rPr>
-                <w:rFonts w:ascii="Aptos" w:hAnsi="Aptos"/>
-                <w:b w:val="0"/>
-                <w:bCs/>
-                <w:color w:val="FFFFFF" w:themeColor="background1"/>
-                <w:sz w:val="24"/>
-                <w:szCs w:val="28"/>
-              </w:rPr>
-            </w:pPr>
-            <w:r>
-              <w:rPr>
-                <w:rFonts w:ascii="Aptos" w:hAnsi="Aptos"/>
-                <w:bCs/>
-                <w:color w:val="FFFFFF" w:themeColor="background1"/>
-                <w:sz w:val="24"/>
-                <w:szCs w:val="28"/>
-              </w:rPr>
-              <w:t>Count of Severity</w:t>
-            </w:r>
-          </w:p>
-        </w:tc>
-      </w:tr>
-      <w:tr>
-        <w:trPr>
-          <w:cnfStyle w:val="000000100000" w:firstRow="0" w:lastRow="0" w:firstColumn="0" w:lastColumn="0" w:oddVBand="0" w:evenVBand="0" w:oddHBand="1" w:evenHBand="0" w:firstRowFirstColumn="0" w:firstRowLastColumn="0" w:lastRowFirstColumn="0" w:lastRowLastColumn="0"/>
-          <w:trHeight w:val="300"/>
-        </w:trPr>
-        <w:tc>
-          <w:tcPr>
-            <w:cnfStyle w:val="001000000000" w:firstRow="0" w:lastRow="0" w:firstColumn="1" w:lastColumn="0" w:oddVBand="0" w:evenVBand="0" w:oddHBand="0" w:evenHBand="0" w:firstRowFirstColumn="0" w:firstRowLastColumn="0" w:lastRowFirstColumn="0" w:lastRowLastColumn="0"/>
-            <w:tcW w:w="2820" w:type="dxa"/>
-            <w:noWrap/>
-            <w:hideMark/>
-          </w:tcPr>
-          <w:p>
-            <w:pPr>
-              <w:jc w:val="both"/>
-              <w:rPr>
-                <w:rFonts w:ascii="Aptos" w:hAnsi="Aptos"/>
-                <w:sz w:val="24"/>
-                <w:szCs w:val="28"/>
-              </w:rPr>
-            </w:pPr>
-            <w:r>
-              <w:rPr>
-                <w:rFonts w:ascii="Aptos" w:hAnsi="Aptos"/>
-                <w:sz w:val="24"/>
-                <w:szCs w:val="28"/>
-              </w:rPr>
-              <w:t>Medium</w:t>
-            </w:r>
-          </w:p>
-        </w:tc>
-        <w:tc>
-          <w:tcPr>
-            <w:tcW w:w="2395" w:type="dxa"/>
-            <w:noWrap/>
-            <w:hideMark/>
-          </w:tcPr>
-          <w:p>
-            <w:pPr>
-              <w:jc w:val="both"/>
-              <w:cnfStyle w:val="000000100000" w:firstRow="0" w:lastRow="0" w:firstColumn="0" w:lastColumn="0" w:oddVBand="0" w:evenVBand="0" w:oddHBand="1" w:evenHBand="0" w:firstRowFirstColumn="0" w:firstRowLastColumn="0" w:lastRowFirstColumn="0" w:lastRowLastColumn="0"/>
-              <w:rPr>
-                <w:rFonts w:ascii="Aptos" w:hAnsi="Aptos"/>
-                <w:sz w:val="24"/>
-                <w:szCs w:val="28"/>
-              </w:rPr>
-            </w:pPr>
-            <w:r>
-              <w:rPr>
-                <w:rFonts w:ascii="Aptos" w:hAnsi="Aptos"/>
-                <w:sz w:val="24"/>
-                <w:szCs w:val="28"/>
-              </w:rPr>
-              <w:t>0</w:t>
-            </w:r>
-          </w:p>
-        </w:tc>
-      </w:tr>
-      <w:tr>
-        <w:trPr>
-          <w:cnfStyle w:val="000000010000" w:firstRow="0" w:lastRow="0" w:firstColumn="0" w:lastColumn="0" w:oddVBand="0" w:evenVBand="0" w:oddHBand="0" w:evenHBand="1" w:firstRowFirstColumn="0" w:firstRowLastColumn="0" w:lastRowFirstColumn="0" w:lastRowLastColumn="0"/>
-          <w:trHeight w:val="300"/>
-        </w:trPr>
-        <w:tc>
-          <w:tcPr>
-            <w:cnfStyle w:val="001000000000" w:firstRow="0" w:lastRow="0" w:firstColumn="1" w:lastColumn="0" w:oddVBand="0" w:evenVBand="0" w:oddHBand="0" w:evenHBand="0" w:firstRowFirstColumn="0" w:firstRowLastColumn="0" w:lastRowFirstColumn="0" w:lastRowLastColumn="0"/>
-            <w:tcW w:w="2820" w:type="dxa"/>
-            <w:noWrap/>
-            <w:hideMark/>
-          </w:tcPr>
-          <w:p>
-            <w:pPr>
-              <w:jc w:val="both"/>
-              <w:rPr>
-                <w:rFonts w:ascii="Aptos" w:hAnsi="Aptos"/>
-                <w:b w:val="0"/>
-                <w:bCs/>
-                <w:sz w:val="24"/>
-                <w:szCs w:val="28"/>
-              </w:rPr>
-            </w:pPr>
-            <w:r>
-              <w:rPr>
-                <w:rFonts w:ascii="Aptos" w:hAnsi="Aptos"/>
-                <w:bCs/>
-                <w:sz w:val="24"/>
-                <w:szCs w:val="28"/>
-              </w:rPr>
-              <w:t>Grand Total</w:t>
-            </w:r>
-          </w:p>
-        </w:tc>
-        <w:tc>
-          <w:tcPr>
-            <w:tcW w:w="2395" w:type="dxa"/>
-            <w:noWrap/>
-            <w:hideMark/>
-          </w:tcPr>
-          <w:p>
-            <w:pPr>
-              <w:jc w:val="both"/>
-              <w:cnfStyle w:val="000000010000" w:firstRow="0" w:lastRow="0" w:firstColumn="0" w:lastColumn="0" w:oddVBand="0" w:evenVBand="0" w:oddHBand="0" w:evenHBand="1" w:firstRowFirstColumn="0" w:firstRowLastColumn="0" w:lastRowFirstColumn="0" w:lastRowLastColumn="0"/>
-              <w:rPr>
-                <w:rFonts w:ascii="Aptos" w:hAnsi="Aptos"/>
-                <w:b/>
-                <w:bCs/>
-                <w:sz w:val="24"/>
-                <w:szCs w:val="28"/>
-              </w:rPr>
-            </w:pPr>
-            <w:r>
-              <w:rPr>
-                <w:rFonts w:ascii="Aptos" w:hAnsi="Aptos"/>
-                <w:b/>
-                <w:bCs/>
-                <w:sz w:val="24"/>
-                <w:szCs w:val="28"/>
-              </w:rPr>
-              <w:t>0</w:t>
-            </w:r>
-          </w:p>
-        </w:tc>
-      </w:tr>
-    </w:tbl>
-    <w:p>
-      <w:pPr>
-        <w:jc w:val="both"/>
-        <w:rPr>
-          <w:rFonts w:ascii="Aptos" w:hAnsi="Aptos"/>
-          <w:sz w:val="24"/>
-          <w:szCs w:val="28"/>
-          <w:lang w:val="en-GB"/>
-        </w:rPr>
-      </w:pPr>
-    </w:p>
-    <w:p>
-      <w:pPr>
-        <w:pStyle w:val="Heading2"/>
-        <w:rPr>
-          <w:rFonts w:ascii="Aptos" w:hAnsi="Aptos"/>
-        </w:rPr>
-      </w:pPr>
-      <w:bookmarkStart w:id="157" w:name="_Toc223344446"/>
-      <w:r>
-        <w:rPr>
-          <w:rFonts w:ascii="Aptos" w:hAnsi="Aptos"/>
-        </w:rPr>
-        <w:t>Top 10 Incidents</w:t>
-      </w:r>
-      <w:bookmarkEnd w:id="157"/>
-    </w:p>
-    <w:tbl>
-      <w:tblPr>
-        <w:tblStyle w:val="TekExpertstable"/>
-        <w:tblW w:w="8699" w:type="dxa"/>
-        <w:tblLook w:val="04A0" w:firstRow="1" w:lastRow="0" w:firstColumn="1" w:lastColumn="0" w:noHBand="0" w:noVBand="1"/>
-      </w:tblPr>
-      <w:tblGrid>
-        <w:gridCol w:w="7276"/>
-        <w:gridCol w:w="1423"/>
-      </w:tblGrid>
-      <w:tr>
-        <w:trPr>
-          <w:cnfStyle w:val="100000000000" w:firstRow="1" w:lastRow="0" w:firstColumn="0" w:lastColumn="0" w:oddVBand="0" w:evenVBand="0" w:oddHBand="0" w:evenHBand="0" w:firstRowFirstColumn="0" w:firstRowLastColumn="0" w:lastRowFirstColumn="0" w:lastRowLastColumn="0"/>
-          <w:trHeight w:val="300"/>
-        </w:trPr>
-        <w:tc>
-          <w:tcPr>
-            <w:cnfStyle w:val="001000000000" w:firstRow="0" w:lastRow="0" w:firstColumn="1" w:lastColumn="0" w:oddVBand="0" w:evenVBand="0" w:oddHBand="0" w:evenHBand="0" w:firstRowFirstColumn="0" w:firstRowLastColumn="0" w:lastRowFirstColumn="0" w:lastRowLastColumn="0"/>
-            <w:tcW w:w="7276" w:type="dxa"/>
-            <w:noWrap/>
-            <w:hideMark/>
-          </w:tcPr>
-          <w:p>
-            <w:pPr>
-              <w:jc w:val="both"/>
-              <w:rPr>
-                <w:rFonts w:ascii="Aptos" w:hAnsi="Aptos"/>
-                <w:b w:val="0"/>
-                <w:bCs/>
-                <w:color w:val="FFFFFF" w:themeColor="background1"/>
-                <w:sz w:val="24"/>
-                <w:szCs w:val="28"/>
-              </w:rPr>
-            </w:pPr>
-            <w:r>
-              <w:rPr>
-                <w:rFonts w:ascii="Aptos" w:hAnsi="Aptos"/>
-                <w:bCs/>
-                <w:color w:val="FFFFFF" w:themeColor="background1"/>
-                <w:sz w:val="24"/>
-                <w:szCs w:val="28"/>
-              </w:rPr>
-              <w:t>Title</w:t>
-            </w:r>
-          </w:p>
-        </w:tc>
-        <w:tc>
-          <w:tcPr>
-            <w:tcW w:w="1423" w:type="dxa"/>
-            <w:noWrap/>
-            <w:hideMark/>
-          </w:tcPr>
-          <w:p>
-            <w:pPr>
-              <w:jc w:val="both"/>
-              <w:cnfStyle w:val="100000000000" w:firstRow="1" w:lastRow="0" w:firstColumn="0" w:lastColumn="0" w:oddVBand="0" w:evenVBand="0" w:oddHBand="0" w:evenHBand="0" w:firstRowFirstColumn="0" w:firstRowLastColumn="0" w:lastRowFirstColumn="0" w:lastRowLastColumn="0"/>
-              <w:rPr>
-                <w:rFonts w:ascii="Aptos" w:hAnsi="Aptos"/>
-                <w:b w:val="0"/>
-                <w:bCs/>
-                <w:color w:val="FFFFFF" w:themeColor="background1"/>
-                <w:sz w:val="24"/>
-                <w:szCs w:val="28"/>
-              </w:rPr>
-            </w:pPr>
-            <w:r>
-              <w:rPr>
-                <w:rFonts w:ascii="Aptos" w:hAnsi="Aptos"/>
-                <w:bCs/>
-                <w:color w:val="FFFFFF" w:themeColor="background1"/>
-                <w:sz w:val="24"/>
-                <w:szCs w:val="28"/>
-              </w:rPr>
-              <w:t>Sum by Title</w:t>
-            </w:r>
-          </w:p>
-        </w:tc>
-      </w:tr>
-      <w:tr>
-        <w:trPr>
-          <w:cnfStyle w:val="000000100000" w:firstRow="0" w:lastRow="0" w:firstColumn="0" w:lastColumn="0" w:oddVBand="0" w:evenVBand="0" w:oddHBand="1" w:evenHBand="0" w:firstRowFirstColumn="0" w:firstRowLastColumn="0" w:lastRowFirstColumn="0" w:lastRowLastColumn="0"/>
-          <w:trHeight w:val="300"/>
-        </w:trPr>
-        <w:tc>
-          <w:tcPr>
-            <w:cnfStyle w:val="001000000000" w:firstRow="0" w:lastRow="0" w:firstColumn="1" w:lastColumn="0" w:oddVBand="0" w:evenVBand="0" w:oddHBand="0" w:evenHBand="0" w:firstRowFirstColumn="0" w:firstRowLastColumn="0" w:lastRowFirstColumn="0" w:lastRowLastColumn="0"/>
-            <w:tcW w:w="7276" w:type="dxa"/>
-            <w:noWrap/>
-            <w:hideMark/>
-          </w:tcPr>
-          <w:p>
-            <w:pPr>
-              <w:spacing w:after="0" w:line="240" w:lineRule="auto"/>
-              <w:rPr>
-                <w:rFonts w:ascii="Aptos" w:eastAsia="Times New Roman" w:hAnsi="Aptos" w:cs="Arial"/>
-                <w:b w:val="0"/>
-                <w:bCs/>
-                <w:color w:val="000000"/>
-                <w:sz w:val="22"/>
-              </w:rPr>
-            </w:pPr>
-            <w:r>
-              <w:rPr>
-                <w:rFonts w:ascii="Aptos" w:eastAsia="Times New Roman" w:hAnsi="Aptos" w:cs="Arial"/>
-                <w:b w:val="0"/>
-                <w:bCs/>
-                <w:color w:val="000000"/>
-                <w:sz w:val="22"/>
-              </w:rPr>
-              <w:t>User Added to Critical Group</w:t>
-            </w:r>
-          </w:p>
-        </w:tc>
-        <w:tc>
-          <w:tcPr>
-            <w:tcW w:w="1423" w:type="dxa"/>
-            <w:noWrap/>
-            <w:hideMark/>
-          </w:tcPr>
-          <w:p>
-            <w:pPr>
-              <w:spacing w:after="0" w:line="240" w:lineRule="auto"/>
-              <w:jc w:val="right"/>
-              <w:cnfStyle w:val="000000100000" w:firstRow="0" w:lastRow="0" w:firstColumn="0" w:lastColumn="0" w:oddVBand="0" w:evenVBand="0" w:oddHBand="1" w:evenHBand="0" w:firstRowFirstColumn="0" w:firstRowLastColumn="0" w:lastRowFirstColumn="0" w:lastRowLastColumn="0"/>
-              <w:rPr>
-                <w:rFonts w:ascii="Aptos" w:eastAsia="Times New Roman" w:hAnsi="Aptos" w:cs="Arial"/>
-                <w:bCs/>
-                <w:color w:val="000000"/>
-                <w:sz w:val="24"/>
-                <w:szCs w:val="24"/>
-              </w:rPr>
-            </w:pPr>
-            <w:r>
-              <w:rPr>
-                <w:rFonts w:ascii="Aptos" w:eastAsia="Times New Roman" w:hAnsi="Aptos" w:cs="Arial"/>
-                <w:bCs/>
-                <w:color w:val="000000"/>
-                <w:sz w:val="24"/>
-                <w:szCs w:val="24"/>
-              </w:rPr>
-              <w:t>0</w:t>
-            </w:r>
-          </w:p>
-        </w:tc>
-      </w:tr>
-      <w:tr>
-        <w:trPr>
-          <w:cnfStyle w:val="000000010000" w:firstRow="0" w:lastRow="0" w:firstColumn="0" w:lastColumn="0" w:oddVBand="0" w:evenVBand="0" w:oddHBand="0" w:evenHBand="1" w:firstRowFirstColumn="0" w:firstRowLastColumn="0" w:lastRowFirstColumn="0" w:lastRowLastColumn="0"/>
-          <w:trHeight w:val="300"/>
-        </w:trPr>
-        <w:tc>
-          <w:tcPr>
-            <w:cnfStyle w:val="001000000000" w:firstRow="0" w:lastRow="0" w:firstColumn="1" w:lastColumn="0" w:oddVBand="0" w:evenVBand="0" w:oddHBand="0" w:evenHBand="0" w:firstRowFirstColumn="0" w:firstRowLastColumn="0" w:lastRowFirstColumn="0" w:lastRowLastColumn="0"/>
-            <w:tcW w:w="7276" w:type="dxa"/>
-            <w:noWrap/>
-            <w:hideMark/>
-          </w:tcPr>
-          <w:p>
-            <w:pPr>
-              <w:spacing w:after="0" w:line="240" w:lineRule="auto"/>
-              <w:rPr>
-                <w:rFonts w:ascii="Aptos" w:eastAsia="Times New Roman" w:hAnsi="Aptos" w:cs="Arial"/>
-                <w:b w:val="0"/>
-                <w:bCs/>
-                <w:color w:val="000000"/>
-                <w:sz w:val="24"/>
-                <w:szCs w:val="24"/>
-              </w:rPr>
-            </w:pPr>
-            <w:r>
-              <w:rPr>
-                <w:rFonts w:ascii="Aptos" w:eastAsia="Times New Roman" w:hAnsi="Aptos" w:cs="Arial"/>
-                <w:bCs/>
-                <w:color w:val="000000"/>
-                <w:sz w:val="24"/>
-                <w:szCs w:val="24"/>
-              </w:rPr>
-              <w:t>Grand Total</w:t>
-            </w:r>
-          </w:p>
-        </w:tc>
-        <w:tc>
-          <w:tcPr>
-            <w:tcW w:w="1423" w:type="dxa"/>
-            <w:noWrap/>
-            <w:hideMark/>
-          </w:tcPr>
-          <w:p>
-            <w:pPr>
-              <w:spacing w:after="0" w:line="240" w:lineRule="auto"/>
-              <w:jc w:val="right"/>
-              <w:cnfStyle w:val="000000010000" w:firstRow="0" w:lastRow="0" w:firstColumn="0" w:lastColumn="0" w:oddVBand="0" w:evenVBand="0" w:oddHBand="0" w:evenHBand="1" w:firstRowFirstColumn="0" w:firstRowLastColumn="0" w:lastRowFirstColumn="0" w:lastRowLastColumn="0"/>
-              <w:rPr>
-                <w:rFonts w:ascii="Aptos" w:eastAsia="Times New Roman" w:hAnsi="Aptos" w:cs="Arial"/>
-                <w:b/>
-                <w:bCs/>
-                <w:color w:val="000000"/>
-                <w:sz w:val="24"/>
-                <w:szCs w:val="24"/>
-              </w:rPr>
-            </w:pPr>
-            <w:r>
-              <w:rPr>
-                <w:rFonts w:ascii="Aptos" w:eastAsia="Times New Roman" w:hAnsi="Aptos" w:cs="Arial"/>
-                <w:b/>
-                <w:bCs/>
-                <w:color w:val="000000"/>
-                <w:sz w:val="24"/>
-                <w:szCs w:val="24"/>
-              </w:rPr>
-              <w:t>0</w:t>
-            </w:r>
-          </w:p>
-        </w:tc>
-      </w:tr>
-    </w:tbl>
-    <w:p>
-      <w:pPr>
-        <w:jc w:val="both"/>
-        <w:rPr>
-          <w:rFonts w:ascii="Aptos" w:hAnsi="Aptos"/>
-          <w:sz w:val="24"/>
-          <w:szCs w:val="28"/>
-          <w:lang w:val="en-GB"/>
-        </w:rPr>
-      </w:pPr>
-    </w:p>
-    <w:p>
-      <w:pPr>
-        <w:pStyle w:val="Heading2"/>
-        <w:rPr>
-          <w:rFonts w:ascii="Aptos" w:hAnsi="Aptos"/>
-        </w:rPr>
-      </w:pPr>
-      <w:bookmarkStart w:id="158" w:name="_Toc223344447"/>
-      <w:r>
-        <w:rPr>
-          <w:rFonts w:ascii="Aptos" w:hAnsi="Aptos"/>
-        </w:rPr>
-        <w:t xml:space="preserve">High </w:t>
-      </w:r>
-      <w:r>
-        <w:rPr>
-          <w:rFonts w:ascii="Aptos" w:hAnsi="Aptos"/>
-        </w:rPr>
-        <w:t>Severity</w:t>
-      </w:r>
-      <w:r>
-        <w:rPr>
-          <w:rFonts w:ascii="Aptos" w:hAnsi="Aptos"/>
-        </w:rPr>
-        <w:t xml:space="preserve"> Incidents</w:t>
-      </w:r>
-      <w:bookmarkEnd w:id="158"/>
-    </w:p>
-    <w:tbl>
-      <w:tblPr>
-        <w:tblStyle w:val="TekExpertstable"/>
-        <w:tblW w:w="0" w:type="auto"/>
-        <w:tblLook w:val="04A0" w:firstRow="1" w:lastRow="0" w:firstColumn="1" w:lastColumn="0" w:noHBand="0" w:noVBand="1"/>
-      </w:tblPr>
-      <w:tblGrid>
-        <w:gridCol w:w="6600"/>
-        <w:gridCol w:w="2000"/>
-      </w:tblGrid>
-      <w:tr>
-        <w:trPr>
-          <w:cnfStyle w:val="100000000000" w:firstRow="1" w:lastRow="0" w:firstColumn="0" w:lastColumn="0" w:oddVBand="0" w:evenVBand="0" w:oddHBand="0" w:evenHBand="0" w:firstRowFirstColumn="0" w:firstRowLastColumn="0" w:lastRowFirstColumn="0" w:lastRowLastColumn="0"/>
-          <w:trHeight w:val="300"/>
-        </w:trPr>
-        <w:tc>
-          <w:tcPr>
-            <w:cnfStyle w:val="001000000000" w:firstRow="0" w:lastRow="0" w:firstColumn="1" w:lastColumn="0" w:oddVBand="0" w:evenVBand="0" w:oddHBand="0" w:evenHBand="0" w:firstRowFirstColumn="0" w:firstRowLastColumn="0" w:lastRowFirstColumn="0" w:lastRowLastColumn="0"/>
-            <w:tcW w:w="6600" w:type="dxa"/>
-            <w:noWrap/>
-            <w:hideMark/>
-          </w:tcPr>
-          <w:p>
-            <w:pPr>
-              <w:rPr>
-                <w:rFonts w:ascii="Aptos" w:hAnsi="Aptos"/>
-                <w:b w:val="0"/>
-                <w:bCs/>
-                <w:color w:val="FFFFFF" w:themeColor="background1"/>
-              </w:rPr>
-            </w:pPr>
-            <w:r>
-              <w:rPr>
-                <w:rFonts w:ascii="Aptos" w:hAnsi="Aptos"/>
-                <w:bCs/>
-                <w:color w:val="FFFFFF" w:themeColor="background1"/>
-              </w:rPr>
-              <w:t>Title</w:t>
-            </w:r>
-          </w:p>
-        </w:tc>
-        <w:tc>
-          <w:tcPr>
-            <w:tcW w:w="2000" w:type="dxa"/>
-            <w:noWrap/>
-            <w:hideMark/>
-          </w:tcPr>
-          <w:p>
-            <w:pPr>
-              <w:cnfStyle w:val="100000000000" w:firstRow="1" w:lastRow="0" w:firstColumn="0" w:lastColumn="0" w:oddVBand="0" w:evenVBand="0" w:oddHBand="0" w:evenHBand="0" w:firstRowFirstColumn="0" w:firstRowLastColumn="0" w:lastRowFirstColumn="0" w:lastRowLastColumn="0"/>
-              <w:rPr>
-                <w:rFonts w:ascii="Aptos" w:hAnsi="Aptos"/>
-                <w:b w:val="0"/>
-                <w:bCs/>
-                <w:color w:val="FFFFFF" w:themeColor="background1"/>
-              </w:rPr>
-            </w:pPr>
-            <w:r>
-              <w:rPr>
-                <w:rFonts w:ascii="Aptos" w:hAnsi="Aptos"/>
-                <w:bCs/>
-                <w:color w:val="FFFFFF" w:themeColor="background1"/>
-              </w:rPr>
-              <w:t>Count of Title</w:t>
-            </w:r>
-          </w:p>
-        </w:tc>
-      </w:tr>
-      <w:tr>
-        <w:trPr>
-          <w:cnfStyle w:val="000000100000" w:firstRow="0" w:lastRow="0" w:firstColumn="0" w:lastColumn="0" w:oddVBand="0" w:evenVBand="0" w:oddHBand="1" w:evenHBand="0" w:firstRowFirstColumn="0" w:firstRowLastColumn="0" w:lastRowFirstColumn="0" w:lastRowLastColumn="0"/>
-          <w:trHeight w:val="300"/>
-        </w:trPr>
-        <w:tc>
-          <w:tcPr>
-            <w:cnfStyle w:val="001000000000" w:firstRow="0" w:lastRow="0" w:firstColumn="1" w:lastColumn="0" w:oddVBand="0" w:evenVBand="0" w:oddHBand="0" w:evenHBand="0" w:firstRowFirstColumn="0" w:firstRowLastColumn="0" w:lastRowFirstColumn="0" w:lastRowLastColumn="0"/>
-            <w:tcW w:w="6600" w:type="dxa"/>
-            <w:noWrap/>
-            <w:hideMark/>
-          </w:tcPr>
-          <w:p>
-            <w:pPr>
-              <w:rPr>
-                <w:rFonts w:ascii="Aptos" w:hAnsi="Aptos"/>
-                <w:b w:val="0"/>
-                <w:bCs/>
-              </w:rPr>
-            </w:pPr>
-            <w:r>
-              <w:rPr>
-                <w:rFonts w:ascii="Aptos" w:hAnsi="Aptos"/>
-                <w:b w:val="0"/>
-                <w:bCs/>
-              </w:rPr>
-              <w:t>Nil</w:t>
-            </w:r>
-          </w:p>
-        </w:tc>
-        <w:tc>
-          <w:tcPr>
-            <w:tcW w:w="2000" w:type="dxa"/>
-            <w:noWrap/>
-            <w:hideMark/>
-          </w:tcPr>
-          <w:p>
-            <w:pPr>
-              <w:cnfStyle w:val="000000100000" w:firstRow="0" w:lastRow="0" w:firstColumn="0" w:lastColumn="0" w:oddVBand="0" w:evenVBand="0" w:oddHBand="1" w:evenHBand="0" w:firstRowFirstColumn="0" w:firstRowLastColumn="0" w:lastRowFirstColumn="0" w:lastRowLastColumn="0"/>
-              <w:rPr>
-                <w:rFonts w:ascii="Aptos" w:hAnsi="Aptos"/>
-                <w:bCs/>
-              </w:rPr>
-            </w:pPr>
-            <w:r>
-              <w:rPr>
-                <w:rFonts w:ascii="Aptos" w:hAnsi="Aptos"/>
-                <w:bCs/>
-              </w:rPr>
-              <w:t>0</w:t>
-            </w:r>
-          </w:p>
-        </w:tc>
-      </w:tr>
-      <w:tr>
-        <w:trPr>
-          <w:cnfStyle w:val="000000010000" w:firstRow="0" w:lastRow="0" w:firstColumn="0" w:lastColumn="0" w:oddVBand="0" w:evenVBand="0" w:oddHBand="0" w:evenHBand="1" w:firstRowFirstColumn="0" w:firstRowLastColumn="0" w:lastRowFirstColumn="0" w:lastRowLastColumn="0"/>
-          <w:trHeight w:val="300"/>
-        </w:trPr>
-        <w:tc>
-          <w:tcPr>
-            <w:cnfStyle w:val="001000000000" w:firstRow="0" w:lastRow="0" w:firstColumn="1" w:lastColumn="0" w:oddVBand="0" w:evenVBand="0" w:oddHBand="0" w:evenHBand="0" w:firstRowFirstColumn="0" w:firstRowLastColumn="0" w:lastRowFirstColumn="0" w:lastRowLastColumn="0"/>
-            <w:tcW w:w="6600" w:type="dxa"/>
-            <w:noWrap/>
-            <w:hideMark/>
-          </w:tcPr>
-          <w:p>
-            <w:pPr>
-              <w:rPr>
-                <w:rFonts w:ascii="Aptos" w:hAnsi="Aptos"/>
-                <w:b w:val="0"/>
-                <w:bCs/>
-              </w:rPr>
-            </w:pPr>
-            <w:r>
-              <w:rPr>
-                <w:rFonts w:ascii="Aptos" w:hAnsi="Aptos"/>
-                <w:bCs/>
-              </w:rPr>
-              <w:t>Grand Total</w:t>
-            </w:r>
-          </w:p>
-        </w:tc>
-        <w:tc>
-          <w:tcPr>
-            <w:tcW w:w="2000" w:type="dxa"/>
-            <w:noWrap/>
-            <w:hideMark/>
-          </w:tcPr>
-          <w:p>
-            <w:pPr>
-              <w:cnfStyle w:val="000000010000" w:firstRow="0" w:lastRow="0" w:firstColumn="0" w:lastColumn="0" w:oddVBand="0" w:evenVBand="0" w:oddHBand="0" w:evenHBand="1" w:firstRowFirstColumn="0" w:firstRowLastColumn="0" w:lastRowFirstColumn="0" w:lastRowLastColumn="0"/>
-              <w:rPr>
-                <w:rFonts w:ascii="Aptos" w:hAnsi="Aptos"/>
-                <w:b/>
-                <w:bCs/>
-              </w:rPr>
-            </w:pPr>
-            <w:r>
-              <w:rPr>
-                <w:rFonts w:ascii="Aptos" w:hAnsi="Aptos"/>
-                <w:b/>
-                <w:bCs/>
-              </w:rPr>
-              <w:t>0</w:t>
-            </w:r>
-          </w:p>
-        </w:tc>
-      </w:tr>
-    </w:tbl>
-    <w:p>
-      <w:pPr>
-        <w:rPr>
-          <w:rFonts w:ascii="Aptos" w:hAnsi="Aptos"/>
-          <w:lang w:val="en-GB"/>
         </w:rPr>
       </w:pPr>
     </w:p>
@@ -17774,20 +16607,10 @@
 </file>
 
 <file path=customXml/item1.xml><?xml version="1.0" encoding="utf-8"?>
-<p:properties xmlns:p="http://schemas.microsoft.com/office/2006/metadata/properties" xmlns:xsi="http://www.w3.org/2001/XMLSchema-instance" xmlns:pc="http://schemas.microsoft.com/office/infopath/2007/PartnerControls">
-  <documentManagement>
-    <lcf76f155ced4ddcb4097134ff3c332f xmlns="0d91a3e8-d642-437b-a229-e2bce59964d8">
-      <Terms xmlns="http://schemas.microsoft.com/office/infopath/2007/PartnerControls"/>
-    </lcf76f155ced4ddcb4097134ff3c332f>
-  </documentManagement>
-</p:properties>
+<b:Sources xmlns:b="http://schemas.openxmlformats.org/officeDocument/2006/bibliography" xmlns="http://schemas.openxmlformats.org/officeDocument/2006/bibliography" SelectedStyle="\APASixthEditionOfficeOnline.xsl" StyleName="APA" Version="6"/>
 </file>
 
 <file path=customXml/item2.xml><?xml version="1.0" encoding="utf-8"?>
-<b:Sources xmlns:b="http://schemas.openxmlformats.org/officeDocument/2006/bibliography" xmlns="http://schemas.openxmlformats.org/officeDocument/2006/bibliography" SelectedStyle="\APASixthEditionOfficeOnline.xsl" StyleName="APA" Version="6"/>
-</file>
-
-<file path=customXml/item3.xml><?xml version="1.0" encoding="utf-8"?>
 <?mso-contentType ?>
 <FormTemplates xmlns="http://schemas.microsoft.com/sharepoint/v3/contenttype/forms">
   <Display>DocumentLibraryForm</Display>
@@ -17796,7 +16619,7 @@
 </FormTemplates>
 </file>
 
-<file path=customXml/item4.xml><?xml version="1.0" encoding="utf-8"?>
+<file path=customXml/item3.xml><?xml version="1.0" encoding="utf-8"?>
 <ct:contentTypeSchema xmlns:ct="http://schemas.microsoft.com/office/2006/metadata/contentType" xmlns:ma="http://schemas.microsoft.com/office/2006/metadata/properties/metaAttributes" ct:_="" ma:_="" ma:contentTypeName="Document" ma:contentTypeID="0x010100DA511423795DCF4988993157E725F033" ma:contentTypeVersion="12" ma:contentTypeDescription="Create a new document." ma:contentTypeScope="" ma:versionID="eee47eba76474bc492e6d5b3f018ffee">
   <xsd:schema xmlns:xsd="http://www.w3.org/2001/XMLSchema" xmlns:xs="http://www.w3.org/2001/XMLSchema" xmlns:p="http://schemas.microsoft.com/office/2006/metadata/properties" xmlns:ns2="0d91a3e8-d642-437b-a229-e2bce59964d8" xmlns:ns3="9051d588-882f-438d-8828-3b025d4e6411" targetNamespace="http://schemas.microsoft.com/office/2006/metadata/properties" ma:root="true" ma:fieldsID="87080db1897d21094a309b8c60f80297" ns2:_="" ns3:_="">
     <xsd:import namespace="0d91a3e8-d642-437b-a229-e2bce59964d8"/>
@@ -18007,17 +16830,17 @@
 </ct:contentTypeSchema>
 </file>
 
-<file path=customXml/itemProps1.xml><?xml version="1.0" encoding="utf-8"?>
-<ds:datastoreItem xmlns:ds="http://schemas.openxmlformats.org/officeDocument/2006/customXml" ds:itemID="{3EA55498-A03B-46CF-83BB-624BDFF496A4}">
-  <ds:schemaRefs>
-    <ds:schemaRef ds:uri="http://schemas.microsoft.com/office/2006/metadata/properties"/>
-    <ds:schemaRef ds:uri="http://schemas.microsoft.com/office/infopath/2007/PartnerControls"/>
-    <ds:schemaRef ds:uri="0d91a3e8-d642-437b-a229-e2bce59964d8"/>
-  </ds:schemaRefs>
-</ds:datastoreItem>
+<file path=customXml/item4.xml><?xml version="1.0" encoding="utf-8"?>
+<p:properties xmlns:p="http://schemas.microsoft.com/office/2006/metadata/properties" xmlns:xsi="http://www.w3.org/2001/XMLSchema-instance" xmlns:pc="http://schemas.microsoft.com/office/infopath/2007/PartnerControls">
+  <documentManagement>
+    <lcf76f155ced4ddcb4097134ff3c332f xmlns="0d91a3e8-d642-437b-a229-e2bce59964d8">
+      <Terms xmlns="http://schemas.microsoft.com/office/infopath/2007/PartnerControls"/>
+    </lcf76f155ced4ddcb4097134ff3c332f>
+  </documentManagement>
+</p:properties>
 </file>
 
-<file path=customXml/itemProps2.xml><?xml version="1.0" encoding="utf-8"?>
+<file path=customXml/itemProps1.xml><?xml version="1.0" encoding="utf-8"?>
 <ds:datastoreItem xmlns:ds="http://schemas.openxmlformats.org/officeDocument/2006/customXml" ds:itemID="{F6E1ED11-40B9-45B0-BEF9-583937A82480}">
   <ds:schemaRefs>
     <ds:schemaRef ds:uri="http://schemas.openxmlformats.org/officeDocument/2006/bibliography"/>
@@ -18025,7 +16848,7 @@
 </ds:datastoreItem>
 </file>
 
-<file path=customXml/itemProps3.xml><?xml version="1.0" encoding="utf-8"?>
+<file path=customXml/itemProps2.xml><?xml version="1.0" encoding="utf-8"?>
 <ds:datastoreItem xmlns:ds="http://schemas.openxmlformats.org/officeDocument/2006/customXml" ds:itemID="{0CEB08E7-84EA-4B94-9979-010045FFBB06}">
   <ds:schemaRefs>
     <ds:schemaRef ds:uri="http://schemas.microsoft.com/sharepoint/v3/contenttype/forms"/>
@@ -18033,21 +16856,23 @@
 </ds:datastoreItem>
 </file>
 
+<file path=customXml/itemProps3.xml><?xml version="1.0" encoding="utf-8"?>
+<ds:datastoreItem xmlns:ds="http://schemas.openxmlformats.org/officeDocument/2006/customXml" ds:itemID="{830302EB-E613-41C9-A80F-CFD71C943E24}"/>
+</file>
+
 <file path=customXml/itemProps4.xml><?xml version="1.0" encoding="utf-8"?>
-<ds:datastoreItem xmlns:ds="http://schemas.openxmlformats.org/officeDocument/2006/customXml" ds:itemID="{962F14DE-5E38-4555-87CF-F6B9AD82A6B2}">
+<ds:datastoreItem xmlns:ds="http://schemas.openxmlformats.org/officeDocument/2006/customXml" ds:itemID="{3EA55498-A03B-46CF-83BB-624BDFF496A4}">
   <ds:schemaRefs>
-    <ds:schemaRef ds:uri="http://schemas.microsoft.com/office/2006/metadata/contentType"/>
-    <ds:schemaRef ds:uri="http://schemas.microsoft.com/office/2006/metadata/properties/metaAttributes"/>
-    <ds:schemaRef ds:uri="http://www.w3.org/2001/XMLSchema"/>
+    <ds:schemaRef ds:uri="7e979d11-4834-4c0f-947a-08e9cbb07ea7"/>
+    <ds:schemaRef ds:uri="4419c927-0273-4e80-a0fd-a347d22e17c2"/>
     <ds:schemaRef ds:uri="http://schemas.microsoft.com/office/2006/metadata/properties"/>
-    <ds:schemaRef ds:uri="0d91a3e8-d642-437b-a229-e2bce59964d8"/>
-    <ds:schemaRef ds:uri="9051d588-882f-438d-8828-3b025d4e6411"/>
+    <ds:schemaRef ds:uri="http://www.w3.org/XML/1998/namespace"/>
     <ds:schemaRef ds:uri="http://schemas.microsoft.com/office/2006/documentManagement/types"/>
     <ds:schemaRef ds:uri="http://schemas.microsoft.com/office/infopath/2007/PartnerControls"/>
+    <ds:schemaRef ds:uri="http://purl.org/dc/terms/"/>
+    <ds:schemaRef ds:uri="http://purl.org/dc/elements/1.1/"/>
     <ds:schemaRef ds:uri="http://schemas.openxmlformats.org/package/2006/metadata/core-properties"/>
-    <ds:schemaRef ds:uri="http://purl.org/dc/elements/1.1/"/>
-    <ds:schemaRef ds:uri="http://purl.org/dc/terms/"/>
-    <ds:schemaRef ds:uri="http://schemas.microsoft.com/internal/obd"/>
+    <ds:schemaRef ds:uri="http://purl.org/dc/dcmitype/"/>
   </ds:schemaRefs>
 </ds:datastoreItem>
 </file>
